--- a/downloads/teacher/ai-7-week-30.docx
+++ b/downloads/teacher/ai-7-week-30.docx
@@ -1938,6 +1938,396 @@
         <w:t>For the Reproducible AI Research Study, retain an annotated worked trace and the changed-case reasoning. Connect the claim to its records, units and assumptions so another investigator can challenge or reproduce it.</w:t>
       </w:r>
     </w:p>
+    <w:p>
+      <w:pPr>
+        <w:pStyle w:val="Heading1"/>
+      </w:pPr>
+      <w:r>
+        <w:t>07. Prepare, teach and assess</w:t>
+      </w:r>
+    </w:p>
+    <w:p>
+      <w:r>
+        <w:t>Teaching target: Explain the mechanism and terminology of writing the methods section</w:t>
+      </w:r>
+    </w:p>
+    <w:p>
+      <w:r>
+        <w:t>Prepare the labelled worked-case picture, the matching workbook, fictional input cards and a place for individual responses. Check a local Python 3 environment before class; have a paper-trace version ready.</w:t>
+      </w:r>
+    </w:p>
+    <w:tbl>
+      <w:tblPr>
+        <w:tblStyle w:val="LightShading-Accent1"/>
+        <w:tblW w:type="auto" w:w="0"/>
+        <w:tblLook w:firstColumn="1" w:firstRow="1" w:lastColumn="0" w:lastRow="0" w:noHBand="0" w:noVBand="1" w:val="04A0"/>
+      </w:tblPr>
+      <w:tblGrid>
+        <w:gridCol w:w="3408"/>
+        <w:gridCol w:w="3408"/>
+        <w:gridCol w:w="3408"/>
+      </w:tblGrid>
+      <w:tr>
+        <w:trPr>
+          <w:tblHeader/>
+        </w:trPr>
+        <w:tc>
+          <w:tcPr>
+            <w:tcW w:type="dxa" w:w="3408"/>
+          </w:tcPr>
+          <w:p>
+            <w:r>
+              <w:t>Session</w:t>
+            </w:r>
+          </w:p>
+        </w:tc>
+        <w:tc>
+          <w:tcPr>
+            <w:tcW w:type="dxa" w:w="3408"/>
+          </w:tcPr>
+          <w:p>
+            <w:r>
+              <w:t>Plan</w:t>
+            </w:r>
+          </w:p>
+        </w:tc>
+        <w:tc>
+          <w:tcPr>
+            <w:tcW w:type="dxa" w:w="3408"/>
+          </w:tcPr>
+          <w:p>
+            <w:r>
+              <w:t>Resources</w:t>
+            </w:r>
+          </w:p>
+        </w:tc>
+      </w:tr>
+      <w:tr>
+        <w:tc>
+          <w:tcPr>
+            <w:tcW w:type="dxa" w:w="3408"/>
+          </w:tcPr>
+          <w:p>
+            <w:r>
+              <w:t>Session 1 · Understand · 45 min</w:t>
+            </w:r>
+          </w:p>
+        </w:tc>
+        <w:tc>
+          <w:tcPr>
+            <w:tcW w:type="dxa" w:w="3408"/>
+          </w:tcPr>
+          <w:p>
+            <w:r>
+              <w:t>0–7: recall and prerequisite; 7–15: inspect the concrete case and predict; 15–30: teacher models the worked trace; 30–40: learners explain a step using the text and visual; 40–45: check the core idea.</w:t>
+            </w:r>
+          </w:p>
+        </w:tc>
+        <w:tc>
+          <w:tcPr>
+            <w:tcW w:type="dxa" w:w="3408"/>
+          </w:tcPr>
+          <w:p>
+            <w:r>
+              <w:t>Sections 1–6; record the brief recall in the workbook.</w:t>
+            </w:r>
+          </w:p>
+        </w:tc>
+      </w:tr>
+      <w:tr>
+        <w:tc>
+          <w:tcPr>
+            <w:tcW w:type="dxa" w:w="3408"/>
+          </w:tcPr>
+          <w:p>
+            <w:r>
+              <w:t>Session 2 · Practise · 45 min</w:t>
+            </w:r>
+          </w:p>
+        </w:tc>
+        <w:tc>
+          <w:tcPr>
+            <w:tcW w:type="dxa" w:w="3408"/>
+          </w:tcPr>
+          <w:p>
+            <w:r>
+              <w:t>0–5: retrieve the procedure; 5–15: W2 completion practice; 15–23: explain and check with a partner; 23–30: each learner answers the misconception check; 30–40: targeted reteaching or a harder variation; 40–45: prepare the investigation.</w:t>
+            </w:r>
+          </w:p>
+        </w:tc>
+        <w:tc>
+          <w:tcPr>
+            <w:tcW w:type="dxa" w:w="3408"/>
+          </w:tcPr>
+          <w:p>
+            <w:r>
+              <w:t>Sections 7–10; use the matching workbook W2 and misconception check.</w:t>
+            </w:r>
+          </w:p>
+        </w:tc>
+      </w:tr>
+      <w:tr>
+        <w:tc>
+          <w:tcPr>
+            <w:tcW w:type="dxa" w:w="3408"/>
+          </w:tcPr>
+          <w:p>
+            <w:r>
+              <w:t>Session 3 · Investigate and transfer · 45 min</w:t>
+            </w:r>
+          </w:p>
+        </w:tc>
+        <w:tc>
+          <w:tcPr>
+            <w:tcW w:type="dxa" w:w="3408"/>
+          </w:tcPr>
+          <w:p>
+            <w:r>
+              <w:t>0–5: retrieve the decision rule; 5–20: investigate or trace; 20–30: start the independent case; 30–38: connect the project; 38–43: act on feedback; 43–45: plan the return check.</w:t>
+            </w:r>
+          </w:p>
+        </w:tc>
+        <w:tc>
+          <w:tcPr>
+            <w:tcW w:type="dxa" w:w="3408"/>
+          </w:tcPr>
+          <w:p>
+            <w:r>
+              <w:t>Sections 9 and 11–14. Give extra time to finish the full task set; use Section 15 when the week includes a coding lab.</w:t>
+            </w:r>
+          </w:p>
+        </w:tc>
+      </w:tr>
+    </w:tbl>
+    <w:p>
+      <w:r>
+        <w:t>Before class, solve the supported practice: Methods says used AI on data and got good scores; code and split are absent. Show the intermediate steps and give the conclusion with its scope.</w:t>
+      </w:r>
+    </w:p>
+    <w:p>
+      <w:r>
+        <w:t>Reasoned practice answer: Teacher explanation: It omits model/procedure version, data identity, units/splits, baseline, metric and scoring. Reproduction and validity cannot be assessed from the description.</w:t>
+      </w:r>
+    </w:p>
+    <w:p>
+      <w:r>
+        <w:t>Check every learner before discussion: Use the worked case for Writing the methods section. Proposed explanation: “The worked result establishes every future case”. Decide whether this explanation is supported. Point to the step or supplied fact that decides; explain your repair if needed.</w:t>
+      </w:r>
+    </w:p>
+    <w:p>
+      <w:r>
+        <w:t>Misconception repair: A detailed methods section can reveal limitations; it does not guarantee a correct design.</w:t>
+      </w:r>
+    </w:p>
+    <w:p>
+      <w:r>
+        <w:t>Support: read the exact case aloud, enlarge the labelled picture, supply input cards and model only the first deciding step. Accept a spoken explanation or drawing; retain the reasoning goal.</w:t>
+      </w:r>
+    </w:p>
+    <w:p>
+      <w:r>
+        <w:t>Extension: Change the rule to length greater than 4. Require a prediction and a reason before comparing. Expected result: Pine becomes short; willow stays long and oak stays short. Reason: The equality case distinguishes the two procedures.</w:t>
+      </w:r>
+    </w:p>
+    <w:p>
+      <w:r>
+        <w:t>Independent assessment: withhold the reserved answer until the learner has attempted the new case. Record support separately from correctness.</w:t>
+      </w:r>
+    </w:p>
+    <w:tbl>
+      <w:tblPr>
+        <w:tblStyle w:val="LightShading-Accent1"/>
+        <w:tblW w:type="auto" w:w="0"/>
+        <w:tblLook w:firstColumn="1" w:firstRow="1" w:lastColumn="0" w:lastRow="0" w:noHBand="0" w:noVBand="1" w:val="04A0"/>
+      </w:tblPr>
+      <w:tblGrid>
+        <w:gridCol w:w="2556"/>
+        <w:gridCol w:w="2556"/>
+        <w:gridCol w:w="2556"/>
+        <w:gridCol w:w="2556"/>
+      </w:tblGrid>
+      <w:tr>
+        <w:trPr>
+          <w:tblHeader/>
+        </w:trPr>
+        <w:tc>
+          <w:tcPr>
+            <w:tcW w:type="dxa" w:w="2556"/>
+          </w:tcPr>
+          <w:p>
+            <w:r>
+              <w:t>Criterion</w:t>
+            </w:r>
+          </w:p>
+        </w:tc>
+        <w:tc>
+          <w:tcPr>
+            <w:tcW w:type="dxa" w:w="2556"/>
+          </w:tcPr>
+          <w:p>
+            <w:r>
+              <w:t>Not yet</w:t>
+            </w:r>
+          </w:p>
+        </w:tc>
+        <w:tc>
+          <w:tcPr>
+            <w:tcW w:type="dxa" w:w="2556"/>
+          </w:tcPr>
+          <w:p>
+            <w:r>
+              <w:t>With support</w:t>
+            </w:r>
+          </w:p>
+        </w:tc>
+        <w:tc>
+          <w:tcPr>
+            <w:tcW w:type="dxa" w:w="2556"/>
+          </w:tcPr>
+          <w:p>
+            <w:r>
+              <w:t>Independent</w:t>
+            </w:r>
+          </w:p>
+        </w:tc>
+      </w:tr>
+      <w:tr>
+        <w:tc>
+          <w:tcPr>
+            <w:tcW w:type="dxa" w:w="2556"/>
+          </w:tcPr>
+          <w:p>
+            <w:r>
+              <w:t>Explanation</w:t>
+            </w:r>
+          </w:p>
+        </w:tc>
+        <w:tc>
+          <w:tcPr>
+            <w:tcW w:type="dxa" w:w="2556"/>
+          </w:tcPr>
+          <w:p>
+            <w:r>
+              <w:t>Names an answer without a deciding fact</w:t>
+            </w:r>
+          </w:p>
+        </w:tc>
+        <w:tc>
+          <w:tcPr>
+            <w:tcW w:type="dxa" w:w="2556"/>
+          </w:tcPr>
+          <w:p>
+            <w:r>
+              <w:t>Uses a hint to link fact and decision</w:t>
+            </w:r>
+          </w:p>
+        </w:tc>
+        <w:tc>
+          <w:tcPr>
+            <w:tcW w:type="dxa" w:w="2556"/>
+          </w:tcPr>
+          <w:p>
+            <w:r>
+              <w:t>Explains the deciding fact in own words</w:t>
+            </w:r>
+          </w:p>
+        </w:tc>
+      </w:tr>
+      <w:tr>
+        <w:tc>
+          <w:tcPr>
+            <w:tcW w:type="dxa" w:w="2556"/>
+          </w:tcPr>
+          <w:p>
+            <w:r>
+              <w:t>Trace or test</w:t>
+            </w:r>
+          </w:p>
+        </w:tc>
+        <w:tc>
+          <w:tcPr>
+            <w:tcW w:type="dxa" w:w="2556"/>
+          </w:tcPr>
+          <w:p>
+            <w:r>
+              <w:t>Cannot connect input and result</w:t>
+            </w:r>
+          </w:p>
+        </w:tc>
+        <w:tc>
+          <w:tcPr>
+            <w:tcW w:type="dxa" w:w="2556"/>
+          </w:tcPr>
+          <w:p>
+            <w:r>
+              <w:t>Completes steps with prompts</w:t>
+            </w:r>
+          </w:p>
+        </w:tc>
+        <w:tc>
+          <w:tcPr>
+            <w:tcW w:type="dxa" w:w="2556"/>
+          </w:tcPr>
+          <w:p>
+            <w:r>
+              <w:t>Traces or tests a changed case accurately</w:t>
+            </w:r>
+          </w:p>
+        </w:tc>
+      </w:tr>
+      <w:tr>
+        <w:tc>
+          <w:tcPr>
+            <w:tcW w:type="dxa" w:w="2556"/>
+          </w:tcPr>
+          <w:p>
+            <w:r>
+              <w:t>Limits and revision</w:t>
+            </w:r>
+          </w:p>
+        </w:tc>
+        <w:tc>
+          <w:tcPr>
+            <w:tcW w:type="dxa" w:w="2556"/>
+          </w:tcPr>
+          <w:p>
+            <w:r>
+              <w:t>Claims more than evidence supports</w:t>
+            </w:r>
+          </w:p>
+        </w:tc>
+        <w:tc>
+          <w:tcPr>
+            <w:tcW w:type="dxa" w:w="2556"/>
+          </w:tcPr>
+          <w:p>
+            <w:r>
+              <w:t>Names a limit after a prompt</w:t>
+            </w:r>
+          </w:p>
+        </w:tc>
+        <w:tc>
+          <w:tcPr>
+            <w:tcW w:type="dxa" w:w="2556"/>
+          </w:tcPr>
+          <w:p>
+            <w:r>
+              <w:t>States a defensible limit and useful next test</w:t>
+            </w:r>
+          </w:p>
+        </w:tc>
+      </w:tr>
+    </w:tbl>
+    <w:p>
+      <w:r>
+        <w:t>Project checkpoint: Prepare the demonstration. Gather reproducible instructions, evidence, access checks and remaining limitations.</w:t>
+      </w:r>
+    </w:p>
+    <w:p>
+      <w:r>
+        <w:t>Use the weekly teacher answer for topic-specific reasoning. A saved progress tick is an activity record; judge mastery from the learner’s explanation and evidence.</w:t>
+      </w:r>
+    </w:p>
     <w:sectPr>
       <w:pgSz w:w="12240" w:h="15840"/>
       <w:pgMar w:top="936" w:right="1008" w:bottom="936" w:left="1008" w:header="720" w:footer="720" w:gutter="0"/>

--- a/downloads/teacher/ai-7-week-30.docx
+++ b/downloads/teacher/ai-7-week-30.docx
@@ -2328,6 +2328,39 @@
         <w:t>Use the weekly teacher answer for topic-specific reasoning. A saved progress tick is an activity record; judge mastery from the learner’s explanation and evidence.</w:t>
       </w:r>
     </w:p>
+    <w:p>
+      <w:pPr>
+        <w:pStyle w:val="Heading1"/>
+      </w:pPr>
+      <w:r>
+        <w:t>08. Use feedback, labs and repair paths</w:t>
+      </w:r>
+    </w:p>
+    <w:p>
+      <w:r>
+        <w:t>Use the two formative questions as supported practice, not as independent mastery scores. Discuss the deciding evidence rather than accepting a guessed selection.</w:t>
+      </w:r>
+    </w:p>
+    <w:p>
+      <w:r>
+        <w:t>The feedback comes from the reviewed public worked case. Do not reveal the separately reserved independent teacher answer until the learner has attempted that case.</w:t>
+      </w:r>
+    </w:p>
+    <w:p>
+      <w:r>
+        <w:t>Ask students to predict before running code. Preserve errors and actual outputs; collect a changed test and an explanation. The branch-boundary and indexing lessons deliberately include failure cases.</w:t>
+      </w:r>
+    </w:p>
+    <w:p>
+      <w:r>
+        <w:t>Use the earlier worked-explanation links to address a specific missing building block, then return to the current question. Adapt this suggestion after observing the learner; it is not an automatic diagnosis.</w:t>
+      </w:r>
+    </w:p>
+    <w:p>
+      <w:r>
+        <w:t>Collect the completed-work portfolio as evidence. Record support separately from correctness, and assess explanation, trace/test and limitations. Progress ticks and quiz selections alone do not establish mastery.</w:t>
+      </w:r>
+    </w:p>
     <w:sectPr>
       <w:pgSz w:w="12240" w:h="15840"/>
       <w:pgMar w:top="936" w:right="1008" w:bottom="936" w:left="1008" w:header="720" w:footer="720" w:gutter="0"/>

--- a/downloads/teacher/ai-7-week-30.docx
+++ b/downloads/teacher/ai-7-week-30.docx
@@ -29,16 +29,45 @@
       </w:r>
     </w:p>
     <w:p>
-      <w:pPr>
-        <w:pStyle w:val="Heading3"/>
-      </w:pPr>
-      <w:r>
-        <w:t>Teach the learning cycle</w:t>
+      <w:r>
+        <w:t>Prepare Writing the methods section: check the target, prerequisites, resources and adaptable teaching schedule.</w:t>
       </w:r>
     </w:p>
     <w:p>
-      <w:r>
-        <w:t>Primary target: Explain the mechanism and terminology of writing the methods section</w:t>
+      <w:pPr>
+        <w:pStyle w:val="Heading3"/>
+      </w:pPr>
+      <w:r>
+        <w:t>Teach the learning cycle</w:t>
+      </w:r>
+    </w:p>
+    <w:p>
+      <w:pPr>
+        <w:spacing w:line="336" w:lineRule="auto" w:after="180"/>
+      </w:pPr>
+      <w:r>
+        <w:rPr>
+          <w:b w:val="0"/>
+        </w:rPr>
+        <w:t xml:space="preserve">Primary target: Explain the </w:t>
+      </w:r>
+      <w:r>
+        <w:rPr>
+          <w:b/>
+        </w:rPr>
+        <w:t>mechanism</w:t>
+      </w:r>
+      <w:r>
+        <w:rPr>
+          <w:b w:val="0"/>
+        </w:rPr>
+        <w:t xml:space="preserve"> and terminology of writing the </w:t>
+      </w:r>
+      <w:r>
+        <w:rPr>
+          <w:b/>
+        </w:rPr>
+        <w:t>methods section</w:t>
       </w:r>
     </w:p>
     <w:tbl>
@@ -185,16 +214,37 @@
       </w:tr>
     </w:tbl>
     <w:p>
-      <w:r>
-        <w:t>This is a starting allocation of 135 minutes, not a validated duration. Preserve all named topics. Schedule extra time for connected examples, the full investigation, independent cases and project building. Repeated copies of a case share one recorded attempt; they are not new evidence.</w:t>
+      <w:pPr>
+        <w:spacing w:line="336" w:lineRule="auto" w:after="180"/>
+      </w:pPr>
+      <w:r>
+        <w:rPr>
+          <w:b w:val="0"/>
+        </w:rPr>
+        <w:t>This is a starting allocation of 135 minutes, not a validated duration. Preserve all named topics. Schedule extra time for connected examples, the full investigation, independent cases and project building.</w:t>
       </w:r>
     </w:p>
     <w:p>
       <w:pPr>
-        <w:pStyle w:val="Heading3"/>
-      </w:pPr>
-      <w:r>
-        <w:t>Retrieval answer guidance</w:t>
+        <w:spacing w:line="336" w:lineRule="auto" w:after="180"/>
+      </w:pPr>
+      <w:r>
+        <w:rPr>
+          <w:b w:val="0"/>
+        </w:rPr>
+        <w:t xml:space="preserve">Repeated copies of a case share one recorded attempt; they are not new </w:t>
+      </w:r>
+      <w:r>
+        <w:rPr>
+          <w:b/>
+        </w:rPr>
+        <w:t>evidence</w:t>
+      </w:r>
+      <w:r>
+        <w:rPr>
+          <w:b w:val="0"/>
+        </w:rPr>
+        <w:t>.</w:t>
       </w:r>
     </w:p>
     <w:p>
@@ -202,178 +252,696 @@
         <w:pStyle w:val="Heading3"/>
       </w:pPr>
       <w:r>
-        <w:t>Figures that preserve evidence</w:t>
+        <w:t>Retrieval answer guidance</w:t>
       </w:r>
     </w:p>
     <w:p>
-      <w:r>
-        <w:t>Without opening the old lesson, explain one key idea from Figures that preserve evidence. Give an example and a mistake that the idea helps you avoid.</w:t>
+      <w:pPr>
+        <w:pStyle w:val="Heading3"/>
+      </w:pPr>
+      <w:r>
+        <w:t>Figures that preserve evidence</w:t>
       </w:r>
     </w:p>
     <w:p>
-      <w:r>
-        <w:t>Look for: Explain the mechanism and terminology of figures that preserve evidence</w:t>
+      <w:pPr>
+        <w:spacing w:line="336" w:lineRule="auto" w:after="180"/>
+      </w:pPr>
+      <w:r>
+        <w:rPr>
+          <w:b w:val="0"/>
+        </w:rPr>
+        <w:t xml:space="preserve">Without opening the old lesson, explain one key idea from Figures that preserve </w:t>
+      </w:r>
+      <w:r>
+        <w:rPr>
+          <w:b/>
+        </w:rPr>
+        <w:t>evidence</w:t>
+      </w:r>
+      <w:r>
+        <w:rPr>
+          <w:b w:val="0"/>
+        </w:rPr>
+        <w:t>. Give an example and a mistake that the idea helps you avoid.</w:t>
       </w:r>
     </w:p>
     <w:p>
-      <w:r>
-        <w:t>Reference example, not the only acceptable wording: Teacher explanation: Figures should preserve denominators, scales and uncertainty rather than exaggerate the preferred comparison. A plot is a representation of evidence, not extra evidence. Label axes, units, cases and scope. For simple comparative bars use a zero baseline or explicitly justify another plot. Show condition breakdowns and unassessed counts where relevant.</w:t>
+      <w:pPr>
+        <w:spacing w:line="336" w:lineRule="auto" w:after="180"/>
+      </w:pPr>
+      <w:r>
+        <w:rPr>
+          <w:b w:val="0"/>
+        </w:rPr>
+        <w:t xml:space="preserve">Look for: Explain the </w:t>
+      </w:r>
+      <w:r>
+        <w:rPr>
+          <w:b/>
+        </w:rPr>
+        <w:t>mechanism</w:t>
+      </w:r>
+      <w:r>
+        <w:rPr>
+          <w:b w:val="0"/>
+        </w:rPr>
+        <w:t xml:space="preserve"> and terminology of figures that preserve </w:t>
+      </w:r>
+      <w:r>
+        <w:rPr>
+          <w:b/>
+        </w:rPr>
+        <w:t>evidence</w:t>
       </w:r>
     </w:p>
     <w:p>
       <w:pPr>
-        <w:pStyle w:val="Heading3"/>
-      </w:pPr>
-      <w:r>
-        <w:t>Robustness across conditions</w:t>
+        <w:spacing w:line="336" w:lineRule="auto" w:after="180"/>
+      </w:pPr>
+      <w:r>
+        <w:rPr>
+          <w:b w:val="0"/>
+        </w:rPr>
+        <w:t>Reference example, not the only acceptable wording: Teacher explanation: Figures should preserve denominators, scales and uncertainty rather than exaggerate the preferred comparison.</w:t>
       </w:r>
     </w:p>
     <w:p>
-      <w:r>
-        <w:t>Without opening the old lesson, explain one key idea from Robustness across conditions. Give an example and a mistake that the idea helps you avoid.</w:t>
+      <w:pPr>
+        <w:spacing w:line="336" w:lineRule="auto" w:after="180"/>
+      </w:pPr>
+      <w:r>
+        <w:rPr>
+          <w:b w:val="0"/>
+        </w:rPr>
+        <w:t xml:space="preserve">A plot is a representation of </w:t>
+      </w:r>
+      <w:r>
+        <w:rPr>
+          <w:b/>
+        </w:rPr>
+        <w:t>evidence</w:t>
+      </w:r>
+      <w:r>
+        <w:rPr>
+          <w:b w:val="0"/>
+        </w:rPr>
+        <w:t xml:space="preserve">, not extra </w:t>
+      </w:r>
+      <w:r>
+        <w:rPr>
+          <w:b/>
+        </w:rPr>
+        <w:t>evidence</w:t>
+      </w:r>
+      <w:r>
+        <w:rPr>
+          <w:b w:val="0"/>
+        </w:rPr>
+        <w:t>. Label axes, units, cases and scope. For simple comparative bars use a zero baseline or explicitly justify another plot.</w:t>
       </w:r>
     </w:p>
     <w:p>
-      <w:r>
-        <w:t>Look for: Explain the mechanism and terminology of robustness across conditions</w:t>
+      <w:pPr>
+        <w:spacing w:line="336" w:lineRule="auto" w:after="180"/>
+      </w:pPr>
+      <w:r>
+        <w:rPr>
+          <w:b w:val="0"/>
+        </w:rPr>
+        <w:t>Show condition breakdowns and unassessed counts where relevant.</w:t>
       </w:r>
     </w:p>
     <w:p>
-      <w:r>
-        <w:t>Reference example, not the only acceptable wording: Teacher explanation: Robustness checks examine a frozen procedure under declared varied conditions. Performance differences do not by themselves identify cause. Keep baseline, metric and eligibility aligned across conditions. Report condition counts and failures separately; new conditions may extend evidence but cannot guarantee all conditions.</w:t>
+      <w:pPr>
+        <w:pStyle w:val="Heading3"/>
+      </w:pPr>
+      <w:r>
+        <w:t>Robustness across conditions</w:t>
       </w:r>
     </w:p>
     <w:p>
       <w:pPr>
-        <w:pStyle w:val="Heading3"/>
-      </w:pPr>
-      <w:r>
-        <w:t>Reproducible environment and records</w:t>
+        <w:spacing w:line="336" w:lineRule="auto" w:after="180"/>
+      </w:pPr>
+      <w:r>
+        <w:rPr>
+          <w:b w:val="0"/>
+        </w:rPr>
+        <w:t>Without opening the old lesson, explain one key idea from Robustness across conditions. Give an example and a mistake that the idea helps you avoid.</w:t>
       </w:r>
     </w:p>
     <w:p>
-      <w:r>
-        <w:t>Without opening the old lesson, explain one key idea from Reproducible environment and records. Give an example and a mistake that the idea helps you avoid.</w:t>
+      <w:pPr>
+        <w:spacing w:line="336" w:lineRule="auto" w:after="180"/>
+      </w:pPr>
+      <w:r>
+        <w:rPr>
+          <w:b w:val="0"/>
+        </w:rPr>
+        <w:t xml:space="preserve">Look for: Explain the </w:t>
+      </w:r>
+      <w:r>
+        <w:rPr>
+          <w:b/>
+        </w:rPr>
+        <w:t>mechanism</w:t>
+      </w:r>
+      <w:r>
+        <w:rPr>
+          <w:b w:val="0"/>
+        </w:rPr>
+        <w:t xml:space="preserve"> and terminology of robustness across conditions</w:t>
       </w:r>
     </w:p>
     <w:p>
-      <w:r>
-        <w:t>Look for: Explain the mechanism and terminology of reproducible environment and records</w:t>
+      <w:pPr>
+        <w:spacing w:line="336" w:lineRule="auto" w:after="180"/>
+      </w:pPr>
+      <w:r>
+        <w:rPr>
+          <w:b w:val="0"/>
+        </w:rPr>
+        <w:t>Reference example, not the only acceptable wording: Teacher explanation: Robustness checks examine a frozen procedure under declared varied conditions. Performance differences do not by themselves identify cause.</w:t>
       </w:r>
     </w:p>
     <w:p>
-      <w:r>
-        <w:t>Reference example, not the only acceptable wording: Teacher explanation: A reproducible environment record links code, data, configuration and runtime dependencies to results. A seed alone is insufficient. Record exact data IDs/splits, code version, dependency versions, parameters, randomness policy and raw outputs. Verify hashes for integrity without treating them as correctness proofs.</w:t>
+      <w:pPr>
+        <w:spacing w:line="336" w:lineRule="auto" w:after="180"/>
+      </w:pPr>
+      <w:r>
+        <w:rPr>
+          <w:b w:val="0"/>
+        </w:rPr>
+        <w:t xml:space="preserve">Keep baseline, metric and eligibility aligned across conditions. Report condition counts and failures separately; new conditions may extend </w:t>
+      </w:r>
+      <w:r>
+        <w:rPr>
+          <w:b/>
+        </w:rPr>
+        <w:t>evidence</w:t>
+      </w:r>
+      <w:r>
+        <w:rPr>
+          <w:b w:val="0"/>
+        </w:rPr>
+        <w:t xml:space="preserve"> but cannot guarantee all conditions.</w:t>
       </w:r>
     </w:p>
     <w:p>
-      <w:r>
-        <w:t>Two 45-minute sessions. A methods section should let a reader reconstruct the design and computation. Detail should explain choices that affect evidence. Use the supplied constructed scenarios to make the mechanism inspectable. Collect W4 before sharing solutions. Students should name intermediate evidence and limitations; classroom pacing and learning effectiveness remain unvalidated.</w:t>
+      <w:pPr>
+        <w:pStyle w:val="Heading3"/>
+      </w:pPr>
+      <w:r>
+        <w:t>Reproducible environment and records</w:t>
       </w:r>
     </w:p>
     <w:p>
       <w:pPr>
-        <w:pStyle w:val="Heading3"/>
-      </w:pPr>
-      <w:r>
-        <w:t>Outcomes</w:t>
+        <w:spacing w:line="336" w:lineRule="auto" w:after="180"/>
+      </w:pPr>
+      <w:r>
+        <w:rPr>
+          <w:b w:val="0"/>
+        </w:rPr>
+        <w:t>Without opening the old lesson, explain one key idea from Reproducible environment and records. Give an example and a mistake that the idea helps you avoid.</w:t>
       </w:r>
     </w:p>
     <w:p>
-      <w:r>
-        <w:t>Explain the mechanism and terminology of writing the methods section</w:t>
+      <w:pPr>
+        <w:spacing w:line="336" w:lineRule="auto" w:after="180"/>
+      </w:pPr>
+      <w:r>
+        <w:rPr>
+          <w:b w:val="0"/>
+        </w:rPr>
+        <w:t xml:space="preserve">Look for: Explain the </w:t>
+      </w:r>
+      <w:r>
+        <w:rPr>
+          <w:b/>
+        </w:rPr>
+        <w:t>mechanism</w:t>
+      </w:r>
+      <w:r>
+        <w:rPr>
+          <w:b w:val="0"/>
+        </w:rPr>
+        <w:t xml:space="preserve"> and terminology of reproducible environment and records</w:t>
       </w:r>
     </w:p>
     <w:p>
-      <w:r>
-        <w:t>Apply the stated procedure to a new case with a traceable result</w:t>
+      <w:pPr>
+        <w:spacing w:line="336" w:lineRule="auto" w:after="180"/>
+      </w:pPr>
+      <w:r>
+        <w:rPr>
+          <w:b w:val="0"/>
+        </w:rPr>
+        <w:t>Reference example, not the only acceptable wording: Teacher explanation: A reproducible environment record links code, data, configuration and runtime dependencies to results. A seed alone is insufficient.</w:t>
       </w:r>
     </w:p>
     <w:p>
-      <w:r>
-        <w:t>Identify an assumption or limitation and design a revealing follow-up</w:t>
+      <w:pPr>
+        <w:spacing w:line="336" w:lineRule="auto" w:after="180"/>
+      </w:pPr>
+      <w:r>
+        <w:rPr>
+          <w:b w:val="0"/>
+        </w:rPr>
+        <w:t xml:space="preserve">Record exact data IDs/splits, code version, dependency versions, parameters, randomness policy and raw </w:t>
+      </w:r>
+      <w:r>
+        <w:rPr>
+          <w:b/>
+        </w:rPr>
+        <w:t>output</w:t>
+      </w:r>
+      <w:r>
+        <w:rPr>
+          <w:b w:val="0"/>
+        </w:rPr>
+        <w:t>s. Verify hashes for integrity without treating them as correctness proofs.</w:t>
       </w:r>
     </w:p>
     <w:p>
       <w:pPr>
-        <w:pStyle w:val="Heading3"/>
-      </w:pPr>
-      <w:r>
-        <w:t>Preparation</w:t>
+        <w:spacing w:line="336" w:lineRule="auto" w:after="180"/>
+      </w:pPr>
+      <w:r>
+        <w:rPr>
+          <w:b w:val="0"/>
+        </w:rPr>
+        <w:t xml:space="preserve">Two 45-minute sessions. A </w:t>
+      </w:r>
+      <w:r>
+        <w:rPr>
+          <w:b/>
+        </w:rPr>
+        <w:t>methods section</w:t>
+      </w:r>
+      <w:r>
+        <w:rPr>
+          <w:b w:val="0"/>
+        </w:rPr>
+        <w:t xml:space="preserve"> should let a reader reconstruct the design and computation. Detail should explain choices that affect </w:t>
+      </w:r>
+      <w:r>
+        <w:rPr>
+          <w:b/>
+        </w:rPr>
+        <w:t>evidence</w:t>
+      </w:r>
+      <w:r>
+        <w:rPr>
+          <w:b w:val="0"/>
+        </w:rPr>
+        <w:t>.</w:t>
       </w:r>
     </w:p>
     <w:p>
-      <w:r>
-        <w:t>Lesson and workbook; paper and pencil</w:t>
+      <w:pPr>
+        <w:spacing w:line="336" w:lineRule="auto" w:after="180"/>
+      </w:pPr>
+      <w:r>
+        <w:rPr>
+          <w:b w:val="0"/>
+        </w:rPr>
+        <w:t xml:space="preserve">Use the supplied constructed scenarios to make the </w:t>
+      </w:r>
+      <w:r>
+        <w:rPr>
+          <w:b/>
+        </w:rPr>
+        <w:t>mechanism</w:t>
+      </w:r>
+      <w:r>
+        <w:rPr>
+          <w:b w:val="0"/>
+        </w:rPr>
+        <w:t xml:space="preserve"> inspectable. Collect W4 before sharing solutions.</w:t>
       </w:r>
     </w:p>
     <w:p>
-      <w:r>
-        <w:t>Calculator and optional local Python 3 for arithmetic; no live API or private data</w:t>
+      <w:pPr>
+        <w:spacing w:line="336" w:lineRule="auto" w:after="180"/>
+      </w:pPr>
+      <w:r>
+        <w:rPr>
+          <w:b w:val="0"/>
+        </w:rPr>
+        <w:t xml:space="preserve">Students should name intermediate </w:t>
+      </w:r>
+      <w:r>
+        <w:rPr>
+          <w:b/>
+        </w:rPr>
+        <w:t>evidence</w:t>
+      </w:r>
+      <w:r>
+        <w:rPr>
+          <w:b w:val="0"/>
+        </w:rPr>
+        <w:t xml:space="preserve"> and limitations; classroom pacing and learning effectiveness remain unvalidated.</w:t>
       </w:r>
     </w:p>
     <w:p>
-      <w:r>
-        <w:t>Prepare the fresh retry separately and withhold its solution until after collection</w:t>
+      <w:pPr>
+        <w:pStyle w:val="Heading3"/>
+      </w:pPr>
+      <w:r>
+        <w:t>Outcomes</w:t>
       </w:r>
     </w:p>
     <w:p>
       <w:pPr>
-        <w:pStyle w:val="Heading3"/>
-      </w:pPr>
-      <w:r>
-        <w:t>Prerequisite answer</w:t>
+        <w:spacing w:line="336" w:lineRule="auto" w:after="180"/>
+      </w:pPr>
+      <w:r>
+        <w:rPr>
+          <w:b w:val="0"/>
+        </w:rPr>
+        <w:t xml:space="preserve">Explain the </w:t>
+      </w:r>
+      <w:r>
+        <w:rPr>
+          <w:b/>
+        </w:rPr>
+        <w:t>mechanism</w:t>
+      </w:r>
+      <w:r>
+        <w:rPr>
+          <w:b w:val="0"/>
+        </w:rPr>
+        <w:t xml:space="preserve"> and terminology of writing the </w:t>
+      </w:r>
+      <w:r>
+        <w:rPr>
+          <w:b/>
+        </w:rPr>
+        <w:t>methods section</w:t>
       </w:r>
     </w:p>
     <w:p>
-      <w:r>
-        <w:t>A result depends on the inputs, procedure and conditions that produced it. Preserve data roles and distinguish observed outcomes from predictions or unmeasured conditions. If the prior concept cannot be explained, use a short retrieval activity before this chapter.</w:t>
+      <w:pPr>
+        <w:spacing w:line="336" w:lineRule="auto" w:after="180"/>
+      </w:pPr>
+      <w:r>
+        <w:rPr>
+          <w:b w:val="0"/>
+        </w:rPr>
+        <w:t>Apply the stated procedure to a new case with a traceable result</w:t>
       </w:r>
     </w:p>
     <w:p>
       <w:pPr>
-        <w:pStyle w:val="Heading3"/>
-      </w:pPr>
-      <w:r>
-        <w:t>End goal for the pictorial case</w:t>
+        <w:spacing w:line="336" w:lineRule="auto" w:after="180"/>
+      </w:pPr>
+      <w:r>
+        <w:rPr>
+          <w:b w:val="0"/>
+        </w:rPr>
+        <w:t>Identify an assumption or limitation and design a revealing follow-up</w:t>
       </w:r>
     </w:p>
     <w:p>
-      <w:r>
-        <w:t>Explain writing the methods section using the records and boundaries of this fictional investigation.</w:t>
+      <w:pPr>
+        <w:pStyle w:val="Heading3"/>
+      </w:pPr>
+      <w:r>
+        <w:t>Preparation</w:t>
       </w:r>
     </w:p>
     <w:p>
-      <w:r>
-        <w:t>This added worked case illustrates the week’s main idea. Retain all original and connected topics; schedule its practice within the teaching cycle.</w:t>
+      <w:pPr>
+        <w:spacing w:line="336" w:lineRule="auto" w:after="180"/>
+      </w:pPr>
+      <w:r>
+        <w:rPr>
+          <w:b w:val="0"/>
+        </w:rPr>
+        <w:t>Lesson and workbook; paper and pencil</w:t>
       </w:r>
     </w:p>
     <w:p>
       <w:pPr>
-        <w:pStyle w:val="Heading1"/>
-      </w:pPr>
-      <w:r>
-        <w:t>02. Explain and model the mechanism</w:t>
+        <w:spacing w:line="336" w:lineRule="auto" w:after="180"/>
+      </w:pPr>
+      <w:r>
+        <w:rPr>
+          <w:b w:val="0"/>
+        </w:rPr>
+        <w:t>Calculator and optional local Python 3 for arithmetic; no live API or private data</w:t>
       </w:r>
     </w:p>
     <w:p>
-      <w:r>
-        <w:t>A methods section should let a reader reconstruct the design and computation. Detail should explain choices that affect evidence.</w:t>
+      <w:pPr>
+        <w:spacing w:line="336" w:lineRule="auto" w:after="180"/>
+      </w:pPr>
+      <w:r>
+        <w:rPr>
+          <w:b w:val="0"/>
+        </w:rPr>
+        <w:t>Prepare the fresh retry separately and withhold its solution until after collection</w:t>
       </w:r>
     </w:p>
     <w:p>
-      <w:r>
-        <w:t>Begin by writing the question the procedure is intended to answer. Identify the information already supplied, the information it will produce and the information still missing. These are constructed classroom examples; they do not require live accounts, private records or an external service. Do not treat a plausible explanation as a measured outcome.</w:t>
+      <w:pPr>
+        <w:pStyle w:val="Heading3"/>
+      </w:pPr>
+      <w:r>
+        <w:t>Prerequisite answer</w:t>
       </w:r>
     </w:p>
     <w:p>
-      <w:r>
-        <w:t>Report question, units, sampling, permissions, data roles, baseline, procedure, metrics, uncertainty assumptions, missing/exclusion handling and versions. Distinguish prespecified and later changes.</w:t>
+      <w:pPr>
+        <w:spacing w:line="336" w:lineRule="auto" w:after="180"/>
+      </w:pPr>
+      <w:r>
+        <w:rPr>
+          <w:b w:val="0"/>
+        </w:rPr>
+        <w:t xml:space="preserve">A result depends on the </w:t>
+      </w:r>
+      <w:r>
+        <w:rPr>
+          <w:b/>
+        </w:rPr>
+        <w:t>input</w:t>
+      </w:r>
+      <w:r>
+        <w:rPr>
+          <w:b w:val="0"/>
+        </w:rPr>
+        <w:t xml:space="preserve">s, procedure and conditions that produced it. Preserve data roles and distinguish observed outcomes from </w:t>
+      </w:r>
+      <w:r>
+        <w:rPr>
+          <w:b/>
+        </w:rPr>
+        <w:t>prediction</w:t>
+      </w:r>
+      <w:r>
+        <w:rPr>
+          <w:b w:val="0"/>
+        </w:rPr>
+        <w:t>s or unmeasured conditions.</w:t>
       </w:r>
     </w:p>
     <w:p>
-      <w:r>
-        <w:t>Before applying the procedure, write its units, denominator or decision boundary where relevant. A partner should be able to repeat each step using the same inputs. If a required input is absent or violates the stated contract, record that condition explicitly instead of quietly replacing it with a convenient value.</w:t>
+      <w:pPr>
+        <w:spacing w:line="336" w:lineRule="auto" w:after="180"/>
+      </w:pPr>
+      <w:r>
+        <w:rPr>
+          <w:b w:val="0"/>
+        </w:rPr>
+        <w:t>If the prior concept cannot be explained, use a short retrieval activity before this chapter.</w:t>
+      </w:r>
+    </w:p>
+    <w:p>
+      <w:pPr>
+        <w:pStyle w:val="Heading3"/>
+      </w:pPr>
+      <w:r>
+        <w:t>End goal for the pictorial case</w:t>
+      </w:r>
+    </w:p>
+    <w:p>
+      <w:pPr>
+        <w:spacing w:line="336" w:lineRule="auto" w:after="180"/>
+      </w:pPr>
+      <w:r>
+        <w:rPr>
+          <w:b w:val="0"/>
+        </w:rPr>
+        <w:t xml:space="preserve">Explain writing the </w:t>
+      </w:r>
+      <w:r>
+        <w:rPr>
+          <w:b/>
+        </w:rPr>
+        <w:t>methods section</w:t>
+      </w:r>
+      <w:r>
+        <w:rPr>
+          <w:b w:val="0"/>
+        </w:rPr>
+        <w:t xml:space="preserve"> using the records and boundaries of this fictional investigation.</w:t>
+      </w:r>
+    </w:p>
+    <w:p>
+      <w:pPr>
+        <w:spacing w:line="336" w:lineRule="auto" w:after="180"/>
+      </w:pPr>
+      <w:r>
+        <w:rPr>
+          <w:b w:val="0"/>
+        </w:rPr>
+        <w:t>This added worked case illustrates the week’s main idea. Retain all original and connected topics; schedule its practice within the teaching cycle.</w:t>
+      </w:r>
+    </w:p>
+    <w:p>
+      <w:pPr>
+        <w:pStyle w:val="Heading1"/>
+      </w:pPr>
+      <w:r>
+        <w:t>02. Explain and model the mechanism</w:t>
+      </w:r>
+    </w:p>
+    <w:p>
+      <w:r>
+        <w:t>Model Writing the methods section using the supplied case, labelled mechanism and reasoning. Make the scope of each conclusion explicit.</w:t>
+      </w:r>
+    </w:p>
+    <w:p>
+      <w:pPr>
+        <w:spacing w:line="336" w:lineRule="auto" w:after="180"/>
+      </w:pPr>
+      <w:r>
+        <w:rPr>
+          <w:b w:val="0"/>
+        </w:rPr>
+        <w:t xml:space="preserve">A </w:t>
+      </w:r>
+      <w:r>
+        <w:rPr>
+          <w:b/>
+        </w:rPr>
+        <w:t>methods section</w:t>
+      </w:r>
+      <w:r>
+        <w:rPr>
+          <w:b w:val="0"/>
+        </w:rPr>
+        <w:t xml:space="preserve"> should let a reader reconstruct the design and computation. Detail should explain choices that affect </w:t>
+      </w:r>
+      <w:r>
+        <w:rPr>
+          <w:b/>
+        </w:rPr>
+        <w:t>evidence</w:t>
+      </w:r>
+      <w:r>
+        <w:rPr>
+          <w:b w:val="0"/>
+        </w:rPr>
+        <w:t>.</w:t>
+      </w:r>
+    </w:p>
+    <w:p>
+      <w:pPr>
+        <w:pStyle w:val="Heading3"/>
+      </w:pPr>
+      <w:r>
+        <w:t>Explain Writing the methods section · 1</w:t>
+      </w:r>
+    </w:p>
+    <w:p>
+      <w:pPr>
+        <w:spacing w:line="336" w:lineRule="auto" w:after="180"/>
+      </w:pPr>
+      <w:r>
+        <w:rPr>
+          <w:b w:val="0"/>
+        </w:rPr>
+        <w:t>Begin by writing the question the procedure is intended to answer. Identify the information already supplied, the information it will produce and the information still missing.</w:t>
+      </w:r>
+    </w:p>
+    <w:p>
+      <w:pPr>
+        <w:spacing w:line="336" w:lineRule="auto" w:after="180"/>
+      </w:pPr>
+      <w:r>
+        <w:rPr>
+          <w:b w:val="0"/>
+        </w:rPr>
+        <w:t>These are constructed classroom examples; they do not require live accounts, private records or an external service. Do not treat a plausible explanation as a measured outcome.</w:t>
+      </w:r>
+    </w:p>
+    <w:p>
+      <w:pPr>
+        <w:spacing w:line="336" w:lineRule="auto" w:after="180"/>
+      </w:pPr>
+      <w:r>
+        <w:rPr>
+          <w:b w:val="0"/>
+        </w:rPr>
+        <w:t>Report question, units, sampling, permissions, data roles, baseline, procedure, metrics, uncertainty assumptions, missing/exclusion handling and versions. Distinguish prespecified and later changes.</w:t>
+      </w:r>
+    </w:p>
+    <w:p>
+      <w:pPr>
+        <w:pStyle w:val="Heading3"/>
+      </w:pPr>
+      <w:r>
+        <w:t>Explain Writing the methods section · 2</w:t>
+      </w:r>
+    </w:p>
+    <w:p>
+      <w:pPr>
+        <w:spacing w:line="336" w:lineRule="auto" w:after="180"/>
+      </w:pPr>
+      <w:r>
+        <w:rPr>
+          <w:b w:val="0"/>
+        </w:rPr>
+        <w:t xml:space="preserve">Before applying the procedure, write its units, denominator or decision boundary where relevant. A partner should be able to repeat each step using the same </w:t>
+      </w:r>
+      <w:r>
+        <w:rPr>
+          <w:b/>
+        </w:rPr>
+        <w:t>input</w:t>
+      </w:r>
+      <w:r>
+        <w:rPr>
+          <w:b w:val="0"/>
+        </w:rPr>
+        <w:t>s.</w:t>
+      </w:r>
+    </w:p>
+    <w:p>
+      <w:pPr>
+        <w:spacing w:line="336" w:lineRule="auto" w:after="180"/>
+      </w:pPr>
+      <w:r>
+        <w:rPr>
+          <w:b w:val="0"/>
+        </w:rPr>
+        <w:t xml:space="preserve">If a required </w:t>
+      </w:r>
+      <w:r>
+        <w:rPr>
+          <w:b/>
+        </w:rPr>
+        <w:t>input</w:t>
+      </w:r>
+      <w:r>
+        <w:rPr>
+          <w:b w:val="0"/>
+        </w:rPr>
+        <w:t xml:space="preserve"> is absent or violates the stated contract, record that condition explicitly instead of quietly replacing it with a convenient value.</w:t>
       </w:r>
     </w:p>
     <w:tbl>
@@ -571,36 +1139,210 @@
       </w:r>
     </w:p>
     <w:p>
-      <w:r>
-        <w:t>Guided: It omits model/procedure version, data identity, units/splits, baseline, metric and scoring. Reproduction and validity cannot be assessed from the description. Qualification: A detailed methods section can reveal limitations; it does not guarantee a correct design. Exit: accept a concrete variation with its predicted outcome and a stated condition that would challenge the mechanism; reject a claim resting on unmeasured evidence.</w:t>
+      <w:pPr>
+        <w:pStyle w:val="Heading3"/>
+      </w:pPr>
+      <w:r>
+        <w:t>Explain Writing the methods section · 3</w:t>
       </w:r>
     </w:p>
     <w:p>
       <w:pPr>
-        <w:pStyle w:val="Heading3"/>
-      </w:pPr>
-      <w:r>
-        <w:t>Model the reasoning aloud</w:t>
+        <w:spacing w:line="336" w:lineRule="auto" w:after="180"/>
+      </w:pPr>
+      <w:r>
+        <w:rPr>
+          <w:b w:val="0"/>
+        </w:rPr>
+        <w:t>Guided: It omits model/procedure version, data identity, units/splits, baseline, metric and scoring. Reproduction and validity cannot be assessed from the description.</w:t>
       </w:r>
     </w:p>
     <w:p>
-      <w:r>
-        <w:t>Use the complete worked example below before asking learners to complete W2. Reveal a small part, invite a prediction, then explain the deciding step. These teacher notes contain solutions; do not reveal the independent case answer during modelling.</w:t>
+      <w:pPr>
+        <w:spacing w:line="336" w:lineRule="auto" w:after="180"/>
+      </w:pPr>
+      <w:r>
+        <w:rPr>
+          <w:b w:val="0"/>
+        </w:rPr>
+        <w:t xml:space="preserve">Qualification: A detailed </w:t>
+      </w:r>
+      <w:r>
+        <w:rPr>
+          <w:b/>
+        </w:rPr>
+        <w:t>methods section</w:t>
+      </w:r>
+      <w:r>
+        <w:rPr>
+          <w:b w:val="0"/>
+        </w:rPr>
+        <w:t xml:space="preserve"> can reveal limitations; it does not guarantee a correct design.</w:t>
       </w:r>
     </w:p>
     <w:p>
-      <w:r>
-        <w:t>Methods says used AI on data and got good scores; code and split are absent.</w:t>
+      <w:pPr>
+        <w:spacing w:line="336" w:lineRule="auto" w:after="180"/>
+      </w:pPr>
+      <w:r>
+        <w:rPr>
+          <w:b w:val="0"/>
+        </w:rPr>
+        <w:t xml:space="preserve">Exit: accept a concrete variation with its predicted outcome and a stated condition that would challenge the </w:t>
+      </w:r>
+      <w:r>
+        <w:rPr>
+          <w:b/>
+        </w:rPr>
+        <w:t>mechanism</w:t>
+      </w:r>
+      <w:r>
+        <w:rPr>
+          <w:b w:val="0"/>
+        </w:rPr>
+        <w:t xml:space="preserve">; reject a claim resting on unmeasured </w:t>
+      </w:r>
+      <w:r>
+        <w:rPr>
+          <w:b/>
+        </w:rPr>
+        <w:t>evidence</w:t>
+      </w:r>
+      <w:r>
+        <w:rPr>
+          <w:b w:val="0"/>
+        </w:rPr>
+        <w:t>.</w:t>
       </w:r>
     </w:p>
     <w:p>
-      <w:r>
-        <w:t>It omits model/procedure version, data identity, units/splits, baseline, metric and scoring. Reproduction and validity cannot be assessed from the description.</w:t>
+      <w:pPr>
+        <w:pStyle w:val="Heading3"/>
+      </w:pPr>
+      <w:r>
+        <w:t>Model the reasoning aloud</w:t>
       </w:r>
     </w:p>
     <w:p>
-      <w:r>
-        <w:t>Compare the intermediate evidence with the final statement. Explain why each number or decision follows from the stated inputs. The conclusion belongs to this scenario and procedure; changing the inputs, evaluation population or authority can change what it establishes. Retain the raw record so a later revision can be compared honestly.</w:t>
+      <w:pPr>
+        <w:spacing w:line="336" w:lineRule="auto" w:after="180"/>
+      </w:pPr>
+      <w:r>
+        <w:rPr>
+          <w:b w:val="0"/>
+        </w:rPr>
+        <w:t xml:space="preserve">Use the complete worked example below before asking learners to complete W2. Reveal a small part, invite a </w:t>
+      </w:r>
+      <w:r>
+        <w:rPr>
+          <w:b/>
+        </w:rPr>
+        <w:t>prediction</w:t>
+      </w:r>
+      <w:r>
+        <w:rPr>
+          <w:b w:val="0"/>
+        </w:rPr>
+        <w:t>, then explain the deciding step.</w:t>
+      </w:r>
+    </w:p>
+    <w:p>
+      <w:pPr>
+        <w:spacing w:line="336" w:lineRule="auto" w:after="180"/>
+      </w:pPr>
+      <w:r>
+        <w:rPr>
+          <w:b w:val="0"/>
+        </w:rPr>
+        <w:t>These teacher notes contain solutions; do not reveal the independent case answer during modelling.</w:t>
+      </w:r>
+    </w:p>
+    <w:p>
+      <w:pPr>
+        <w:spacing w:line="336" w:lineRule="auto" w:after="180"/>
+      </w:pPr>
+      <w:r>
+        <w:rPr>
+          <w:b w:val="0"/>
+        </w:rPr>
+        <w:t>Methods says used AI on data and got good scores; code and split are absent.</w:t>
+      </w:r>
+    </w:p>
+    <w:p>
+      <w:pPr>
+        <w:spacing w:line="336" w:lineRule="auto" w:after="180"/>
+      </w:pPr>
+      <w:r>
+        <w:rPr>
+          <w:b w:val="0"/>
+        </w:rPr>
+        <w:t>It omits model/procedure version, data identity, units/splits, baseline, metric and scoring. Reproduction and validity cannot be assessed from the description.</w:t>
+      </w:r>
+    </w:p>
+    <w:p>
+      <w:pPr>
+        <w:pStyle w:val="Heading3"/>
+      </w:pPr>
+      <w:r>
+        <w:t>Model the reasoning aloud · 4</w:t>
+      </w:r>
+    </w:p>
+    <w:p>
+      <w:pPr>
+        <w:spacing w:line="336" w:lineRule="auto" w:after="180"/>
+      </w:pPr>
+      <w:r>
+        <w:rPr>
+          <w:b w:val="0"/>
+        </w:rPr>
+        <w:t xml:space="preserve">Compare the intermediate </w:t>
+      </w:r>
+      <w:r>
+        <w:rPr>
+          <w:b/>
+        </w:rPr>
+        <w:t>evidence</w:t>
+      </w:r>
+      <w:r>
+        <w:rPr>
+          <w:b w:val="0"/>
+        </w:rPr>
+        <w:t xml:space="preserve"> with the final statement. Explain why each number or decision follows from the stated </w:t>
+      </w:r>
+      <w:r>
+        <w:rPr>
+          <w:b/>
+        </w:rPr>
+        <w:t>input</w:t>
+      </w:r>
+      <w:r>
+        <w:rPr>
+          <w:b w:val="0"/>
+        </w:rPr>
+        <w:t>s.</w:t>
+      </w:r>
+    </w:p>
+    <w:p>
+      <w:pPr>
+        <w:spacing w:line="336" w:lineRule="auto" w:after="180"/>
+      </w:pPr>
+      <w:r>
+        <w:rPr>
+          <w:b w:val="0"/>
+        </w:rPr>
+        <w:t xml:space="preserve">The conclusion belongs to this scenario and procedure; changing the </w:t>
+      </w:r>
+      <w:r>
+        <w:rPr>
+          <w:b/>
+        </w:rPr>
+        <w:t>input</w:t>
+      </w:r>
+      <w:r>
+        <w:rPr>
+          <w:b w:val="0"/>
+        </w:rPr>
+        <w:t>s, evaluation population or authority can change what it establishes. Retain the raw record so a later revision can be compared honestly.</w:t>
       </w:r>
     </w:p>
     <w:tbl>
@@ -706,7 +1448,13 @@
       </w:tr>
     </w:tbl>
     <w:p>
-      <w:r>
+      <w:pPr>
+        <w:spacing w:line="336" w:lineRule="auto" w:after="180"/>
+      </w:pPr>
+      <w:r>
+        <w:rPr>
+          <w:b w:val="0"/>
+        </w:rPr>
         <w:t>Use the diagram and verbal explanation together. Ask learners to match a sentence to a specific visual step; do not assign learners fixed visual or auditory learning styles.</w:t>
       </w:r>
     </w:p>
@@ -719,7 +1467,13 @@
       </w:r>
     </w:p>
     <w:p>
-      <w:r>
+      <w:pPr>
+        <w:spacing w:line="336" w:lineRule="auto" w:after="180"/>
+      </w:pPr>
+      <w:r>
+        <w:rPr>
+          <w:b w:val="0"/>
+        </w:rPr>
         <w:t>Methods that another team can repeat. A paper describes a toy string-classification experiment using a stated length rule.</w:t>
       </w:r>
     </w:p>
@@ -732,8 +1486,29 @@
       </w:r>
     </w:p>
     <w:p>
-      <w:r>
-        <w:t>Inputs: "oak", "pine", "willow". Rule: length at least 4→long, otherwise short. No whitespace trimming occurs.</w:t>
+      <w:pPr>
+        <w:pStyle w:val="Heading3"/>
+      </w:pPr>
+      <w:r>
+        <w:t>Supplied facts</w:t>
+      </w:r>
+    </w:p>
+    <w:p>
+      <w:pPr>
+        <w:spacing w:line="336" w:lineRule="auto" w:after="180"/>
+        <w:shd w:fill="F1F6FC"/>
+      </w:pPr>
+      <w:r>
+        <w:rPr>
+          <w:b/>
+        </w:rPr>
+        <w:t>Input</w:t>
+      </w:r>
+      <w:r>
+        <w:rPr>
+          <w:b w:val="0"/>
+        </w:rPr>
+        <w:t>s: "oak", "pine", "willow". Rule: length at least 4→long, otherwise short. No whitespace trimming occurs.</w:t>
       </w:r>
     </w:p>
     <w:p>
@@ -896,21 +1671,67 @@
       </w:r>
     </w:p>
     <w:p>
-      <w:r>
-        <w:t>A methods section specifies inputs, processing, boundaries, versions and scoring. Precise procedures allow a reader to repeat the computation instead of inferring it from the final labels.</w:t>
+      <w:pPr>
+        <w:pStyle w:val="Heading3"/>
+      </w:pPr>
+      <w:r>
+        <w:t>Why the result follows</w:t>
       </w:r>
     </w:p>
     <w:p>
       <w:pPr>
-        <w:pStyle w:val="Heading3"/>
-      </w:pPr>
-      <w:r>
-        <w:t>What this example does not establish</w:t>
+        <w:spacing w:line="336" w:lineRule="auto" w:after="180"/>
+        <w:shd w:fill="F1F6FC"/>
+      </w:pPr>
+      <w:r>
+        <w:rPr>
+          <w:b w:val="0"/>
+        </w:rPr>
+        <w:t xml:space="preserve">A </w:t>
+      </w:r>
+      <w:r>
+        <w:rPr>
+          <w:b/>
+        </w:rPr>
+        <w:t>methods section</w:t>
+      </w:r>
+      <w:r>
+        <w:rPr>
+          <w:b w:val="0"/>
+        </w:rPr>
+        <w:t xml:space="preserve"> specifies </w:t>
+      </w:r>
+      <w:r>
+        <w:rPr>
+          <w:b/>
+        </w:rPr>
+        <w:t>input</w:t>
+      </w:r>
+      <w:r>
+        <w:rPr>
+          <w:b w:val="0"/>
+        </w:rPr>
+        <w:t xml:space="preserve">s, </w:t>
+      </w:r>
+      <w:r>
+        <w:rPr>
+          <w:b/>
+        </w:rPr>
+        <w:t>process</w:t>
+      </w:r>
+      <w:r>
+        <w:rPr>
+          <w:b w:val="0"/>
+        </w:rPr>
+        <w:t>ing, boundaries, versions and scoring. Precise procedures allow a reader to repeat the computation instead of inferring it from the final labels.</w:t>
       </w:r>
     </w:p>
     <w:p>
-      <w:r>
-        <w:t>Repeating this deterministic toy rule does not validate a learned model or establish ecological categories.</w:t>
+      <w:pPr>
+        <w:pStyle w:val="Heading3"/>
+      </w:pPr>
+      <w:r>
+        <w:t>What this example does not establish</w:t>
       </w:r>
     </w:p>
     <w:p>
@@ -918,43 +1739,180 @@
         <w:pStyle w:val="Heading3"/>
       </w:pPr>
       <w:r>
-        <w:t>Change one thing in the pictured case</w:t>
+        <w:t>Keep the stated limit</w:t>
       </w:r>
     </w:p>
     <w:p>
-      <w:r>
-        <w:t>Change: Change the rule to length greater than 4.</w:t>
+      <w:pPr>
+        <w:spacing w:line="336" w:lineRule="auto" w:after="180"/>
+        <w:shd w:fill="FFF5E6"/>
+      </w:pPr>
+      <w:r>
+        <w:rPr>
+          <w:b w:val="0"/>
+        </w:rPr>
+        <w:t xml:space="preserve">Repeating this deterministic toy rule does not validate a </w:t>
+      </w:r>
+      <w:r>
+        <w:rPr>
+          <w:b/>
+        </w:rPr>
+        <w:t>learned model</w:t>
+      </w:r>
+      <w:r>
+        <w:rPr>
+          <w:b w:val="0"/>
+        </w:rPr>
+        <w:t xml:space="preserve"> or establish ecological categories.</w:t>
       </w:r>
     </w:p>
     <w:p>
-      <w:r>
-        <w:t>Prediction: Pine becomes short; willow stays long and oak stays short.</w:t>
+      <w:pPr>
+        <w:pStyle w:val="Heading3"/>
+      </w:pPr>
+      <w:r>
+        <w:t>Change one thing in the pictured case</w:t>
       </w:r>
     </w:p>
     <w:p>
-      <w:r>
-        <w:t>Reason: The equality case distinguishes the two procedures.</w:t>
+      <w:pPr>
+        <w:pStyle w:val="Heading3"/>
+      </w:pPr>
+      <w:r>
+        <w:t>Change one thing</w:t>
       </w:r>
     </w:p>
     <w:p>
       <w:pPr>
-        <w:pStyle w:val="Heading3"/>
-      </w:pPr>
-      <w:r>
-        <w:t>Ask while showing the picture</w:t>
+        <w:spacing w:line="336" w:lineRule="auto" w:after="180"/>
+        <w:shd w:fill="F5F1FB"/>
+      </w:pPr>
+      <w:r>
+        <w:rPr>
+          <w:b w:val="0"/>
+        </w:rPr>
+        <w:t>Change: Change the rule to length greater than 4.</w:t>
       </w:r>
     </w:p>
     <w:p>
-      <w:r>
-        <w:t>Cover the result. Ask learners to name the inputs and predict the next step. Uncover one step, connect the icon to the actual procedure, and explain its evidence. Then change the supplied condition and compare. The picture is a representation; it does not document execution of a real AI model.</w:t>
+      <w:pPr>
+        <w:pStyle w:val="Heading3"/>
+      </w:pPr>
+      <w:r>
+        <w:t>Predicted result</w:t>
       </w:r>
     </w:p>
     <w:p>
       <w:pPr>
+        <w:spacing w:line="336" w:lineRule="auto" w:after="180"/>
+        <w:shd w:fill="F1F6FC"/>
+      </w:pPr>
+      <w:r>
+        <w:rPr>
+          <w:b/>
+        </w:rPr>
+        <w:t>Prediction</w:t>
+      </w:r>
+      <w:r>
+        <w:rPr>
+          <w:b w:val="0"/>
+        </w:rPr>
+        <w:t>: Pine becomes short; willow stays long and oak stays short.</w:t>
+      </w:r>
+    </w:p>
+    <w:p>
+      <w:pPr>
+        <w:pStyle w:val="Heading3"/>
+      </w:pPr>
+      <w:r>
+        <w:t>Why the result follows</w:t>
+      </w:r>
+    </w:p>
+    <w:p>
+      <w:pPr>
+        <w:spacing w:line="336" w:lineRule="auto" w:after="180"/>
+        <w:shd w:fill="F1F6FC"/>
+      </w:pPr>
+      <w:r>
+        <w:rPr>
+          <w:b w:val="0"/>
+        </w:rPr>
+        <w:t>Reason: The equality case distinguishes the two procedures.</w:t>
+      </w:r>
+    </w:p>
+    <w:p>
+      <w:pPr>
+        <w:pStyle w:val="Heading3"/>
+      </w:pPr>
+      <w:r>
+        <w:t>Ask while showing the picture</w:t>
+      </w:r>
+    </w:p>
+    <w:p>
+      <w:pPr>
+        <w:pStyle w:val="Heading3"/>
+      </w:pPr>
+      <w:r>
+        <w:t>Ask while showing the picture · 5</w:t>
+      </w:r>
+    </w:p>
+    <w:p>
+      <w:pPr>
+        <w:spacing w:line="336" w:lineRule="auto" w:after="180"/>
+      </w:pPr>
+      <w:r>
+        <w:rPr>
+          <w:b w:val="0"/>
+        </w:rPr>
+        <w:t xml:space="preserve">Cover the result. Ask learners to name the </w:t>
+      </w:r>
+      <w:r>
+        <w:rPr>
+          <w:b/>
+        </w:rPr>
+        <w:t>input</w:t>
+      </w:r>
+      <w:r>
+        <w:rPr>
+          <w:b w:val="0"/>
+        </w:rPr>
+        <w:t xml:space="preserve">s and predict the next step. Uncover one step, connect the icon to the actual procedure, and explain its </w:t>
+      </w:r>
+      <w:r>
+        <w:rPr>
+          <w:b/>
+        </w:rPr>
+        <w:t>evidence</w:t>
+      </w:r>
+      <w:r>
+        <w:rPr>
+          <w:b w:val="0"/>
+        </w:rPr>
+        <w:t>. Then change the supplied condition and compare.</w:t>
+      </w:r>
+    </w:p>
+    <w:p>
+      <w:pPr>
+        <w:spacing w:line="336" w:lineRule="auto" w:after="180"/>
+      </w:pPr>
+      <w:r>
+        <w:rPr>
+          <w:b w:val="0"/>
+        </w:rPr>
+        <w:t>The picture is a representation; it does not document execution of a real AI model.</w:t>
+      </w:r>
+    </w:p>
+    <w:p>
+      <w:pPr>
         <w:pStyle w:val="Heading1"/>
       </w:pPr>
       <w:r>
         <w:t>03. Demonstrate and guide practice</w:t>
+      </w:r>
+    </w:p>
+    <w:p>
+      <w:r>
+        <w:t>Demonstrate Writing the methods section, reduce support deliberately and check individual reasoning before discussing answers.</w:t>
       </w:r>
     </w:p>
     <w:tbl>
@@ -1170,36 +2128,100 @@
       </w:tr>
     </w:tbl>
     <w:p>
-      <w:r>
-        <w:t>Use the worked example in Sections 3 and 6. Collect a prediction before revealing its result; ask the learner to point to each intermediate fact.</w:t>
+      <w:pPr>
+        <w:spacing w:line="336" w:lineRule="auto" w:after="180"/>
+      </w:pPr>
+      <w:r>
+        <w:rPr>
+          <w:b w:val="0"/>
+        </w:rPr>
+        <w:t xml:space="preserve">Use the worked example in Sections 3 and 6. Collect a </w:t>
+      </w:r>
+      <w:r>
+        <w:rPr>
+          <w:b/>
+        </w:rPr>
+        <w:t>prediction</w:t>
+      </w:r>
+      <w:r>
+        <w:rPr>
+          <w:b w:val="0"/>
+        </w:rPr>
+        <w:t xml:space="preserve"> before revealing its result; ask the learner to point to each intermediate fact.</w:t>
       </w:r>
     </w:p>
     <w:p>
-      <w:r>
-        <w:t>Provide an input/procedure/result/limit frame and a calculator when needed. Ask students to identify the first step before completing the whole trace. Extension: compare two concrete variants of this mechanism while holding unrelated conditions fixed; report both successful and unsuccessful outcomes.</w:t>
+      <w:pPr>
+        <w:spacing w:line="336" w:lineRule="auto" w:after="180"/>
+      </w:pPr>
+      <w:r>
+        <w:rPr>
+          <w:b w:val="0"/>
+        </w:rPr>
+        <w:t xml:space="preserve">Provide an </w:t>
+      </w:r>
+      <w:r>
+        <w:rPr>
+          <w:b/>
+        </w:rPr>
+        <w:t>input</w:t>
+      </w:r>
+      <w:r>
+        <w:rPr>
+          <w:b w:val="0"/>
+        </w:rPr>
+        <w:t>/procedure/result/limit frame and a calculator when needed. Ask students to identify the first step before completing the whole trace.</w:t>
       </w:r>
     </w:p>
     <w:p>
       <w:pPr>
-        <w:pStyle w:val="Heading3"/>
-      </w:pPr>
-      <w:r>
-        <w:t>Reduce help deliberately</w:t>
+        <w:spacing w:line="336" w:lineRule="auto" w:after="180"/>
+      </w:pPr>
+      <w:r>
+        <w:rPr>
+          <w:b w:val="0"/>
+        </w:rPr>
+        <w:t xml:space="preserve">Extension: compare two concrete variants of this </w:t>
+      </w:r>
+      <w:r>
+        <w:rPr>
+          <w:b/>
+        </w:rPr>
+        <w:t>mechanism</w:t>
+      </w:r>
+      <w:r>
+        <w:rPr>
+          <w:b w:val="0"/>
+        </w:rPr>
+        <w:t xml:space="preserve"> while holding unrelated conditions fixed; report both successful and unsuccessful outcomes.</w:t>
       </w:r>
     </w:p>
     <w:p>
-      <w:r>
-        <w:t>Completion task: Methods says used AI on data and got good scores; code and split are absent. Show the intermediate steps and give the conclusion with its scope.</w:t>
+      <w:pPr>
+        <w:pStyle w:val="Heading3"/>
+      </w:pPr>
+      <w:r>
+        <w:t>Reduce help deliberately</w:t>
       </w:r>
     </w:p>
     <w:p>
-      <w:r>
-        <w:t>Teacher check: Teacher explanation: It omits model/procedure version, data identity, units/splits, baseline, metric and scoring. Reproduction and validity cannot be assessed from the description.</w:t>
+      <w:pPr>
+        <w:pStyle w:val="Heading3"/>
+      </w:pPr>
+      <w:r>
+        <w:t>Completion practice</w:t>
       </w:r>
     </w:p>
     <w:p>
-      <w:r>
-        <w:t>Start by identifying the given inputs together. Leave the intermediate steps blank. If needed, model one step, then withdraw that help on the next step. Move to a full trace only when the partial trace is understood. For partners, alternate explainer and checker; collect a response from every learner before discussion.</w:t>
+      <w:pPr>
+        <w:spacing w:line="336" w:lineRule="auto" w:after="180"/>
+        <w:shd w:fill="F5F1FB"/>
+      </w:pPr>
+      <w:r>
+        <w:rPr>
+          <w:b w:val="0"/>
+        </w:rPr>
+        <w:t>Completion task: Methods says used AI on data and got good scores; code and split are absent. Show the intermediate steps and give the conclusion with its scope.</w:t>
       </w:r>
     </w:p>
     <w:p>
@@ -1207,22 +2229,53 @@
         <w:pStyle w:val="Heading3"/>
       </w:pPr>
       <w:r>
-        <w:t>Individual reasoning check</w:t>
+        <w:t>Reasoning to listen for</w:t>
       </w:r>
     </w:p>
     <w:p>
-      <w:r>
-        <w:t>Use the worked case for Writing the methods section. Proposed explanation: “The worked result establishes every future case”. Decide whether this explanation is supported. Point to the step or supplied fact that decides; explain your repair if needed.</w:t>
+      <w:pPr>
+        <w:spacing w:line="336" w:lineRule="auto" w:after="180"/>
+        <w:shd w:fill="F1F6FC"/>
+      </w:pPr>
+      <w:r>
+        <w:rPr>
+          <w:b w:val="0"/>
+        </w:rPr>
+        <w:t>Teacher check: Teacher explanation: It omits model/procedure version, data identity, units/splits, baseline, metric and scoring. Reproduction and validity cannot be assessed from the description.</w:t>
       </w:r>
     </w:p>
     <w:p>
-      <w:r>
-        <w:t>Expected correction: A detailed methods section can reveal limitations; it does not guarantee a correct design.</w:t>
+      <w:pPr>
+        <w:spacing w:line="336" w:lineRule="auto" w:after="180"/>
+      </w:pPr>
+      <w:r>
+        <w:rPr>
+          <w:b w:val="0"/>
+        </w:rPr>
+        <w:t xml:space="preserve">Start by identifying the given </w:t>
+      </w:r>
+      <w:r>
+        <w:rPr>
+          <w:b/>
+        </w:rPr>
+        <w:t>input</w:t>
+      </w:r>
+      <w:r>
+        <w:rPr>
+          <w:b w:val="0"/>
+        </w:rPr>
+        <w:t>s together. Leave the intermediate steps blank. If needed, model one step, then withdraw that help on the next step. Move to a full trace only when the partial trace is understood.</w:t>
       </w:r>
     </w:p>
     <w:p>
-      <w:r>
-        <w:t>Collect explanations, not only yes/no votes. If a misunderstanding is common, re-model the relevant step for the class. If it affects a few learners, give a short targeted group explanation while others solve a more demanding variation.</w:t>
+      <w:pPr>
+        <w:spacing w:line="336" w:lineRule="auto" w:after="180"/>
+      </w:pPr>
+      <w:r>
+        <w:rPr>
+          <w:b w:val="0"/>
+        </w:rPr>
+        <w:t>For partners, alternate explainer and checker; collect a response from every learner before discussion.</w:t>
       </w:r>
     </w:p>
     <w:p>
@@ -1230,63 +2283,320 @@
         <w:pStyle w:val="Heading3"/>
       </w:pPr>
       <w:r>
-        <w:t>Pictorial practice question</w:t>
+        <w:t>Individual reasoning check</w:t>
       </w:r>
     </w:p>
     <w:p>
-      <w:r>
-        <w:t>Apply the inclusive four-character rule to oak, pine and willow. Which label changes under greater-than-four, and what method detail allows another team to reproduce the distinction?</w:t>
+      <w:pPr>
+        <w:spacing w:line="336" w:lineRule="auto" w:after="180"/>
+      </w:pPr>
+      <w:r>
+        <w:rPr>
+          <w:b w:val="0"/>
+        </w:rPr>
+        <w:t xml:space="preserve">Use the worked case for Writing the </w:t>
+      </w:r>
+      <w:r>
+        <w:rPr>
+          <w:b/>
+        </w:rPr>
+        <w:t>methods section</w:t>
+      </w:r>
+      <w:r>
+        <w:rPr>
+          <w:b w:val="0"/>
+        </w:rPr>
+        <w:t>. Proposed explanation: “The worked result establishes every future case”. Decide whether this explanation is supported.</w:t>
       </w:r>
     </w:p>
     <w:p>
       <w:pPr>
-        <w:pStyle w:val="Heading3"/>
-      </w:pPr>
-      <w:r>
-        <w:t>Reasoned teacher answer</w:t>
+        <w:spacing w:line="336" w:lineRule="auto" w:after="180"/>
+      </w:pPr>
+      <w:r>
+        <w:rPr>
+          <w:b w:val="0"/>
+        </w:rPr>
+        <w:t>Point to the step or supplied fact that decides; explain your repair if needed.</w:t>
       </w:r>
     </w:p>
     <w:p>
-      <w:r>
-        <w:t>Preserve the three strings and no-trimming policy. Apply the inclusive length boundary at four characters. Oak is short; pine and willow are long. Changed case: Pine becomes short; willow stays long and oak stays short. The equality case distinguishes the two procedures.</w:t>
+      <w:pPr>
+        <w:pStyle w:val="Heading3"/>
+      </w:pPr>
+      <w:r>
+        <w:t>Expected repair</w:t>
       </w:r>
     </w:p>
     <w:p>
-      <w:r>
-        <w:t>Changed-case reasoning: Pine becomes short; willow stays long and oak stays short. The equality case distinguishes the two procedures.</w:t>
+      <w:pPr>
+        <w:spacing w:line="336" w:lineRule="auto" w:after="180"/>
+        <w:shd w:fill="F1F6FC"/>
+      </w:pPr>
+      <w:r>
+        <w:rPr>
+          <w:b w:val="0"/>
+        </w:rPr>
+        <w:t xml:space="preserve">Expected correction: A detailed </w:t>
+      </w:r>
+      <w:r>
+        <w:rPr>
+          <w:b/>
+        </w:rPr>
+        <w:t>methods section</w:t>
+      </w:r>
+      <w:r>
+        <w:rPr>
+          <w:b w:val="0"/>
+        </w:rPr>
+        <w:t xml:space="preserve"> can reveal limitations; it does not guarantee a correct design.</w:t>
       </w:r>
     </w:p>
     <w:p>
-      <w:r>
-        <w:t>Collect each learner’s explanation before discussion. Use the first missing connection between input, deciding step and result to choose support. This question is worked-case practice, not fresh mastery evidence.</w:t>
+      <w:pPr>
+        <w:spacing w:line="336" w:lineRule="auto" w:after="180"/>
+      </w:pPr>
+      <w:r>
+        <w:rPr>
+          <w:b w:val="0"/>
+        </w:rPr>
+        <w:t>Collect explanations, not only yes/no votes. If a misunderstanding is common, re-model the relevant step for the class.</w:t>
       </w:r>
     </w:p>
     <w:p>
       <w:pPr>
-        <w:pStyle w:val="Heading1"/>
-      </w:pPr>
-      <w:r>
-        <w:t>04. Run the investigation and diagnose misconceptions</w:t>
+        <w:spacing w:line="336" w:lineRule="auto" w:after="180"/>
+      </w:pPr>
+      <w:r>
+        <w:rPr>
+          <w:b w:val="0"/>
+        </w:rPr>
+        <w:t>If it affects a few learners, give a short targeted group explanation while others solve a more demanding variation.</w:t>
       </w:r>
     </w:p>
     <w:p>
-      <w:r>
-        <w:t>The worked result establishes every future case: A detailed methods section can reveal limitations; it does not guarantee a correct design.</w:t>
+      <w:pPr>
+        <w:pStyle w:val="Heading3"/>
+      </w:pPr>
+      <w:r>
+        <w:t>Pictorial practice question</w:t>
       </w:r>
     </w:p>
     <w:p>
-      <w:r>
-        <w:t>A missing input may be replaced without recording the change: A replacement changes the evidence or contract. Record the change and its justification; do not silently turn unknown into a measured value.</w:t>
+      <w:pPr>
+        <w:spacing w:line="336" w:lineRule="auto" w:after="180"/>
+        <w:shd w:fill="F5F1FB"/>
+      </w:pPr>
+      <w:r>
+        <w:rPr>
+          <w:b w:val="0"/>
+        </w:rPr>
+        <w:t>Apply the inclusive four-character rule to oak, pine and willow. Which label changes under greater-than-four, and what method detail allows another team to reproduce the distinction?</w:t>
       </w:r>
     </w:p>
     <w:p>
-      <w:r>
-        <w:t>Repeating an assessed case is new independent evidence: A replay checks consistency. An example used for feedback or revision cannot later be described as untouched final evaluation.</w:t>
+      <w:pPr>
+        <w:pStyle w:val="Heading3"/>
+      </w:pPr>
+      <w:r>
+        <w:t>Reasoned teacher answer</w:t>
       </w:r>
     </w:p>
     <w:p>
-      <w:r>
-        <w:t>Use Section 9 for the evidence ledger. Add a boundary or missing-input case and record the expected response before checking. More successful repeats of one case do not establish wider coverage.</w:t>
+      <w:pPr>
+        <w:spacing w:line="336" w:lineRule="auto" w:after="180"/>
+      </w:pPr>
+      <w:r>
+        <w:rPr>
+          <w:b w:val="0"/>
+        </w:rPr>
+        <w:t>Preserve the three strings and no-trimming policy. Apply the inclusive length boundary at four characters. Oak is short; pine and willow are long. Changed case: Pine becomes short; willow stays long and oak stays short.</w:t>
+      </w:r>
+    </w:p>
+    <w:p>
+      <w:pPr>
+        <w:spacing w:line="336" w:lineRule="auto" w:after="180"/>
+      </w:pPr>
+      <w:r>
+        <w:rPr>
+          <w:b w:val="0"/>
+        </w:rPr>
+        <w:t>The equality case distinguishes the two procedures.</w:t>
+      </w:r>
+    </w:p>
+    <w:p>
+      <w:pPr>
+        <w:spacing w:line="336" w:lineRule="auto" w:after="180"/>
+      </w:pPr>
+      <w:r>
+        <w:rPr>
+          <w:b w:val="0"/>
+        </w:rPr>
+        <w:t>Changed-case reasoning: Pine becomes short; willow stays long and oak stays short. The equality case distinguishes the two procedures.</w:t>
+      </w:r>
+    </w:p>
+    <w:p>
+      <w:pPr>
+        <w:spacing w:line="336" w:lineRule="auto" w:after="180"/>
+      </w:pPr>
+      <w:r>
+        <w:rPr>
+          <w:b w:val="0"/>
+        </w:rPr>
+        <w:t xml:space="preserve">Collect each learner’s explanation before discussion. Use the first missing connection between </w:t>
+      </w:r>
+      <w:r>
+        <w:rPr>
+          <w:b/>
+        </w:rPr>
+        <w:t>input</w:t>
+      </w:r>
+      <w:r>
+        <w:rPr>
+          <w:b w:val="0"/>
+        </w:rPr>
+        <w:t xml:space="preserve">, deciding step and result to choose support. This question is worked-case practice, not fresh mastery </w:t>
+      </w:r>
+      <w:r>
+        <w:rPr>
+          <w:b/>
+        </w:rPr>
+        <w:t>evidence</w:t>
+      </w:r>
+      <w:r>
+        <w:rPr>
+          <w:b w:val="0"/>
+        </w:rPr>
+        <w:t>.</w:t>
+      </w:r>
+    </w:p>
+    <w:p>
+      <w:pPr>
+        <w:pStyle w:val="Heading1"/>
+      </w:pPr>
+      <w:r>
+        <w:t>04. Run the investigation and diagnose misconceptions</w:t>
+      </w:r>
+    </w:p>
+    <w:p>
+      <w:r>
+        <w:t>Run the Writing the methods section investigation and use the first unsupported step to choose a teaching response.</w:t>
+      </w:r>
+    </w:p>
+    <w:p>
+      <w:pPr>
+        <w:spacing w:line="336" w:lineRule="auto" w:after="180"/>
+      </w:pPr>
+      <w:r>
+        <w:rPr>
+          <w:b w:val="0"/>
+        </w:rPr>
+        <w:t xml:space="preserve">The worked result establishes every future case: A detailed </w:t>
+      </w:r>
+      <w:r>
+        <w:rPr>
+          <w:b/>
+        </w:rPr>
+        <w:t>methods section</w:t>
+      </w:r>
+      <w:r>
+        <w:rPr>
+          <w:b w:val="0"/>
+        </w:rPr>
+        <w:t xml:space="preserve"> can reveal limitations; it does not guarantee a correct design.</w:t>
+      </w:r>
+    </w:p>
+    <w:p>
+      <w:pPr>
+        <w:spacing w:line="336" w:lineRule="auto" w:after="180"/>
+      </w:pPr>
+      <w:r>
+        <w:rPr>
+          <w:b w:val="0"/>
+        </w:rPr>
+        <w:t xml:space="preserve">A missing </w:t>
+      </w:r>
+      <w:r>
+        <w:rPr>
+          <w:b/>
+        </w:rPr>
+        <w:t>input</w:t>
+      </w:r>
+      <w:r>
+        <w:rPr>
+          <w:b w:val="0"/>
+        </w:rPr>
+        <w:t xml:space="preserve"> may be replaced without recording the change: A replacement changes the </w:t>
+      </w:r>
+      <w:r>
+        <w:rPr>
+          <w:b/>
+        </w:rPr>
+        <w:t>evidence</w:t>
+      </w:r>
+      <w:r>
+        <w:rPr>
+          <w:b w:val="0"/>
+        </w:rPr>
+        <w:t xml:space="preserve"> or contract. Record the change and its justification; do not silently turn unknown into a measured value.</w:t>
+      </w:r>
+    </w:p>
+    <w:p>
+      <w:pPr>
+        <w:spacing w:line="336" w:lineRule="auto" w:after="180"/>
+      </w:pPr>
+      <w:r>
+        <w:rPr>
+          <w:b w:val="0"/>
+        </w:rPr>
+        <w:t xml:space="preserve">Repeating an assessed case is new independent </w:t>
+      </w:r>
+      <w:r>
+        <w:rPr>
+          <w:b/>
+        </w:rPr>
+        <w:t>evidence</w:t>
+      </w:r>
+      <w:r>
+        <w:rPr>
+          <w:b w:val="0"/>
+        </w:rPr>
+        <w:t>: A replay checks consistency. An example used for feedback or revision cannot later be described as untouched final evaluation.</w:t>
+      </w:r>
+    </w:p>
+    <w:p>
+      <w:pPr>
+        <w:spacing w:line="336" w:lineRule="auto" w:after="180"/>
+      </w:pPr>
+      <w:r>
+        <w:rPr>
+          <w:b w:val="0"/>
+        </w:rPr>
+        <w:t xml:space="preserve">Use Section 9 for the </w:t>
+      </w:r>
+      <w:r>
+        <w:rPr>
+          <w:b/>
+        </w:rPr>
+        <w:t>evidence</w:t>
+      </w:r>
+      <w:r>
+        <w:rPr>
+          <w:b w:val="0"/>
+        </w:rPr>
+        <w:t xml:space="preserve"> ledger. Add a boundary or missing-</w:t>
+      </w:r>
+      <w:r>
+        <w:rPr>
+          <w:b/>
+        </w:rPr>
+        <w:t>input</w:t>
+      </w:r>
+      <w:r>
+        <w:rPr>
+          <w:b w:val="0"/>
+        </w:rPr>
+        <w:t xml:space="preserve"> case and record the expected response before checking. More successful repeats of one case do not establish wider coverage.</w:t>
       </w:r>
     </w:p>
     <w:p>
@@ -1444,29 +2754,38 @@
       </w:tr>
     </w:tbl>
     <w:p>
-      <w:r>
-        <w:t>Offer an oral explanation, drawing, enlarged visual or fewer examples when that removes a reading/writing barrier. Keep the same reasoning goal. Stretch secure learners by changing a boundary or assumption and asking them to defend the effect, not simply by assigning more of the same questions.</w:t>
+      <w:pPr>
+        <w:spacing w:line="336" w:lineRule="auto" w:after="180"/>
+      </w:pPr>
+      <w:r>
+        <w:rPr>
+          <w:b w:val="0"/>
+        </w:rPr>
+        <w:t>Offer an oral explanation, drawing, enlarged visual or fewer examples when that removes a reading/writing barrier. Keep the same reasoning goal.</w:t>
       </w:r>
     </w:p>
     <w:p>
       <w:pPr>
-        <w:pStyle w:val="Heading1"/>
-      </w:pPr>
-      <w:r>
-        <w:t>05. Assess and explain the answers</w:t>
+        <w:spacing w:line="336" w:lineRule="auto" w:after="180"/>
+      </w:pPr>
+      <w:r>
+        <w:rPr>
+          <w:b w:val="0"/>
+        </w:rPr>
+        <w:t>Stretch secure learners by changing a boundary or assumption and asking them to defend the effect, not simply by assigning more of the same questions.</w:t>
       </w:r>
     </w:p>
     <w:p>
       <w:pPr>
-        <w:pStyle w:val="Heading3"/>
-      </w:pPr>
-      <w:r>
-        <w:t>Guided and exit questions</w:t>
+        <w:pStyle w:val="Heading1"/>
+      </w:pPr>
+      <w:r>
+        <w:t>05. Assess and explain the answers</w:t>
       </w:r>
     </w:p>
     <w:p>
       <w:r>
-        <w:t>Guided: It omits model/procedure version, data identity, units/splits, baseline, metric and scoring. Reproduction and validity cannot be assessed from the description. Qualification: A detailed methods section can reveal limitations; it does not guarantee a correct design. Exit: accept a concrete variation with its predicted outcome and a stated condition that would challenge the mechanism; reject a claim resting on unmeasured evidence.</w:t>
+        <w:t>Use the Writing the methods section questions, teacher keys and criteria after the relevant attempts. Previously discussed cases are practice; protect the separately selected independent task.</w:t>
       </w:r>
     </w:p>
     <w:p>
@@ -1474,89 +2793,244 @@
         <w:pStyle w:val="Heading3"/>
       </w:pPr>
       <w:r>
-        <w:t>W1 Explain the mechanism</w:t>
+        <w:t>Guided and exit questions</w:t>
       </w:r>
     </w:p>
     <w:p>
-      <w:r>
-        <w:t>Explain the weekly mechanism in your own words. Use the worked scenario to name its input, decision rule and output.</w:t>
+      <w:pPr>
+        <w:spacing w:line="336" w:lineRule="auto" w:after="180"/>
+      </w:pPr>
+      <w:r>
+        <w:rPr>
+          <w:b w:val="0"/>
+        </w:rPr>
+        <w:t>Guided: It omits model/procedure version, data identity, units/splits, baseline, metric and scoring. Reproduction and validity cannot be assessed from the description.</w:t>
       </w:r>
     </w:p>
     <w:p>
-      <w:r>
-        <w:t>Teacher explanation: A methods section should let a reader reconstruct the design and computation. Detail should explain choices that affect evidence. Report question, units, sampling, permissions, data roles, baseline, procedure, metrics, uncertainty assumptions, missing/exclusion handling and versions. Distinguish prespecified and later changes.</w:t>
+      <w:pPr>
+        <w:spacing w:line="336" w:lineRule="auto" w:after="180"/>
+      </w:pPr>
+      <w:r>
+        <w:rPr>
+          <w:b w:val="0"/>
+        </w:rPr>
+        <w:t xml:space="preserve">Qualification: A detailed </w:t>
+      </w:r>
+      <w:r>
+        <w:rPr>
+          <w:b/>
+        </w:rPr>
+        <w:t>methods section</w:t>
+      </w:r>
+      <w:r>
+        <w:rPr>
+          <w:b w:val="0"/>
+        </w:rPr>
+        <w:t xml:space="preserve"> can reveal limitations; it does not guarantee a correct design.</w:t>
       </w:r>
     </w:p>
     <w:p>
       <w:pPr>
-        <w:pStyle w:val="Heading3"/>
-      </w:pPr>
-      <w:r>
-        <w:t>W2 Trace the worked case</w:t>
+        <w:spacing w:line="336" w:lineRule="auto" w:after="180"/>
+      </w:pPr>
+      <w:r>
+        <w:rPr>
+          <w:b w:val="0"/>
+        </w:rPr>
+        <w:t xml:space="preserve">Exit: accept a concrete variation with its predicted outcome and a stated condition that would challenge the </w:t>
+      </w:r>
+      <w:r>
+        <w:rPr>
+          <w:b/>
+        </w:rPr>
+        <w:t>mechanism</w:t>
+      </w:r>
+      <w:r>
+        <w:rPr>
+          <w:b w:val="0"/>
+        </w:rPr>
+        <w:t xml:space="preserve">; reject a claim resting on unmeasured </w:t>
+      </w:r>
+      <w:r>
+        <w:rPr>
+          <w:b/>
+        </w:rPr>
+        <w:t>evidence</w:t>
+      </w:r>
+      <w:r>
+        <w:rPr>
+          <w:b w:val="0"/>
+        </w:rPr>
+        <w:t>.</w:t>
       </w:r>
     </w:p>
     <w:p>
-      <w:r>
-        <w:t>Methods says used AI on data and got good scores; code and split are absent. Show the intermediate steps and give the conclusion with its scope.</w:t>
+      <w:pPr>
+        <w:pStyle w:val="Heading3"/>
+      </w:pPr>
+      <w:r>
+        <w:t>W1 Explain the mechanism</w:t>
       </w:r>
     </w:p>
     <w:p>
-      <w:r>
-        <w:t>Teacher explanation: It omits model/procedure version, data identity, units/splits, baseline, metric and scoring. Reproduction and validity cannot be assessed from the description.</w:t>
+      <w:pPr>
+        <w:pStyle w:val="Heading3"/>
+      </w:pPr>
+      <w:r>
+        <w:t>Workbook question · W1</w:t>
       </w:r>
     </w:p>
     <w:p>
       <w:pPr>
-        <w:pStyle w:val="Heading3"/>
-      </w:pPr>
-      <w:r>
-        <w:t>W3 Audit the limit</w:t>
+        <w:spacing w:line="336" w:lineRule="auto" w:after="180"/>
+        <w:shd w:fill="F5F1FB"/>
+      </w:pPr>
+      <w:r>
+        <w:rPr>
+          <w:b w:val="0"/>
+        </w:rPr>
+        <w:t xml:space="preserve">Explain the weekly </w:t>
+      </w:r>
+      <w:r>
+        <w:rPr>
+          <w:b/>
+        </w:rPr>
+        <w:t>mechanism</w:t>
+      </w:r>
+      <w:r>
+        <w:rPr>
+          <w:b w:val="0"/>
+        </w:rPr>
+        <w:t xml:space="preserve"> in your own words. Use the worked scenario to name its </w:t>
+      </w:r>
+      <w:r>
+        <w:rPr>
+          <w:b/>
+        </w:rPr>
+        <w:t>input</w:t>
+      </w:r>
+      <w:r>
+        <w:rPr>
+          <w:b w:val="0"/>
+        </w:rPr>
+        <w:t xml:space="preserve">, decision rule and </w:t>
+      </w:r>
+      <w:r>
+        <w:rPr>
+          <w:b/>
+        </w:rPr>
+        <w:t>output</w:t>
+      </w:r>
+      <w:r>
+        <w:rPr>
+          <w:b w:val="0"/>
+        </w:rPr>
+        <w:t>.</w:t>
       </w:r>
     </w:p>
     <w:p>
-      <w:r>
-        <w:t>A report omits this qualification: A detailed methods section can reveal limitations; it does not guarantee a correct design. Explain how omitting it could change a reader's interpretation, and write an accurate replacement.</w:t>
+      <w:pPr>
+        <w:pStyle w:val="Heading3"/>
+      </w:pPr>
+      <w:r>
+        <w:t>Teacher reasoning · W1</w:t>
       </w:r>
     </w:p>
     <w:p>
-      <w:r>
-        <w:t>Teacher explanation: A detailed methods section can reveal limitations; it does not guarantee a correct design. State the observed result separately from the unverified or out-of-scope claim; preserve the original evidence rather than inventing a missing fact.</w:t>
+      <w:pPr>
+        <w:spacing w:line="336" w:lineRule="auto" w:after="180"/>
+        <w:shd w:fill="F1F6FC"/>
+      </w:pPr>
+      <w:r>
+        <w:rPr>
+          <w:b w:val="0"/>
+        </w:rPr>
+        <w:t xml:space="preserve">Teacher explanation: A </w:t>
+      </w:r>
+      <w:r>
+        <w:rPr>
+          <w:b/>
+        </w:rPr>
+        <w:t>methods section</w:t>
+      </w:r>
+      <w:r>
+        <w:rPr>
+          <w:b w:val="0"/>
+        </w:rPr>
+        <w:t xml:space="preserve"> should let a reader reconstruct the design and computation. Detail should explain choices that affect </w:t>
+      </w:r>
+      <w:r>
+        <w:rPr>
+          <w:b/>
+        </w:rPr>
+        <w:t>evidence</w:t>
+      </w:r>
+      <w:r>
+        <w:rPr>
+          <w:b w:val="0"/>
+        </w:rPr>
+        <w:t>.</w:t>
       </w:r>
     </w:p>
     <w:p>
       <w:pPr>
-        <w:pStyle w:val="Heading3"/>
-      </w:pPr>
-      <w:r>
-        <w:t>W4 Apply a new case independently</w:t>
+        <w:spacing w:line="336" w:lineRule="auto" w:after="180"/>
+        <w:shd w:fill="F1F6FC"/>
+      </w:pPr>
+      <w:r>
+        <w:rPr>
+          <w:b w:val="0"/>
+        </w:rPr>
+        <w:t>Report question, units, sampling, permissions, data roles, baseline, procedure, metrics, uncertainty assumptions, missing/exclusion handling and versions. Distinguish prespecified and later changes.</w:t>
       </w:r>
     </w:p>
     <w:p>
-      <w:r>
-        <w:t>Methods names a dataset and metric, but not whether near-duplicate sources cross the split. What detail matters?</w:t>
+      <w:pPr>
+        <w:pStyle w:val="Heading3"/>
+      </w:pPr>
+      <w:r>
+        <w:t>W2 Trace the worked case</w:t>
       </w:r>
     </w:p>
     <w:p>
-      <w:r>
-        <w:t>Teacher explanation: Describe grouping/deduplication and exact split assignment, including related examples. File names alone do not establish independence.</w:t>
+      <w:pPr>
+        <w:pStyle w:val="Heading3"/>
+      </w:pPr>
+      <w:r>
+        <w:t>Workbook question · W2</w:t>
       </w:r>
     </w:p>
     <w:p>
       <w:pPr>
-        <w:pStyle w:val="Heading3"/>
-      </w:pPr>
-      <w:r>
-        <w:t>W5 Design a revealing follow-up</w:t>
+        <w:spacing w:line="336" w:lineRule="auto" w:after="180"/>
+        <w:shd w:fill="F5F1FB"/>
+      </w:pPr>
+      <w:r>
+        <w:rPr>
+          <w:b w:val="0"/>
+        </w:rPr>
+        <w:t>Methods says used AI on data and got good scores; code and split are absent. Show the intermediate steps and give the conclusion with its scope.</w:t>
       </w:r>
     </w:p>
     <w:p>
-      <w:r>
-        <w:t>For the worked scenario, propose one additional case that could reveal a failure, describe its expected outcome before running it, and explain what would need to remain fixed for a fair comparison. Do not reuse W4 as a new final test after receiving feedback.</w:t>
+      <w:pPr>
+        <w:pStyle w:val="Heading3"/>
+      </w:pPr>
+      <w:r>
+        <w:t>Teacher reasoning · W2</w:t>
       </w:r>
     </w:p>
     <w:p>
-      <w:r>
-        <w:t>Teacher explanation: Accept a concrete variant of the worked input or a missing/conflicting/boundary condition, with an expectation derived from the declared procedure. Require preserved settings, original outputs and data roles. A detailed methods section can reveal limitations; it does not guarantee a correct design. The new case should test this particular mechanism rather than merely restate the original result.</w:t>
+      <w:pPr>
+        <w:spacing w:line="336" w:lineRule="auto" w:after="180"/>
+        <w:shd w:fill="F1F6FC"/>
+      </w:pPr>
+      <w:r>
+        <w:rPr>
+          <w:b w:val="0"/>
+        </w:rPr>
+        <w:t>Teacher explanation: It omits model/procedure version, data identity, units/splits, baseline, metric and scoring. Reproduction and validity cannot be assessed from the description.</w:t>
       </w:r>
     </w:p>
     <w:p>
@@ -1564,37 +3038,382 @@
         <w:pStyle w:val="Heading3"/>
       </w:pPr>
       <w:r>
-        <w:t>Independent assessment and fresh retry</w:t>
+        <w:t>W3 Audit the limit</w:t>
       </w:r>
     </w:p>
     <w:p>
-      <w:r>
-        <w:t>W4: Describe grouping/deduplication and exact split assignment, including related examples. File names alone do not establish independence. Require intermediate reasoning and the stated scope. Fresh retry: A study reports a test without its null or assumptions. Expected reasoning: Add null model, statistic, tail rule, threshold and independence/exchangeability assumptions; do not label p-values self-explanatory. If students need support, record it and reassess with another new case rather than awarding independence to a copied answer.</w:t>
+      <w:pPr>
+        <w:pStyle w:val="Heading3"/>
+      </w:pPr>
+      <w:r>
+        <w:t>Workbook question · W3</w:t>
       </w:r>
     </w:p>
     <w:p>
       <w:pPr>
-        <w:pStyle w:val="Heading3"/>
-      </w:pPr>
-      <w:r>
-        <w:t>Assess independent transfer</w:t>
+        <w:spacing w:line="336" w:lineRule="auto" w:after="180"/>
+        <w:shd w:fill="F5F1FB"/>
+      </w:pPr>
+      <w:r>
+        <w:rPr>
+          <w:b w:val="0"/>
+        </w:rPr>
+        <w:t xml:space="preserve">A report omits this qualification: A detailed </w:t>
+      </w:r>
+      <w:r>
+        <w:rPr>
+          <w:b/>
+        </w:rPr>
+        <w:t>methods section</w:t>
+      </w:r>
+      <w:r>
+        <w:rPr>
+          <w:b w:val="0"/>
+        </w:rPr>
+        <w:t xml:space="preserve"> can reveal limitations; it does not guarantee a correct design. Explain how omitting it could change a reader's interpretation, and write an accurate replacement.</w:t>
       </w:r>
     </w:p>
     <w:p>
-      <w:r>
-        <w:t>Selected case: Methods names a dataset and metric, but not whether near-duplicate sources cross the split. What detail matters?</w:t>
+      <w:pPr>
+        <w:pStyle w:val="Heading3"/>
+      </w:pPr>
+      <w:r>
+        <w:t>Teacher reasoning · W3</w:t>
       </w:r>
     </w:p>
     <w:p>
       <w:pPr>
-        <w:pStyle w:val="Heading3"/>
-      </w:pPr>
-      <w:r>
-        <w:t>Selected case answer</w:t>
+        <w:spacing w:line="336" w:lineRule="auto" w:after="180"/>
+        <w:shd w:fill="F1F6FC"/>
+      </w:pPr>
+      <w:r>
+        <w:rPr>
+          <w:b w:val="0"/>
+        </w:rPr>
+        <w:t xml:space="preserve">Teacher explanation: A detailed </w:t>
+      </w:r>
+      <w:r>
+        <w:rPr>
+          <w:b/>
+        </w:rPr>
+        <w:t>methods section</w:t>
+      </w:r>
+      <w:r>
+        <w:rPr>
+          <w:b w:val="0"/>
+        </w:rPr>
+        <w:t xml:space="preserve"> can reveal limitations; it does not guarantee a correct design.</w:t>
       </w:r>
     </w:p>
     <w:p>
-      <w:r>
+      <w:pPr>
+        <w:spacing w:line="336" w:lineRule="auto" w:after="180"/>
+        <w:shd w:fill="F1F6FC"/>
+      </w:pPr>
+      <w:r>
+        <w:rPr>
+          <w:b w:val="0"/>
+        </w:rPr>
+        <w:t xml:space="preserve">State the observed result separately from the unverified or out-of-scope claim; preserve the original </w:t>
+      </w:r>
+      <w:r>
+        <w:rPr>
+          <w:b/>
+        </w:rPr>
+        <w:t>evidence</w:t>
+      </w:r>
+      <w:r>
+        <w:rPr>
+          <w:b w:val="0"/>
+        </w:rPr>
+        <w:t xml:space="preserve"> rather than inventing a missing fact.</w:t>
+      </w:r>
+    </w:p>
+    <w:p>
+      <w:pPr>
+        <w:pStyle w:val="Heading3"/>
+      </w:pPr>
+      <w:r>
+        <w:t>W4 Apply a new case independently</w:t>
+      </w:r>
+    </w:p>
+    <w:p>
+      <w:pPr>
+        <w:pStyle w:val="Heading3"/>
+      </w:pPr>
+      <w:r>
+        <w:t>Workbook question · W4</w:t>
+      </w:r>
+    </w:p>
+    <w:p>
+      <w:pPr>
+        <w:spacing w:line="336" w:lineRule="auto" w:after="180"/>
+        <w:shd w:fill="F5F1FB"/>
+      </w:pPr>
+      <w:r>
+        <w:rPr>
+          <w:b w:val="0"/>
+        </w:rPr>
+        <w:t>Methods names a dataset and metric, but not whether near-duplicate sources cross the split. What detail matters?</w:t>
+      </w:r>
+    </w:p>
+    <w:p>
+      <w:pPr>
+        <w:pStyle w:val="Heading3"/>
+      </w:pPr>
+      <w:r>
+        <w:t>Teacher reasoning · W4</w:t>
+      </w:r>
+    </w:p>
+    <w:p>
+      <w:pPr>
+        <w:spacing w:line="336" w:lineRule="auto" w:after="180"/>
+        <w:shd w:fill="F1F6FC"/>
+      </w:pPr>
+      <w:r>
+        <w:rPr>
+          <w:b w:val="0"/>
+        </w:rPr>
+        <w:t>Teacher explanation: Describe grouping/deduplication and exact split assignment, including related examples. File names alone do not establish independence.</w:t>
+      </w:r>
+    </w:p>
+    <w:p>
+      <w:pPr>
+        <w:pStyle w:val="Heading3"/>
+      </w:pPr>
+      <w:r>
+        <w:t>W5 Design a revealing follow-up</w:t>
+      </w:r>
+    </w:p>
+    <w:p>
+      <w:pPr>
+        <w:pStyle w:val="Heading3"/>
+      </w:pPr>
+      <w:r>
+        <w:t>Workbook question · W5</w:t>
+      </w:r>
+    </w:p>
+    <w:p>
+      <w:pPr>
+        <w:spacing w:line="336" w:lineRule="auto" w:after="180"/>
+        <w:shd w:fill="F5F1FB"/>
+      </w:pPr>
+      <w:r>
+        <w:rPr>
+          <w:b w:val="0"/>
+        </w:rPr>
+        <w:t>For the worked scenario, propose one additional case that could reveal a failure, describe its expected outcome before running it, and explain what would need to remain fixed for a fair comparison.</w:t>
+      </w:r>
+    </w:p>
+    <w:p>
+      <w:pPr>
+        <w:spacing w:line="336" w:lineRule="auto" w:after="180"/>
+        <w:shd w:fill="F5F1FB"/>
+      </w:pPr>
+      <w:r>
+        <w:rPr>
+          <w:b w:val="0"/>
+        </w:rPr>
+        <w:t>Do not reuse W4 as a new final test after receiving feedback.</w:t>
+      </w:r>
+    </w:p>
+    <w:p>
+      <w:pPr>
+        <w:pStyle w:val="Heading3"/>
+      </w:pPr>
+      <w:r>
+        <w:t>Teacher reasoning · W5</w:t>
+      </w:r>
+    </w:p>
+    <w:p>
+      <w:pPr>
+        <w:spacing w:line="336" w:lineRule="auto" w:after="180"/>
+        <w:shd w:fill="F1F6FC"/>
+      </w:pPr>
+      <w:r>
+        <w:rPr>
+          <w:b w:val="0"/>
+        </w:rPr>
+        <w:t xml:space="preserve">Teacher explanation: Accept a concrete variant of the worked </w:t>
+      </w:r>
+      <w:r>
+        <w:rPr>
+          <w:b/>
+        </w:rPr>
+        <w:t>input</w:t>
+      </w:r>
+      <w:r>
+        <w:rPr>
+          <w:b w:val="0"/>
+        </w:rPr>
+        <w:t xml:space="preserve"> or a missing/conflicting/boundary condition, with an expectation derived from the declared procedure.</w:t>
+      </w:r>
+    </w:p>
+    <w:p>
+      <w:pPr>
+        <w:spacing w:line="336" w:lineRule="auto" w:after="180"/>
+        <w:shd w:fill="F1F6FC"/>
+      </w:pPr>
+      <w:r>
+        <w:rPr>
+          <w:b w:val="0"/>
+        </w:rPr>
+        <w:t xml:space="preserve">Require preserved settings, original </w:t>
+      </w:r>
+      <w:r>
+        <w:rPr>
+          <w:b/>
+        </w:rPr>
+        <w:t>output</w:t>
+      </w:r>
+      <w:r>
+        <w:rPr>
+          <w:b w:val="0"/>
+        </w:rPr>
+        <w:t xml:space="preserve">s and data roles. A detailed </w:t>
+      </w:r>
+      <w:r>
+        <w:rPr>
+          <w:b/>
+        </w:rPr>
+        <w:t>methods section</w:t>
+      </w:r>
+      <w:r>
+        <w:rPr>
+          <w:b w:val="0"/>
+        </w:rPr>
+        <w:t xml:space="preserve"> can reveal limitations; it does not guarantee a correct design.</w:t>
+      </w:r>
+    </w:p>
+    <w:p>
+      <w:pPr>
+        <w:spacing w:line="336" w:lineRule="auto" w:after="180"/>
+        <w:shd w:fill="F1F6FC"/>
+      </w:pPr>
+      <w:r>
+        <w:rPr>
+          <w:b w:val="0"/>
+        </w:rPr>
+        <w:t xml:space="preserve">The new case should test this particular </w:t>
+      </w:r>
+      <w:r>
+        <w:rPr>
+          <w:b/>
+        </w:rPr>
+        <w:t>mechanism</w:t>
+      </w:r>
+      <w:r>
+        <w:rPr>
+          <w:b w:val="0"/>
+        </w:rPr>
+        <w:t xml:space="preserve"> rather than merely restate the original result.</w:t>
+      </w:r>
+    </w:p>
+    <w:p>
+      <w:pPr>
+        <w:pStyle w:val="Heading3"/>
+      </w:pPr>
+      <w:r>
+        <w:t>Independent assessment and fresh retry</w:t>
+      </w:r>
+    </w:p>
+    <w:p>
+      <w:pPr>
+        <w:pStyle w:val="Heading3"/>
+      </w:pPr>
+      <w:r>
+        <w:t>Teacher key · Independent assessment and fresh retry</w:t>
+      </w:r>
+    </w:p>
+    <w:p>
+      <w:pPr>
+        <w:spacing w:line="336" w:lineRule="auto" w:after="180"/>
+        <w:shd w:fill="F1F6FC"/>
+      </w:pPr>
+      <w:r>
+        <w:rPr>
+          <w:b w:val="0"/>
+        </w:rPr>
+        <w:t>W4: Describe grouping/deduplication and exact split assignment, including related examples. File names alone do not establish independence. Require intermediate reasoning and the stated scope.</w:t>
+      </w:r>
+    </w:p>
+    <w:p>
+      <w:pPr>
+        <w:spacing w:line="336" w:lineRule="auto" w:after="180"/>
+        <w:shd w:fill="F1F6FC"/>
+      </w:pPr>
+      <w:r>
+        <w:rPr>
+          <w:b w:val="0"/>
+        </w:rPr>
+        <w:t>Fresh retry: A study reports a test without its null or assumptions. Expected reasoning: Add null model, statistic, tail rule, threshold and independence/exchangeability assumptions; do not label p-values self-explanatory.</w:t>
+      </w:r>
+    </w:p>
+    <w:p>
+      <w:pPr>
+        <w:spacing w:line="336" w:lineRule="auto" w:after="180"/>
+        <w:shd w:fill="F1F6FC"/>
+      </w:pPr>
+      <w:r>
+        <w:rPr>
+          <w:b w:val="0"/>
+        </w:rPr>
+        <w:t>If students need support, record it and reassess with another new case rather than awarding independence to a copied answer.</w:t>
+      </w:r>
+    </w:p>
+    <w:p>
+      <w:pPr>
+        <w:pStyle w:val="Heading3"/>
+      </w:pPr>
+      <w:r>
+        <w:t>Assess independent transfer</w:t>
+      </w:r>
+    </w:p>
+    <w:p>
+      <w:pPr>
+        <w:pStyle w:val="Heading3"/>
+      </w:pPr>
+      <w:r>
+        <w:t>Independent question · withhold the key</w:t>
+      </w:r>
+    </w:p>
+    <w:p>
+      <w:pPr>
+        <w:spacing w:line="336" w:lineRule="auto" w:after="180"/>
+        <w:shd w:fill="F5F1FB"/>
+      </w:pPr>
+      <w:r>
+        <w:rPr>
+          <w:b w:val="0"/>
+        </w:rPr>
+        <w:t>Selected case: Methods names a dataset and metric, but not whether near-duplicate sources cross the split. What detail matters?</w:t>
+      </w:r>
+    </w:p>
+    <w:p>
+      <w:pPr>
+        <w:pStyle w:val="Heading3"/>
+      </w:pPr>
+      <w:r>
+        <w:t>Selected case answer</w:t>
+      </w:r>
+    </w:p>
+    <w:p>
+      <w:pPr>
+        <w:pStyle w:val="Heading3"/>
+      </w:pPr>
+      <w:r>
+        <w:t>Teacher key · Selected case answer</w:t>
+      </w:r>
+    </w:p>
+    <w:p>
+      <w:pPr>
+        <w:spacing w:line="336" w:lineRule="auto" w:after="180"/>
+        <w:shd w:fill="F1F6FC"/>
+      </w:pPr>
+      <w:r>
+        <w:rPr>
+          <w:b w:val="0"/>
+        </w:rPr>
         <w:t>Teacher explanation: Describe grouping/deduplication and exact split assignment, including related examples. File names alone do not establish independence.</w:t>
       </w:r>
     </w:p>
@@ -1701,67 +3520,305 @@
       </w:tr>
     </w:tbl>
     <w:p>
-      <w:r>
-        <w:t>Record each dimension as not yet, with support, or independent. Accept a valid alternative procedure with a defensible trace. Do not penalise an honestly recorded model failure if the learner correctly explains its evidence and limits.</w:t>
+      <w:pPr>
+        <w:pStyle w:val="Heading3"/>
+      </w:pPr>
+      <w:r>
+        <w:t>Teacher key · Selected case answer</w:t>
       </w:r>
     </w:p>
     <w:p>
       <w:pPr>
-        <w:pStyle w:val="Heading3"/>
-      </w:pPr>
-      <w:r>
-        <w:t>Feedback that the learner uses</w:t>
+        <w:spacing w:line="336" w:lineRule="auto" w:after="180"/>
+        <w:shd w:fill="F1F6FC"/>
+      </w:pPr>
+      <w:r>
+        <w:rPr>
+          <w:b w:val="0"/>
+        </w:rPr>
+        <w:t>Record each dimension as not yet, with support, or independent. Accept a valid alternative procedure with a defensible trace.</w:t>
       </w:r>
     </w:p>
     <w:p>
-      <w:r>
-        <w:t>Name the earliest unsupported step and give one action to repair it. Have the learner make that repair now and explain why. Then assess the relevant skill on a fresh, fully specified case. Confirm it was not previously practised with feedback; solve and check the new case before assigning it. A follow-up design prompt is a starting brief, not automatically an equivalent test.</w:t>
+      <w:pPr>
+        <w:spacing w:line="336" w:lineRule="auto" w:after="180"/>
+        <w:shd w:fill="F1F6FC"/>
+      </w:pPr>
+      <w:r>
+        <w:rPr>
+          <w:b w:val="0"/>
+        </w:rPr>
+        <w:t xml:space="preserve">Do not penalise an honestly recorded model failure if the learner correctly explains its </w:t>
+      </w:r>
+      <w:r>
+        <w:rPr>
+          <w:b/>
+        </w:rPr>
+        <w:t>evidence</w:t>
+      </w:r>
+      <w:r>
+        <w:rPr>
+          <w:b w:val="0"/>
+        </w:rPr>
+        <w:t xml:space="preserve"> and limits.</w:t>
       </w:r>
     </w:p>
     <w:p>
       <w:pPr>
-        <w:pStyle w:val="Heading1"/>
-      </w:pPr>
-      <w:r>
-        <w:t>06. Connect the project, support and next lesson</w:t>
+        <w:pStyle w:val="Heading3"/>
+      </w:pPr>
+      <w:r>
+        <w:t>Feedback that the learner uses</w:t>
       </w:r>
     </w:p>
     <w:p>
-      <w:r>
-        <w:t>Add a labelled writing the methods section evidence sheet to Reproducible AI Research Study. Show how you can explain the mechanism and terminology of writing the methods section. Use the supplied fictional case and keep its inputs, intermediate steps, calculation or prediction, and limitation. Connect this record to last week’s record; a matching answer without a trace is insufficient.</w:t>
+      <w:pPr>
+        <w:spacing w:line="336" w:lineRule="auto" w:after="180"/>
+      </w:pPr>
+      <w:r>
+        <w:rPr>
+          <w:b w:val="0"/>
+        </w:rPr>
+        <w:t>Name the earliest unsupported step and give one action to repair it. Have the learner make that repair now and explain why. Then assess the relevant skill on a fresh, fully specified case.</w:t>
       </w:r>
     </w:p>
     <w:p>
-      <w:r>
-        <w:t>Provide an input/procedure/result/limit frame and a calculator when needed. Ask students to identify the first step before completing the whole trace. Extension: compare two concrete variants of this mechanism while holding unrelated conditions fixed; report both successful and unsuccessful outcomes.</w:t>
+      <w:pPr>
+        <w:spacing w:line="336" w:lineRule="auto" w:after="180"/>
+      </w:pPr>
+      <w:r>
+        <w:rPr>
+          <w:b w:val="0"/>
+        </w:rPr>
+        <w:t>Confirm it was not previously practised with feedback; solve and check the new case before assigning it. A follow-up design prompt is a starting brief, not automatically an equivalent test.</w:t>
       </w:r>
     </w:p>
     <w:p>
-      <w:r>
-        <w:t>Next connection: Writing results and limitations. Preserve the current case record and retrieve its evidence boundary before moving on.</w:t>
+      <w:pPr>
+        <w:pStyle w:val="Heading1"/>
+      </w:pPr>
+      <w:r>
+        <w:t>06. Connect the project, support and next lesson</w:t>
       </w:r>
     </w:p>
     <w:p>
       <w:r>
-        <w:t>Retain the project ledger and assess a changed case after support. Check the relevant prerequisite before carrying this component forward.</w:t>
+        <w:t>Connect Writing the methods section to Reproducible AI Research Study, adapt support and plan a later changed-case check.</w:t>
       </w:r>
     </w:p>
     <w:p>
       <w:pPr>
-        <w:pStyle w:val="Heading3"/>
-      </w:pPr>
-      <w:r>
-        <w:t>Plan the delayed return</w:t>
+        <w:spacing w:line="336" w:lineRule="auto" w:after="180"/>
+      </w:pPr>
+      <w:r>
+        <w:rPr>
+          <w:b w:val="0"/>
+        </w:rPr>
+        <w:t xml:space="preserve">Add a labelled writing the </w:t>
+      </w:r>
+      <w:r>
+        <w:rPr>
+          <w:b/>
+        </w:rPr>
+        <w:t>methods section</w:t>
+      </w:r>
+      <w:r>
+        <w:rPr>
+          <w:b w:val="0"/>
+        </w:rPr>
+        <w:t xml:space="preserve"> </w:t>
+      </w:r>
+      <w:r>
+        <w:rPr>
+          <w:b/>
+        </w:rPr>
+        <w:t>evidence</w:t>
+      </w:r>
+      <w:r>
+        <w:rPr>
+          <w:b w:val="0"/>
+        </w:rPr>
+        <w:t xml:space="preserve"> sheet to Reproducible AI Research Study. Show how you can explain the </w:t>
+      </w:r>
+      <w:r>
+        <w:rPr>
+          <w:b/>
+        </w:rPr>
+        <w:t>mechanism</w:t>
+      </w:r>
+      <w:r>
+        <w:rPr>
+          <w:b w:val="0"/>
+        </w:rPr>
+        <w:t xml:space="preserve"> and terminology of writing the </w:t>
+      </w:r>
+      <w:r>
+        <w:rPr>
+          <w:b/>
+        </w:rPr>
+        <w:t>methods section</w:t>
+      </w:r>
+      <w:r>
+        <w:rPr>
+          <w:b w:val="0"/>
+        </w:rPr>
+        <w:t>.</w:t>
       </w:r>
     </w:p>
     <w:p>
-      <w:r>
-        <w:t>Suggested return points in this level: ai-7/31, ai-7/33, ai-7/36. Use actual classroom dates, adjusting for holidays and gaps. One, three and six teaching weeks are scheduling choices, not a claimed optimal spacing.</w:t>
+      <w:pPr>
+        <w:spacing w:line="336" w:lineRule="auto" w:after="180"/>
+      </w:pPr>
+      <w:r>
+        <w:rPr>
+          <w:b w:val="0"/>
+        </w:rPr>
+        <w:t xml:space="preserve">Use the supplied fictional case and keep its </w:t>
+      </w:r>
+      <w:r>
+        <w:rPr>
+          <w:b/>
+        </w:rPr>
+        <w:t>input</w:t>
+      </w:r>
+      <w:r>
+        <w:rPr>
+          <w:b w:val="0"/>
+        </w:rPr>
+        <w:t xml:space="preserve">s, intermediate steps, calculation or </w:t>
+      </w:r>
+      <w:r>
+        <w:rPr>
+          <w:b/>
+        </w:rPr>
+        <w:t>prediction</w:t>
+      </w:r>
+      <w:r>
+        <w:rPr>
+          <w:b w:val="0"/>
+        </w:rPr>
+        <w:t>, and limitation. Connect this record to last week’s record; a matching answer without a trace is insufficient.</w:t>
       </w:r>
     </w:p>
     <w:p>
-      <w:r>
-        <w:t>At a delayed check, ask for the idea from memory and a changed application. Compare with the earlier independent response and record support used. For a new level, revisit the previous capstone before checking the new prerequisites.</w:t>
+      <w:pPr>
+        <w:spacing w:line="336" w:lineRule="auto" w:after="180"/>
+      </w:pPr>
+      <w:r>
+        <w:rPr>
+          <w:b w:val="0"/>
+        </w:rPr>
+        <w:t xml:space="preserve">Provide an </w:t>
+      </w:r>
+      <w:r>
+        <w:rPr>
+          <w:b/>
+        </w:rPr>
+        <w:t>input</w:t>
+      </w:r>
+      <w:r>
+        <w:rPr>
+          <w:b w:val="0"/>
+        </w:rPr>
+        <w:t>/procedure/result/limit frame and a calculator when needed. Ask students to identify the first step before completing the whole trace.</w:t>
+      </w:r>
+    </w:p>
+    <w:p>
+      <w:pPr>
+        <w:spacing w:line="336" w:lineRule="auto" w:after="180"/>
+      </w:pPr>
+      <w:r>
+        <w:rPr>
+          <w:b w:val="0"/>
+        </w:rPr>
+        <w:t xml:space="preserve">Extension: compare two concrete variants of this </w:t>
+      </w:r>
+      <w:r>
+        <w:rPr>
+          <w:b/>
+        </w:rPr>
+        <w:t>mechanism</w:t>
+      </w:r>
+      <w:r>
+        <w:rPr>
+          <w:b w:val="0"/>
+        </w:rPr>
+        <w:t xml:space="preserve"> while holding unrelated conditions fixed; report both successful and unsuccessful outcomes.</w:t>
+      </w:r>
+    </w:p>
+    <w:p>
+      <w:pPr>
+        <w:spacing w:line="336" w:lineRule="auto" w:after="180"/>
+      </w:pPr>
+      <w:r>
+        <w:rPr>
+          <w:b w:val="0"/>
+        </w:rPr>
+        <w:t xml:space="preserve">Next connection: Writing results and limitations. Preserve the current case record and retrieve its </w:t>
+      </w:r>
+      <w:r>
+        <w:rPr>
+          <w:b/>
+        </w:rPr>
+        <w:t>evidence</w:t>
+      </w:r>
+      <w:r>
+        <w:rPr>
+          <w:b w:val="0"/>
+        </w:rPr>
+        <w:t xml:space="preserve"> boundary before moving on.</w:t>
+      </w:r>
+    </w:p>
+    <w:p>
+      <w:pPr>
+        <w:spacing w:line="336" w:lineRule="auto" w:after="180"/>
+      </w:pPr>
+      <w:r>
+        <w:rPr>
+          <w:b w:val="0"/>
+        </w:rPr>
+        <w:t>Retain the project ledger and assess a changed case after support. Check the relevant prerequisite before carrying this component forward.</w:t>
+      </w:r>
+    </w:p>
+    <w:p>
+      <w:pPr>
+        <w:pStyle w:val="Heading3"/>
+      </w:pPr>
+      <w:r>
+        <w:t>Plan the delayed return</w:t>
+      </w:r>
+    </w:p>
+    <w:p>
+      <w:pPr>
+        <w:spacing w:line="336" w:lineRule="auto" w:after="180"/>
+      </w:pPr>
+      <w:r>
+        <w:rPr>
+          <w:b w:val="0"/>
+        </w:rPr>
+        <w:t>Suggested return points in this level: ai-7/31, ai-7/33, ai-7/36. Use actual classroom dates, adjusting for holidays and gaps. One, three and six teaching weeks are scheduling choices, not a claimed optimal spacing.</w:t>
+      </w:r>
+    </w:p>
+    <w:p>
+      <w:pPr>
+        <w:spacing w:line="336" w:lineRule="auto" w:after="180"/>
+      </w:pPr>
+      <w:r>
+        <w:rPr>
+          <w:b w:val="0"/>
+        </w:rPr>
+        <w:t>At a delayed check, ask for the idea from memory and a changed application. Compare with the earlier independent response and record support used.</w:t>
+      </w:r>
+    </w:p>
+    <w:p>
+      <w:pPr>
+        <w:spacing w:line="336" w:lineRule="auto" w:after="180"/>
+      </w:pPr>
+      <w:r>
+        <w:rPr>
+          <w:b w:val="0"/>
+        </w:rPr>
+        <w:t>For a new level, revisit the previous capstone before checking the new prerequisites.</w:t>
       </w:r>
     </w:p>
     <w:tbl>
@@ -1921,8 +3978,26 @@
       </w:tr>
     </w:tbl>
     <w:p>
-      <w:r>
-        <w:t>Use the evidence to choose reteaching or the next step. A completed page, confidence rating or attractive project does not by itself demonstrate understanding.</w:t>
+      <w:pPr>
+        <w:spacing w:line="336" w:lineRule="auto" w:after="180"/>
+      </w:pPr>
+      <w:r>
+        <w:rPr>
+          <w:b w:val="0"/>
+        </w:rPr>
+        <w:t xml:space="preserve">Use the </w:t>
+      </w:r>
+      <w:r>
+        <w:rPr>
+          <w:b/>
+        </w:rPr>
+        <w:t>evidence</w:t>
+      </w:r>
+      <w:r>
+        <w:rPr>
+          <w:b w:val="0"/>
+        </w:rPr>
+        <w:t xml:space="preserve"> to choose reteaching or the next step. A completed page, confidence rating or attractive project does not by itself demonstrate understanding.</w:t>
       </w:r>
     </w:p>
     <w:p>
@@ -1934,7 +4009,13 @@
       </w:r>
     </w:p>
     <w:p>
-      <w:r>
+      <w:pPr>
+        <w:spacing w:line="336" w:lineRule="auto" w:after="180"/>
+      </w:pPr>
+      <w:r>
+        <w:rPr>
+          <w:b w:val="0"/>
+        </w:rPr>
         <w:t>For the Reproducible AI Research Study, retain an annotated worked trace and the changed-case reasoning. Connect the claim to its records, units and assumptions so another investigator can challenge or reproduce it.</w:t>
       </w:r>
     </w:p>
@@ -1948,12 +4029,68 @@
     </w:p>
     <w:p>
       <w:r>
-        <w:t>Teaching target: Explain the mechanism and terminology of writing the methods section</w:t>
+        <w:t>Use this preparation summary alongside the detailed Writing the methods section lesson; it is a checklist rather than a replacement for the full sequence.</w:t>
       </w:r>
     </w:p>
     <w:p>
-      <w:r>
-        <w:t>Prepare the labelled worked-case picture, the matching workbook, fictional input cards and a place for individual responses. Check a local Python 3 environment before class; have a paper-trace version ready.</w:t>
+      <w:pPr>
+        <w:pStyle w:val="Heading3"/>
+      </w:pPr>
+      <w:r>
+        <w:t>Teaching target</w:t>
+      </w:r>
+    </w:p>
+    <w:p>
+      <w:pPr>
+        <w:spacing w:line="336" w:lineRule="auto" w:after="180"/>
+        <w:shd w:fill="EDF7F3"/>
+      </w:pPr>
+      <w:r>
+        <w:rPr>
+          <w:b w:val="0"/>
+        </w:rPr>
+        <w:t xml:space="preserve">Teaching target: Explain the </w:t>
+      </w:r>
+      <w:r>
+        <w:rPr>
+          <w:b/>
+        </w:rPr>
+        <w:t>mechanism</w:t>
+      </w:r>
+      <w:r>
+        <w:rPr>
+          <w:b w:val="0"/>
+        </w:rPr>
+        <w:t xml:space="preserve"> and terminology of writing the </w:t>
+      </w:r>
+      <w:r>
+        <w:rPr>
+          <w:b/>
+        </w:rPr>
+        <w:t>methods section</w:t>
+      </w:r>
+    </w:p>
+    <w:p>
+      <w:pPr>
+        <w:spacing w:line="336" w:lineRule="auto" w:after="180"/>
+      </w:pPr>
+      <w:r>
+        <w:rPr>
+          <w:b w:val="0"/>
+        </w:rPr>
+        <w:t xml:space="preserve">Prepare the labelled worked-case picture, the matching workbook, fictional </w:t>
+      </w:r>
+      <w:r>
+        <w:rPr>
+          <w:b/>
+        </w:rPr>
+        <w:t>input</w:t>
+      </w:r>
+      <w:r>
+        <w:rPr>
+          <w:b w:val="0"/>
+        </w:rPr>
+        <w:t xml:space="preserve"> cards and a place for individual responses. Check a local Python 3 environment before class; have a paper-trace version ready.</w:t>
       </w:r>
     </w:p>
     <w:tbl>
@@ -2100,37 +4237,195 @@
       </w:tr>
     </w:tbl>
     <w:p>
-      <w:r>
+      <w:pPr>
+        <w:spacing w:line="336" w:lineRule="auto" w:after="180"/>
+      </w:pPr>
+      <w:r>
+        <w:rPr>
+          <w:b w:val="0"/>
+        </w:rPr>
         <w:t>Before class, solve the supported practice: Methods says used AI on data and got good scores; code and split are absent. Show the intermediate steps and give the conclusion with its scope.</w:t>
       </w:r>
     </w:p>
     <w:p>
-      <w:r>
-        <w:t>Reasoned practice answer: Teacher explanation: It omits model/procedure version, data identity, units/splits, baseline, metric and scoring. Reproduction and validity cannot be assessed from the description.</w:t>
+      <w:pPr>
+        <w:pStyle w:val="Heading3"/>
+      </w:pPr>
+      <w:r>
+        <w:t>Supported practice answer</w:t>
       </w:r>
     </w:p>
     <w:p>
-      <w:r>
-        <w:t>Check every learner before discussion: Use the worked case for Writing the methods section. Proposed explanation: “The worked result establishes every future case”. Decide whether this explanation is supported. Point to the step or supplied fact that decides; explain your repair if needed.</w:t>
+      <w:pPr>
+        <w:spacing w:line="336" w:lineRule="auto" w:after="180"/>
+        <w:shd w:fill="F1F6FC"/>
+      </w:pPr>
+      <w:r>
+        <w:rPr>
+          <w:b w:val="0"/>
+        </w:rPr>
+        <w:t>Reasoned practice answer: Teacher explanation: It omits model/procedure version, data identity, units/splits, baseline, metric and scoring. Reproduction and validity cannot be assessed from the description.</w:t>
       </w:r>
     </w:p>
     <w:p>
-      <w:r>
-        <w:t>Misconception repair: A detailed methods section can reveal limitations; it does not guarantee a correct design.</w:t>
+      <w:pPr>
+        <w:spacing w:line="336" w:lineRule="auto" w:after="180"/>
+      </w:pPr>
+      <w:r>
+        <w:rPr>
+          <w:b w:val="0"/>
+        </w:rPr>
+        <w:t xml:space="preserve">Check every learner before discussion: Use the worked case for Writing the </w:t>
+      </w:r>
+      <w:r>
+        <w:rPr>
+          <w:b/>
+        </w:rPr>
+        <w:t>methods section</w:t>
+      </w:r>
+      <w:r>
+        <w:rPr>
+          <w:b w:val="0"/>
+        </w:rPr>
+        <w:t>. Proposed explanation: “The worked result establishes every future case”. Decide whether this explanation is supported.</w:t>
       </w:r>
     </w:p>
     <w:p>
-      <w:r>
-        <w:t>Support: read the exact case aloud, enlarge the labelled picture, supply input cards and model only the first deciding step. Accept a spoken explanation or drawing; retain the reasoning goal.</w:t>
+      <w:pPr>
+        <w:spacing w:line="336" w:lineRule="auto" w:after="180"/>
+      </w:pPr>
+      <w:r>
+        <w:rPr>
+          <w:b w:val="0"/>
+        </w:rPr>
+        <w:t>Point to the step or supplied fact that decides; explain your repair if needed.</w:t>
       </w:r>
     </w:p>
     <w:p>
-      <w:r>
-        <w:t>Extension: Change the rule to length greater than 4. Require a prediction and a reason before comparing. Expected result: Pine becomes short; willow stays long and oak stays short. Reason: The equality case distinguishes the two procedures.</w:t>
+      <w:pPr>
+        <w:pStyle w:val="Heading3"/>
+      </w:pPr>
+      <w:r>
+        <w:t>Repair the misconception</w:t>
       </w:r>
     </w:p>
     <w:p>
-      <w:r>
+      <w:pPr>
+        <w:spacing w:line="336" w:lineRule="auto" w:after="180"/>
+        <w:shd w:fill="FFF5E6"/>
+      </w:pPr>
+      <w:r>
+        <w:rPr>
+          <w:b w:val="0"/>
+        </w:rPr>
+        <w:t xml:space="preserve">Misconception repair: A detailed </w:t>
+      </w:r>
+      <w:r>
+        <w:rPr>
+          <w:b/>
+        </w:rPr>
+        <w:t>methods section</w:t>
+      </w:r>
+      <w:r>
+        <w:rPr>
+          <w:b w:val="0"/>
+        </w:rPr>
+        <w:t xml:space="preserve"> can reveal limitations; it does not guarantee a correct design.</w:t>
+      </w:r>
+    </w:p>
+    <w:p>
+      <w:pPr>
+        <w:pStyle w:val="Heading3"/>
+      </w:pPr>
+      <w:r>
+        <w:t>Support without giving away the answer</w:t>
+      </w:r>
+    </w:p>
+    <w:p>
+      <w:pPr>
+        <w:spacing w:line="336" w:lineRule="auto" w:after="180"/>
+        <w:shd w:fill="F1F6F8"/>
+      </w:pPr>
+      <w:r>
+        <w:rPr>
+          <w:b w:val="0"/>
+        </w:rPr>
+        <w:t xml:space="preserve">Support: read the exact case aloud, enlarge the labelled picture, supply </w:t>
+      </w:r>
+      <w:r>
+        <w:rPr>
+          <w:b/>
+        </w:rPr>
+        <w:t>input</w:t>
+      </w:r>
+      <w:r>
+        <w:rPr>
+          <w:b w:val="0"/>
+        </w:rPr>
+        <w:t xml:space="preserve"> cards and model only the first deciding step. Accept a spoken explanation or drawing; retain the reasoning goal.</w:t>
+      </w:r>
+    </w:p>
+    <w:p>
+      <w:pPr>
+        <w:pStyle w:val="Heading3"/>
+      </w:pPr>
+      <w:r>
+        <w:t>Extend the reasoning</w:t>
+      </w:r>
+    </w:p>
+    <w:p>
+      <w:pPr>
+        <w:spacing w:line="336" w:lineRule="auto" w:after="180"/>
+        <w:shd w:fill="F5F1FB"/>
+      </w:pPr>
+      <w:r>
+        <w:rPr>
+          <w:b w:val="0"/>
+        </w:rPr>
+        <w:t xml:space="preserve">Extension: Change the rule to length greater than 4. Require a </w:t>
+      </w:r>
+      <w:r>
+        <w:rPr>
+          <w:b/>
+        </w:rPr>
+        <w:t>prediction</w:t>
+      </w:r>
+      <w:r>
+        <w:rPr>
+          <w:b w:val="0"/>
+        </w:rPr>
+        <w:t xml:space="preserve"> and a reason before comparing. Expected result: Pine becomes short; willow stays long and oak stays short.</w:t>
+      </w:r>
+    </w:p>
+    <w:p>
+      <w:pPr>
+        <w:spacing w:line="336" w:lineRule="auto" w:after="180"/>
+        <w:shd w:fill="F5F1FB"/>
+      </w:pPr>
+      <w:r>
+        <w:rPr>
+          <w:b w:val="0"/>
+        </w:rPr>
+        <w:t>Reason: The equality case distinguishes the two procedures.</w:t>
+      </w:r>
+    </w:p>
+    <w:p>
+      <w:pPr>
+        <w:pStyle w:val="Heading3"/>
+      </w:pPr>
+      <w:r>
+        <w:t>Protect the independent attempt</w:t>
+      </w:r>
+    </w:p>
+    <w:p>
+      <w:pPr>
+        <w:spacing w:line="336" w:lineRule="auto" w:after="180"/>
+        <w:shd w:fill="FFF5E6"/>
+      </w:pPr>
+      <w:r>
+        <w:rPr>
+          <w:b w:val="0"/>
+        </w:rPr>
         <w:t>Independent assessment: withhold the reserved answer until the learner has attempted the new case. Record support separately from correctness.</w:t>
       </w:r>
     </w:p>
@@ -2319,46 +4614,1027 @@
       </w:tr>
     </w:tbl>
     <w:p>
-      <w:r>
-        <w:t>Project checkpoint: Prepare the demonstration. Gather reproducible instructions, evidence, access checks and remaining limitations.</w:t>
+      <w:pPr>
+        <w:pStyle w:val="Heading3"/>
+      </w:pPr>
+      <w:r>
+        <w:t>Project checkpoint</w:t>
       </w:r>
     </w:p>
     <w:p>
-      <w:r>
-        <w:t>Use the weekly teacher answer for topic-specific reasoning. A saved progress tick is an activity record; judge mastery from the learner’s explanation and evidence.</w:t>
+      <w:pPr>
+        <w:spacing w:line="336" w:lineRule="auto" w:after="180"/>
+        <w:shd w:fill="EDF7F3"/>
+      </w:pPr>
+      <w:r>
+        <w:rPr>
+          <w:b w:val="0"/>
+        </w:rPr>
+        <w:t xml:space="preserve">Project checkpoint: Prepare the demonstration. Gather reproducible instructions, </w:t>
+      </w:r>
+      <w:r>
+        <w:rPr>
+          <w:b/>
+        </w:rPr>
+        <w:t>evidence</w:t>
+      </w:r>
+      <w:r>
+        <w:rPr>
+          <w:b w:val="0"/>
+        </w:rPr>
+        <w:t>, access checks and remaining limitations.</w:t>
       </w:r>
     </w:p>
     <w:p>
       <w:pPr>
-        <w:pStyle w:val="Heading1"/>
-      </w:pPr>
-      <w:r>
-        <w:t>08. Use feedback, labs and repair paths</w:t>
+        <w:spacing w:line="336" w:lineRule="auto" w:after="180"/>
+      </w:pPr>
+      <w:r>
+        <w:rPr>
+          <w:b w:val="0"/>
+        </w:rPr>
+        <w:t xml:space="preserve">Use the weekly teacher answer for topic-specific reasoning. A saved progress tick is an activity record; judge mastery from the learner’s explanation and </w:t>
+      </w:r>
+      <w:r>
+        <w:rPr>
+          <w:b/>
+        </w:rPr>
+        <w:t>evidence</w:t>
+      </w:r>
+      <w:r>
+        <w:rPr>
+          <w:b w:val="0"/>
+        </w:rPr>
+        <w:t>.</w:t>
       </w:r>
     </w:p>
     <w:p>
-      <w:r>
-        <w:t>Use the two formative questions as supported practice, not as independent mastery scores. Discuss the deciding evidence rather than accepting a guessed selection.</w:t>
+      <w:pPr>
+        <w:pStyle w:val="Heading1"/>
+      </w:pPr>
+      <w:r>
+        <w:t>08. Use feedback, labs and repair paths</w:t>
       </w:r>
     </w:p>
     <w:p>
       <w:r>
-        <w:t>The feedback comes from the reviewed public worked case. Do not reveal the separately reserved independent teacher answer until the learner has attempted that case.</w:t>
+        <w:t>Use feedback, earlier review and portfolios purposefully. Apply the coding routine only when this lesson has an executable lab.</w:t>
       </w:r>
     </w:p>
     <w:p>
-      <w:r>
-        <w:t>Ask students to predict before running code. Preserve errors and actual outputs; collect a changed test and an explanation. The branch-boundary and indexing lessons deliberately include failure cases.</w:t>
+      <w:pPr>
+        <w:spacing w:line="336" w:lineRule="auto" w:after="180"/>
+      </w:pPr>
+      <w:r>
+        <w:rPr>
+          <w:b w:val="0"/>
+        </w:rPr>
+        <w:t xml:space="preserve">Use the two formative questions as supported practice, not as independent mastery scores. Discuss the deciding </w:t>
+      </w:r>
+      <w:r>
+        <w:rPr>
+          <w:b/>
+        </w:rPr>
+        <w:t>evidence</w:t>
+      </w:r>
+      <w:r>
+        <w:rPr>
+          <w:b w:val="0"/>
+        </w:rPr>
+        <w:t xml:space="preserve"> rather than accepting a guessed selection.</w:t>
       </w:r>
     </w:p>
     <w:p>
-      <w:r>
-        <w:t>Use the earlier worked-explanation links to address a specific missing building block, then return to the current question. Adapt this suggestion after observing the learner; it is not an automatic diagnosis.</w:t>
+      <w:pPr>
+        <w:spacing w:line="336" w:lineRule="auto" w:after="180"/>
+      </w:pPr>
+      <w:r>
+        <w:rPr>
+          <w:b w:val="0"/>
+        </w:rPr>
+        <w:t>The feedback comes from the reviewed public worked case. Do not reveal the separately reserved independent teacher answer until the learner has attempted that case.</w:t>
       </w:r>
     </w:p>
     <w:p>
-      <w:r>
-        <w:t>Collect the completed-work portfolio as evidence. Record support separately from correctness, and assess explanation, trace/test and limitations. Progress ticks and quiz selections alone do not establish mastery.</w:t>
+      <w:pPr>
+        <w:pStyle w:val="Heading3"/>
+      </w:pPr>
+      <w:r>
+        <w:t>For later coding lessons</w:t>
+      </w:r>
+    </w:p>
+    <w:p>
+      <w:r>
+        <w:t>This week has no code block. Use this routine when a later lesson includes an executable lab.</w:t>
+      </w:r>
+    </w:p>
+    <w:p>
+      <w:pPr>
+        <w:spacing w:line="336" w:lineRule="auto" w:after="180"/>
+        <w:shd w:fill="F1F6F8"/>
+      </w:pPr>
+      <w:r>
+        <w:rPr>
+          <w:b w:val="0"/>
+        </w:rPr>
+        <w:t xml:space="preserve">Ask students to predict before running code. Preserve errors and actual </w:t>
+      </w:r>
+      <w:r>
+        <w:rPr>
+          <w:b/>
+        </w:rPr>
+        <w:t>output</w:t>
+      </w:r>
+      <w:r>
+        <w:rPr>
+          <w:b w:val="0"/>
+        </w:rPr>
+        <w:t>s; collect a changed test and an explanation. The branch-boundary and indexing lessons deliberately include failure cases.</w:t>
+      </w:r>
+    </w:p>
+    <w:p>
+      <w:pPr>
+        <w:spacing w:line="336" w:lineRule="auto" w:after="180"/>
+      </w:pPr>
+      <w:r>
+        <w:rPr>
+          <w:b w:val="0"/>
+        </w:rPr>
+        <w:t>Use the earlier worked-explanation links to address a specific missing building block, then return to the current question. Adapt this suggestion after observing the learner; it is not an automatic diagnosis.</w:t>
+      </w:r>
+    </w:p>
+    <w:p>
+      <w:pPr>
+        <w:spacing w:line="336" w:lineRule="auto" w:after="180"/>
+      </w:pPr>
+      <w:r>
+        <w:rPr>
+          <w:b w:val="0"/>
+        </w:rPr>
+        <w:t xml:space="preserve">Collect the completed-work portfolio as </w:t>
+      </w:r>
+      <w:r>
+        <w:rPr>
+          <w:b/>
+        </w:rPr>
+        <w:t>evidence</w:t>
+      </w:r>
+      <w:r>
+        <w:rPr>
+          <w:b w:val="0"/>
+        </w:rPr>
+        <w:t>. Record support separately from correctness, and assess explanation, trace/test and limitations. Progress ticks and quiz selections alone do not establish mastery.</w:t>
+      </w:r>
+    </w:p>
+    <w:p>
+      <w:pPr>
+        <w:pStyle w:val="Heading1"/>
+      </w:pPr>
+      <w:r>
+        <w:t>09. Visual concept journey</w:t>
+      </w:r>
+    </w:p>
+    <w:p>
+      <w:r>
+        <w:t>Show one Writing the methods section graphic at a time, request a prediction and discuss its trace before the independent assessment.</w:t>
+      </w:r>
+    </w:p>
+    <w:p>
+      <w:pPr>
+        <w:spacing w:line="336" w:lineRule="auto" w:after="180"/>
+      </w:pPr>
+      <w:r>
+        <w:rPr>
+          <w:b w:val="0"/>
+        </w:rPr>
+        <w:t xml:space="preserve">Use one picture at a time. Hide a worked result before asking for a </w:t>
+      </w:r>
+      <w:r>
+        <w:rPr>
+          <w:b/>
+        </w:rPr>
+        <w:t>prediction</w:t>
+      </w:r>
+      <w:r>
+        <w:rPr>
+          <w:b w:val="0"/>
+        </w:rPr>
+        <w:t>, then reveal it for feedback. These are supported teaching cases; retain the separate independent assessment for a fresh first attempt.</w:t>
+      </w:r>
+    </w:p>
+    <w:p>
+      <w:pPr>
+        <w:pStyle w:val="Heading3"/>
+      </w:pPr>
+      <w:r>
+        <w:t>01. Writing the methods section: the case</w:t>
+      </w:r>
+    </w:p>
+    <w:p>
+      <w:r>
+        <w:drawing>
+          <wp:inline xmlns:a="http://schemas.openxmlformats.org/drawingml/2006/main" xmlns:pic="http://schemas.openxmlformats.org/drawingml/2006/picture">
+            <wp:extent cx="5486400" cy="2834640"/>
+            <wp:docPr id="2" name="Picture 2" descr="Methods that another team can repeat. A paper describes a toy string-classification experiment using a stated length rule. Supplied facts: Inputs: &quot;oak&quot;, &quot;pine&quot;, &quot;willow&quot;. Rule: length at least 4→long, otherwise short. No whitespace trimming occurs."/>
+            <wp:cNvGraphicFramePr>
+              <a:graphicFrameLocks noChangeAspect="1"/>
+            </wp:cNvGraphicFramePr>
+            <a:graphic>
+              <a:graphicData uri="http://schemas.openxmlformats.org/drawingml/2006/picture">
+                <pic:pic>
+                  <pic:nvPicPr>
+                    <pic:cNvPr id="0" name="academy-story-ai-7-30-01.png"/>
+                    <pic:cNvPicPr/>
+                  </pic:nvPicPr>
+                  <pic:blipFill>
+                    <a:blip r:embed="rId10"/>
+                    <a:stretch>
+                      <a:fillRect/>
+                    </a:stretch>
+                  </pic:blipFill>
+                  <pic:spPr>
+                    <a:xfrm>
+                      <a:off x="0" y="0"/>
+                      <a:ext cx="5486400" cy="2834640"/>
+                    </a:xfrm>
+                    <a:prstGeom prst="rect"/>
+                  </pic:spPr>
+                </pic:pic>
+              </a:graphicData>
+            </a:graphic>
+          </wp:inline>
+        </w:drawing>
+      </w:r>
+    </w:p>
+    <w:p>
+      <w:pPr>
+        <w:spacing w:line="336" w:lineRule="auto" w:after="180"/>
+      </w:pPr>
+      <w:r>
+        <w:rPr>
+          <w:b w:val="0"/>
+        </w:rPr>
+        <w:t xml:space="preserve">Methods that another team can repeat. A paper describes a toy string-classification experiment using a stated length rule. Supplied facts: </w:t>
+      </w:r>
+      <w:r>
+        <w:rPr>
+          <w:b/>
+        </w:rPr>
+        <w:t>Input</w:t>
+      </w:r>
+      <w:r>
+        <w:rPr>
+          <w:b w:val="0"/>
+        </w:rPr>
+        <w:t>s: "oak", "pine", "willow". Rule: length at least 4→long, otherwise short.</w:t>
+      </w:r>
+    </w:p>
+    <w:p>
+      <w:pPr>
+        <w:spacing w:line="336" w:lineRule="auto" w:after="180"/>
+      </w:pPr>
+      <w:r>
+        <w:rPr>
+          <w:b w:val="0"/>
+        </w:rPr>
+        <w:t>No whitespace trimming occurs.</w:t>
+      </w:r>
+    </w:p>
+    <w:p>
+      <w:pPr>
+        <w:spacing w:line="336" w:lineRule="auto" w:after="180"/>
+        <w:shd w:fill="F5F1FB"/>
+      </w:pPr>
+      <w:r>
+        <w:rPr>
+          <w:b w:val="0"/>
+        </w:rPr>
+        <w:t>Point to the given fact that matters most. Explain why it matters.</w:t>
+      </w:r>
+    </w:p>
+    <w:p>
+      <w:pPr>
+        <w:pStyle w:val="Heading3"/>
+      </w:pPr>
+      <w:r>
+        <w:t>Discuss while showing the picture</w:t>
+      </w:r>
+    </w:p>
+    <w:p>
+      <w:pPr>
+        <w:spacing w:line="336" w:lineRule="auto" w:after="180"/>
+        <w:shd w:fill="F1F6F8"/>
+      </w:pPr>
+      <w:r>
+        <w:rPr>
+          <w:b w:val="0"/>
+        </w:rPr>
+        <w:t>Teacher prompt: Point to the given fact that matters most. Explain why it matters. Ask learners to describe one label or arrow in ordinary words. Use the adjacent transcript if the image is difficult to see.</w:t>
+      </w:r>
+    </w:p>
+    <w:p>
+      <w:pPr>
+        <w:pStyle w:val="Heading3"/>
+      </w:pPr>
+      <w:r>
+        <w:t>02. Follow the deciding steps</w:t>
+      </w:r>
+    </w:p>
+    <w:p>
+      <w:r>
+        <w:drawing>
+          <wp:inline xmlns:a="http://schemas.openxmlformats.org/drawingml/2006/main" xmlns:pic="http://schemas.openxmlformats.org/drawingml/2006/picture">
+            <wp:extent cx="5486400" cy="3182112"/>
+            <wp:docPr id="3" name="Picture 3" descr="Record exact inputs: Preserve the three strings and no-trimming policy. → State procedure: Apply the inclusive length boundary at four characters. → Show resulting labels: Oak is short; pine and willow are long."/>
+            <wp:cNvGraphicFramePr>
+              <a:graphicFrameLocks noChangeAspect="1"/>
+            </wp:cNvGraphicFramePr>
+            <a:graphic>
+              <a:graphicData uri="http://schemas.openxmlformats.org/drawingml/2006/picture">
+                <pic:pic>
+                  <pic:nvPicPr>
+                    <pic:cNvPr id="0" name="academy-story-ai-7-30-02.png"/>
+                    <pic:cNvPicPr/>
+                  </pic:nvPicPr>
+                  <pic:blipFill>
+                    <a:blip r:embed="rId11"/>
+                    <a:stretch>
+                      <a:fillRect/>
+                    </a:stretch>
+                  </pic:blipFill>
+                  <pic:spPr>
+                    <a:xfrm>
+                      <a:off x="0" y="0"/>
+                      <a:ext cx="5486400" cy="3182112"/>
+                    </a:xfrm>
+                    <a:prstGeom prst="rect"/>
+                  </pic:spPr>
+                </pic:pic>
+              </a:graphicData>
+            </a:graphic>
+          </wp:inline>
+        </w:drawing>
+      </w:r>
+    </w:p>
+    <w:p>
+      <w:pPr>
+        <w:spacing w:line="336" w:lineRule="auto" w:after="180"/>
+      </w:pPr>
+      <w:r>
+        <w:rPr>
+          <w:b w:val="0"/>
+        </w:rPr>
+        <w:t xml:space="preserve">Record exact </w:t>
+      </w:r>
+      <w:r>
+        <w:rPr>
+          <w:b/>
+        </w:rPr>
+        <w:t>input</w:t>
+      </w:r>
+      <w:r>
+        <w:rPr>
+          <w:b w:val="0"/>
+        </w:rPr>
+        <w:t>s: Preserve the three strings and no-trimming policy. → State procedure: Apply the inclusive length boundary at four characters. → Show resulting labels: Oak is short; pine and willow are long.</w:t>
+      </w:r>
+    </w:p>
+    <w:p>
+      <w:pPr>
+        <w:spacing w:line="336" w:lineRule="auto" w:after="180"/>
+        <w:shd w:fill="F5F1FB"/>
+      </w:pPr>
+      <w:r>
+        <w:rPr>
+          <w:b w:val="0"/>
+        </w:rPr>
+        <w:t xml:space="preserve">Point to each numbered stage and explain which recorded </w:t>
+      </w:r>
+      <w:r>
+        <w:rPr>
+          <w:b/>
+        </w:rPr>
+        <w:t>input</w:t>
+      </w:r>
+      <w:r>
+        <w:rPr>
+          <w:b w:val="0"/>
+        </w:rPr>
+        <w:t xml:space="preserve"> it uses.</w:t>
+      </w:r>
+    </w:p>
+    <w:p>
+      <w:pPr>
+        <w:pStyle w:val="Heading3"/>
+      </w:pPr>
+      <w:r>
+        <w:t>Discuss while showing the picture</w:t>
+      </w:r>
+    </w:p>
+    <w:p>
+      <w:pPr>
+        <w:spacing w:line="336" w:lineRule="auto" w:after="180"/>
+        <w:shd w:fill="F1F6F8"/>
+      </w:pPr>
+      <w:r>
+        <w:rPr>
+          <w:b w:val="0"/>
+        </w:rPr>
+        <w:t xml:space="preserve">Teacher prompt: Point to each numbered stage and explain which recorded </w:t>
+      </w:r>
+      <w:r>
+        <w:rPr>
+          <w:b/>
+        </w:rPr>
+        <w:t>input</w:t>
+      </w:r>
+      <w:r>
+        <w:rPr>
+          <w:b w:val="0"/>
+        </w:rPr>
+        <w:t xml:space="preserve"> it uses. Ask learners to describe one label or arrow in ordinary words. Use the adjacent transcript if the image is difficult to see.</w:t>
+      </w:r>
+    </w:p>
+    <w:p>
+      <w:pPr>
+        <w:pStyle w:val="Heading3"/>
+      </w:pPr>
+      <w:r>
+        <w:t>03. Writing the methods section — evidence trace</w:t>
+      </w:r>
+    </w:p>
+    <w:p>
+      <w:r>
+        <w:drawing>
+          <wp:inline xmlns:a="http://schemas.openxmlformats.org/drawingml/2006/main" xmlns:pic="http://schemas.openxmlformats.org/drawingml/2006/picture">
+            <wp:extent cx="5486400" cy="3145536"/>
+            <wp:docPr id="4" name="Picture 4" descr="Writing the methods section — evidence trace. Methods says used AI on data and got good scores; code and split are absent. | Report question, units, sampling, permissions, data roles, baseline, procedure, metrics, uncertainty assumptions, missing/exclusion handling and versions. Distinguish prespecified and later changes. | It omits model/procedure version, data identity, units/splits, baseline, metric and scoring. Reproduction and validity cannot be assessed from the description."/>
+            <wp:cNvGraphicFramePr>
+              <a:graphicFrameLocks noChangeAspect="1"/>
+            </wp:cNvGraphicFramePr>
+            <a:graphic>
+              <a:graphicData uri="http://schemas.openxmlformats.org/drawingml/2006/picture">
+                <pic:pic>
+                  <pic:nvPicPr>
+                    <pic:cNvPr id="0" name="academy-story-ai-7-30-03.png"/>
+                    <pic:cNvPicPr/>
+                  </pic:nvPicPr>
+                  <pic:blipFill>
+                    <a:blip r:embed="rId12"/>
+                    <a:stretch>
+                      <a:fillRect/>
+                    </a:stretch>
+                  </pic:blipFill>
+                  <pic:spPr>
+                    <a:xfrm>
+                      <a:off x="0" y="0"/>
+                      <a:ext cx="5486400" cy="3145536"/>
+                    </a:xfrm>
+                    <a:prstGeom prst="rect"/>
+                  </pic:spPr>
+                </pic:pic>
+              </a:graphicData>
+            </a:graphic>
+          </wp:inline>
+        </w:drawing>
+      </w:r>
+    </w:p>
+    <w:p>
+      <w:pPr>
+        <w:spacing w:line="336" w:lineRule="auto" w:after="180"/>
+      </w:pPr>
+      <w:r>
+        <w:rPr>
+          <w:b w:val="0"/>
+        </w:rPr>
+        <w:t xml:space="preserve">Writing the </w:t>
+      </w:r>
+      <w:r>
+        <w:rPr>
+          <w:b/>
+        </w:rPr>
+        <w:t>methods section</w:t>
+      </w:r>
+      <w:r>
+        <w:rPr>
+          <w:b w:val="0"/>
+        </w:rPr>
+        <w:t xml:space="preserve"> — </w:t>
+      </w:r>
+      <w:r>
+        <w:rPr>
+          <w:b/>
+        </w:rPr>
+        <w:t>evidence</w:t>
+      </w:r>
+      <w:r>
+        <w:rPr>
+          <w:b w:val="0"/>
+        </w:rPr>
+        <w:t xml:space="preserve"> trace.</w:t>
+      </w:r>
+    </w:p>
+    <w:p>
+      <w:pPr>
+        <w:spacing w:line="336" w:lineRule="auto" w:after="180"/>
+      </w:pPr>
+      <w:r>
+        <w:rPr>
+          <w:b w:val="0"/>
+        </w:rPr>
+        <w:t>Methods says used AI on data and got good scores; code and split are absent. | Report question, units, sampling, permissions, data roles, baseline, procedure, metrics, uncertainty assumptions, missing/exclusion handling and versions.</w:t>
+      </w:r>
+    </w:p>
+    <w:p>
+      <w:pPr>
+        <w:spacing w:line="336" w:lineRule="auto" w:after="180"/>
+      </w:pPr>
+      <w:r>
+        <w:rPr>
+          <w:b w:val="0"/>
+        </w:rPr>
+        <w:t>Distinguish prespecified and later changes. | It omits model/procedure version, data identity, units/splits, baseline, metric and scoring. Reproduction and validity cannot be assessed from the description.</w:t>
+      </w:r>
+    </w:p>
+    <w:p>
+      <w:pPr>
+        <w:spacing w:line="336" w:lineRule="auto" w:after="180"/>
+        <w:shd w:fill="F5F1FB"/>
+      </w:pPr>
+      <w:r>
+        <w:rPr>
+          <w:b w:val="0"/>
+        </w:rPr>
+        <w:t>Read the labels and values. Explain the relationship the model shows.</w:t>
+      </w:r>
+    </w:p>
+    <w:p>
+      <w:pPr>
+        <w:pStyle w:val="Heading3"/>
+      </w:pPr>
+      <w:r>
+        <w:t>Discuss while showing the picture</w:t>
+      </w:r>
+    </w:p>
+    <w:p>
+      <w:pPr>
+        <w:spacing w:line="336" w:lineRule="auto" w:after="180"/>
+        <w:shd w:fill="F1F6F8"/>
+      </w:pPr>
+      <w:r>
+        <w:rPr>
+          <w:b w:val="0"/>
+        </w:rPr>
+        <w:t>Teacher prompt: Read the labels and values. Explain the relationship the model shows. Ask learners to describe one label or arrow in ordinary words. Use the adjacent transcript if the image is difficult to see.</w:t>
+      </w:r>
+    </w:p>
+    <w:p>
+      <w:pPr>
+        <w:pStyle w:val="Heading3"/>
+      </w:pPr>
+      <w:r>
+        <w:t>04. Change one thing. Trace what follows.</w:t>
+      </w:r>
+    </w:p>
+    <w:p>
+      <w:r>
+        <w:drawing>
+          <wp:inline xmlns:a="http://schemas.openxmlformats.org/drawingml/2006/main" xmlns:pic="http://schemas.openxmlformats.org/drawingml/2006/picture">
+            <wp:extent cx="5486400" cy="3026664"/>
+            <wp:docPr id="5" name="Picture 5" descr="Original case: Oak is short; pine and willow are long. Changed condition: Change the rule to length greater than 4. Expected result: Pine becomes short; willow stays long and oak stays short. Reason: The equality case distinguishes the two procedures."/>
+            <wp:cNvGraphicFramePr>
+              <a:graphicFrameLocks noChangeAspect="1"/>
+            </wp:cNvGraphicFramePr>
+            <a:graphic>
+              <a:graphicData uri="http://schemas.openxmlformats.org/drawingml/2006/picture">
+                <pic:pic>
+                  <pic:nvPicPr>
+                    <pic:cNvPr id="0" name="academy-story-ai-7-30-04.png"/>
+                    <pic:cNvPicPr/>
+                  </pic:nvPicPr>
+                  <pic:blipFill>
+                    <a:blip r:embed="rId13"/>
+                    <a:stretch>
+                      <a:fillRect/>
+                    </a:stretch>
+                  </pic:blipFill>
+                  <pic:spPr>
+                    <a:xfrm>
+                      <a:off x="0" y="0"/>
+                      <a:ext cx="5486400" cy="3026664"/>
+                    </a:xfrm>
+                    <a:prstGeom prst="rect"/>
+                  </pic:spPr>
+                </pic:pic>
+              </a:graphicData>
+            </a:graphic>
+          </wp:inline>
+        </w:drawing>
+      </w:r>
+    </w:p>
+    <w:p>
+      <w:pPr>
+        <w:spacing w:line="336" w:lineRule="auto" w:after="180"/>
+      </w:pPr>
+      <w:r>
+        <w:rPr>
+          <w:b w:val="0"/>
+        </w:rPr>
+        <w:t>Original case: Oak is short; pine and willow are long. Changed condition: Change the rule to length greater than 4. Expected result: Pine becomes short; willow stays long and oak stays short.</w:t>
+      </w:r>
+    </w:p>
+    <w:p>
+      <w:pPr>
+        <w:spacing w:line="336" w:lineRule="auto" w:after="180"/>
+      </w:pPr>
+      <w:r>
+        <w:rPr>
+          <w:b w:val="0"/>
+        </w:rPr>
+        <w:t>Reason: The equality case distinguishes the two procedures.</w:t>
+      </w:r>
+    </w:p>
+    <w:p>
+      <w:pPr>
+        <w:spacing w:line="336" w:lineRule="auto" w:after="180"/>
+        <w:shd w:fill="F5F1FB"/>
+      </w:pPr>
+      <w:r>
+        <w:rPr>
+          <w:b w:val="0"/>
+        </w:rPr>
+        <w:t>Predict before checking the worked changed-case result. Name what changed and what the supplied facts allow you to conclude.</w:t>
+      </w:r>
+    </w:p>
+    <w:p>
+      <w:pPr>
+        <w:pStyle w:val="Heading3"/>
+      </w:pPr>
+      <w:r>
+        <w:t>Discuss while showing the picture</w:t>
+      </w:r>
+    </w:p>
+    <w:p>
+      <w:pPr>
+        <w:spacing w:line="336" w:lineRule="auto" w:after="180"/>
+        <w:shd w:fill="F1F6F8"/>
+      </w:pPr>
+      <w:r>
+        <w:rPr>
+          <w:b w:val="0"/>
+        </w:rPr>
+        <w:t>Teacher prompt: Predict before checking the worked changed-case result. Name what changed and what the supplied facts allow you to conclude. Ask learners to describe one label or arrow in ordinary words.</w:t>
+      </w:r>
+    </w:p>
+    <w:p>
+      <w:pPr>
+        <w:spacing w:line="336" w:lineRule="auto" w:after="180"/>
+        <w:shd w:fill="F1F6F8"/>
+      </w:pPr>
+      <w:r>
+        <w:rPr>
+          <w:b w:val="0"/>
+        </w:rPr>
+        <w:t>Use the adjacent transcript if the image is difficult to see. Changed-case reasoning: The equality case distinguishes the two procedures.</w:t>
+      </w:r>
+    </w:p>
+    <w:p>
+      <w:pPr>
+        <w:pStyle w:val="Heading3"/>
+      </w:pPr>
+      <w:r>
+        <w:t>05. Connect the explanation to its limit</w:t>
+      </w:r>
+    </w:p>
+    <w:p>
+      <w:r>
+        <w:drawing>
+          <wp:inline xmlns:a="http://schemas.openxmlformats.org/drawingml/2006/main" xmlns:pic="http://schemas.openxmlformats.org/drawingml/2006/picture">
+            <wp:extent cx="5486400" cy="2834640"/>
+            <wp:docPr id="6" name="Picture 6" descr="A methods section specifies inputs, processing, boundaries, versions and scoring. Precise procedures allow a reader to repeat the computation instead of inferring it from the final labels. Limit: Repeating this deterministic toy rule does not validate a learned model or establish ecological categories."/>
+            <wp:cNvGraphicFramePr>
+              <a:graphicFrameLocks noChangeAspect="1"/>
+            </wp:cNvGraphicFramePr>
+            <a:graphic>
+              <a:graphicData uri="http://schemas.openxmlformats.org/drawingml/2006/picture">
+                <pic:pic>
+                  <pic:nvPicPr>
+                    <pic:cNvPr id="0" name="academy-story-ai-7-30-05.png"/>
+                    <pic:cNvPicPr/>
+                  </pic:nvPicPr>
+                  <pic:blipFill>
+                    <a:blip r:embed="rId14"/>
+                    <a:stretch>
+                      <a:fillRect/>
+                    </a:stretch>
+                  </pic:blipFill>
+                  <pic:spPr>
+                    <a:xfrm>
+                      <a:off x="0" y="0"/>
+                      <a:ext cx="5486400" cy="2834640"/>
+                    </a:xfrm>
+                    <a:prstGeom prst="rect"/>
+                  </pic:spPr>
+                </pic:pic>
+              </a:graphicData>
+            </a:graphic>
+          </wp:inline>
+        </w:drawing>
+      </w:r>
+    </w:p>
+    <w:p>
+      <w:pPr>
+        <w:spacing w:line="336" w:lineRule="auto" w:after="180"/>
+      </w:pPr>
+      <w:r>
+        <w:rPr>
+          <w:b w:val="0"/>
+        </w:rPr>
+        <w:t xml:space="preserve">A </w:t>
+      </w:r>
+      <w:r>
+        <w:rPr>
+          <w:b/>
+        </w:rPr>
+        <w:t>methods section</w:t>
+      </w:r>
+      <w:r>
+        <w:rPr>
+          <w:b w:val="0"/>
+        </w:rPr>
+        <w:t xml:space="preserve"> specifies </w:t>
+      </w:r>
+      <w:r>
+        <w:rPr>
+          <w:b/>
+        </w:rPr>
+        <w:t>input</w:t>
+      </w:r>
+      <w:r>
+        <w:rPr>
+          <w:b w:val="0"/>
+        </w:rPr>
+        <w:t xml:space="preserve">s, </w:t>
+      </w:r>
+      <w:r>
+        <w:rPr>
+          <w:b/>
+        </w:rPr>
+        <w:t>process</w:t>
+      </w:r>
+      <w:r>
+        <w:rPr>
+          <w:b w:val="0"/>
+        </w:rPr>
+        <w:t>ing, boundaries, versions and scoring. Precise procedures allow a reader to repeat the computation instead of inferring it from the final labels.</w:t>
+      </w:r>
+    </w:p>
+    <w:p>
+      <w:pPr>
+        <w:spacing w:line="336" w:lineRule="auto" w:after="180"/>
+      </w:pPr>
+      <w:r>
+        <w:rPr>
+          <w:b w:val="0"/>
+        </w:rPr>
+        <w:t xml:space="preserve">Limit: Repeating this deterministic toy rule does not validate a </w:t>
+      </w:r>
+      <w:r>
+        <w:rPr>
+          <w:b/>
+        </w:rPr>
+        <w:t>learned model</w:t>
+      </w:r>
+      <w:r>
+        <w:rPr>
+          <w:b w:val="0"/>
+        </w:rPr>
+        <w:t xml:space="preserve"> or establish ecological categories.</w:t>
+      </w:r>
+    </w:p>
+    <w:p>
+      <w:pPr>
+        <w:spacing w:line="336" w:lineRule="auto" w:after="180"/>
+        <w:shd w:fill="F5F1FB"/>
+      </w:pPr>
+      <w:r>
+        <w:rPr>
+          <w:b w:val="0"/>
+        </w:rPr>
+        <w:t>Explain the case, then point to a limit on the claim.</w:t>
+      </w:r>
+    </w:p>
+    <w:p>
+      <w:pPr>
+        <w:pStyle w:val="Heading3"/>
+      </w:pPr>
+      <w:r>
+        <w:t>Discuss while showing the picture</w:t>
+      </w:r>
+    </w:p>
+    <w:p>
+      <w:pPr>
+        <w:spacing w:line="336" w:lineRule="auto" w:after="180"/>
+        <w:shd w:fill="F1F6F8"/>
+      </w:pPr>
+      <w:r>
+        <w:rPr>
+          <w:b w:val="0"/>
+        </w:rPr>
+        <w:t>Teacher prompt: Explain the case, then point to a limit on the claim. Ask learners to describe one label or arrow in ordinary words. Use the adjacent transcript if the image is difficult to see.</w:t>
+      </w:r>
+    </w:p>
+    <w:p>
+      <w:pPr>
+        <w:spacing w:line="336" w:lineRule="auto" w:after="180"/>
+        <w:shd w:fill="F1F6F8"/>
+      </w:pPr>
+      <w:r>
+        <w:rPr>
+          <w:b w:val="0"/>
+        </w:rPr>
+        <w:t xml:space="preserve">Keep the stated scope: Repeating this deterministic toy rule does not validate a </w:t>
+      </w:r>
+      <w:r>
+        <w:rPr>
+          <w:b/>
+        </w:rPr>
+        <w:t>learned model</w:t>
+      </w:r>
+      <w:r>
+        <w:rPr>
+          <w:b w:val="0"/>
+        </w:rPr>
+        <w:t xml:space="preserve"> or establish ecological categories.</w:t>
+      </w:r>
+    </w:p>
+    <w:p>
+      <w:pPr>
+        <w:pStyle w:val="Heading3"/>
+      </w:pPr>
+      <w:r>
+        <w:t>06. Make the idea visible in your project</w:t>
+      </w:r>
+    </w:p>
+    <w:p>
+      <w:r>
+        <w:drawing>
+          <wp:inline xmlns:a="http://schemas.openxmlformats.org/drawingml/2006/main" xmlns:pic="http://schemas.openxmlformats.org/drawingml/2006/picture">
+            <wp:extent cx="5486400" cy="3681984"/>
+            <wp:docPr id="7" name="Picture 7" descr="For the Reproducible AI Research Study, retain an annotated worked trace and the changed-case reasoning. Connect the claim to its records, units and assumptions so another investigator can challenge or reproduce it. Draw your input, deciding step, result and limit. Supported question: Apply the inclusive four-character rule to oak, pine and willow. Which label changes under greater-than-four, and what method detail allows another team to reproduce the distinction?"/>
+            <wp:cNvGraphicFramePr>
+              <a:graphicFrameLocks noChangeAspect="1"/>
+            </wp:cNvGraphicFramePr>
+            <a:graphic>
+              <a:graphicData uri="http://schemas.openxmlformats.org/drawingml/2006/picture">
+                <pic:pic>
+                  <pic:nvPicPr>
+                    <pic:cNvPr id="0" name="academy-story-ai-7-30-06.png"/>
+                    <pic:cNvPicPr/>
+                  </pic:nvPicPr>
+                  <pic:blipFill>
+                    <a:blip r:embed="rId15"/>
+                    <a:stretch>
+                      <a:fillRect/>
+                    </a:stretch>
+                  </pic:blipFill>
+                  <pic:spPr>
+                    <a:xfrm>
+                      <a:off x="0" y="0"/>
+                      <a:ext cx="5486400" cy="3681984"/>
+                    </a:xfrm>
+                    <a:prstGeom prst="rect"/>
+                  </pic:spPr>
+                </pic:pic>
+              </a:graphicData>
+            </a:graphic>
+          </wp:inline>
+        </w:drawing>
+      </w:r>
+    </w:p>
+    <w:p>
+      <w:pPr>
+        <w:spacing w:line="336" w:lineRule="auto" w:after="180"/>
+      </w:pPr>
+      <w:r>
+        <w:rPr>
+          <w:b w:val="0"/>
+        </w:rPr>
+        <w:t>For the Reproducible AI Research Study, retain an annotated worked trace and the changed-case reasoning. Connect the claim to its records, units and assumptions so another investigator can challenge or reproduce it.</w:t>
+      </w:r>
+    </w:p>
+    <w:p>
+      <w:pPr>
+        <w:spacing w:line="336" w:lineRule="auto" w:after="180"/>
+      </w:pPr>
+      <w:r>
+        <w:rPr>
+          <w:b w:val="0"/>
+        </w:rPr>
+        <w:t xml:space="preserve">Draw your </w:t>
+      </w:r>
+      <w:r>
+        <w:rPr>
+          <w:b/>
+        </w:rPr>
+        <w:t>input</w:t>
+      </w:r>
+      <w:r>
+        <w:rPr>
+          <w:b w:val="0"/>
+        </w:rPr>
+        <w:t>, deciding step, result and limit. Supported question: Apply the inclusive four-character rule to oak, pine and willow.</w:t>
+      </w:r>
+    </w:p>
+    <w:p>
+      <w:pPr>
+        <w:spacing w:line="336" w:lineRule="auto" w:after="180"/>
+      </w:pPr>
+      <w:r>
+        <w:rPr>
+          <w:b w:val="0"/>
+        </w:rPr>
+        <w:t>Which label changes under greater-than-four, and what method detail allows another team to reproduce the distinction?</w:t>
+      </w:r>
+    </w:p>
+    <w:p>
+      <w:pPr>
+        <w:spacing w:line="336" w:lineRule="auto" w:after="180"/>
+        <w:shd w:fill="F5F1FB"/>
+      </w:pPr>
+      <w:r>
+        <w:rPr>
+          <w:b w:val="0"/>
+        </w:rPr>
+        <w:t xml:space="preserve">Draw your project trace and justify the deciding step using </w:t>
+      </w:r>
+      <w:r>
+        <w:rPr>
+          <w:b/>
+        </w:rPr>
+        <w:t>evidence</w:t>
+      </w:r>
+      <w:r>
+        <w:rPr>
+          <w:b w:val="0"/>
+        </w:rPr>
+        <w:t>.</w:t>
+      </w:r>
+    </w:p>
+    <w:p>
+      <w:pPr>
+        <w:pStyle w:val="Heading3"/>
+      </w:pPr>
+      <w:r>
+        <w:t>Discuss while showing the picture</w:t>
+      </w:r>
+    </w:p>
+    <w:p>
+      <w:pPr>
+        <w:spacing w:line="336" w:lineRule="auto" w:after="180"/>
+        <w:shd w:fill="F1F6F8"/>
+      </w:pPr>
+      <w:r>
+        <w:rPr>
+          <w:b w:val="0"/>
+        </w:rPr>
+        <w:t xml:space="preserve">Teacher prompt: Draw your project trace and justify the deciding step using </w:t>
+      </w:r>
+      <w:r>
+        <w:rPr>
+          <w:b/>
+        </w:rPr>
+        <w:t>evidence</w:t>
+      </w:r>
+      <w:r>
+        <w:rPr>
+          <w:b w:val="0"/>
+        </w:rPr>
+        <w:t>. Ask learners to describe one label or arrow in ordinary words. Use the adjacent transcript if the image is difficult to see.</w:t>
+      </w:r>
+    </w:p>
+    <w:p>
+      <w:pPr>
+        <w:spacing w:line="336" w:lineRule="auto" w:after="180"/>
+        <w:shd w:fill="F1F6F8"/>
+      </w:pPr>
+      <w:r>
+        <w:rPr>
+          <w:b w:val="0"/>
+        </w:rPr>
+        <w:t>Supported practice key: Preserve the three strings and no-trimming policy. Apply the inclusive length boundary at four characters. Oak is short; pine and willow are long.</w:t>
+      </w:r>
+    </w:p>
+    <w:p>
+      <w:pPr>
+        <w:spacing w:line="336" w:lineRule="auto" w:after="180"/>
+        <w:shd w:fill="F1F6F8"/>
+      </w:pPr>
+      <w:r>
+        <w:rPr>
+          <w:b w:val="0"/>
+        </w:rPr>
+        <w:t>Changed case: Pine becomes short; willow stays long and oak stays short. The equality case distinguishes the two procedures.</w:t>
       </w:r>
     </w:p>
     <w:sectPr>

--- a/downloads/teacher/ai-7-week-30.docx
+++ b/downloads/teacher/ai-7-week-30.docx
@@ -143,7 +143,7 @@
           </w:tcPr>
           <w:p>
             <w:r>
-              <w:t>Sections 1–6; record the brief recall in the workbook.</w:t>
+              <w:t>Use Your mission, Notice the evidence, See how it works, Words that unlock the idea and Follow a worked example; record the brief recall in the workbook.</w:t>
             </w:r>
           </w:p>
         </w:tc>
@@ -175,7 +175,7 @@
           </w:tcPr>
           <w:p>
             <w:r>
-              <w:t>Sections 7–10; use the matching workbook W2 and misconception check.</w:t>
+              <w:t>Use Find and repair a mistake, Practise together and Run the investigation, with workbook W2 and Individual reasoning check.</w:t>
             </w:r>
           </w:p>
         </w:tc>
@@ -207,7 +207,7 @@
           </w:tcPr>
           <w:p>
             <w:r>
-              <w:t>Sections 9 and 11–14. Give extra time to finish the full task set; use Section 15 when the week includes a coding lab.</w:t>
+              <w:t>Use Run the investigation, Build your understanding, Connect your project and Show what you know. Reserve further time for the full task set. Use a code example only where one is actually supplied.</w:t>
             </w:r>
           </w:p>
         </w:tc>
@@ -532,7 +532,7 @@
         <w:rPr>
           <w:b w:val="0"/>
         </w:rPr>
-        <w:t xml:space="preserve">Two 45-minute sessions. A </w:t>
+        <w:t xml:space="preserve">Compact alternative: two 45-minute sessions for the core explanation and W1–W5 only. The main plan uses three sessions; schedule further time for the complete investigation, project, visual journey and any code examples. A </w:t>
       </w:r>
       <w:r>
         <w:rPr>
@@ -1989,7 +1989,7 @@
           </w:tcPr>
           <w:p>
             <w:r>
-              <w:t>Explain section 1 and vocabulary. Complete W1 with a mechanism-based explanation.</w:t>
+              <w:t>Explain See how it works and Words that unlock the idea. Complete W1 with a mechanism-based explanation.</w:t>
             </w:r>
           </w:p>
         </w:tc>
@@ -4166,7 +4166,7 @@
           </w:tcPr>
           <w:p>
             <w:r>
-              <w:t>Sections 1–6; record the brief recall in the workbook.</w:t>
+              <w:t>Use Your mission, Notice the evidence, See how it works, Words that unlock the idea and Follow a worked example; record the brief recall in the workbook.</w:t>
             </w:r>
           </w:p>
         </w:tc>
@@ -4198,7 +4198,7 @@
           </w:tcPr>
           <w:p>
             <w:r>
-              <w:t>Sections 7–10; use the matching workbook W2 and misconception check.</w:t>
+              <w:t>Use Find and repair a mistake, Practise together and Run the investigation, with workbook W2 and Individual reasoning check.</w:t>
             </w:r>
           </w:p>
         </w:tc>
@@ -4230,7 +4230,7 @@
           </w:tcPr>
           <w:p>
             <w:r>
-              <w:t>Sections 9 and 11–14. Give extra time to finish the full task set; use Section 15 when the week includes a coding lab.</w:t>
+              <w:t>Use Run the investigation, Build your understanding, Connect your project and Show what you know. Reserve further time for the full task set. Use a code example only where one is actually supplied.</w:t>
             </w:r>
           </w:p>
         </w:tc>

--- a/downloads/teacher/ai-7-week-30.docx
+++ b/downloads/teacher/ai-7-week-30.docx
@@ -25,20 +25,38 @@
         <w:pStyle w:val="Heading1"/>
       </w:pPr>
       <w:r>
-        <w:t>01. Prepare the purpose, prerequisites and materials</w:t>
+        <w:t>Teach the evidence-to-conclusion chain for Writing the methods section</w:t>
       </w:r>
     </w:p>
     <w:p>
       <w:r>
-        <w:t>Prepare Writing the methods section: check the target, prerequisites, resources and adaptable teaching schedule.</w:t>
+        <w:t>Specify exact inputs, boundaries, data roles and versions while keeping unassessed design details explicit.</w:t>
       </w:r>
     </w:p>
     <w:p>
-      <w:pPr>
-        <w:pStyle w:val="Heading3"/>
-      </w:pPr>
-      <w:r>
-        <w:t>Teach the learning cycle</w:t>
+      <w:r>
+        <w:t>Model the main case → reveal the picture gradually → probe limits → assess independent reasoning → plan a changed-case return.</w:t>
+      </w:r>
+    </w:p>
+    <w:p>
+      <w:pPr>
+        <w:pStyle w:val="Heading1"/>
+      </w:pPr>
+      <w:r>
+        <w:t>01. Prepare the connected research investigation</w:t>
+      </w:r>
+    </w:p>
+    <w:p>
+      <w:r>
+        <w:t>Keep modelling, shared practice and independent evidence distinct.</w:t>
+      </w:r>
+    </w:p>
+    <w:p>
+      <w:pPr>
+        <w:pStyle w:val="Heading2"/>
+      </w:pPr>
+      <w:r>
+        <w:t>Target and main teaching plan</w:t>
       </w:r>
     </w:p>
     <w:p>
@@ -249,18 +267,21 @@
     </w:p>
     <w:p>
       <w:pPr>
-        <w:pStyle w:val="Heading3"/>
-      </w:pPr>
-      <w:r>
-        <w:t>Retrieval answer guidance</w:t>
+        <w:pStyle w:val="Heading2"/>
+      </w:pPr>
+      <w:r>
+        <w:t>Preparation and prerequisite</w:t>
       </w:r>
     </w:p>
     <w:p>
       <w:pPr>
-        <w:pStyle w:val="Heading3"/>
-      </w:pPr>
-      <w:r>
-        <w:t>Figures that preserve evidence</w:t>
+        <w:spacing w:line="336" w:lineRule="auto" w:after="180"/>
+      </w:pPr>
+      <w:r>
+        <w:rPr>
+          <w:b w:val="0"/>
+        </w:rPr>
+        <w:t>Lesson and workbook; paper and pencil</w:t>
       </w:r>
     </w:p>
     <w:p>
@@ -271,19 +292,7 @@
         <w:rPr>
           <w:b w:val="0"/>
         </w:rPr>
-        <w:t xml:space="preserve">Without opening the old lesson, explain one key idea from Figures that preserve </w:t>
-      </w:r>
-      <w:r>
-        <w:rPr>
-          <w:b/>
-        </w:rPr>
-        <w:t>evidence</w:t>
-      </w:r>
-      <w:r>
-        <w:rPr>
-          <w:b w:val="0"/>
-        </w:rPr>
-        <w:t>. Give an example and a mistake that the idea helps you avoid.</w:t>
+        <w:t>Calculator and optional local Python 3 for arithmetic; no live API or private data</w:t>
       </w:r>
     </w:p>
     <w:p>
@@ -294,25 +303,7 @@
         <w:rPr>
           <w:b w:val="0"/>
         </w:rPr>
-        <w:t xml:space="preserve">Look for: Explain the </w:t>
-      </w:r>
-      <w:r>
-        <w:rPr>
-          <w:b/>
-        </w:rPr>
-        <w:t>mechanism</w:t>
-      </w:r>
-      <w:r>
-        <w:rPr>
-          <w:b w:val="0"/>
-        </w:rPr>
-        <w:t xml:space="preserve"> and terminology of figures that preserve </w:t>
-      </w:r>
-      <w:r>
-        <w:rPr>
-          <w:b/>
-        </w:rPr>
-        <w:t>evidence</w:t>
+        <w:t>Prepare the fresh retry separately and withhold its solution until after collection</w:t>
       </w:r>
     </w:p>
     <w:p>
@@ -323,7 +314,31 @@
         <w:rPr>
           <w:b w:val="0"/>
         </w:rPr>
-        <w:t>Reference example, not the only acceptable wording: Teacher explanation: Figures should preserve denominators, scales and uncertainty rather than exaggerate the preferred comparison.</w:t>
+        <w:t xml:space="preserve">A result depends on the </w:t>
+      </w:r>
+      <w:r>
+        <w:rPr>
+          <w:b/>
+        </w:rPr>
+        <w:t>input</w:t>
+      </w:r>
+      <w:r>
+        <w:rPr>
+          <w:b w:val="0"/>
+        </w:rPr>
+        <w:t xml:space="preserve">s, procedure and conditions that produced it. Preserve data roles and distinguish observed outcomes from </w:t>
+      </w:r>
+      <w:r>
+        <w:rPr>
+          <w:b/>
+        </w:rPr>
+        <w:t>prediction</w:t>
+      </w:r>
+      <w:r>
+        <w:rPr>
+          <w:b w:val="0"/>
+        </w:rPr>
+        <w:t>s or unmeasured conditions.</w:t>
       </w:r>
     </w:p>
     <w:p>
@@ -334,50 +349,38 @@
         <w:rPr>
           <w:b w:val="0"/>
         </w:rPr>
-        <w:t xml:space="preserve">A plot is a representation of </w:t>
-      </w:r>
-      <w:r>
-        <w:rPr>
-          <w:b/>
-        </w:rPr>
-        <w:t>evidence</w:t>
-      </w:r>
-      <w:r>
-        <w:rPr>
-          <w:b w:val="0"/>
-        </w:rPr>
-        <w:t xml:space="preserve">, not extra </w:t>
-      </w:r>
-      <w:r>
-        <w:rPr>
-          <w:b/>
-        </w:rPr>
-        <w:t>evidence</w:t>
-      </w:r>
-      <w:r>
-        <w:rPr>
-          <w:b w:val="0"/>
-        </w:rPr>
-        <w:t>. Label axes, units, cases and scope. For simple comparative bars use a zero baseline or explicitly justify another plot.</w:t>
+        <w:t>If the prior concept cannot be explained, use a short retrieval activity before this chapter.</w:t>
       </w:r>
     </w:p>
     <w:p>
       <w:pPr>
-        <w:spacing w:line="336" w:lineRule="auto" w:after="180"/>
-      </w:pPr>
-      <w:r>
-        <w:rPr>
-          <w:b w:val="0"/>
-        </w:rPr>
-        <w:t>Show condition breakdowns and unassessed counts where relevant.</w:t>
+        <w:pStyle w:val="Heading2"/>
+      </w:pPr>
+      <w:r>
+        <w:t>Opening retrieval</w:t>
       </w:r>
     </w:p>
     <w:p>
       <w:pPr>
-        <w:pStyle w:val="Heading3"/>
-      </w:pPr>
-      <w:r>
-        <w:t>Robustness across conditions</w:t>
+        <w:spacing w:line="336" w:lineRule="auto" w:after="180"/>
+      </w:pPr>
+      <w:r>
+        <w:rPr>
+          <w:b w:val="0"/>
+        </w:rPr>
+        <w:t xml:space="preserve">Without opening the old lesson, explain one key idea from Figures that preserve </w:t>
+      </w:r>
+      <w:r>
+        <w:rPr>
+          <w:b/>
+        </w:rPr>
+        <w:t>evidence</w:t>
+      </w:r>
+      <w:r>
+        <w:rPr>
+          <w:b w:val="0"/>
+        </w:rPr>
+        <w:t>. Give an example and a mistake that the idea helps you avoid.</w:t>
       </w:r>
     </w:p>
     <w:p>
@@ -388,7 +391,25 @@
         <w:rPr>
           <w:b w:val="0"/>
         </w:rPr>
-        <w:t>Without opening the old lesson, explain one key idea from Robustness across conditions. Give an example and a mistake that the idea helps you avoid.</w:t>
+        <w:t xml:space="preserve">Look for: Explain the </w:t>
+      </w:r>
+      <w:r>
+        <w:rPr>
+          <w:b/>
+        </w:rPr>
+        <w:t>mechanism</w:t>
+      </w:r>
+      <w:r>
+        <w:rPr>
+          <w:b w:val="0"/>
+        </w:rPr>
+        <w:t xml:space="preserve"> and terminology of figures that preserve </w:t>
+      </w:r>
+      <w:r>
+        <w:rPr>
+          <w:b/>
+        </w:rPr>
+        <w:t>evidence</w:t>
       </w:r>
     </w:p>
     <w:p>
@@ -399,19 +420,7 @@
         <w:rPr>
           <w:b w:val="0"/>
         </w:rPr>
-        <w:t xml:space="preserve">Look for: Explain the </w:t>
-      </w:r>
-      <w:r>
-        <w:rPr>
-          <w:b/>
-        </w:rPr>
-        <w:t>mechanism</w:t>
-      </w:r>
-      <w:r>
-        <w:rPr>
-          <w:b w:val="0"/>
-        </w:rPr>
-        <w:t xml:space="preserve"> and terminology of robustness across conditions</w:t>
+        <w:t>Reference example, not the only acceptable wording: Teacher explanation: Figures should preserve denominators, scales and uncertainty rather than exaggerate the preferred comparison.</w:t>
       </w:r>
     </w:p>
     <w:p>
@@ -422,7 +431,31 @@
         <w:rPr>
           <w:b w:val="0"/>
         </w:rPr>
-        <w:t>Reference example, not the only acceptable wording: Teacher explanation: Robustness checks examine a frozen procedure under declared varied conditions. Performance differences do not by themselves identify cause.</w:t>
+        <w:t xml:space="preserve">A plot is a representation of </w:t>
+      </w:r>
+      <w:r>
+        <w:rPr>
+          <w:b/>
+        </w:rPr>
+        <w:t>evidence</w:t>
+      </w:r>
+      <w:r>
+        <w:rPr>
+          <w:b w:val="0"/>
+        </w:rPr>
+        <w:t xml:space="preserve">, not extra </w:t>
+      </w:r>
+      <w:r>
+        <w:rPr>
+          <w:b/>
+        </w:rPr>
+        <w:t>evidence</w:t>
+      </w:r>
+      <w:r>
+        <w:rPr>
+          <w:b w:val="0"/>
+        </w:rPr>
+        <w:t>. Label axes, units, cases and scope. For simple comparative bars use a zero baseline or explicitly justify another plot.</w:t>
       </w:r>
     </w:p>
     <w:p>
@@ -433,27 +466,18 @@
         <w:rPr>
           <w:b w:val="0"/>
         </w:rPr>
-        <w:t xml:space="preserve">Keep baseline, metric and eligibility aligned across conditions. Report condition counts and failures separately; new conditions may extend </w:t>
-      </w:r>
-      <w:r>
-        <w:rPr>
-          <w:b/>
-        </w:rPr>
-        <w:t>evidence</w:t>
-      </w:r>
-      <w:r>
-        <w:rPr>
-          <w:b w:val="0"/>
-        </w:rPr>
-        <w:t xml:space="preserve"> but cannot guarantee all conditions.</w:t>
+        <w:t>Show condition breakdowns and unassessed counts where relevant.</w:t>
       </w:r>
     </w:p>
     <w:p>
       <w:pPr>
-        <w:pStyle w:val="Heading3"/>
-      </w:pPr>
-      <w:r>
-        <w:t>Reproducible environment and records</w:t>
+        <w:spacing w:line="336" w:lineRule="auto" w:after="180"/>
+      </w:pPr>
+      <w:r>
+        <w:rPr>
+          <w:b w:val="0"/>
+        </w:rPr>
+        <w:t>Without opening the old lesson, explain one key idea from Robustness across conditions. Give an example and a mistake that the idea helps you avoid.</w:t>
       </w:r>
     </w:p>
     <w:p>
@@ -464,7 +488,19 @@
         <w:rPr>
           <w:b w:val="0"/>
         </w:rPr>
-        <w:t>Without opening the old lesson, explain one key idea from Reproducible environment and records. Give an example and a mistake that the idea helps you avoid.</w:t>
+        <w:t xml:space="preserve">Look for: Explain the </w:t>
+      </w:r>
+      <w:r>
+        <w:rPr>
+          <w:b/>
+        </w:rPr>
+        <w:t>mechanism</w:t>
+      </w:r>
+      <w:r>
+        <w:rPr>
+          <w:b w:val="0"/>
+        </w:rPr>
+        <w:t xml:space="preserve"> and terminology of robustness across conditions</w:t>
       </w:r>
     </w:p>
     <w:p>
@@ -475,19 +511,7 @@
         <w:rPr>
           <w:b w:val="0"/>
         </w:rPr>
-        <w:t xml:space="preserve">Look for: Explain the </w:t>
-      </w:r>
-      <w:r>
-        <w:rPr>
-          <w:b/>
-        </w:rPr>
-        <w:t>mechanism</w:t>
-      </w:r>
-      <w:r>
-        <w:rPr>
-          <w:b w:val="0"/>
-        </w:rPr>
-        <w:t xml:space="preserve"> and terminology of reproducible environment and records</w:t>
+        <w:t>Reference example, not the only acceptable wording: Teacher explanation: Robustness checks examine a frozen procedure under declared varied conditions. Performance differences do not by themselves identify cause.</w:t>
       </w:r>
     </w:p>
     <w:p>
@@ -498,7 +522,19 @@
         <w:rPr>
           <w:b w:val="0"/>
         </w:rPr>
-        <w:t>Reference example, not the only acceptable wording: Teacher explanation: A reproducible environment record links code, data, configuration and runtime dependencies to results. A seed alone is insufficient.</w:t>
+        <w:t xml:space="preserve">Keep baseline, metric and eligibility aligned across conditions. Report condition counts and failures separately; new conditions may extend </w:t>
+      </w:r>
+      <w:r>
+        <w:rPr>
+          <w:b/>
+        </w:rPr>
+        <w:t>evidence</w:t>
+      </w:r>
+      <w:r>
+        <w:rPr>
+          <w:b w:val="0"/>
+        </w:rPr>
+        <w:t xml:space="preserve"> but cannot guarantee all conditions.</w:t>
       </w:r>
     </w:p>
     <w:p>
@@ -509,19 +545,7 @@
         <w:rPr>
           <w:b w:val="0"/>
         </w:rPr>
-        <w:t xml:space="preserve">Record exact data IDs/splits, code version, dependency versions, parameters, randomness policy and raw </w:t>
-      </w:r>
-      <w:r>
-        <w:rPr>
-          <w:b/>
-        </w:rPr>
-        <w:t>output</w:t>
-      </w:r>
-      <w:r>
-        <w:rPr>
-          <w:b w:val="0"/>
-        </w:rPr>
-        <w:t>s. Verify hashes for integrity without treating them as correctness proofs.</w:t>
+        <w:t>Without opening the old lesson, explain one key idea from Reproducible environment and records. Give an example and a mistake that the idea helps you avoid.</w:t>
       </w:r>
     </w:p>
     <w:p>
@@ -532,31 +556,19 @@
         <w:rPr>
           <w:b w:val="0"/>
         </w:rPr>
-        <w:t xml:space="preserve">Compact alternative: two 45-minute sessions for the core explanation and W1–W5 only. The main plan uses three sessions; schedule further time for the complete investigation, project, visual journey and any code examples. A </w:t>
+        <w:t xml:space="preserve">Look for: Explain the </w:t>
       </w:r>
       <w:r>
         <w:rPr>
           <w:b/>
         </w:rPr>
-        <w:t>methods section</w:t>
+        <w:t>mechanism</w:t>
       </w:r>
       <w:r>
         <w:rPr>
           <w:b w:val="0"/>
         </w:rPr>
-        <w:t xml:space="preserve"> should let a reader reconstruct the design and computation. Detail should explain choices that affect </w:t>
-      </w:r>
-      <w:r>
-        <w:rPr>
-          <w:b/>
-        </w:rPr>
-        <w:t>evidence</w:t>
-      </w:r>
-      <w:r>
-        <w:rPr>
-          <w:b w:val="0"/>
-        </w:rPr>
-        <w:t>.</w:t>
+        <w:t xml:space="preserve"> and terminology of reproducible environment and records</w:t>
       </w:r>
     </w:p>
     <w:p>
@@ -567,19 +579,7 @@
         <w:rPr>
           <w:b w:val="0"/>
         </w:rPr>
-        <w:t xml:space="preserve">Use the supplied constructed scenarios to make the </w:t>
-      </w:r>
-      <w:r>
-        <w:rPr>
-          <w:b/>
-        </w:rPr>
-        <w:t>mechanism</w:t>
-      </w:r>
-      <w:r>
-        <w:rPr>
-          <w:b w:val="0"/>
-        </w:rPr>
-        <w:t xml:space="preserve"> inspectable. Collect W4 before sharing solutions.</w:t>
+        <w:t>Reference example, not the only acceptable wording: Teacher explanation: A reproducible environment record links code, data, configuration and runtime dependencies to results. A seed alone is insufficient.</w:t>
       </w:r>
     </w:p>
     <w:p>
@@ -590,27 +590,27 @@
         <w:rPr>
           <w:b w:val="0"/>
         </w:rPr>
-        <w:t xml:space="preserve">Students should name intermediate </w:t>
+        <w:t xml:space="preserve">Record exact data IDs/splits, code version, dependency versions, parameters, randomness policy and raw </w:t>
       </w:r>
       <w:r>
         <w:rPr>
           <w:b/>
         </w:rPr>
-        <w:t>evidence</w:t>
+        <w:t>output</w:t>
       </w:r>
       <w:r>
         <w:rPr>
           <w:b w:val="0"/>
         </w:rPr>
-        <w:t xml:space="preserve"> and limitations; classroom pacing and learning effectiveness remain unvalidated.</w:t>
+        <w:t>s. Verify hashes for integrity without treating them as correctness proofs.</w:t>
       </w:r>
     </w:p>
     <w:p>
       <w:pPr>
-        <w:pStyle w:val="Heading3"/>
-      </w:pPr>
-      <w:r>
-        <w:t>Outcomes</w:t>
+        <w:pStyle w:val="Heading2"/>
+      </w:pPr>
+      <w:r>
+        <w:t>Pictured end goal</w:t>
       </w:r>
     </w:p>
     <w:p>
@@ -621,47 +621,35 @@
         <w:rPr>
           <w:b w:val="0"/>
         </w:rPr>
-        <w:t xml:space="preserve">Explain the </w:t>
+        <w:t xml:space="preserve">Explain writing the </w:t>
       </w:r>
       <w:r>
         <w:rPr>
           <w:b/>
         </w:rPr>
-        <w:t>mechanism</w:t>
+        <w:t>methods section</w:t>
       </w:r>
       <w:r>
         <w:rPr>
           <w:b w:val="0"/>
         </w:rPr>
-        <w:t xml:space="preserve"> and terminology of writing the </w:t>
-      </w:r>
-      <w:r>
-        <w:rPr>
-          <w:b/>
-        </w:rPr>
-        <w:t>methods section</w:t>
+        <w:t xml:space="preserve"> using the records and boundaries of this fictional investigation.</w:t>
       </w:r>
     </w:p>
     <w:p>
       <w:pPr>
-        <w:spacing w:line="336" w:lineRule="auto" w:after="180"/>
-      </w:pPr>
-      <w:r>
-        <w:rPr>
-          <w:b w:val="0"/>
-        </w:rPr>
-        <w:t>Apply the stated procedure to a new case with a traceable result</w:t>
+        <w:pStyle w:val="Heading2"/>
+      </w:pPr>
+      <w:r>
+        <w:t>Earlier wording, alternatives and picture transcripts · reference / check after trying</w:t>
       </w:r>
     </w:p>
     <w:p>
       <w:pPr>
-        <w:spacing w:line="336" w:lineRule="auto" w:after="180"/>
-      </w:pPr>
-      <w:r>
-        <w:rPr>
-          <w:b w:val="0"/>
-        </w:rPr>
-        <w:t>Identify an assumption or limitation and design a revealing follow-up</w:t>
+        <w:pStyle w:val="Heading3"/>
+      </w:pPr>
+      <w:r>
+        <w:t>Teach the learning cycle</w:t>
       </w:r>
     </w:p>
     <w:p>
@@ -669,48 +657,66 @@
         <w:pStyle w:val="Heading3"/>
       </w:pPr>
       <w:r>
-        <w:t>Preparation</w:t>
+        <w:t>Retrieval answer guidance</w:t>
       </w:r>
     </w:p>
     <w:p>
       <w:pPr>
-        <w:spacing w:line="336" w:lineRule="auto" w:after="180"/>
-      </w:pPr>
-      <w:r>
-        <w:rPr>
-          <w:b w:val="0"/>
-        </w:rPr>
-        <w:t>Lesson and workbook; paper and pencil</w:t>
+        <w:pStyle w:val="Heading3"/>
+      </w:pPr>
+      <w:r>
+        <w:t>Figures that preserve evidence</w:t>
       </w:r>
     </w:p>
     <w:p>
       <w:pPr>
-        <w:spacing w:line="336" w:lineRule="auto" w:after="180"/>
-      </w:pPr>
-      <w:r>
-        <w:rPr>
-          <w:b w:val="0"/>
-        </w:rPr>
-        <w:t>Calculator and optional local Python 3 for arithmetic; no live API or private data</w:t>
+        <w:pStyle w:val="Heading3"/>
+      </w:pPr>
+      <w:r>
+        <w:t>Robustness across conditions</w:t>
       </w:r>
     </w:p>
     <w:p>
       <w:pPr>
-        <w:spacing w:line="336" w:lineRule="auto" w:after="180"/>
-      </w:pPr>
-      <w:r>
-        <w:rPr>
-          <w:b w:val="0"/>
-        </w:rPr>
-        <w:t>Prepare the fresh retry separately and withhold its solution until after collection</w:t>
+        <w:pStyle w:val="Heading3"/>
+      </w:pPr>
+      <w:r>
+        <w:t>Reproducible environment and records</w:t>
       </w:r>
     </w:p>
     <w:p>
       <w:pPr>
-        <w:pStyle w:val="Heading3"/>
-      </w:pPr>
-      <w:r>
-        <w:t>Prerequisite answer</w:t>
+        <w:spacing w:line="336" w:lineRule="auto" w:after="180"/>
+      </w:pPr>
+      <w:r>
+        <w:rPr>
+          <w:b w:val="0"/>
+        </w:rPr>
+        <w:t xml:space="preserve">Compact alternative: two 45-minute sessions for the core explanation and W1–W5 only. The main plan uses three sessions; schedule further time for the complete investigation, project, visual journey and any code examples. A </w:t>
+      </w:r>
+      <w:r>
+        <w:rPr>
+          <w:b/>
+        </w:rPr>
+        <w:t>methods section</w:t>
+      </w:r>
+      <w:r>
+        <w:rPr>
+          <w:b w:val="0"/>
+        </w:rPr>
+        <w:t xml:space="preserve"> should let a reader reconstruct the design and computation. Detail should explain choices that affect </w:t>
+      </w:r>
+      <w:r>
+        <w:rPr>
+          <w:b/>
+        </w:rPr>
+        <w:t>evidence</w:t>
+      </w:r>
+      <w:r>
+        <w:rPr>
+          <w:b w:val="0"/>
+        </w:rPr>
+        <w:t>.</w:t>
       </w:r>
     </w:p>
     <w:p>
@@ -721,31 +727,19 @@
         <w:rPr>
           <w:b w:val="0"/>
         </w:rPr>
-        <w:t xml:space="preserve">A result depends on the </w:t>
+        <w:t xml:space="preserve">Use the supplied constructed scenarios to make the </w:t>
       </w:r>
       <w:r>
         <w:rPr>
           <w:b/>
         </w:rPr>
-        <w:t>input</w:t>
+        <w:t>mechanism</w:t>
       </w:r>
       <w:r>
         <w:rPr>
           <w:b w:val="0"/>
         </w:rPr>
-        <w:t xml:space="preserve">s, procedure and conditions that produced it. Preserve data roles and distinguish observed outcomes from </w:t>
-      </w:r>
-      <w:r>
-        <w:rPr>
-          <w:b/>
-        </w:rPr>
-        <w:t>prediction</w:t>
-      </w:r>
-      <w:r>
-        <w:rPr>
-          <w:b w:val="0"/>
-        </w:rPr>
-        <w:t>s or unmeasured conditions.</w:t>
+        <w:t xml:space="preserve"> inspectable. Collect W4 before sharing solutions.</w:t>
       </w:r>
     </w:p>
     <w:p>
@@ -756,7 +750,19 @@
         <w:rPr>
           <w:b w:val="0"/>
         </w:rPr>
-        <w:t>If the prior concept cannot be explained, use a short retrieval activity before this chapter.</w:t>
+        <w:t xml:space="preserve">Students should name intermediate </w:t>
+      </w:r>
+      <w:r>
+        <w:rPr>
+          <w:b/>
+        </w:rPr>
+        <w:t>evidence</w:t>
+      </w:r>
+      <w:r>
+        <w:rPr>
+          <w:b w:val="0"/>
+        </w:rPr>
+        <w:t xml:space="preserve"> and limitations; classroom pacing and learning effectiveness remain unvalidated.</w:t>
       </w:r>
     </w:p>
     <w:p>
@@ -764,7 +770,7 @@
         <w:pStyle w:val="Heading3"/>
       </w:pPr>
       <w:r>
-        <w:t>End goal for the pictorial case</w:t>
+        <w:t>Outcomes</w:t>
       </w:r>
     </w:p>
     <w:p>
@@ -775,19 +781,25 @@
         <w:rPr>
           <w:b w:val="0"/>
         </w:rPr>
-        <w:t xml:space="preserve">Explain writing the </w:t>
+        <w:t xml:space="preserve">Explain the </w:t>
       </w:r>
       <w:r>
         <w:rPr>
           <w:b/>
         </w:rPr>
+        <w:t>mechanism</w:t>
+      </w:r>
+      <w:r>
+        <w:rPr>
+          <w:b w:val="0"/>
+        </w:rPr>
+        <w:t xml:space="preserve"> and terminology of writing the </w:t>
+      </w:r>
+      <w:r>
+        <w:rPr>
+          <w:b/>
+        </w:rPr>
         <w:t>methods section</w:t>
-      </w:r>
-      <w:r>
-        <w:rPr>
-          <w:b w:val="0"/>
-        </w:rPr>
-        <w:t xml:space="preserve"> using the records and boundaries of this fictional investigation.</w:t>
       </w:r>
     </w:p>
     <w:p>
@@ -798,55 +810,34 @@
         <w:rPr>
           <w:b w:val="0"/>
         </w:rPr>
-        <w:t>This added worked case illustrates the week’s main idea. Retain all original and connected topics; schedule its practice within the teaching cycle.</w:t>
+        <w:t>Apply the stated procedure to a new case with a traceable result</w:t>
       </w:r>
     </w:p>
     <w:p>
       <w:pPr>
-        <w:pStyle w:val="Heading1"/>
-      </w:pPr>
-      <w:r>
-        <w:t>02. Explain and model the mechanism</w:t>
+        <w:spacing w:line="336" w:lineRule="auto" w:after="180"/>
+      </w:pPr>
+      <w:r>
+        <w:rPr>
+          <w:b w:val="0"/>
+        </w:rPr>
+        <w:t>Identify an assumption or limitation and design a revealing follow-up</w:t>
       </w:r>
     </w:p>
     <w:p>
-      <w:r>
-        <w:t>Model Writing the methods section using the supplied case, labelled mechanism and reasoning. Make the scope of each conclusion explicit.</w:t>
+      <w:pPr>
+        <w:pStyle w:val="Heading3"/>
+      </w:pPr>
+      <w:r>
+        <w:t>Preparation</w:t>
       </w:r>
     </w:p>
     <w:p>
       <w:pPr>
-        <w:spacing w:line="336" w:lineRule="auto" w:after="180"/>
-      </w:pPr>
-      <w:r>
-        <w:rPr>
-          <w:b w:val="0"/>
-        </w:rPr>
-        <w:t xml:space="preserve">A </w:t>
-      </w:r>
-      <w:r>
-        <w:rPr>
-          <w:b/>
-        </w:rPr>
-        <w:t>methods section</w:t>
-      </w:r>
-      <w:r>
-        <w:rPr>
-          <w:b w:val="0"/>
-        </w:rPr>
-        <w:t xml:space="preserve"> should let a reader reconstruct the design and computation. Detail should explain choices that affect </w:t>
-      </w:r>
-      <w:r>
-        <w:rPr>
-          <w:b/>
-        </w:rPr>
-        <w:t>evidence</w:t>
-      </w:r>
-      <w:r>
-        <w:rPr>
-          <w:b w:val="0"/>
-        </w:rPr>
-        <w:t>.</w:t>
+        <w:pStyle w:val="Heading3"/>
+      </w:pPr>
+      <w:r>
+        <w:t>Prerequisite answer</w:t>
       </w:r>
     </w:p>
     <w:p>
@@ -854,7 +845,7 @@
         <w:pStyle w:val="Heading3"/>
       </w:pPr>
       <w:r>
-        <w:t>Explain Writing the methods section · 1</w:t>
+        <w:t>End goal for the pictorial case</w:t>
       </w:r>
     </w:p>
     <w:p>
@@ -865,37 +856,1676 @@
         <w:rPr>
           <w:b w:val="0"/>
         </w:rPr>
-        <w:t>Begin by writing the question the procedure is intended to answer. Identify the information already supplied, the information it will produce and the information still missing.</w:t>
+        <w:t>This added worked case illustrates the week’s main idea. Retain all original and connected topics; schedule its practice within the teaching cycle.</w:t>
       </w:r>
     </w:p>
     <w:p>
       <w:pPr>
-        <w:spacing w:line="336" w:lineRule="auto" w:after="180"/>
-      </w:pPr>
-      <w:r>
-        <w:rPr>
-          <w:b w:val="0"/>
-        </w:rPr>
-        <w:t>These are constructed classroom examples; they do not require live accounts, private records or an external service. Do not treat a plausible explanation as a measured outcome.</w:t>
+        <w:pStyle w:val="Heading1"/>
+      </w:pPr>
+      <w:r>
+        <w:t>02. Model the whole case and check each inference</w:t>
       </w:r>
     </w:p>
     <w:p>
-      <w:pPr>
-        <w:spacing w:line="336" w:lineRule="auto" w:after="180"/>
-      </w:pPr>
-      <w:r>
-        <w:rPr>
-          <w:b w:val="0"/>
-        </w:rPr>
-        <w:t>Report question, units, sampling, permissions, data roles, baseline, procedure, metrics, uncertainty assumptions, missing/exclusion handling and versions. Distinguish prespecified and later changes.</w:t>
+      <w:r>
+        <w:t>Keep the independent answer private until after the first attempt.</w:t>
       </w:r>
     </w:p>
     <w:p>
       <w:pPr>
+        <w:pStyle w:val="Heading2"/>
+      </w:pPr>
+      <w:r>
+        <w:t>Definitions and complete contract</w:t>
+      </w:r>
+    </w:p>
+    <w:p>
+      <w:pPr>
+        <w:spacing w:line="336" w:lineRule="auto" w:after="180"/>
+      </w:pPr>
+      <w:r>
+        <w:rPr>
+          <w:b w:val="0"/>
+        </w:rPr>
+        <w:t xml:space="preserve">A </w:t>
+      </w:r>
+      <w:r>
+        <w:rPr>
+          <w:b/>
+        </w:rPr>
+        <w:t>methods section</w:t>
+      </w:r>
+      <w:r>
+        <w:rPr>
+          <w:b w:val="0"/>
+        </w:rPr>
+        <w:t xml:space="preserve"> should let a reader reconstruct the design and computation. Detail should explain choices that affect </w:t>
+      </w:r>
+      <w:r>
+        <w:rPr>
+          <w:b/>
+        </w:rPr>
+        <w:t>evidence</w:t>
+      </w:r>
+      <w:r>
+        <w:rPr>
+          <w:b w:val="0"/>
+        </w:rPr>
+        <w:t>.</w:t>
+      </w:r>
+    </w:p>
+    <w:p>
+      <w:pPr>
+        <w:spacing w:line="336" w:lineRule="auto" w:after="180"/>
+      </w:pPr>
+      <w:r>
+        <w:rPr>
+          <w:b w:val="0"/>
+        </w:rPr>
+        <w:t>Report question, units, sampling, permissions, data roles, baseline, procedure, metrics, uncertainty assumptions, missing/exclusion handling and versions. Distinguish prespecified and later changes.</w:t>
+      </w:r>
+    </w:p>
+    <w:tbl>
+      <w:tblPr>
+        <w:tblStyle w:val="LightShading-Accent1"/>
+        <w:tblW w:type="auto" w:w="0"/>
+        <w:tblLook w:firstColumn="1" w:firstRow="1" w:lastColumn="0" w:lastRow="0" w:noHBand="0" w:noVBand="1" w:val="04A0"/>
+      </w:tblPr>
+      <w:tblGrid>
+        <w:gridCol w:w="5112"/>
+        <w:gridCol w:w="5112"/>
+      </w:tblGrid>
+      <w:tr>
+        <w:trPr>
+          <w:tblHeader/>
+        </w:trPr>
+        <w:tc>
+          <w:tcPr>
+            <w:tcW w:type="dxa" w:w="5112"/>
+          </w:tcPr>
+          <w:p>
+            <w:r>
+              <w:t>Methods item</w:t>
+            </w:r>
+          </w:p>
+        </w:tc>
+        <w:tc>
+          <w:tcPr>
+            <w:tcW w:type="dxa" w:w="5112"/>
+          </w:tcPr>
+          <w:p>
+            <w:r>
+              <w:t>Complete supplied exercise contract</w:t>
+            </w:r>
+          </w:p>
+        </w:tc>
+      </w:tr>
+      <w:tr>
+        <w:tc>
+          <w:tcPr>
+            <w:tcW w:type="dxa" w:w="5112"/>
+          </w:tcPr>
+          <w:p>
+            <w:r>
+              <w:t>Main description</w:t>
+            </w:r>
+          </w:p>
+        </w:tc>
+        <w:tc>
+          <w:tcPr>
+            <w:tcW w:type="dxa" w:w="5112"/>
+          </w:tcPr>
+          <w:p>
+            <w:r>
+              <w:t>Used AI on data and got good scores; code and split absent</w:t>
+            </w:r>
+          </w:p>
+        </w:tc>
+      </w:tr>
+      <w:tr>
+        <w:tc>
+          <w:tcPr>
+            <w:tcW w:type="dxa" w:w="5112"/>
+          </w:tcPr>
+          <w:p>
+            <w:r>
+              <w:t>Missing main identifiers</w:t>
+            </w:r>
+          </w:p>
+        </w:tc>
+        <w:tc>
+          <w:tcPr>
+            <w:tcW w:type="dxa" w:w="5112"/>
+          </w:tcPr>
+          <w:p>
+            <w:r>
+              <w:t>Model/procedure version, data identity, units/splits, baseline, metric and scoring</w:t>
+            </w:r>
+          </w:p>
+        </w:tc>
+      </w:tr>
+      <w:tr>
+        <w:tc>
+          <w:tcPr>
+            <w:tcW w:type="dxa" w:w="5112"/>
+          </w:tcPr>
+          <w:p>
+            <w:r>
+              <w:t>Other required design reporting</w:t>
+            </w:r>
+          </w:p>
+        </w:tc>
+        <w:tc>
+          <w:tcPr>
+            <w:tcW w:type="dxa" w:w="5112"/>
+          </w:tcPr>
+          <w:p>
+            <w:r>
+              <w:t>Sampling, permissions, data roles, uncertainty assumptions, exclusions and deviations</w:t>
+            </w:r>
+          </w:p>
+        </w:tc>
+      </w:tr>
+      <w:tr>
+        <w:tc>
+          <w:tcPr>
+            <w:tcW w:type="dxa" w:w="5112"/>
+          </w:tcPr>
+          <w:p>
+            <w:r>
+              <w:t>Separate toy inputs</w:t>
+            </w:r>
+          </w:p>
+        </w:tc>
+        <w:tc>
+          <w:tcPr>
+            <w:tcW w:type="dxa" w:w="5112"/>
+          </w:tcPr>
+          <w:p>
+            <w:r>
+              <w:t>Exact strings oak, pine, willow</w:t>
+            </w:r>
+          </w:p>
+        </w:tc>
+      </w:tr>
+      <w:tr>
+        <w:tc>
+          <w:tcPr>
+            <w:tcW w:type="dxa" w:w="5112"/>
+          </w:tcPr>
+          <w:p>
+            <w:r>
+              <w:t>Original toy rule</w:t>
+            </w:r>
+          </w:p>
+        </w:tc>
+        <w:tc>
+          <w:tcPr>
+            <w:tcW w:type="dxa" w:w="5112"/>
+          </w:tcPr>
+          <w:p>
+            <w:r>
+              <w:t>Length at least four characters means long; otherwise short</w:t>
+            </w:r>
+          </w:p>
+        </w:tc>
+      </w:tr>
+      <w:tr>
+        <w:tc>
+          <w:tcPr>
+            <w:tcW w:type="dxa" w:w="5112"/>
+          </w:tcPr>
+          <w:p>
+            <w:r>
+              <w:t>Preprocessing</w:t>
+            </w:r>
+          </w:p>
+        </w:tc>
+        <w:tc>
+          <w:tcPr>
+            <w:tcW w:type="dxa" w:w="5112"/>
+          </w:tcPr>
+          <w:p>
+            <w:r>
+              <w:t>No whitespace trimming; supplied strings are ASCII</w:t>
+            </w:r>
+          </w:p>
+        </w:tc>
+      </w:tr>
+      <w:tr>
+        <w:tc>
+          <w:tcPr>
+            <w:tcW w:type="dxa" w:w="5112"/>
+          </w:tcPr>
+          <w:p>
+            <w:r>
+              <w:t>Changed rule</w:t>
+            </w:r>
+          </w:p>
+        </w:tc>
+        <w:tc>
+          <w:tcPr>
+            <w:tcW w:type="dxa" w:w="5112"/>
+          </w:tcPr>
+          <w:p>
+            <w:r>
+              <w:t>Strictly greater than four</w:t>
+            </w:r>
+          </w:p>
+        </w:tc>
+      </w:tr>
+      <w:tr>
+        <w:tc>
+          <w:tcPr>
+            <w:tcW w:type="dxa" w:w="5112"/>
+          </w:tcPr>
+          <w:p>
+            <w:r>
+              <w:t>Scope</w:t>
+            </w:r>
+          </w:p>
+        </w:tc>
+        <w:tc>
+          <w:tcPr>
+            <w:tcW w:type="dxa" w:w="5112"/>
+          </w:tcPr>
+          <w:p>
+            <w:r>
+              <w:t>Repeatable toy computation, not a learned model or biological classification</w:t>
+            </w:r>
+          </w:p>
+        </w:tc>
+      </w:tr>
+    </w:tbl>
+    <w:p>
+      <w:pPr>
+        <w:pStyle w:val="Heading2"/>
+      </w:pPr>
+      <w:r>
+        <w:t>Main evidence ledger and checked key</w:t>
+      </w:r>
+    </w:p>
+    <w:tbl>
+      <w:tblPr>
+        <w:tblStyle w:val="LightShading-Accent1"/>
+        <w:tblW w:type="auto" w:w="0"/>
+        <w:tblLook w:firstColumn="1" w:firstRow="1" w:lastColumn="0" w:lastRow="0" w:noHBand="0" w:noVBand="1" w:val="04A0"/>
+      </w:tblPr>
+      <w:tblGrid>
+        <w:gridCol w:w="3408"/>
+        <w:gridCol w:w="3408"/>
+        <w:gridCol w:w="3408"/>
+      </w:tblGrid>
+      <w:tr>
+        <w:trPr>
+          <w:tblHeader/>
+        </w:trPr>
+        <w:tc>
+          <w:tcPr>
+            <w:tcW w:type="dxa" w:w="3408"/>
+          </w:tcPr>
+          <w:p>
+            <w:r>
+              <w:t>Main report omission</w:t>
+            </w:r>
+          </w:p>
+        </w:tc>
+        <w:tc>
+          <w:tcPr>
+            <w:tcW w:type="dxa" w:w="3408"/>
+          </w:tcPr>
+          <w:p>
+            <w:r>
+              <w:t>Why it affects assessment</w:t>
+            </w:r>
+          </w:p>
+        </w:tc>
+        <w:tc>
+          <w:tcPr>
+            <w:tcW w:type="dxa" w:w="3408"/>
+          </w:tcPr>
+          <w:p>
+            <w:r>
+              <w:t>What the audit should request</w:t>
+            </w:r>
+          </w:p>
+        </w:tc>
+      </w:tr>
+      <w:tr>
+        <w:tc>
+          <w:tcPr>
+            <w:tcW w:type="dxa" w:w="3408"/>
+          </w:tcPr>
+          <w:p>
+            <w:r>
+              <w:t>Model/procedure version</w:t>
+            </w:r>
+          </w:p>
+        </w:tc>
+        <w:tc>
+          <w:tcPr>
+            <w:tcW w:type="dxa" w:w="3408"/>
+          </w:tcPr>
+          <w:p>
+            <w:r>
+              <w:t>Which system produced the result is unknown</w:t>
+            </w:r>
+          </w:p>
+        </w:tc>
+        <w:tc>
+          <w:tcPr>
+            <w:tcW w:type="dxa" w:w="3408"/>
+          </w:tcPr>
+          <w:p>
+            <w:r>
+              <w:t>Exact version/configuration and code</w:t>
+            </w:r>
+          </w:p>
+        </w:tc>
+      </w:tr>
+      <w:tr>
+        <w:tc>
+          <w:tcPr>
+            <w:tcW w:type="dxa" w:w="3408"/>
+          </w:tcPr>
+          <w:p>
+            <w:r>
+              <w:t>Data identity and split</w:t>
+            </w:r>
+          </w:p>
+        </w:tc>
+        <w:tc>
+          <w:tcPr>
+            <w:tcW w:type="dxa" w:w="3408"/>
+          </w:tcPr>
+          <w:p>
+            <w:r>
+              <w:t>Cases, roles and source overlap unknown</w:t>
+            </w:r>
+          </w:p>
+        </w:tc>
+        <w:tc>
+          <w:tcPr>
+            <w:tcW w:type="dxa" w:w="3408"/>
+          </w:tcPr>
+          <w:p>
+            <w:r>
+              <w:t>Identifiers, eligibility and grouping/split rule</w:t>
+            </w:r>
+          </w:p>
+        </w:tc>
+      </w:tr>
+      <w:tr>
+        <w:tc>
+          <w:tcPr>
+            <w:tcW w:type="dxa" w:w="3408"/>
+          </w:tcPr>
+          <w:p>
+            <w:r>
+              <w:t>Baseline</w:t>
+            </w:r>
+          </w:p>
+        </w:tc>
+        <w:tc>
+          <w:tcPr>
+            <w:tcW w:type="dxa" w:w="3408"/>
+          </w:tcPr>
+          <w:p>
+            <w:r>
+              <w:t>Comparison target unknown</w:t>
+            </w:r>
+          </w:p>
+        </w:tc>
+        <w:tc>
+          <w:tcPr>
+            <w:tcW w:type="dxa" w:w="3408"/>
+          </w:tcPr>
+          <w:p>
+            <w:r>
+              <w:t>Baseline procedure and matched conditions</w:t>
+            </w:r>
+          </w:p>
+        </w:tc>
+      </w:tr>
+      <w:tr>
+        <w:tc>
+          <w:tcPr>
+            <w:tcW w:type="dxa" w:w="3408"/>
+          </w:tcPr>
+          <w:p>
+            <w:r>
+              <w:t>Metric and scoring</w:t>
+            </w:r>
+          </w:p>
+        </w:tc>
+        <w:tc>
+          <w:tcPr>
+            <w:tcW w:type="dxa" w:w="3408"/>
+          </w:tcPr>
+          <w:p>
+            <w:r>
+              <w:t>Good scores has no defined denominator/rubric</w:t>
+            </w:r>
+          </w:p>
+        </w:tc>
+        <w:tc>
+          <w:tcPr>
+            <w:tcW w:type="dxa" w:w="3408"/>
+          </w:tcPr>
+          <w:p>
+            <w:r>
+              <w:t>Explicit outcome, calculation and raw counts</w:t>
+            </w:r>
+          </w:p>
+        </w:tc>
+      </w:tr>
+      <w:tr>
+        <w:tc>
+          <w:tcPr>
+            <w:tcW w:type="dxa" w:w="3408"/>
+          </w:tcPr>
+          <w:p>
+            <w:r>
+              <w:t>Missing/exclusion handling</w:t>
+            </w:r>
+          </w:p>
+        </w:tc>
+        <w:tc>
+          <w:tcPr>
+            <w:tcW w:type="dxa" w:w="3408"/>
+          </w:tcPr>
+          <w:p>
+            <w:r>
+              <w:t>Reported cases may be selected</w:t>
+            </w:r>
+          </w:p>
+        </w:tc>
+        <w:tc>
+          <w:tcPr>
+            <w:tcW w:type="dxa" w:w="3408"/>
+          </w:tcPr>
+          <w:p>
+            <w:r>
+              <w:t>Rules, excluded/unassessed counts and deviations</w:t>
+            </w:r>
+          </w:p>
+        </w:tc>
+      </w:tr>
+      <w:tr>
+        <w:tc>
+          <w:tcPr>
+            <w:tcW w:type="dxa" w:w="3408"/>
+          </w:tcPr>
+          <w:p>
+            <w:r>
+              <w:t>Validity conclusion</w:t>
+            </w:r>
+          </w:p>
+        </w:tc>
+        <w:tc>
+          <w:tcPr>
+            <w:tcW w:type="dxa" w:w="3408"/>
+          </w:tcPr>
+          <w:p>
+            <w:r>
+              <w:t>Cannot assess from this description</w:t>
+            </w:r>
+          </w:p>
+        </w:tc>
+        <w:tc>
+          <w:tcPr>
+            <w:tcW w:type="dxa" w:w="3408"/>
+          </w:tcPr>
+          <w:p>
+            <w:r>
+              <w:t>Record missing evidence rather than fabricate a complete method</w:t>
+            </w:r>
+          </w:p>
+        </w:tc>
+      </w:tr>
+    </w:tbl>
+    <w:p>
+      <w:pPr>
+        <w:spacing w:line="336" w:lineRule="auto" w:after="180"/>
+      </w:pPr>
+      <w:r>
+        <w:rPr>
+          <w:b w:val="0"/>
+        </w:rPr>
+        <w:t>Main description omits procedure/model version, exact data and unit/split roles, baseline, metric and scoring, preventing assessment of replay and validity. Request records rather than inventing them. Picture no-trimming lengths are oak three, pine four and willow six: short/long/long under ≥4, short/short/long under &gt;4. Pine is the supplied boundary change.</w:t>
+      </w:r>
+    </w:p>
+    <w:p>
+      <w:pPr>
+        <w:spacing w:line="336" w:lineRule="auto" w:after="180"/>
+      </w:pPr>
+      <w:r>
+        <w:rPr>
+          <w:b w:val="0"/>
+        </w:rPr>
+        <w:t>A trailing space on oak makes four under the declared method. Independent case needs the source identity/near-duplicate definition and grouping/allocation rule, with train/evaluation overlap checks and exclusions recorded. A dataset/metric name alone cannot establish a leakage-free split, and disjoint filenames do not prove independent sources.</w:t>
+      </w:r>
+    </w:p>
+    <w:p>
+      <w:pPr>
         <w:pStyle w:val="Heading3"/>
       </w:pPr>
       <w:r>
-        <w:t>Explain Writing the methods section · 2</w:t>
+        <w:t>Writing the methods section — evidence trace</w:t>
+      </w:r>
+    </w:p>
+    <w:tbl>
+      <w:tblPr>
+        <w:tblStyle w:val="LightShading-Accent1"/>
+        <w:tblW w:type="auto" w:w="0"/>
+        <w:tblLook w:firstColumn="1" w:firstRow="1" w:lastColumn="0" w:lastRow="0" w:noHBand="0" w:noVBand="1" w:val="04A0"/>
+      </w:tblPr>
+      <w:tblGrid>
+        <w:gridCol w:w="3408"/>
+        <w:gridCol w:w="3408"/>
+        <w:gridCol w:w="3408"/>
+      </w:tblGrid>
+      <w:tr>
+        <w:trPr>
+          <w:tblHeader/>
+        </w:trPr>
+        <w:tc>
+          <w:tcPr>
+            <w:tcW w:type="dxa" w:w="3408"/>
+          </w:tcPr>
+          <w:p>
+            <w:r>
+              <w:t>Input and scope</w:t>
+            </w:r>
+          </w:p>
+        </w:tc>
+        <w:tc>
+          <w:tcPr>
+            <w:tcW w:type="dxa" w:w="3408"/>
+          </w:tcPr>
+          <w:p>
+            <w:r>
+              <w:t>Check or calculation</w:t>
+            </w:r>
+          </w:p>
+        </w:tc>
+        <w:tc>
+          <w:tcPr>
+            <w:tcW w:type="dxa" w:w="3408"/>
+          </w:tcPr>
+          <w:p>
+            <w:r>
+              <w:t>Conclusion and limit</w:t>
+            </w:r>
+          </w:p>
+        </w:tc>
+      </w:tr>
+      <w:tr>
+        <w:tc>
+          <w:tcPr>
+            <w:tcW w:type="dxa" w:w="3408"/>
+          </w:tcPr>
+          <w:p>
+            <w:r>
+              <w:t>Methods says used AI on data and got good scores; code and split are absent.</w:t>
+            </w:r>
+          </w:p>
+        </w:tc>
+        <w:tc>
+          <w:tcPr>
+            <w:tcW w:type="dxa" w:w="3408"/>
+          </w:tcPr>
+          <w:p>
+            <w:r>
+              <w:t>Report question, units, sampling, permissions, data roles, baseline, procedure, metrics, uncertainty assumptions, missing/exclusion handling and versions. Distinguish prespecified and later changes.</w:t>
+            </w:r>
+          </w:p>
+        </w:tc>
+        <w:tc>
+          <w:tcPr>
+            <w:tcW w:type="dxa" w:w="3408"/>
+          </w:tcPr>
+          <w:p>
+            <w:r>
+              <w:t>It omits model/procedure version, data identity, units/splits, baseline, metric and scoring. Reproduction and validity cannot be assessed from the description.</w:t>
+            </w:r>
+          </w:p>
+        </w:tc>
+      </w:tr>
+    </w:tbl>
+    <w:p>
+      <w:r>
+        <w:t>The figure connects this chapter's worked input, declared procedure and result. Read the complete worked reasoning for qualifiers and intermediate steps; the abbreviated labels do not replace that reasoning.</w:t>
+      </w:r>
+    </w:p>
+    <w:p>
+      <w:pPr>
+        <w:spacing w:line="336" w:lineRule="auto" w:after="180"/>
+      </w:pPr>
+      <w:r>
+        <w:rPr>
+          <w:b w:val="0"/>
+        </w:rPr>
+        <w:t>Guided: It omits model/procedure version, data identity, units/splits, baseline, metric and scoring. Reproduction and validity cannot be assessed from the description.</w:t>
+      </w:r>
+    </w:p>
+    <w:p>
+      <w:pPr>
+        <w:spacing w:line="336" w:lineRule="auto" w:after="180"/>
+      </w:pPr>
+      <w:r>
+        <w:rPr>
+          <w:b w:val="0"/>
+        </w:rPr>
+        <w:t xml:space="preserve">Qualification: A detailed </w:t>
+      </w:r>
+      <w:r>
+        <w:rPr>
+          <w:b/>
+        </w:rPr>
+        <w:t>methods section</w:t>
+      </w:r>
+      <w:r>
+        <w:rPr>
+          <w:b w:val="0"/>
+        </w:rPr>
+        <w:t xml:space="preserve"> can reveal limitations; it does not guarantee a correct design.</w:t>
+      </w:r>
+    </w:p>
+    <w:p>
+      <w:pPr>
+        <w:spacing w:line="336" w:lineRule="auto" w:after="180"/>
+      </w:pPr>
+      <w:r>
+        <w:rPr>
+          <w:b w:val="0"/>
+        </w:rPr>
+        <w:t xml:space="preserve">Exit: accept a concrete variation with its predicted outcome and a stated condition that would challenge the </w:t>
+      </w:r>
+      <w:r>
+        <w:rPr>
+          <w:b/>
+        </w:rPr>
+        <w:t>mechanism</w:t>
+      </w:r>
+      <w:r>
+        <w:rPr>
+          <w:b w:val="0"/>
+        </w:rPr>
+        <w:t xml:space="preserve">; reject a claim resting on unmeasured </w:t>
+      </w:r>
+      <w:r>
+        <w:rPr>
+          <w:b/>
+        </w:rPr>
+        <w:t>evidence</w:t>
+      </w:r>
+      <w:r>
+        <w:rPr>
+          <w:b w:val="0"/>
+        </w:rPr>
+        <w:t>.</w:t>
+      </w:r>
+    </w:p>
+    <w:p>
+      <w:pPr>
+        <w:spacing w:line="336" w:lineRule="auto" w:after="180"/>
+      </w:pPr>
+      <w:r>
+        <w:rPr>
+          <w:b w:val="0"/>
+        </w:rPr>
+        <w:t>Methods says used AI on data and got good scores; code and split are absent.</w:t>
+      </w:r>
+    </w:p>
+    <w:p>
+      <w:pPr>
+        <w:spacing w:line="336" w:lineRule="auto" w:after="180"/>
+      </w:pPr>
+      <w:r>
+        <w:rPr>
+          <w:b w:val="0"/>
+        </w:rPr>
+        <w:t>It omits model/procedure version, data identity, units/splits, baseline, metric and scoring. Reproduction and validity cannot be assessed from the description.</w:t>
+      </w:r>
+    </w:p>
+    <w:p>
+      <w:pPr>
+        <w:spacing w:line="336" w:lineRule="auto" w:after="180"/>
+      </w:pPr>
+      <w:r>
+        <w:rPr>
+          <w:b w:val="0"/>
+        </w:rPr>
+        <w:t xml:space="preserve">Compare the intermediate </w:t>
+      </w:r>
+      <w:r>
+        <w:rPr>
+          <w:b/>
+        </w:rPr>
+        <w:t>evidence</w:t>
+      </w:r>
+      <w:r>
+        <w:rPr>
+          <w:b w:val="0"/>
+        </w:rPr>
+        <w:t xml:space="preserve"> with the final statement. Explain why each number or decision follows from the stated </w:t>
+      </w:r>
+      <w:r>
+        <w:rPr>
+          <w:b/>
+        </w:rPr>
+        <w:t>input</w:t>
+      </w:r>
+      <w:r>
+        <w:rPr>
+          <w:b w:val="0"/>
+        </w:rPr>
+        <w:t>s.</w:t>
+      </w:r>
+    </w:p>
+    <w:p>
+      <w:pPr>
+        <w:spacing w:line="336" w:lineRule="auto" w:after="180"/>
+      </w:pPr>
+      <w:r>
+        <w:rPr>
+          <w:b w:val="0"/>
+        </w:rPr>
+        <w:t xml:space="preserve">The conclusion belongs to this scenario and procedure; changing the </w:t>
+      </w:r>
+      <w:r>
+        <w:rPr>
+          <w:b/>
+        </w:rPr>
+        <w:t>input</w:t>
+      </w:r>
+      <w:r>
+        <w:rPr>
+          <w:b w:val="0"/>
+        </w:rPr>
+        <w:t>s, evaluation population or authority can change what it establishes. Retain the raw record so a later revision can be compared honestly.</w:t>
+      </w:r>
+    </w:p>
+    <w:p>
+      <w:pPr>
+        <w:pStyle w:val="Heading2"/>
+      </w:pPr>
+      <w:r>
+        <w:t>Boundary and misconception probes</w:t>
+      </w:r>
+    </w:p>
+    <w:tbl>
+      <w:tblPr>
+        <w:tblStyle w:val="LightShading-Accent1"/>
+        <w:tblW w:type="auto" w:w="0"/>
+        <w:tblLook w:firstColumn="1" w:firstRow="1" w:lastColumn="0" w:lastRow="0" w:noHBand="0" w:noVBand="1" w:val="04A0"/>
+      </w:tblPr>
+      <w:tblGrid>
+        <w:gridCol w:w="5112"/>
+        <w:gridCol w:w="5112"/>
+      </w:tblGrid>
+      <w:tr>
+        <w:trPr>
+          <w:tblHeader/>
+        </w:trPr>
+        <w:tc>
+          <w:tcPr>
+            <w:tcW w:type="dxa" w:w="5112"/>
+          </w:tcPr>
+          <w:p>
+            <w:r>
+              <w:t>Methods audit</w:t>
+            </w:r>
+          </w:p>
+        </w:tc>
+        <w:tc>
+          <w:tcPr>
+            <w:tcW w:type="dxa" w:w="5112"/>
+          </w:tcPr>
+          <w:p>
+            <w:r>
+              <w:t>Checked interpretation</w:t>
+            </w:r>
+          </w:p>
+        </w:tc>
+      </w:tr>
+      <w:tr>
+        <w:tc>
+          <w:tcPr>
+            <w:tcW w:type="dxa" w:w="5112"/>
+          </w:tcPr>
+          <w:p>
+            <w:r>
+              <w:t>Dataset named</w:t>
+            </w:r>
+          </w:p>
+        </w:tc>
+        <w:tc>
+          <w:tcPr>
+            <w:tcW w:type="dxa" w:w="5112"/>
+          </w:tcPr>
+          <w:p>
+            <w:r>
+              <w:t>Still need units, eligibility, roles and split/grouping rule</w:t>
+            </w:r>
+          </w:p>
+        </w:tc>
+      </w:tr>
+      <w:tr>
+        <w:tc>
+          <w:tcPr>
+            <w:tcW w:type="dxa" w:w="5112"/>
+          </w:tcPr>
+          <w:p>
+            <w:r>
+              <w:t>Metric named</w:t>
+            </w:r>
+          </w:p>
+        </w:tc>
+        <w:tc>
+          <w:tcPr>
+            <w:tcW w:type="dxa" w:w="5112"/>
+          </w:tcPr>
+          <w:p>
+            <w:r>
+              <w:t>Still need scoring boundary, denominator and missing handling</w:t>
+            </w:r>
+          </w:p>
+        </w:tc>
+      </w:tr>
+      <w:tr>
+        <w:tc>
+          <w:tcPr>
+            <w:tcW w:type="dxa" w:w="5112"/>
+          </w:tcPr>
+          <w:p>
+            <w:r>
+              <w:t>Near-duplicate sources across split</w:t>
+            </w:r>
+          </w:p>
+        </w:tc>
+        <w:tc>
+          <w:tcPr>
+            <w:tcW w:type="dxa" w:w="5112"/>
+          </w:tcPr>
+          <w:p>
+            <w:r>
+              <w:t>Can undermine evaluation independence; inspect group identities and allocation</w:t>
+            </w:r>
+          </w:p>
+        </w:tc>
+      </w:tr>
+      <w:tr>
+        <w:tc>
+          <w:tcPr>
+            <w:tcW w:type="dxa" w:w="5112"/>
+          </w:tcPr>
+          <w:p>
+            <w:r>
+              <w:t>At least four versus greater than four</w:t>
+            </w:r>
+          </w:p>
+        </w:tc>
+        <w:tc>
+          <w:tcPr>
+            <w:tcW w:type="dxa" w:w="5112"/>
+          </w:tcPr>
+          <w:p>
+            <w:r>
+              <w:t>Different method; pine is the boundary case</w:t>
+            </w:r>
+          </w:p>
+        </w:tc>
+      </w:tr>
+      <w:tr>
+        <w:tc>
+          <w:tcPr>
+            <w:tcW w:type="dxa" w:w="5112"/>
+          </w:tcPr>
+          <w:p>
+            <w:r>
+              <w:t>Whitespace trimming added silently</w:t>
+            </w:r>
+          </w:p>
+        </w:tc>
+        <w:tc>
+          <w:tcPr>
+            <w:tcW w:type="dxa" w:w="5112"/>
+          </w:tcPr>
+          <w:p>
+            <w:r>
+              <w:t>Changes the stated procedure</w:t>
+            </w:r>
+          </w:p>
+        </w:tc>
+      </w:tr>
+      <w:tr>
+        <w:tc>
+          <w:tcPr>
+            <w:tcW w:type="dxa" w:w="5112"/>
+          </w:tcPr>
+          <w:p>
+            <w:r>
+              <w:t>Code reproduces toy labels</w:t>
+            </w:r>
+          </w:p>
+        </w:tc>
+        <w:tc>
+          <w:tcPr>
+            <w:tcW w:type="dxa" w:w="5112"/>
+          </w:tcPr>
+          <w:p>
+            <w:r>
+              <w:t>Not evidence about a learned model</w:t>
+            </w:r>
+          </w:p>
+        </w:tc>
+      </w:tr>
+      <w:tr>
+        <w:tc>
+          <w:tcPr>
+            <w:tcW w:type="dxa" w:w="5112"/>
+          </w:tcPr>
+          <w:p>
+            <w:r>
+              <w:t>A long methods checklist is filled</w:t>
+            </w:r>
+          </w:p>
+        </w:tc>
+        <w:tc>
+          <w:tcPr>
+            <w:tcW w:type="dxa" w:w="5112"/>
+          </w:tcPr>
+          <w:p>
+            <w:r>
+              <w:t>Does not prove records are true or assumptions valid</w:t>
+            </w:r>
+          </w:p>
+        </w:tc>
+      </w:tr>
+      <w:tr>
+        <w:tc>
+          <w:tcPr>
+            <w:tcW w:type="dxa" w:w="5112"/>
+          </w:tcPr>
+          <w:p>
+            <w:r>
+              <w:t>Detail absent</w:t>
+            </w:r>
+          </w:p>
+        </w:tc>
+        <w:tc>
+          <w:tcPr>
+            <w:tcW w:type="dxa" w:w="5112"/>
+          </w:tcPr>
+          <w:p>
+            <w:r>
+              <w:t>Mark unknown; request evidence rather than guessing</w:t>
+            </w:r>
+          </w:p>
+        </w:tc>
+      </w:tr>
+    </w:tbl>
+    <w:p>
+      <w:pPr>
+        <w:pStyle w:val="Heading2"/>
+      </w:pPr>
+      <w:r>
+        <w:t>Separate pictured facts and full reasoning</w:t>
+      </w:r>
+    </w:p>
+    <w:p>
+      <w:pPr>
+        <w:spacing w:line="336" w:lineRule="auto" w:after="180"/>
+      </w:pPr>
+      <w:r>
+        <w:rPr>
+          <w:b w:val="0"/>
+        </w:rPr>
+        <w:t>Methods that another team can repeat. A paper describes a toy string-classification experiment using a stated length rule.</w:t>
+      </w:r>
+    </w:p>
+    <w:p>
+      <w:pPr>
+        <w:spacing w:line="336" w:lineRule="auto" w:after="180"/>
+      </w:pPr>
+      <w:r>
+        <w:rPr>
+          <w:b/>
+        </w:rPr>
+        <w:t>Input</w:t>
+      </w:r>
+      <w:r>
+        <w:rPr>
+          <w:b w:val="0"/>
+        </w:rPr>
+        <w:t>s: "oak", "pine", "willow". Rule: length at least 4→long, otherwise short. No whitespace trimming occurs.</w:t>
+      </w:r>
+    </w:p>
+    <w:p>
+      <w:pPr>
+        <w:spacing w:line="336" w:lineRule="auto" w:after="180"/>
+      </w:pPr>
+      <w:r>
+        <w:rPr>
+          <w:b w:val="0"/>
+        </w:rPr>
+        <w:t>The separate toy method supplies exact strings and a rule, not a learned model. With no trimming, oak has three characters and is short; pine has four and is long; willow has six and is long under length at least four. Changing the condition to strictly greater than four changes only pine to short.</w:t>
+      </w:r>
+    </w:p>
+    <w:p>
+      <w:pPr>
+        <w:spacing w:line="336" w:lineRule="auto" w:after="180"/>
+      </w:pPr>
+      <w:r>
+        <w:rPr>
+          <w:b w:val="0"/>
+        </w:rPr>
+        <w:t>The whitespace probe oak followed by one space has four characters under this method and therefore is long; silently stripping it would change the procedure. Long and short are arbitrary string-length categories, not ecological properties. Repeating this computation does not fill in the main report’s missing AI materials.</w:t>
+      </w:r>
+    </w:p>
+    <w:tbl>
+      <w:tblPr>
+        <w:tblStyle w:val="LightShading-Accent1"/>
+        <w:tblW w:type="auto" w:w="0"/>
+        <w:tblLook w:firstColumn="1" w:firstRow="1" w:lastColumn="0" w:lastRow="0" w:noHBand="0" w:noVBand="1" w:val="04A0"/>
+      </w:tblPr>
+      <w:tblGrid>
+        <w:gridCol w:w="2556"/>
+        <w:gridCol w:w="2556"/>
+        <w:gridCol w:w="2556"/>
+        <w:gridCol w:w="2556"/>
+      </w:tblGrid>
+      <w:tr>
+        <w:trPr>
+          <w:tblHeader/>
+        </w:trPr>
+        <w:tc>
+          <w:tcPr>
+            <w:tcW w:type="dxa" w:w="2556"/>
+          </w:tcPr>
+          <w:p>
+            <w:r>
+              <w:t>Exact toy input</w:t>
+            </w:r>
+          </w:p>
+        </w:tc>
+        <w:tc>
+          <w:tcPr>
+            <w:tcW w:type="dxa" w:w="2556"/>
+          </w:tcPr>
+          <w:p>
+            <w:r>
+              <w:t>Character count</w:t>
+            </w:r>
+          </w:p>
+        </w:tc>
+        <w:tc>
+          <w:tcPr>
+            <w:tcW w:type="dxa" w:w="2556"/>
+          </w:tcPr>
+          <w:p>
+            <w:r>
+              <w:t>Length ≥ 4</w:t>
+            </w:r>
+          </w:p>
+        </w:tc>
+        <w:tc>
+          <w:tcPr>
+            <w:tcW w:type="dxa" w:w="2556"/>
+          </w:tcPr>
+          <w:p>
+            <w:r>
+              <w:t>Length &gt; 4</w:t>
+            </w:r>
+          </w:p>
+        </w:tc>
+      </w:tr>
+      <w:tr>
+        <w:tc>
+          <w:tcPr>
+            <w:tcW w:type="dxa" w:w="2556"/>
+          </w:tcPr>
+          <w:p>
+            <w:r>
+              <w:t>oak</w:t>
+            </w:r>
+          </w:p>
+        </w:tc>
+        <w:tc>
+          <w:tcPr>
+            <w:tcW w:type="dxa" w:w="2556"/>
+          </w:tcPr>
+          <w:p>
+            <w:r>
+              <w:t>3</w:t>
+            </w:r>
+          </w:p>
+        </w:tc>
+        <w:tc>
+          <w:tcPr>
+            <w:tcW w:type="dxa" w:w="2556"/>
+          </w:tcPr>
+          <w:p>
+            <w:r>
+              <w:t>short</w:t>
+            </w:r>
+          </w:p>
+        </w:tc>
+        <w:tc>
+          <w:tcPr>
+            <w:tcW w:type="dxa" w:w="2556"/>
+          </w:tcPr>
+          <w:p>
+            <w:r>
+              <w:t>short</w:t>
+            </w:r>
+          </w:p>
+        </w:tc>
+      </w:tr>
+      <w:tr>
+        <w:tc>
+          <w:tcPr>
+            <w:tcW w:type="dxa" w:w="2556"/>
+          </w:tcPr>
+          <w:p>
+            <w:r>
+              <w:t>pine</w:t>
+            </w:r>
+          </w:p>
+        </w:tc>
+        <w:tc>
+          <w:tcPr>
+            <w:tcW w:type="dxa" w:w="2556"/>
+          </w:tcPr>
+          <w:p>
+            <w:r>
+              <w:t>4</w:t>
+            </w:r>
+          </w:p>
+        </w:tc>
+        <w:tc>
+          <w:tcPr>
+            <w:tcW w:type="dxa" w:w="2556"/>
+          </w:tcPr>
+          <w:p>
+            <w:r>
+              <w:t>long</w:t>
+            </w:r>
+          </w:p>
+        </w:tc>
+        <w:tc>
+          <w:tcPr>
+            <w:tcW w:type="dxa" w:w="2556"/>
+          </w:tcPr>
+          <w:p>
+            <w:r>
+              <w:t>short</w:t>
+            </w:r>
+          </w:p>
+        </w:tc>
+      </w:tr>
+      <w:tr>
+        <w:tc>
+          <w:tcPr>
+            <w:tcW w:type="dxa" w:w="2556"/>
+          </w:tcPr>
+          <w:p>
+            <w:r>
+              <w:t>willow</w:t>
+            </w:r>
+          </w:p>
+        </w:tc>
+        <w:tc>
+          <w:tcPr>
+            <w:tcW w:type="dxa" w:w="2556"/>
+          </w:tcPr>
+          <w:p>
+            <w:r>
+              <w:t>6</w:t>
+            </w:r>
+          </w:p>
+        </w:tc>
+        <w:tc>
+          <w:tcPr>
+            <w:tcW w:type="dxa" w:w="2556"/>
+          </w:tcPr>
+          <w:p>
+            <w:r>
+              <w:t>long</w:t>
+            </w:r>
+          </w:p>
+        </w:tc>
+        <w:tc>
+          <w:tcPr>
+            <w:tcW w:type="dxa" w:w="2556"/>
+          </w:tcPr>
+          <w:p>
+            <w:r>
+              <w:t>long</w:t>
+            </w:r>
+          </w:p>
+        </w:tc>
+      </w:tr>
+      <w:tr>
+        <w:tc>
+          <w:tcPr>
+            <w:tcW w:type="dxa" w:w="2556"/>
+          </w:tcPr>
+          <w:p>
+            <w:r>
+              <w:t>oak followed by one space</w:t>
+            </w:r>
+          </w:p>
+        </w:tc>
+        <w:tc>
+          <w:tcPr>
+            <w:tcW w:type="dxa" w:w="2556"/>
+          </w:tcPr>
+          <w:p>
+            <w:r>
+              <w:t>4, because no trimming</w:t>
+            </w:r>
+          </w:p>
+        </w:tc>
+        <w:tc>
+          <w:tcPr>
+            <w:tcW w:type="dxa" w:w="2556"/>
+          </w:tcPr>
+          <w:p>
+            <w:r>
+              <w:t>long</w:t>
+            </w:r>
+          </w:p>
+        </w:tc>
+        <w:tc>
+          <w:tcPr>
+            <w:tcW w:type="dxa" w:w="2556"/>
+          </w:tcPr>
+          <w:p>
+            <w:r>
+              <w:t>short</w:t>
+            </w:r>
+          </w:p>
+        </w:tc>
+      </w:tr>
+      <w:tr>
+        <w:tc>
+          <w:tcPr>
+            <w:tcW w:type="dxa" w:w="2556"/>
+          </w:tcPr>
+          <w:p>
+            <w:r>
+              <w:t>Why labels differ</w:t>
+            </w:r>
+          </w:p>
+        </w:tc>
+        <w:tc>
+          <w:tcPr>
+            <w:tcW w:type="dxa" w:w="2556"/>
+          </w:tcPr>
+          <w:p>
+            <w:r>
+              <w:t>Boundary or preprocessing changed</w:t>
+            </w:r>
+          </w:p>
+        </w:tc>
+        <w:tc>
+          <w:tcPr>
+            <w:tcW w:type="dxa" w:w="2556"/>
+          </w:tcPr>
+          <w:p>
+            <w:r>
+              <w:t>Record exact method</w:t>
+            </w:r>
+          </w:p>
+        </w:tc>
+        <w:tc>
+          <w:tcPr>
+            <w:tcW w:type="dxa" w:w="2556"/>
+          </w:tcPr>
+          <w:p>
+            <w:r>
+              <w:t>Preserve original and revised versions</w:t>
+            </w:r>
+          </w:p>
+        </w:tc>
+      </w:tr>
+    </w:tbl>
+    <w:p>
+      <w:r>
+        <w:drawing>
+          <wp:inline xmlns:a="http://schemas.openxmlformats.org/drawingml/2006/main" xmlns:pic="http://schemas.openxmlformats.org/drawingml/2006/picture">
+            <wp:extent cx="5486400" cy="2992582"/>
+            <wp:docPr id="1" name="Picture 1" descr="Exact strings oak, pine and willow have three, four and six characters. Under length at least four the labels are short, long, long. Under greater than four only pine changes to short. No whitespace trimming is performed."/>
+            <wp:cNvGraphicFramePr>
+              <a:graphicFrameLocks noChangeAspect="1"/>
+            </wp:cNvGraphicFramePr>
+            <a:graphic>
+              <a:graphicData uri="http://schemas.openxmlformats.org/drawingml/2006/picture">
+                <pic:pic>
+                  <pic:nvPicPr>
+                    <pic:cNvPr id="0" name="ai-7-30-method-boundary.png"/>
+                    <pic:cNvPicPr/>
+                  </pic:nvPicPr>
+                  <pic:blipFill>
+                    <a:blip r:embed="rId9"/>
+                    <a:stretch>
+                      <a:fillRect/>
+                    </a:stretch>
+                  </pic:blipFill>
+                  <pic:spPr>
+                    <a:xfrm>
+                      <a:off x="0" y="0"/>
+                      <a:ext cx="5486400" cy="2992582"/>
+                    </a:xfrm>
+                    <a:prstGeom prst="rect"/>
+                  </pic:spPr>
+                </pic:pic>
+              </a:graphicData>
+            </a:graphic>
+          </wp:inline>
+        </w:drawing>
+      </w:r>
+    </w:p>
+    <w:p>
+      <w:pPr>
+        <w:pStyle w:val="Heading2"/>
+      </w:pPr>
+      <w:r>
+        <w:t>Picture trace and changed-condition key</w:t>
+      </w:r>
+    </w:p>
+    <w:p>
+      <w:r>
+        <w:drawing>
+          <wp:inline xmlns:a="http://schemas.openxmlformats.org/drawingml/2006/main" xmlns:pic="http://schemas.openxmlformats.org/drawingml/2006/picture">
+            <wp:extent cx="5486400" cy="3182112"/>
+            <wp:docPr id="2" name="Picture 2" descr="Record exact inputs: Preserve the three strings and no-trimming policy. → State procedure: Apply the inclusive length boundary at four characters. → Show resulting labels: Oak is short; pine and willow are long."/>
+            <wp:cNvGraphicFramePr>
+              <a:graphicFrameLocks noChangeAspect="1"/>
+            </wp:cNvGraphicFramePr>
+            <a:graphic>
+              <a:graphicData uri="http://schemas.openxmlformats.org/drawingml/2006/picture">
+                <pic:pic>
+                  <pic:nvPicPr>
+                    <pic:cNvPr id="0" name="academy-story-ai-7-30-02.png"/>
+                    <pic:cNvPicPr/>
+                  </pic:nvPicPr>
+                  <pic:blipFill>
+                    <a:blip r:embed="rId10"/>
+                    <a:stretch>
+                      <a:fillRect/>
+                    </a:stretch>
+                  </pic:blipFill>
+                  <pic:spPr>
+                    <a:xfrm>
+                      <a:off x="0" y="0"/>
+                      <a:ext cx="5486400" cy="3182112"/>
+                    </a:xfrm>
+                    <a:prstGeom prst="rect"/>
+                  </pic:spPr>
+                </pic:pic>
+              </a:graphicData>
+            </a:graphic>
+          </wp:inline>
+        </w:drawing>
+      </w:r>
+    </w:p>
+    <w:p>
+      <w:pPr>
+        <w:pStyle w:val="Heading3"/>
+      </w:pPr>
+      <w:r>
+        <w:t>Read the picture one step at a time</w:t>
+      </w:r>
+    </w:p>
+    <w:tbl>
+      <w:tblPr>
+        <w:tblStyle w:val="LightShading-Accent1"/>
+        <w:tblW w:type="auto" w:w="0"/>
+        <w:tblLook w:firstColumn="1" w:firstRow="1" w:lastColumn="0" w:lastRow="0" w:noHBand="0" w:noVBand="1" w:val="04A0"/>
+      </w:tblPr>
+      <w:tblGrid>
+        <w:gridCol w:w="5112"/>
+        <w:gridCol w:w="5112"/>
+      </w:tblGrid>
+      <w:tr>
+        <w:trPr>
+          <w:tblHeader/>
+        </w:trPr>
+        <w:tc>
+          <w:tcPr>
+            <w:tcW w:type="dxa" w:w="5112"/>
+          </w:tcPr>
+          <w:p>
+            <w:r>
+              <w:t>Step</w:t>
+            </w:r>
+          </w:p>
+        </w:tc>
+        <w:tc>
+          <w:tcPr>
+            <w:tcW w:type="dxa" w:w="5112"/>
+          </w:tcPr>
+          <w:p>
+            <w:r>
+              <w:t>What happens and why</w:t>
+            </w:r>
+          </w:p>
+        </w:tc>
+      </w:tr>
+      <w:tr>
+        <w:tc>
+          <w:tcPr>
+            <w:tcW w:type="dxa" w:w="5112"/>
+          </w:tcPr>
+          <w:p>
+            <w:r>
+              <w:t>1. Record exact inputs</w:t>
+            </w:r>
+          </w:p>
+        </w:tc>
+        <w:tc>
+          <w:tcPr>
+            <w:tcW w:type="dxa" w:w="5112"/>
+          </w:tcPr>
+          <w:p>
+            <w:r>
+              <w:t>Preserve the three strings and no-trimming policy.</w:t>
+            </w:r>
+          </w:p>
+        </w:tc>
+      </w:tr>
+      <w:tr>
+        <w:tc>
+          <w:tcPr>
+            <w:tcW w:type="dxa" w:w="5112"/>
+          </w:tcPr>
+          <w:p>
+            <w:r>
+              <w:t>2. State procedure</w:t>
+            </w:r>
+          </w:p>
+        </w:tc>
+        <w:tc>
+          <w:tcPr>
+            <w:tcW w:type="dxa" w:w="5112"/>
+          </w:tcPr>
+          <w:p>
+            <w:r>
+              <w:t>Apply the inclusive length boundary at four characters.</w:t>
+            </w:r>
+          </w:p>
+        </w:tc>
+      </w:tr>
+      <w:tr>
+        <w:tc>
+          <w:tcPr>
+            <w:tcW w:type="dxa" w:w="5112"/>
+          </w:tcPr>
+          <w:p>
+            <w:r>
+              <w:t>3. Show resulting labels</w:t>
+            </w:r>
+          </w:p>
+        </w:tc>
+        <w:tc>
+          <w:tcPr>
+            <w:tcW w:type="dxa" w:w="5112"/>
+          </w:tcPr>
+          <w:p>
+            <w:r>
+              <w:t>Oak is short; pine and willow are long.</w:t>
+            </w:r>
+          </w:p>
+        </w:tc>
+      </w:tr>
+    </w:tbl>
+    <w:p>
+      <w:r>
+        <w:t>Match each pictured step to the supplied facts. This is a worked teaching case, not an independent assessment.</w:t>
+      </w:r>
+    </w:p>
+    <w:p>
+      <w:pPr>
+        <w:spacing w:line="336" w:lineRule="auto" w:after="180"/>
+      </w:pPr>
+      <w:r>
+        <w:rPr>
+          <w:b w:val="0"/>
+        </w:rPr>
+        <w:t xml:space="preserve">A </w:t>
+      </w:r>
+      <w:r>
+        <w:rPr>
+          <w:b/>
+        </w:rPr>
+        <w:t>methods section</w:t>
+      </w:r>
+      <w:r>
+        <w:rPr>
+          <w:b w:val="0"/>
+        </w:rPr>
+        <w:t xml:space="preserve"> specifies </w:t>
+      </w:r>
+      <w:r>
+        <w:rPr>
+          <w:b/>
+        </w:rPr>
+        <w:t>input</w:t>
+      </w:r>
+      <w:r>
+        <w:rPr>
+          <w:b w:val="0"/>
+        </w:rPr>
+        <w:t xml:space="preserve">s, </w:t>
+      </w:r>
+      <w:r>
+        <w:rPr>
+          <w:b/>
+        </w:rPr>
+        <w:t>process</w:t>
+      </w:r>
+      <w:r>
+        <w:rPr>
+          <w:b w:val="0"/>
+        </w:rPr>
+        <w:t>ing, boundaries, versions and scoring. Precise procedures allow a reader to repeat the computation instead of inferring it from the final labels.</w:t>
+      </w:r>
+    </w:p>
+    <w:p>
+      <w:pPr>
+        <w:spacing w:line="336" w:lineRule="auto" w:after="180"/>
+      </w:pPr>
+      <w:r>
+        <w:rPr>
+          <w:b w:val="0"/>
+        </w:rPr>
+        <w:t xml:space="preserve">Repeating this deterministic toy rule does not validate a </w:t>
+      </w:r>
+      <w:r>
+        <w:rPr>
+          <w:b/>
+        </w:rPr>
+        <w:t>learned model</w:t>
+      </w:r>
+      <w:r>
+        <w:rPr>
+          <w:b w:val="0"/>
+        </w:rPr>
+        <w:t xml:space="preserve"> or establish ecological categories.</w:t>
+      </w:r>
+    </w:p>
+    <w:p>
+      <w:pPr>
+        <w:spacing w:line="336" w:lineRule="auto" w:after="180"/>
+      </w:pPr>
+      <w:r>
+        <w:rPr>
+          <w:b w:val="0"/>
+        </w:rPr>
+        <w:t>Change: Change the rule to length greater than 4.</w:t>
+      </w:r>
+    </w:p>
+    <w:p>
+      <w:pPr>
+        <w:spacing w:line="336" w:lineRule="auto" w:after="180"/>
+      </w:pPr>
+      <w:r>
+        <w:rPr>
+          <w:b/>
+        </w:rPr>
+        <w:t>Prediction</w:t>
+      </w:r>
+      <w:r>
+        <w:rPr>
+          <w:b w:val="0"/>
+        </w:rPr>
+        <w:t>: Pine becomes short; willow stays long and oak stays short.</w:t>
+      </w:r>
+    </w:p>
+    <w:p>
+      <w:pPr>
+        <w:spacing w:line="336" w:lineRule="auto" w:after="180"/>
+      </w:pPr>
+      <w:r>
+        <w:rPr>
+          <w:b w:val="0"/>
+        </w:rPr>
+        <w:t>Reason: The equality case distinguishes the two procedures.</w:t>
+      </w:r>
+    </w:p>
+    <w:p>
+      <w:pPr>
+        <w:pStyle w:val="Heading2"/>
+      </w:pPr>
+      <w:r>
+        <w:t>Earlier wording, alternatives and picture transcripts · reference / check after trying</w:t>
+      </w:r>
+    </w:p>
+    <w:p>
+      <w:pPr>
+        <w:spacing w:line="336" w:lineRule="auto" w:after="180"/>
+      </w:pPr>
+      <w:r>
+        <w:rPr>
+          <w:b w:val="0"/>
+        </w:rPr>
+        <w:t>Begin by writing the question the procedure is intended to answer. Identify the information already supplied, the information it will produce and the information still missing.</w:t>
+      </w:r>
+    </w:p>
+    <w:p>
+      <w:pPr>
+        <w:spacing w:line="336" w:lineRule="auto" w:after="180"/>
+      </w:pPr>
+      <w:r>
+        <w:rPr>
+          <w:b w:val="0"/>
+        </w:rPr>
+        <w:t>These are constructed classroom examples; they do not require live accounts, private records or an external service. Do not treat a plausible explanation as a measured outcome.</w:t>
       </w:r>
     </w:p>
     <w:p>
@@ -1051,99 +2681,30 @@
         <w:pStyle w:val="Heading3"/>
       </w:pPr>
       <w:r>
-        <w:t>Writing the methods section — evidence trace</w:t>
-      </w:r>
-    </w:p>
-    <w:tbl>
-      <w:tblPr>
-        <w:tblStyle w:val="LightShading-Accent1"/>
-        <w:tblW w:type="auto" w:w="0"/>
-        <w:tblLook w:firstColumn="1" w:firstRow="1" w:lastColumn="0" w:lastRow="0" w:noHBand="0" w:noVBand="1" w:val="04A0"/>
-      </w:tblPr>
-      <w:tblGrid>
-        <w:gridCol w:w="3408"/>
-        <w:gridCol w:w="3408"/>
-        <w:gridCol w:w="3408"/>
-      </w:tblGrid>
-      <w:tr>
-        <w:trPr>
-          <w:tblHeader/>
-        </w:trPr>
-        <w:tc>
-          <w:tcPr>
-            <w:tcW w:type="dxa" w:w="3408"/>
-          </w:tcPr>
-          <w:p>
-            <w:r>
-              <w:t>Input and scope</w:t>
-            </w:r>
-          </w:p>
-        </w:tc>
-        <w:tc>
-          <w:tcPr>
-            <w:tcW w:type="dxa" w:w="3408"/>
-          </w:tcPr>
-          <w:p>
-            <w:r>
-              <w:t>Check or calculation</w:t>
-            </w:r>
-          </w:p>
-        </w:tc>
-        <w:tc>
-          <w:tcPr>
-            <w:tcW w:type="dxa" w:w="3408"/>
-          </w:tcPr>
-          <w:p>
-            <w:r>
-              <w:t>Conclusion and limit</w:t>
-            </w:r>
-          </w:p>
-        </w:tc>
-      </w:tr>
-      <w:tr>
-        <w:tc>
-          <w:tcPr>
-            <w:tcW w:type="dxa" w:w="3408"/>
-          </w:tcPr>
-          <w:p>
-            <w:r>
-              <w:t>Methods says used AI on data and got good scores; code and split are absent.</w:t>
-            </w:r>
-          </w:p>
-        </w:tc>
-        <w:tc>
-          <w:tcPr>
-            <w:tcW w:type="dxa" w:w="3408"/>
-          </w:tcPr>
-          <w:p>
-            <w:r>
-              <w:t>Report question, units, sampling, permissions, data roles, baseline, procedure, metrics, uncertainty assumptions, missing/exclusion handling and versions. Distinguish prespecified and later changes.</w:t>
-            </w:r>
-          </w:p>
-        </w:tc>
-        <w:tc>
-          <w:tcPr>
-            <w:tcW w:type="dxa" w:w="3408"/>
-          </w:tcPr>
-          <w:p>
-            <w:r>
-              <w:t>It omits model/procedure version, data identity, units/splits, baseline, metric and scoring. Reproduction and validity cannot be assessed from the description.</w:t>
-            </w:r>
-          </w:p>
-        </w:tc>
-      </w:tr>
-    </w:tbl>
-    <w:p>
-      <w:r>
-        <w:t>The figure connects this chapter's worked input, declared procedure and result. Read the complete worked reasoning for qualifiers and intermediate steps; the abbreviated labels do not replace that reasoning.</w:t>
+        <w:t>Model the reasoning aloud</w:t>
       </w:r>
     </w:p>
     <w:p>
       <w:pPr>
-        <w:pStyle w:val="Heading3"/>
-      </w:pPr>
-      <w:r>
-        <w:t>Explain Writing the methods section · 3</w:t>
+        <w:spacing w:line="336" w:lineRule="auto" w:after="180"/>
+      </w:pPr>
+      <w:r>
+        <w:rPr>
+          <w:b w:val="0"/>
+        </w:rPr>
+        <w:t xml:space="preserve">Use the complete worked example below before asking learners to complete W2. Reveal a small part, invite a </w:t>
+      </w:r>
+      <w:r>
+        <w:rPr>
+          <w:b/>
+        </w:rPr>
+        <w:t>prediction</w:t>
+      </w:r>
+      <w:r>
+        <w:rPr>
+          <w:b w:val="0"/>
+        </w:rPr>
+        <w:t>, then explain the deciding step.</w:t>
       </w:r>
     </w:p>
     <w:p>
@@ -1154,195 +2715,7 @@
         <w:rPr>
           <w:b w:val="0"/>
         </w:rPr>
-        <w:t>Guided: It omits model/procedure version, data identity, units/splits, baseline, metric and scoring. Reproduction and validity cannot be assessed from the description.</w:t>
-      </w:r>
-    </w:p>
-    <w:p>
-      <w:pPr>
-        <w:spacing w:line="336" w:lineRule="auto" w:after="180"/>
-      </w:pPr>
-      <w:r>
-        <w:rPr>
-          <w:b w:val="0"/>
-        </w:rPr>
-        <w:t xml:space="preserve">Qualification: A detailed </w:t>
-      </w:r>
-      <w:r>
-        <w:rPr>
-          <w:b/>
-        </w:rPr>
-        <w:t>methods section</w:t>
-      </w:r>
-      <w:r>
-        <w:rPr>
-          <w:b w:val="0"/>
-        </w:rPr>
-        <w:t xml:space="preserve"> can reveal limitations; it does not guarantee a correct design.</w:t>
-      </w:r>
-    </w:p>
-    <w:p>
-      <w:pPr>
-        <w:spacing w:line="336" w:lineRule="auto" w:after="180"/>
-      </w:pPr>
-      <w:r>
-        <w:rPr>
-          <w:b w:val="0"/>
-        </w:rPr>
-        <w:t xml:space="preserve">Exit: accept a concrete variation with its predicted outcome and a stated condition that would challenge the </w:t>
-      </w:r>
-      <w:r>
-        <w:rPr>
-          <w:b/>
-        </w:rPr>
-        <w:t>mechanism</w:t>
-      </w:r>
-      <w:r>
-        <w:rPr>
-          <w:b w:val="0"/>
-        </w:rPr>
-        <w:t xml:space="preserve">; reject a claim resting on unmeasured </w:t>
-      </w:r>
-      <w:r>
-        <w:rPr>
-          <w:b/>
-        </w:rPr>
-        <w:t>evidence</w:t>
-      </w:r>
-      <w:r>
-        <w:rPr>
-          <w:b w:val="0"/>
-        </w:rPr>
-        <w:t>.</w:t>
-      </w:r>
-    </w:p>
-    <w:p>
-      <w:pPr>
-        <w:pStyle w:val="Heading3"/>
-      </w:pPr>
-      <w:r>
-        <w:t>Model the reasoning aloud</w:t>
-      </w:r>
-    </w:p>
-    <w:p>
-      <w:pPr>
-        <w:spacing w:line="336" w:lineRule="auto" w:after="180"/>
-      </w:pPr>
-      <w:r>
-        <w:rPr>
-          <w:b w:val="0"/>
-        </w:rPr>
-        <w:t xml:space="preserve">Use the complete worked example below before asking learners to complete W2. Reveal a small part, invite a </w:t>
-      </w:r>
-      <w:r>
-        <w:rPr>
-          <w:b/>
-        </w:rPr>
-        <w:t>prediction</w:t>
-      </w:r>
-      <w:r>
-        <w:rPr>
-          <w:b w:val="0"/>
-        </w:rPr>
-        <w:t>, then explain the deciding step.</w:t>
-      </w:r>
-    </w:p>
-    <w:p>
-      <w:pPr>
-        <w:spacing w:line="336" w:lineRule="auto" w:after="180"/>
-      </w:pPr>
-      <w:r>
-        <w:rPr>
-          <w:b w:val="0"/>
-        </w:rPr>
         <w:t>These teacher notes contain solutions; do not reveal the independent case answer during modelling.</w:t>
-      </w:r>
-    </w:p>
-    <w:p>
-      <w:pPr>
-        <w:spacing w:line="336" w:lineRule="auto" w:after="180"/>
-      </w:pPr>
-      <w:r>
-        <w:rPr>
-          <w:b w:val="0"/>
-        </w:rPr>
-        <w:t>Methods says used AI on data and got good scores; code and split are absent.</w:t>
-      </w:r>
-    </w:p>
-    <w:p>
-      <w:pPr>
-        <w:spacing w:line="336" w:lineRule="auto" w:after="180"/>
-      </w:pPr>
-      <w:r>
-        <w:rPr>
-          <w:b w:val="0"/>
-        </w:rPr>
-        <w:t>It omits model/procedure version, data identity, units/splits, baseline, metric and scoring. Reproduction and validity cannot be assessed from the description.</w:t>
-      </w:r>
-    </w:p>
-    <w:p>
-      <w:pPr>
-        <w:pStyle w:val="Heading3"/>
-      </w:pPr>
-      <w:r>
-        <w:t>Model the reasoning aloud · 4</w:t>
-      </w:r>
-    </w:p>
-    <w:p>
-      <w:pPr>
-        <w:spacing w:line="336" w:lineRule="auto" w:after="180"/>
-      </w:pPr>
-      <w:r>
-        <w:rPr>
-          <w:b w:val="0"/>
-        </w:rPr>
-        <w:t xml:space="preserve">Compare the intermediate </w:t>
-      </w:r>
-      <w:r>
-        <w:rPr>
-          <w:b/>
-        </w:rPr>
-        <w:t>evidence</w:t>
-      </w:r>
-      <w:r>
-        <w:rPr>
-          <w:b w:val="0"/>
-        </w:rPr>
-        <w:t xml:space="preserve"> with the final statement. Explain why each number or decision follows from the stated </w:t>
-      </w:r>
-      <w:r>
-        <w:rPr>
-          <w:b/>
-        </w:rPr>
-        <w:t>input</w:t>
-      </w:r>
-      <w:r>
-        <w:rPr>
-          <w:b w:val="0"/>
-        </w:rPr>
-        <w:t>s.</w:t>
-      </w:r>
-    </w:p>
-    <w:p>
-      <w:pPr>
-        <w:spacing w:line="336" w:lineRule="auto" w:after="180"/>
-      </w:pPr>
-      <w:r>
-        <w:rPr>
-          <w:b w:val="0"/>
-        </w:rPr>
-        <w:t xml:space="preserve">The conclusion belongs to this scenario and procedure; changing the </w:t>
-      </w:r>
-      <w:r>
-        <w:rPr>
-          <w:b/>
-        </w:rPr>
-        <w:t>input</w:t>
-      </w:r>
-      <w:r>
-        <w:rPr>
-          <w:b w:val="0"/>
-        </w:rPr>
-        <w:t>s, evaluation population or authority can change what it establishes. Retain the raw record so a later revision can be compared honestly.</w:t>
       </w:r>
     </w:p>
     <w:tbl>
@@ -1468,47 +2841,10 @@
     </w:p>
     <w:p>
       <w:pPr>
-        <w:spacing w:line="336" w:lineRule="auto" w:after="180"/>
-      </w:pPr>
-      <w:r>
-        <w:rPr>
-          <w:b w:val="0"/>
-        </w:rPr>
-        <w:t>Methods that another team can repeat. A paper describes a toy string-classification experiment using a stated length rule.</w:t>
-      </w:r>
-    </w:p>
-    <w:p>
-      <w:pPr>
         <w:pStyle w:val="Heading3"/>
       </w:pPr>
       <w:r>
         <w:t>The facts we will use</w:t>
-      </w:r>
-    </w:p>
-    <w:p>
-      <w:pPr>
-        <w:pStyle w:val="Heading3"/>
-      </w:pPr>
-      <w:r>
-        <w:t>Supplied facts</w:t>
-      </w:r>
-    </w:p>
-    <w:p>
-      <w:pPr>
-        <w:spacing w:line="336" w:lineRule="auto" w:after="180"/>
-        <w:shd w:fill="F1F6FC"/>
-      </w:pPr>
-      <w:r>
-        <w:rPr>
-          <w:b/>
-        </w:rPr>
-        <w:t>Input</w:t>
-      </w:r>
-      <w:r>
-        <w:rPr>
-          <w:b w:val="0"/>
-        </w:rPr>
-        <w:t>s: "oak", "pine", "willow". Rule: length at least 4→long, otherwise short. No whitespace trimming occurs.</w:t>
       </w:r>
     </w:p>
     <w:p>
@@ -1516,7 +2852,7 @@
         <w:drawing>
           <wp:inline xmlns:a="http://schemas.openxmlformats.org/drawingml/2006/main" xmlns:pic="http://schemas.openxmlformats.org/drawingml/2006/picture">
             <wp:extent cx="5486400" cy="5145314"/>
-            <wp:docPr id="1" name="Picture 1" descr="Writing the methods section. Record exact inputs: Preserve the three strings and no-trimming policy.. State procedure: Apply the inclusive length boundary at four characters.. Show resulting labels: Oak is short; pine and willow are long."/>
+            <wp:docPr id="3" name="Picture 3" descr="Writing the methods section. Record exact inputs: Preserve the three strings and no-trimming policy.. State procedure: Apply the inclusive length boundary at four characters.. Show resulting labels: Oak is short; pine and willow are long."/>
             <wp:cNvGraphicFramePr>
               <a:graphicFrameLocks noChangeAspect="1"/>
             </wp:cNvGraphicFramePr>
@@ -1528,7 +2864,7 @@
                     <pic:cNvPicPr/>
                   </pic:nvPicPr>
                   <pic:blipFill>
-                    <a:blip r:embed="rId9"/>
+                    <a:blip r:embed="rId11"/>
                     <a:stretch>
                       <a:fillRect/>
                     </a:stretch>
@@ -1552,114 +2888,7 @@
         <w:pStyle w:val="Heading3"/>
       </w:pPr>
       <w:r>
-        <w:t>Read the picture one step at a time</w:t>
-      </w:r>
-    </w:p>
-    <w:tbl>
-      <w:tblPr>
-        <w:tblStyle w:val="LightShading-Accent1"/>
-        <w:tblW w:type="auto" w:w="0"/>
-        <w:tblLook w:firstColumn="1" w:firstRow="1" w:lastColumn="0" w:lastRow="0" w:noHBand="0" w:noVBand="1" w:val="04A0"/>
-      </w:tblPr>
-      <w:tblGrid>
-        <w:gridCol w:w="5112"/>
-        <w:gridCol w:w="5112"/>
-      </w:tblGrid>
-      <w:tr>
-        <w:trPr>
-          <w:tblHeader/>
-        </w:trPr>
-        <w:tc>
-          <w:tcPr>
-            <w:tcW w:type="dxa" w:w="5112"/>
-          </w:tcPr>
-          <w:p>
-            <w:r>
-              <w:t>Step</w:t>
-            </w:r>
-          </w:p>
-        </w:tc>
-        <w:tc>
-          <w:tcPr>
-            <w:tcW w:type="dxa" w:w="5112"/>
-          </w:tcPr>
-          <w:p>
-            <w:r>
-              <w:t>What happens and why</w:t>
-            </w:r>
-          </w:p>
-        </w:tc>
-      </w:tr>
-      <w:tr>
-        <w:tc>
-          <w:tcPr>
-            <w:tcW w:type="dxa" w:w="5112"/>
-          </w:tcPr>
-          <w:p>
-            <w:r>
-              <w:t>1. Record exact inputs</w:t>
-            </w:r>
-          </w:p>
-        </w:tc>
-        <w:tc>
-          <w:tcPr>
-            <w:tcW w:type="dxa" w:w="5112"/>
-          </w:tcPr>
-          <w:p>
-            <w:r>
-              <w:t>Preserve the three strings and no-trimming policy.</w:t>
-            </w:r>
-          </w:p>
-        </w:tc>
-      </w:tr>
-      <w:tr>
-        <w:tc>
-          <w:tcPr>
-            <w:tcW w:type="dxa" w:w="5112"/>
-          </w:tcPr>
-          <w:p>
-            <w:r>
-              <w:t>2. State procedure</w:t>
-            </w:r>
-          </w:p>
-        </w:tc>
-        <w:tc>
-          <w:tcPr>
-            <w:tcW w:type="dxa" w:w="5112"/>
-          </w:tcPr>
-          <w:p>
-            <w:r>
-              <w:t>Apply the inclusive length boundary at four characters.</w:t>
-            </w:r>
-          </w:p>
-        </w:tc>
-      </w:tr>
-      <w:tr>
-        <w:tc>
-          <w:tcPr>
-            <w:tcW w:type="dxa" w:w="5112"/>
-          </w:tcPr>
-          <w:p>
-            <w:r>
-              <w:t>3. Show resulting labels</w:t>
-            </w:r>
-          </w:p>
-        </w:tc>
-        <w:tc>
-          <w:tcPr>
-            <w:tcW w:type="dxa" w:w="5112"/>
-          </w:tcPr>
-          <w:p>
-            <w:r>
-              <w:t>Oak is short; pine and willow are long.</w:t>
-            </w:r>
-          </w:p>
-        </w:tc>
-      </w:tr>
-    </w:tbl>
-    <w:p>
-      <w:r>
-        <w:t>Match each pictured step to the supplied facts. This is a worked teaching case, not an independent assessment.</w:t>
+        <w:t>Why this result follows</w:t>
       </w:r>
     </w:p>
     <w:p>
@@ -1667,7 +2896,7 @@
         <w:pStyle w:val="Heading3"/>
       </w:pPr>
       <w:r>
-        <w:t>Why this result follows</w:t>
+        <w:t>What this example does not establish</w:t>
       </w:r>
     </w:p>
     <w:p>
@@ -1675,185 +2904,180 @@
         <w:pStyle w:val="Heading3"/>
       </w:pPr>
       <w:r>
-        <w:t>Why the result follows</w:t>
+        <w:t>Change one thing in the pictured case</w:t>
       </w:r>
     </w:p>
     <w:p>
       <w:pPr>
-        <w:spacing w:line="336" w:lineRule="auto" w:after="180"/>
-        <w:shd w:fill="F1F6FC"/>
-      </w:pPr>
-      <w:r>
-        <w:rPr>
-          <w:b w:val="0"/>
-        </w:rPr>
-        <w:t xml:space="preserve">A </w:t>
-      </w:r>
-      <w:r>
-        <w:rPr>
-          <w:b/>
-        </w:rPr>
-        <w:t>methods section</w:t>
-      </w:r>
-      <w:r>
-        <w:rPr>
-          <w:b w:val="0"/>
-        </w:rPr>
-        <w:t xml:space="preserve"> specifies </w:t>
-      </w:r>
-      <w:r>
-        <w:rPr>
-          <w:b/>
-        </w:rPr>
-        <w:t>input</w:t>
-      </w:r>
-      <w:r>
-        <w:rPr>
-          <w:b w:val="0"/>
-        </w:rPr>
-        <w:t xml:space="preserve">s, </w:t>
-      </w:r>
-      <w:r>
-        <w:rPr>
-          <w:b/>
-        </w:rPr>
-        <w:t>process</w:t>
-      </w:r>
-      <w:r>
-        <w:rPr>
-          <w:b w:val="0"/>
-        </w:rPr>
-        <w:t>ing, boundaries, versions and scoring. Precise procedures allow a reader to repeat the computation instead of inferring it from the final labels.</w:t>
+        <w:pStyle w:val="Heading3"/>
+      </w:pPr>
+      <w:r>
+        <w:t>Ask while showing the picture</w:t>
       </w:r>
     </w:p>
     <w:p>
       <w:pPr>
-        <w:pStyle w:val="Heading3"/>
-      </w:pPr>
-      <w:r>
-        <w:t>What this example does not establish</w:t>
+        <w:spacing w:line="336" w:lineRule="auto" w:after="180"/>
+      </w:pPr>
+      <w:r>
+        <w:rPr>
+          <w:b w:val="0"/>
+        </w:rPr>
+        <w:t xml:space="preserve">Cover the result. Ask learners to name the </w:t>
+      </w:r>
+      <w:r>
+        <w:rPr>
+          <w:b/>
+        </w:rPr>
+        <w:t>input</w:t>
+      </w:r>
+      <w:r>
+        <w:rPr>
+          <w:b w:val="0"/>
+        </w:rPr>
+        <w:t xml:space="preserve">s and predict the next step. Uncover one step, connect the icon to the actual procedure, and explain its </w:t>
+      </w:r>
+      <w:r>
+        <w:rPr>
+          <w:b/>
+        </w:rPr>
+        <w:t>evidence</w:t>
+      </w:r>
+      <w:r>
+        <w:rPr>
+          <w:b w:val="0"/>
+        </w:rPr>
+        <w:t>. Then change the supplied condition and compare.</w:t>
       </w:r>
     </w:p>
     <w:p>
       <w:pPr>
-        <w:pStyle w:val="Heading3"/>
-      </w:pPr>
-      <w:r>
-        <w:t>Keep the stated limit</w:t>
+        <w:spacing w:line="336" w:lineRule="auto" w:after="180"/>
+      </w:pPr>
+      <w:r>
+        <w:rPr>
+          <w:b w:val="0"/>
+        </w:rPr>
+        <w:t>The picture is a representation; it does not document execution of a real AI model.</w:t>
       </w:r>
     </w:p>
     <w:p>
       <w:pPr>
-        <w:spacing w:line="336" w:lineRule="auto" w:after="180"/>
-        <w:shd w:fill="FFF5E6"/>
-      </w:pPr>
-      <w:r>
-        <w:rPr>
-          <w:b w:val="0"/>
-        </w:rPr>
-        <w:t xml:space="preserve">Repeating this deterministic toy rule does not validate a </w:t>
-      </w:r>
-      <w:r>
-        <w:rPr>
-          <w:b/>
-        </w:rPr>
-        <w:t>learned model</w:t>
-      </w:r>
-      <w:r>
-        <w:rPr>
-          <w:b w:val="0"/>
-        </w:rPr>
-        <w:t xml:space="preserve"> or establish ecological categories.</w:t>
+        <w:pStyle w:val="Heading1"/>
+      </w:pPr>
+      <w:r>
+        <w:t>03. Model a step,then remove help</w:t>
       </w:r>
     </w:p>
     <w:p>
-      <w:pPr>
-        <w:pStyle w:val="Heading3"/>
-      </w:pPr>
-      <w:r>
-        <w:t>Change one thing in the pictured case</w:t>
+      <w:r>
+        <w:t>Collect each learner’s reasoning before showing a key.</w:t>
       </w:r>
     </w:p>
     <w:p>
       <w:pPr>
-        <w:pStyle w:val="Heading3"/>
-      </w:pPr>
-      <w:r>
-        <w:t>Change one thing</w:t>
+        <w:pStyle w:val="Heading2"/>
+      </w:pPr>
+      <w:r>
+        <w:t>Current completion task and checked reasoning</w:t>
       </w:r>
     </w:p>
     <w:p>
       <w:pPr>
         <w:spacing w:line="336" w:lineRule="auto" w:after="180"/>
-        <w:shd w:fill="F5F1FB"/>
       </w:pPr>
       <w:r>
         <w:rPr>
           <w:b w:val="0"/>
         </w:rPr>
-        <w:t>Change: Change the rule to length greater than 4.</w:t>
+        <w:t>Completion task: Methods says used AI on data and got good scores; code and split are absent. Show the intermediate steps and give the conclusion with its scope.</w:t>
       </w:r>
     </w:p>
     <w:p>
       <w:pPr>
-        <w:pStyle w:val="Heading3"/>
-      </w:pPr>
-      <w:r>
-        <w:t>Predicted result</w:t>
+        <w:spacing w:line="336" w:lineRule="auto" w:after="180"/>
+      </w:pPr>
+      <w:r>
+        <w:rPr>
+          <w:b w:val="0"/>
+        </w:rPr>
+        <w:t>Teacher check: Teacher explanation: It omits model/procedure version, data identity, units/splits, baseline, metric and scoring. Reproduction and validity cannot be assessed from the description.</w:t>
       </w:r>
     </w:p>
     <w:p>
       <w:pPr>
         <w:spacing w:line="336" w:lineRule="auto" w:after="180"/>
-        <w:shd w:fill="F1F6FC"/>
-      </w:pPr>
+      </w:pPr>
+      <w:r>
+        <w:rPr>
+          <w:b w:val="0"/>
+        </w:rPr>
+        <w:t xml:space="preserve">Start by identifying the given </w:t>
+      </w:r>
       <w:r>
         <w:rPr>
           <w:b/>
         </w:rPr>
-        <w:t>Prediction</w:t>
+        <w:t>input</w:t>
       </w:r>
       <w:r>
         <w:rPr>
           <w:b w:val="0"/>
         </w:rPr>
-        <w:t>: Pine becomes short; willow stays long and oak stays short.</w:t>
+        <w:t>s together. Leave the intermediate steps blank. If needed, model one step, then withdraw that help on the next step. Move to a full trace only when the partial trace is understood.</w:t>
       </w:r>
     </w:p>
     <w:p>
       <w:pPr>
-        <w:pStyle w:val="Heading3"/>
-      </w:pPr>
-      <w:r>
-        <w:t>Why the result follows</w:t>
+        <w:spacing w:line="336" w:lineRule="auto" w:after="180"/>
+      </w:pPr>
+      <w:r>
+        <w:rPr>
+          <w:b w:val="0"/>
+        </w:rPr>
+        <w:t>For partners, alternate explainer and checker; collect a response from every learner before discussion.</w:t>
       </w:r>
     </w:p>
     <w:p>
       <w:pPr>
-        <w:spacing w:line="336" w:lineRule="auto" w:after="180"/>
-        <w:shd w:fill="F1F6FC"/>
-      </w:pPr>
-      <w:r>
-        <w:rPr>
-          <w:b w:val="0"/>
-        </w:rPr>
-        <w:t>Reason: The equality case distinguishes the two procedures.</w:t>
+        <w:pStyle w:val="Heading2"/>
+      </w:pPr>
+      <w:r>
+        <w:t>Individual misconception check</w:t>
       </w:r>
     </w:p>
     <w:p>
       <w:pPr>
-        <w:pStyle w:val="Heading3"/>
-      </w:pPr>
-      <w:r>
-        <w:t>Ask while showing the picture</w:t>
+        <w:spacing w:line="336" w:lineRule="auto" w:after="180"/>
+      </w:pPr>
+      <w:r>
+        <w:rPr>
+          <w:b w:val="0"/>
+        </w:rPr>
+        <w:t xml:space="preserve">Use the worked case for Writing the </w:t>
+      </w:r>
+      <w:r>
+        <w:rPr>
+          <w:b/>
+        </w:rPr>
+        <w:t>methods section</w:t>
+      </w:r>
+      <w:r>
+        <w:rPr>
+          <w:b w:val="0"/>
+        </w:rPr>
+        <w:t>. Proposed explanation: “The worked result establishes every future case”. Decide whether this explanation is supported.</w:t>
       </w:r>
     </w:p>
     <w:p>
       <w:pPr>
-        <w:pStyle w:val="Heading3"/>
-      </w:pPr>
-      <w:r>
-        <w:t>Ask while showing the picture · 5</w:t>
+        <w:spacing w:line="336" w:lineRule="auto" w:after="180"/>
+      </w:pPr>
+      <w:r>
+        <w:rPr>
+          <w:b w:val="0"/>
+        </w:rPr>
+        <w:t>Point to the step or supplied fact that decides; explain your repair if needed.</w:t>
       </w:r>
     </w:p>
     <w:p>
@@ -1864,31 +3088,19 @@
         <w:rPr>
           <w:b w:val="0"/>
         </w:rPr>
-        <w:t xml:space="preserve">Cover the result. Ask learners to name the </w:t>
+        <w:t xml:space="preserve">Expected correction: A detailed </w:t>
       </w:r>
       <w:r>
         <w:rPr>
           <w:b/>
         </w:rPr>
-        <w:t>input</w:t>
+        <w:t>methods section</w:t>
       </w:r>
       <w:r>
         <w:rPr>
           <w:b w:val="0"/>
         </w:rPr>
-        <w:t xml:space="preserve">s and predict the next step. Uncover one step, connect the icon to the actual procedure, and explain its </w:t>
-      </w:r>
-      <w:r>
-        <w:rPr>
-          <w:b/>
-        </w:rPr>
-        <w:t>evidence</w:t>
-      </w:r>
-      <w:r>
-        <w:rPr>
-          <w:b w:val="0"/>
-        </w:rPr>
-        <w:t>. Then change the supplied condition and compare.</w:t>
+        <w:t xml:space="preserve"> can reveal limitations; it does not guarantee a correct design.</w:t>
       </w:r>
     </w:p>
     <w:p>
@@ -1899,20 +3111,190 @@
         <w:rPr>
           <w:b w:val="0"/>
         </w:rPr>
-        <w:t>The picture is a representation; it does not document execution of a real AI model.</w:t>
+        <w:t>Collect explanations, not only yes/no votes. If a misunderstanding is common, re-model the relevant step for the class.</w:t>
       </w:r>
     </w:p>
     <w:p>
       <w:pPr>
-        <w:pStyle w:val="Heading1"/>
-      </w:pPr>
-      <w:r>
-        <w:t>03. Demonstrate and guide practice</w:t>
+        <w:spacing w:line="336" w:lineRule="auto" w:after="180"/>
+      </w:pPr>
+      <w:r>
+        <w:rPr>
+          <w:b w:val="0"/>
+        </w:rPr>
+        <w:t>If it affects a few learners, give a short targeted group explanation while others solve a more demanding variation.</w:t>
       </w:r>
     </w:p>
     <w:p>
-      <w:r>
-        <w:t>Demonstrate Writing the methods section, reduce support deliberately and check individual reasoning before discussing answers.</w:t>
+      <w:pPr>
+        <w:pStyle w:val="Heading2"/>
+      </w:pPr>
+      <w:r>
+        <w:t>Pictured reasoning and changed case</w:t>
+      </w:r>
+    </w:p>
+    <w:p>
+      <w:pPr>
+        <w:spacing w:line="336" w:lineRule="auto" w:after="180"/>
+      </w:pPr>
+      <w:r>
+        <w:rPr>
+          <w:b w:val="0"/>
+        </w:rPr>
+        <w:t>Apply the inclusive four-character rule to oak, pine and willow. Which label changes under greater-than-four, and what method detail allows another team to reproduce the distinction?</w:t>
+      </w:r>
+    </w:p>
+    <w:p>
+      <w:pPr>
+        <w:spacing w:line="336" w:lineRule="auto" w:after="180"/>
+      </w:pPr>
+      <w:r>
+        <w:rPr>
+          <w:b w:val="0"/>
+        </w:rPr>
+        <w:t>Preserve the three strings and no-trimming policy. Apply the inclusive length boundary at four characters. Oak is short; pine and willow are long. Changed case: Pine becomes short; willow stays long and oak stays short.</w:t>
+      </w:r>
+    </w:p>
+    <w:p>
+      <w:pPr>
+        <w:spacing w:line="336" w:lineRule="auto" w:after="180"/>
+      </w:pPr>
+      <w:r>
+        <w:rPr>
+          <w:b w:val="0"/>
+        </w:rPr>
+        <w:t>The equality case distinguishes the two procedures.</w:t>
+      </w:r>
+    </w:p>
+    <w:p>
+      <w:pPr>
+        <w:spacing w:line="336" w:lineRule="auto" w:after="180"/>
+      </w:pPr>
+      <w:r>
+        <w:rPr>
+          <w:b w:val="0"/>
+        </w:rPr>
+        <w:t>Changed-case reasoning: Pine becomes short; willow stays long and oak stays short. The equality case distinguishes the two procedures.</w:t>
+      </w:r>
+    </w:p>
+    <w:p>
+      <w:pPr>
+        <w:spacing w:line="336" w:lineRule="auto" w:after="180"/>
+      </w:pPr>
+      <w:r>
+        <w:rPr>
+          <w:b w:val="0"/>
+        </w:rPr>
+        <w:t xml:space="preserve">Collect each learner’s explanation before discussion. Use the first missing connection between </w:t>
+      </w:r>
+      <w:r>
+        <w:rPr>
+          <w:b/>
+        </w:rPr>
+        <w:t>input</w:t>
+      </w:r>
+      <w:r>
+        <w:rPr>
+          <w:b w:val="0"/>
+        </w:rPr>
+        <w:t xml:space="preserve">, deciding step and result to choose support. This question is worked-case practice, not fresh mastery </w:t>
+      </w:r>
+      <w:r>
+        <w:rPr>
+          <w:b/>
+        </w:rPr>
+        <w:t>evidence</w:t>
+      </w:r>
+      <w:r>
+        <w:rPr>
+          <w:b w:val="0"/>
+        </w:rPr>
+        <w:t>.</w:t>
+      </w:r>
+    </w:p>
+    <w:p>
+      <w:pPr>
+        <w:pStyle w:val="Heading2"/>
+      </w:pPr>
+      <w:r>
+        <w:t>Accessible support and extension</w:t>
+      </w:r>
+    </w:p>
+    <w:p>
+      <w:pPr>
+        <w:spacing w:line="336" w:lineRule="auto" w:after="180"/>
+      </w:pPr>
+      <w:r>
+        <w:rPr>
+          <w:b w:val="0"/>
+        </w:rPr>
+        <w:t xml:space="preserve">Use the worked example in Sections 3 and 6. Collect a </w:t>
+      </w:r>
+      <w:r>
+        <w:rPr>
+          <w:b/>
+        </w:rPr>
+        <w:t>prediction</w:t>
+      </w:r>
+      <w:r>
+        <w:rPr>
+          <w:b w:val="0"/>
+        </w:rPr>
+        <w:t xml:space="preserve"> before revealing its result; ask the learner to point to each intermediate fact.</w:t>
+      </w:r>
+    </w:p>
+    <w:p>
+      <w:pPr>
+        <w:spacing w:line="336" w:lineRule="auto" w:after="180"/>
+      </w:pPr>
+      <w:r>
+        <w:rPr>
+          <w:b w:val="0"/>
+        </w:rPr>
+        <w:t xml:space="preserve">Provide an </w:t>
+      </w:r>
+      <w:r>
+        <w:rPr>
+          <w:b/>
+        </w:rPr>
+        <w:t>input</w:t>
+      </w:r>
+      <w:r>
+        <w:rPr>
+          <w:b w:val="0"/>
+        </w:rPr>
+        <w:t>/procedure/result/limit frame and a calculator when needed. Ask students to identify the first step before completing the whole trace.</w:t>
+      </w:r>
+    </w:p>
+    <w:p>
+      <w:pPr>
+        <w:spacing w:line="336" w:lineRule="auto" w:after="180"/>
+      </w:pPr>
+      <w:r>
+        <w:rPr>
+          <w:b w:val="0"/>
+        </w:rPr>
+        <w:t xml:space="preserve">Extension: compare two concrete variants of this </w:t>
+      </w:r>
+      <w:r>
+        <w:rPr>
+          <w:b/>
+        </w:rPr>
+        <w:t>mechanism</w:t>
+      </w:r>
+      <w:r>
+        <w:rPr>
+          <w:b w:val="0"/>
+        </w:rPr>
+        <w:t xml:space="preserve"> while holding unrelated conditions fixed; report both successful and unsuccessful outcomes.</w:t>
+      </w:r>
+    </w:p>
+    <w:p>
+      <w:pPr>
+        <w:pStyle w:val="Heading2"/>
+      </w:pPr>
+      <w:r>
+        <w:t>Earlier wording, alternatives and picture transcripts · reference / check after trying</w:t>
       </w:r>
     </w:p>
     <w:tbl>
@@ -2129,71 +3511,26 @@
     </w:tbl>
     <w:p>
       <w:pPr>
-        <w:spacing w:line="336" w:lineRule="auto" w:after="180"/>
-      </w:pPr>
-      <w:r>
-        <w:rPr>
-          <w:b w:val="0"/>
-        </w:rPr>
-        <w:t xml:space="preserve">Use the worked example in Sections 3 and 6. Collect a </w:t>
-      </w:r>
-      <w:r>
-        <w:rPr>
-          <w:b/>
-        </w:rPr>
-        <w:t>prediction</w:t>
-      </w:r>
-      <w:r>
-        <w:rPr>
-          <w:b w:val="0"/>
-        </w:rPr>
-        <w:t xml:space="preserve"> before revealing its result; ask the learner to point to each intermediate fact.</w:t>
+        <w:pStyle w:val="Heading3"/>
+      </w:pPr>
+      <w:r>
+        <w:t>Reduce help deliberately</w:t>
       </w:r>
     </w:p>
     <w:p>
       <w:pPr>
-        <w:spacing w:line="336" w:lineRule="auto" w:after="180"/>
-      </w:pPr>
-      <w:r>
-        <w:rPr>
-          <w:b w:val="0"/>
-        </w:rPr>
-        <w:t xml:space="preserve">Provide an </w:t>
-      </w:r>
-      <w:r>
-        <w:rPr>
-          <w:b/>
-        </w:rPr>
-        <w:t>input</w:t>
-      </w:r>
-      <w:r>
-        <w:rPr>
-          <w:b w:val="0"/>
-        </w:rPr>
-        <w:t>/procedure/result/limit frame and a calculator when needed. Ask students to identify the first step before completing the whole trace.</w:t>
+        <w:pStyle w:val="Heading3"/>
+      </w:pPr>
+      <w:r>
+        <w:t>Individual reasoning check</w:t>
       </w:r>
     </w:p>
     <w:p>
       <w:pPr>
-        <w:spacing w:line="336" w:lineRule="auto" w:after="180"/>
-      </w:pPr>
-      <w:r>
-        <w:rPr>
-          <w:b w:val="0"/>
-        </w:rPr>
-        <w:t xml:space="preserve">Extension: compare two concrete variants of this </w:t>
-      </w:r>
-      <w:r>
-        <w:rPr>
-          <w:b/>
-        </w:rPr>
-        <w:t>mechanism</w:t>
-      </w:r>
-      <w:r>
-        <w:rPr>
-          <w:b w:val="0"/>
-        </w:rPr>
-        <w:t xml:space="preserve"> while holding unrelated conditions fixed; report both successful and unsuccessful outcomes.</w:t>
+        <w:pStyle w:val="Heading3"/>
+      </w:pPr>
+      <w:r>
+        <w:t>Pictorial practice question</w:t>
       </w:r>
     </w:p>
     <w:p>
@@ -2201,47 +3538,39 @@
         <w:pStyle w:val="Heading3"/>
       </w:pPr>
       <w:r>
-        <w:t>Reduce help deliberately</w:t>
+        <w:t>Reasoned teacher answer</w:t>
       </w:r>
     </w:p>
     <w:p>
       <w:pPr>
-        <w:pStyle w:val="Heading3"/>
-      </w:pPr>
-      <w:r>
-        <w:t>Completion practice</w:t>
+        <w:pStyle w:val="Heading1"/>
+      </w:pPr>
+      <w:r>
+        <w:t>04. Run the complete supplied investigation</w:t>
       </w:r>
     </w:p>
     <w:p>
-      <w:pPr>
-        <w:spacing w:line="336" w:lineRule="auto" w:after="180"/>
-        <w:shd w:fill="F5F1FB"/>
-      </w:pPr>
-      <w:r>
-        <w:rPr>
-          <w:b w:val="0"/>
-        </w:rPr>
-        <w:t>Completion task: Methods says used AI on data and got good scores; code and split are absent. Show the intermediate steps and give the conclusion with its scope.</w:t>
+      <w:r>
+        <w:t>Separate predictions,actual runs and paper traces.</w:t>
       </w:r>
     </w:p>
     <w:p>
       <w:pPr>
-        <w:pStyle w:val="Heading3"/>
-      </w:pPr>
-      <w:r>
-        <w:t>Reasoning to listen for</w:t>
+        <w:pStyle w:val="Heading2"/>
+      </w:pPr>
+      <w:r>
+        <w:t>Complete inputs,expected results and limits</w:t>
       </w:r>
     </w:p>
     <w:p>
       <w:pPr>
         <w:spacing w:line="336" w:lineRule="auto" w:after="180"/>
-        <w:shd w:fill="F1F6FC"/>
       </w:pPr>
       <w:r>
         <w:rPr>
           <w:b w:val="0"/>
         </w:rPr>
-        <w:t>Teacher check: Teacher explanation: It omits model/procedure version, data identity, units/splits, baseline, metric and scoring. Reproduction and validity cannot be assessed from the description.</w:t>
+        <w:t>Main description omits procedure/model version, exact data and unit/split roles, baseline, metric and scoring, preventing assessment of replay and validity. Request records rather than inventing them. Picture no-trimming lengths are oak three, pine four and willow six: short/long/long under ≥4, short/short/long under &gt;4. Pine is the supplied boundary change.</w:t>
       </w:r>
     </w:p>
     <w:p>
@@ -2252,38 +3581,38 @@
         <w:rPr>
           <w:b w:val="0"/>
         </w:rPr>
-        <w:t xml:space="preserve">Start by identifying the given </w:t>
-      </w:r>
-      <w:r>
-        <w:rPr>
-          <w:b/>
-        </w:rPr>
-        <w:t>input</w:t>
-      </w:r>
-      <w:r>
-        <w:rPr>
-          <w:b w:val="0"/>
-        </w:rPr>
-        <w:t>s together. Leave the intermediate steps blank. If needed, model one step, then withdraw that help on the next step. Move to a full trace only when the partial trace is understood.</w:t>
+        <w:t>A trailing space on oak makes four under the declared method. Independent case needs the source identity/near-duplicate definition and grouping/allocation rule, with train/evaluation overlap checks and exclusions recorded. A dataset/metric name alone cannot establish a leakage-free split, and disjoint filenames do not prove independent sources.</w:t>
       </w:r>
     </w:p>
     <w:p>
       <w:pPr>
-        <w:spacing w:line="336" w:lineRule="auto" w:after="180"/>
-      </w:pPr>
-      <w:r>
-        <w:rPr>
-          <w:b w:val="0"/>
-        </w:rPr>
-        <w:t>For partners, alternate explainer and checker; collect a response from every learner before discussion.</w:t>
+        <w:pStyle w:val="Heading2"/>
+      </w:pPr>
+      <w:r>
+        <w:t>Diagnose the current misconceptions</w:t>
       </w:r>
     </w:p>
     <w:p>
       <w:pPr>
-        <w:pStyle w:val="Heading3"/>
-      </w:pPr>
-      <w:r>
-        <w:t>Individual reasoning check</w:t>
+        <w:spacing w:line="336" w:lineRule="auto" w:after="180"/>
+      </w:pPr>
+      <w:r>
+        <w:rPr>
+          <w:b w:val="0"/>
+        </w:rPr>
+        <w:t xml:space="preserve">The worked result establishes every future case: A detailed </w:t>
+      </w:r>
+      <w:r>
+        <w:rPr>
+          <w:b/>
+        </w:rPr>
+        <w:t>methods section</w:t>
+      </w:r>
+      <w:r>
+        <w:rPr>
+          <w:b w:val="0"/>
+        </w:rPr>
+        <w:t xml:space="preserve"> can reveal limitations; it does not guarantee a correct design.</w:t>
       </w:r>
     </w:p>
     <w:p>
@@ -2294,19 +3623,31 @@
         <w:rPr>
           <w:b w:val="0"/>
         </w:rPr>
-        <w:t xml:space="preserve">Use the worked case for Writing the </w:t>
+        <w:t xml:space="preserve">A missing </w:t>
       </w:r>
       <w:r>
         <w:rPr>
           <w:b/>
         </w:rPr>
-        <w:t>methods section</w:t>
+        <w:t>input</w:t>
       </w:r>
       <w:r>
         <w:rPr>
           <w:b w:val="0"/>
         </w:rPr>
-        <w:t>. Proposed explanation: “The worked result establishes every future case”. Decide whether this explanation is supported.</w:t>
+        <w:t xml:space="preserve"> may be replaced without recording the change: A replacement changes the </w:t>
+      </w:r>
+      <w:r>
+        <w:rPr>
+          <w:b/>
+        </w:rPr>
+        <w:t>evidence</w:t>
+      </w:r>
+      <w:r>
+        <w:rPr>
+          <w:b w:val="0"/>
+        </w:rPr>
+        <w:t xml:space="preserve"> or contract. Record the change and its justification; do not silently turn unknown into a measured value.</w:t>
       </w:r>
     </w:p>
     <w:p>
@@ -2317,294 +3658,62 @@
         <w:rPr>
           <w:b w:val="0"/>
         </w:rPr>
-        <w:t>Point to the step or supplied fact that decides; explain your repair if needed.</w:t>
+        <w:t xml:space="preserve">Repeating an assessed case is new independent </w:t>
+      </w:r>
+      <w:r>
+        <w:rPr>
+          <w:b/>
+        </w:rPr>
+        <w:t>evidence</w:t>
+      </w:r>
+      <w:r>
+        <w:rPr>
+          <w:b w:val="0"/>
+        </w:rPr>
+        <w:t>: A replay checks consistency. An example used for feedback or revision cannot later be described as untouched final evaluation.</w:t>
       </w:r>
     </w:p>
     <w:p>
       <w:pPr>
-        <w:pStyle w:val="Heading3"/>
-      </w:pPr>
-      <w:r>
-        <w:t>Expected repair</w:t>
+        <w:spacing w:line="336" w:lineRule="auto" w:after="180"/>
+      </w:pPr>
+      <w:r>
+        <w:rPr>
+          <w:b w:val="0"/>
+        </w:rPr>
+        <w:t xml:space="preserve">Use Section 9 for the </w:t>
+      </w:r>
+      <w:r>
+        <w:rPr>
+          <w:b/>
+        </w:rPr>
+        <w:t>evidence</w:t>
+      </w:r>
+      <w:r>
+        <w:rPr>
+          <w:b w:val="0"/>
+        </w:rPr>
+        <w:t xml:space="preserve"> ledger. Add a boundary or missing-</w:t>
+      </w:r>
+      <w:r>
+        <w:rPr>
+          <w:b/>
+        </w:rPr>
+        <w:t>input</w:t>
+      </w:r>
+      <w:r>
+        <w:rPr>
+          <w:b w:val="0"/>
+        </w:rPr>
+        <w:t xml:space="preserve"> case and record the expected response before checking. More successful repeats of one case do not establish wider coverage.</w:t>
       </w:r>
     </w:p>
     <w:p>
       <w:pPr>
-        <w:spacing w:line="336" w:lineRule="auto" w:after="180"/>
-        <w:shd w:fill="F1F6FC"/>
-      </w:pPr>
-      <w:r>
-        <w:rPr>
-          <w:b w:val="0"/>
-        </w:rPr>
-        <w:t xml:space="preserve">Expected correction: A detailed </w:t>
-      </w:r>
-      <w:r>
-        <w:rPr>
-          <w:b/>
-        </w:rPr>
-        <w:t>methods section</w:t>
-      </w:r>
-      <w:r>
-        <w:rPr>
-          <w:b w:val="0"/>
-        </w:rPr>
-        <w:t xml:space="preserve"> can reveal limitations; it does not guarantee a correct design.</w:t>
-      </w:r>
-    </w:p>
-    <w:p>
-      <w:pPr>
-        <w:spacing w:line="336" w:lineRule="auto" w:after="180"/>
-      </w:pPr>
-      <w:r>
-        <w:rPr>
-          <w:b w:val="0"/>
-        </w:rPr>
-        <w:t>Collect explanations, not only yes/no votes. If a misunderstanding is common, re-model the relevant step for the class.</w:t>
-      </w:r>
-    </w:p>
-    <w:p>
-      <w:pPr>
-        <w:spacing w:line="336" w:lineRule="auto" w:after="180"/>
-      </w:pPr>
-      <w:r>
-        <w:rPr>
-          <w:b w:val="0"/>
-        </w:rPr>
-        <w:t>If it affects a few learners, give a short targeted group explanation while others solve a more demanding variation.</w:t>
-      </w:r>
-    </w:p>
-    <w:p>
-      <w:pPr>
-        <w:pStyle w:val="Heading3"/>
-      </w:pPr>
-      <w:r>
-        <w:t>Pictorial practice question</w:t>
-      </w:r>
-    </w:p>
-    <w:p>
-      <w:pPr>
-        <w:spacing w:line="336" w:lineRule="auto" w:after="180"/>
-        <w:shd w:fill="F5F1FB"/>
-      </w:pPr>
-      <w:r>
-        <w:rPr>
-          <w:b w:val="0"/>
-        </w:rPr>
-        <w:t>Apply the inclusive four-character rule to oak, pine and willow. Which label changes under greater-than-four, and what method detail allows another team to reproduce the distinction?</w:t>
-      </w:r>
-    </w:p>
-    <w:p>
-      <w:pPr>
-        <w:pStyle w:val="Heading3"/>
-      </w:pPr>
-      <w:r>
-        <w:t>Reasoned teacher answer</w:t>
-      </w:r>
-    </w:p>
-    <w:p>
-      <w:pPr>
-        <w:spacing w:line="336" w:lineRule="auto" w:after="180"/>
-      </w:pPr>
-      <w:r>
-        <w:rPr>
-          <w:b w:val="0"/>
-        </w:rPr>
-        <w:t>Preserve the three strings and no-trimming policy. Apply the inclusive length boundary at four characters. Oak is short; pine and willow are long. Changed case: Pine becomes short; willow stays long and oak stays short.</w:t>
-      </w:r>
-    </w:p>
-    <w:p>
-      <w:pPr>
-        <w:spacing w:line="336" w:lineRule="auto" w:after="180"/>
-      </w:pPr>
-      <w:r>
-        <w:rPr>
-          <w:b w:val="0"/>
-        </w:rPr>
-        <w:t>The equality case distinguishes the two procedures.</w:t>
-      </w:r>
-    </w:p>
-    <w:p>
-      <w:pPr>
-        <w:spacing w:line="336" w:lineRule="auto" w:after="180"/>
-      </w:pPr>
-      <w:r>
-        <w:rPr>
-          <w:b w:val="0"/>
-        </w:rPr>
-        <w:t>Changed-case reasoning: Pine becomes short; willow stays long and oak stays short. The equality case distinguishes the two procedures.</w:t>
-      </w:r>
-    </w:p>
-    <w:p>
-      <w:pPr>
-        <w:spacing w:line="336" w:lineRule="auto" w:after="180"/>
-      </w:pPr>
-      <w:r>
-        <w:rPr>
-          <w:b w:val="0"/>
-        </w:rPr>
-        <w:t xml:space="preserve">Collect each learner’s explanation before discussion. Use the first missing connection between </w:t>
-      </w:r>
-      <w:r>
-        <w:rPr>
-          <w:b/>
-        </w:rPr>
-        <w:t>input</w:t>
-      </w:r>
-      <w:r>
-        <w:rPr>
-          <w:b w:val="0"/>
-        </w:rPr>
-        <w:t xml:space="preserve">, deciding step and result to choose support. This question is worked-case practice, not fresh mastery </w:t>
-      </w:r>
-      <w:r>
-        <w:rPr>
-          <w:b/>
-        </w:rPr>
-        <w:t>evidence</w:t>
-      </w:r>
-      <w:r>
-        <w:rPr>
-          <w:b w:val="0"/>
-        </w:rPr>
-        <w:t>.</w:t>
-      </w:r>
-    </w:p>
-    <w:p>
-      <w:pPr>
-        <w:pStyle w:val="Heading1"/>
-      </w:pPr>
-      <w:r>
-        <w:t>04. Run the investigation and diagnose misconceptions</w:t>
-      </w:r>
-    </w:p>
-    <w:p>
-      <w:r>
-        <w:t>Run the Writing the methods section investigation and use the first unsupported step to choose a teaching response.</w:t>
-      </w:r>
-    </w:p>
-    <w:p>
-      <w:pPr>
-        <w:spacing w:line="336" w:lineRule="auto" w:after="180"/>
-      </w:pPr>
-      <w:r>
-        <w:rPr>
-          <w:b w:val="0"/>
-        </w:rPr>
-        <w:t xml:space="preserve">The worked result establishes every future case: A detailed </w:t>
-      </w:r>
-      <w:r>
-        <w:rPr>
-          <w:b/>
-        </w:rPr>
-        <w:t>methods section</w:t>
-      </w:r>
-      <w:r>
-        <w:rPr>
-          <w:b w:val="0"/>
-        </w:rPr>
-        <w:t xml:space="preserve"> can reveal limitations; it does not guarantee a correct design.</w:t>
-      </w:r>
-    </w:p>
-    <w:p>
-      <w:pPr>
-        <w:spacing w:line="336" w:lineRule="auto" w:after="180"/>
-      </w:pPr>
-      <w:r>
-        <w:rPr>
-          <w:b w:val="0"/>
-        </w:rPr>
-        <w:t xml:space="preserve">A missing </w:t>
-      </w:r>
-      <w:r>
-        <w:rPr>
-          <w:b/>
-        </w:rPr>
-        <w:t>input</w:t>
-      </w:r>
-      <w:r>
-        <w:rPr>
-          <w:b w:val="0"/>
-        </w:rPr>
-        <w:t xml:space="preserve"> may be replaced without recording the change: A replacement changes the </w:t>
-      </w:r>
-      <w:r>
-        <w:rPr>
-          <w:b/>
-        </w:rPr>
-        <w:t>evidence</w:t>
-      </w:r>
-      <w:r>
-        <w:rPr>
-          <w:b w:val="0"/>
-        </w:rPr>
-        <w:t xml:space="preserve"> or contract. Record the change and its justification; do not silently turn unknown into a measured value.</w:t>
-      </w:r>
-    </w:p>
-    <w:p>
-      <w:pPr>
-        <w:spacing w:line="336" w:lineRule="auto" w:after="180"/>
-      </w:pPr>
-      <w:r>
-        <w:rPr>
-          <w:b w:val="0"/>
-        </w:rPr>
-        <w:t xml:space="preserve">Repeating an assessed case is new independent </w:t>
-      </w:r>
-      <w:r>
-        <w:rPr>
-          <w:b/>
-        </w:rPr>
-        <w:t>evidence</w:t>
-      </w:r>
-      <w:r>
-        <w:rPr>
-          <w:b w:val="0"/>
-        </w:rPr>
-        <w:t>: A replay checks consistency. An example used for feedback or revision cannot later be described as untouched final evaluation.</w:t>
-      </w:r>
-    </w:p>
-    <w:p>
-      <w:pPr>
-        <w:spacing w:line="336" w:lineRule="auto" w:after="180"/>
-      </w:pPr>
-      <w:r>
-        <w:rPr>
-          <w:b w:val="0"/>
-        </w:rPr>
-        <w:t xml:space="preserve">Use Section 9 for the </w:t>
-      </w:r>
-      <w:r>
-        <w:rPr>
-          <w:b/>
-        </w:rPr>
-        <w:t>evidence</w:t>
-      </w:r>
-      <w:r>
-        <w:rPr>
-          <w:b w:val="0"/>
-        </w:rPr>
-        <w:t xml:space="preserve"> ledger. Add a boundary or missing-</w:t>
-      </w:r>
-      <w:r>
-        <w:rPr>
-          <w:b/>
-        </w:rPr>
-        <w:t>input</w:t>
-      </w:r>
-      <w:r>
-        <w:rPr>
-          <w:b w:val="0"/>
-        </w:rPr>
-        <w:t xml:space="preserve"> case and record the expected response before checking. More successful repeats of one case do not establish wider coverage.</w:t>
-      </w:r>
-    </w:p>
-    <w:p>
-      <w:pPr>
-        <w:pStyle w:val="Heading3"/>
-      </w:pPr>
-      <w:r>
-        <w:t>Match the support to the first error</w:t>
+        <w:pStyle w:val="Heading2"/>
+      </w:pPr>
+      <w:r>
+        <w:t>Choose accessible support</w:t>
       </w:r>
     </w:p>
     <w:tbl>
@@ -2777,57 +3886,39 @@
     </w:p>
     <w:p>
       <w:pPr>
-        <w:pStyle w:val="Heading1"/>
-      </w:pPr>
-      <w:r>
-        <w:t>05. Assess and explain the answers</w:t>
+        <w:pStyle w:val="Heading2"/>
+      </w:pPr>
+      <w:r>
+        <w:t>Earlier wording, alternatives and picture transcripts · reference / check after trying</w:t>
       </w:r>
     </w:p>
     <w:p>
-      <w:r>
-        <w:t>Use the Writing the methods section questions, teacher keys and criteria after the relevant attempts. Previously discussed cases are practice; protect the separately selected independent task.</w:t>
+      <w:pPr>
+        <w:pStyle w:val="Heading3"/>
+      </w:pPr>
+      <w:r>
+        <w:t>Match the support to the first error</w:t>
       </w:r>
     </w:p>
     <w:p>
       <w:pPr>
-        <w:pStyle w:val="Heading3"/>
-      </w:pPr>
-      <w:r>
-        <w:t>Guided and exit questions</w:t>
+        <w:pStyle w:val="Heading1"/>
+      </w:pPr>
+      <w:r>
+        <w:t>05. Assess the new research scenario</w:t>
       </w:r>
     </w:p>
     <w:p>
-      <w:pPr>
-        <w:spacing w:line="336" w:lineRule="auto" w:after="180"/>
-      </w:pPr>
-      <w:r>
-        <w:rPr>
-          <w:b w:val="0"/>
-        </w:rPr>
-        <w:t>Guided: It omits model/procedure version, data identity, units/splits, baseline, metric and scoring. Reproduction and validity cannot be assessed from the description.</w:t>
+      <w:r>
+        <w:t>Keep the selected answer private until after a first attempt.</w:t>
       </w:r>
     </w:p>
     <w:p>
       <w:pPr>
-        <w:spacing w:line="336" w:lineRule="auto" w:after="180"/>
-      </w:pPr>
-      <w:r>
-        <w:rPr>
-          <w:b w:val="0"/>
-        </w:rPr>
-        <w:t xml:space="preserve">Qualification: A detailed </w:t>
-      </w:r>
-      <w:r>
-        <w:rPr>
-          <w:b/>
-        </w:rPr>
-        <w:t>methods section</w:t>
-      </w:r>
-      <w:r>
-        <w:rPr>
-          <w:b w:val="0"/>
-        </w:rPr>
-        <w:t xml:space="preserve"> can reveal limitations; it does not guarantee a correct design.</w:t>
+        <w:pStyle w:val="Heading2"/>
+      </w:pPr>
+      <w:r>
+        <w:t>Selected independent task and checked answer</w:t>
       </w:r>
     </w:p>
     <w:p>
@@ -2838,583 +3929,26 @@
         <w:rPr>
           <w:b w:val="0"/>
         </w:rPr>
-        <w:t xml:space="preserve">Exit: accept a concrete variation with its predicted outcome and a stated condition that would challenge the </w:t>
-      </w:r>
-      <w:r>
-        <w:rPr>
-          <w:b/>
-        </w:rPr>
-        <w:t>mechanism</w:t>
-      </w:r>
-      <w:r>
-        <w:rPr>
-          <w:b w:val="0"/>
-        </w:rPr>
-        <w:t xml:space="preserve">; reject a claim resting on unmeasured </w:t>
-      </w:r>
-      <w:r>
-        <w:rPr>
-          <w:b/>
-        </w:rPr>
-        <w:t>evidence</w:t>
-      </w:r>
-      <w:r>
-        <w:rPr>
-          <w:b w:val="0"/>
-        </w:rPr>
-        <w:t>.</w:t>
+        <w:t>Selected case: Methods names a dataset and metric, but not whether near-duplicate sources cross the split. What detail matters?</w:t>
       </w:r>
     </w:p>
     <w:p>
       <w:pPr>
-        <w:pStyle w:val="Heading3"/>
-      </w:pPr>
-      <w:r>
-        <w:t>W1 Explain the mechanism</w:t>
+        <w:spacing w:line="336" w:lineRule="auto" w:after="180"/>
+      </w:pPr>
+      <w:r>
+        <w:rPr>
+          <w:b w:val="0"/>
+        </w:rPr>
+        <w:t>Teacher explanation: Describe grouping/deduplication and exact split assignment, including related examples. File names alone do not establish independence.</w:t>
       </w:r>
     </w:p>
     <w:p>
       <w:pPr>
-        <w:pStyle w:val="Heading3"/>
-      </w:pPr>
-      <w:r>
-        <w:t>Workbook question · W1</w:t>
-      </w:r>
-    </w:p>
-    <w:p>
-      <w:pPr>
-        <w:spacing w:line="336" w:lineRule="auto" w:after="180"/>
-        <w:shd w:fill="F5F1FB"/>
-      </w:pPr>
-      <w:r>
-        <w:rPr>
-          <w:b w:val="0"/>
-        </w:rPr>
-        <w:t xml:space="preserve">Explain the weekly </w:t>
-      </w:r>
-      <w:r>
-        <w:rPr>
-          <w:b/>
-        </w:rPr>
-        <w:t>mechanism</w:t>
-      </w:r>
-      <w:r>
-        <w:rPr>
-          <w:b w:val="0"/>
-        </w:rPr>
-        <w:t xml:space="preserve"> in your own words. Use the worked scenario to name its </w:t>
-      </w:r>
-      <w:r>
-        <w:rPr>
-          <w:b/>
-        </w:rPr>
-        <w:t>input</w:t>
-      </w:r>
-      <w:r>
-        <w:rPr>
-          <w:b w:val="0"/>
-        </w:rPr>
-        <w:t xml:space="preserve">, decision rule and </w:t>
-      </w:r>
-      <w:r>
-        <w:rPr>
-          <w:b/>
-        </w:rPr>
-        <w:t>output</w:t>
-      </w:r>
-      <w:r>
-        <w:rPr>
-          <w:b w:val="0"/>
-        </w:rPr>
-        <w:t>.</w:t>
-      </w:r>
-    </w:p>
-    <w:p>
-      <w:pPr>
-        <w:pStyle w:val="Heading3"/>
-      </w:pPr>
-      <w:r>
-        <w:t>Teacher reasoning · W1</w:t>
-      </w:r>
-    </w:p>
-    <w:p>
-      <w:pPr>
-        <w:spacing w:line="336" w:lineRule="auto" w:after="180"/>
-        <w:shd w:fill="F1F6FC"/>
-      </w:pPr>
-      <w:r>
-        <w:rPr>
-          <w:b w:val="0"/>
-        </w:rPr>
-        <w:t xml:space="preserve">Teacher explanation: A </w:t>
-      </w:r>
-      <w:r>
-        <w:rPr>
-          <w:b/>
-        </w:rPr>
-        <w:t>methods section</w:t>
-      </w:r>
-      <w:r>
-        <w:rPr>
-          <w:b w:val="0"/>
-        </w:rPr>
-        <w:t xml:space="preserve"> should let a reader reconstruct the design and computation. Detail should explain choices that affect </w:t>
-      </w:r>
-      <w:r>
-        <w:rPr>
-          <w:b/>
-        </w:rPr>
-        <w:t>evidence</w:t>
-      </w:r>
-      <w:r>
-        <w:rPr>
-          <w:b w:val="0"/>
-        </w:rPr>
-        <w:t>.</w:t>
-      </w:r>
-    </w:p>
-    <w:p>
-      <w:pPr>
-        <w:spacing w:line="336" w:lineRule="auto" w:after="180"/>
-        <w:shd w:fill="F1F6FC"/>
-      </w:pPr>
-      <w:r>
-        <w:rPr>
-          <w:b w:val="0"/>
-        </w:rPr>
-        <w:t>Report question, units, sampling, permissions, data roles, baseline, procedure, metrics, uncertainty assumptions, missing/exclusion handling and versions. Distinguish prespecified and later changes.</w:t>
-      </w:r>
-    </w:p>
-    <w:p>
-      <w:pPr>
-        <w:pStyle w:val="Heading3"/>
-      </w:pPr>
-      <w:r>
-        <w:t>W2 Trace the worked case</w:t>
-      </w:r>
-    </w:p>
-    <w:p>
-      <w:pPr>
-        <w:pStyle w:val="Heading3"/>
-      </w:pPr>
-      <w:r>
-        <w:t>Workbook question · W2</w:t>
-      </w:r>
-    </w:p>
-    <w:p>
-      <w:pPr>
-        <w:spacing w:line="336" w:lineRule="auto" w:after="180"/>
-        <w:shd w:fill="F5F1FB"/>
-      </w:pPr>
-      <w:r>
-        <w:rPr>
-          <w:b w:val="0"/>
-        </w:rPr>
-        <w:t>Methods says used AI on data and got good scores; code and split are absent. Show the intermediate steps and give the conclusion with its scope.</w:t>
-      </w:r>
-    </w:p>
-    <w:p>
-      <w:pPr>
-        <w:pStyle w:val="Heading3"/>
-      </w:pPr>
-      <w:r>
-        <w:t>Teacher reasoning · W2</w:t>
-      </w:r>
-    </w:p>
-    <w:p>
-      <w:pPr>
-        <w:spacing w:line="336" w:lineRule="auto" w:after="180"/>
-        <w:shd w:fill="F1F6FC"/>
-      </w:pPr>
-      <w:r>
-        <w:rPr>
-          <w:b w:val="0"/>
-        </w:rPr>
-        <w:t>Teacher explanation: It omits model/procedure version, data identity, units/splits, baseline, metric and scoring. Reproduction and validity cannot be assessed from the description.</w:t>
-      </w:r>
-    </w:p>
-    <w:p>
-      <w:pPr>
-        <w:pStyle w:val="Heading3"/>
-      </w:pPr>
-      <w:r>
-        <w:t>W3 Audit the limit</w:t>
-      </w:r>
-    </w:p>
-    <w:p>
-      <w:pPr>
-        <w:pStyle w:val="Heading3"/>
-      </w:pPr>
-      <w:r>
-        <w:t>Workbook question · W3</w:t>
-      </w:r>
-    </w:p>
-    <w:p>
-      <w:pPr>
-        <w:spacing w:line="336" w:lineRule="auto" w:after="180"/>
-        <w:shd w:fill="F5F1FB"/>
-      </w:pPr>
-      <w:r>
-        <w:rPr>
-          <w:b w:val="0"/>
-        </w:rPr>
-        <w:t xml:space="preserve">A report omits this qualification: A detailed </w:t>
-      </w:r>
-      <w:r>
-        <w:rPr>
-          <w:b/>
-        </w:rPr>
-        <w:t>methods section</w:t>
-      </w:r>
-      <w:r>
-        <w:rPr>
-          <w:b w:val="0"/>
-        </w:rPr>
-        <w:t xml:space="preserve"> can reveal limitations; it does not guarantee a correct design. Explain how omitting it could change a reader's interpretation, and write an accurate replacement.</w:t>
-      </w:r>
-    </w:p>
-    <w:p>
-      <w:pPr>
-        <w:pStyle w:val="Heading3"/>
-      </w:pPr>
-      <w:r>
-        <w:t>Teacher reasoning · W3</w:t>
-      </w:r>
-    </w:p>
-    <w:p>
-      <w:pPr>
-        <w:spacing w:line="336" w:lineRule="auto" w:after="180"/>
-        <w:shd w:fill="F1F6FC"/>
-      </w:pPr>
-      <w:r>
-        <w:rPr>
-          <w:b w:val="0"/>
-        </w:rPr>
-        <w:t xml:space="preserve">Teacher explanation: A detailed </w:t>
-      </w:r>
-      <w:r>
-        <w:rPr>
-          <w:b/>
-        </w:rPr>
-        <w:t>methods section</w:t>
-      </w:r>
-      <w:r>
-        <w:rPr>
-          <w:b w:val="0"/>
-        </w:rPr>
-        <w:t xml:space="preserve"> can reveal limitations; it does not guarantee a correct design.</w:t>
-      </w:r>
-    </w:p>
-    <w:p>
-      <w:pPr>
-        <w:spacing w:line="336" w:lineRule="auto" w:after="180"/>
-        <w:shd w:fill="F1F6FC"/>
-      </w:pPr>
-      <w:r>
-        <w:rPr>
-          <w:b w:val="0"/>
-        </w:rPr>
-        <w:t xml:space="preserve">State the observed result separately from the unverified or out-of-scope claim; preserve the original </w:t>
-      </w:r>
-      <w:r>
-        <w:rPr>
-          <w:b/>
-        </w:rPr>
-        <w:t>evidence</w:t>
-      </w:r>
-      <w:r>
-        <w:rPr>
-          <w:b w:val="0"/>
-        </w:rPr>
-        <w:t xml:space="preserve"> rather than inventing a missing fact.</w:t>
-      </w:r>
-    </w:p>
-    <w:p>
-      <w:pPr>
-        <w:pStyle w:val="Heading3"/>
-      </w:pPr>
-      <w:r>
-        <w:t>W4 Apply a new case independently</w:t>
-      </w:r>
-    </w:p>
-    <w:p>
-      <w:pPr>
-        <w:pStyle w:val="Heading3"/>
-      </w:pPr>
-      <w:r>
-        <w:t>Workbook question · W4</w:t>
-      </w:r>
-    </w:p>
-    <w:p>
-      <w:pPr>
-        <w:spacing w:line="336" w:lineRule="auto" w:after="180"/>
-        <w:shd w:fill="F5F1FB"/>
-      </w:pPr>
-      <w:r>
-        <w:rPr>
-          <w:b w:val="0"/>
-        </w:rPr>
-        <w:t>Methods names a dataset and metric, but not whether near-duplicate sources cross the split. What detail matters?</w:t>
-      </w:r>
-    </w:p>
-    <w:p>
-      <w:pPr>
-        <w:pStyle w:val="Heading3"/>
-      </w:pPr>
-      <w:r>
-        <w:t>Teacher reasoning · W4</w:t>
-      </w:r>
-    </w:p>
-    <w:p>
-      <w:pPr>
-        <w:spacing w:line="336" w:lineRule="auto" w:after="180"/>
-        <w:shd w:fill="F1F6FC"/>
-      </w:pPr>
-      <w:r>
-        <w:rPr>
-          <w:b w:val="0"/>
-        </w:rPr>
-        <w:t>Teacher explanation: Describe grouping/deduplication and exact split assignment, including related examples. File names alone do not establish independence.</w:t>
-      </w:r>
-    </w:p>
-    <w:p>
-      <w:pPr>
-        <w:pStyle w:val="Heading3"/>
-      </w:pPr>
-      <w:r>
-        <w:t>W5 Design a revealing follow-up</w:t>
-      </w:r>
-    </w:p>
-    <w:p>
-      <w:pPr>
-        <w:pStyle w:val="Heading3"/>
-      </w:pPr>
-      <w:r>
-        <w:t>Workbook question · W5</w:t>
-      </w:r>
-    </w:p>
-    <w:p>
-      <w:pPr>
-        <w:spacing w:line="336" w:lineRule="auto" w:after="180"/>
-        <w:shd w:fill="F5F1FB"/>
-      </w:pPr>
-      <w:r>
-        <w:rPr>
-          <w:b w:val="0"/>
-        </w:rPr>
-        <w:t>For the worked scenario, propose one additional case that could reveal a failure, describe its expected outcome before running it, and explain what would need to remain fixed for a fair comparison.</w:t>
-      </w:r>
-    </w:p>
-    <w:p>
-      <w:pPr>
-        <w:spacing w:line="336" w:lineRule="auto" w:after="180"/>
-        <w:shd w:fill="F5F1FB"/>
-      </w:pPr>
-      <w:r>
-        <w:rPr>
-          <w:b w:val="0"/>
-        </w:rPr>
-        <w:t>Do not reuse W4 as a new final test after receiving feedback.</w:t>
-      </w:r>
-    </w:p>
-    <w:p>
-      <w:pPr>
-        <w:pStyle w:val="Heading3"/>
-      </w:pPr>
-      <w:r>
-        <w:t>Teacher reasoning · W5</w:t>
-      </w:r>
-    </w:p>
-    <w:p>
-      <w:pPr>
-        <w:spacing w:line="336" w:lineRule="auto" w:after="180"/>
-        <w:shd w:fill="F1F6FC"/>
-      </w:pPr>
-      <w:r>
-        <w:rPr>
-          <w:b w:val="0"/>
-        </w:rPr>
-        <w:t xml:space="preserve">Teacher explanation: Accept a concrete variant of the worked </w:t>
-      </w:r>
-      <w:r>
-        <w:rPr>
-          <w:b/>
-        </w:rPr>
-        <w:t>input</w:t>
-      </w:r>
-      <w:r>
-        <w:rPr>
-          <w:b w:val="0"/>
-        </w:rPr>
-        <w:t xml:space="preserve"> or a missing/conflicting/boundary condition, with an expectation derived from the declared procedure.</w:t>
-      </w:r>
-    </w:p>
-    <w:p>
-      <w:pPr>
-        <w:spacing w:line="336" w:lineRule="auto" w:after="180"/>
-        <w:shd w:fill="F1F6FC"/>
-      </w:pPr>
-      <w:r>
-        <w:rPr>
-          <w:b w:val="0"/>
-        </w:rPr>
-        <w:t xml:space="preserve">Require preserved settings, original </w:t>
-      </w:r>
-      <w:r>
-        <w:rPr>
-          <w:b/>
-        </w:rPr>
-        <w:t>output</w:t>
-      </w:r>
-      <w:r>
-        <w:rPr>
-          <w:b w:val="0"/>
-        </w:rPr>
-        <w:t xml:space="preserve">s and data roles. A detailed </w:t>
-      </w:r>
-      <w:r>
-        <w:rPr>
-          <w:b/>
-        </w:rPr>
-        <w:t>methods section</w:t>
-      </w:r>
-      <w:r>
-        <w:rPr>
-          <w:b w:val="0"/>
-        </w:rPr>
-        <w:t xml:space="preserve"> can reveal limitations; it does not guarantee a correct design.</w:t>
-      </w:r>
-    </w:p>
-    <w:p>
-      <w:pPr>
-        <w:spacing w:line="336" w:lineRule="auto" w:after="180"/>
-        <w:shd w:fill="F1F6FC"/>
-      </w:pPr>
-      <w:r>
-        <w:rPr>
-          <w:b w:val="0"/>
-        </w:rPr>
-        <w:t xml:space="preserve">The new case should test this particular </w:t>
-      </w:r>
-      <w:r>
-        <w:rPr>
-          <w:b/>
-        </w:rPr>
-        <w:t>mechanism</w:t>
-      </w:r>
-      <w:r>
-        <w:rPr>
-          <w:b w:val="0"/>
-        </w:rPr>
-        <w:t xml:space="preserve"> rather than merely restate the original result.</w:t>
-      </w:r>
-    </w:p>
-    <w:p>
-      <w:pPr>
-        <w:pStyle w:val="Heading3"/>
-      </w:pPr>
-      <w:r>
-        <w:t>Independent assessment and fresh retry</w:t>
-      </w:r>
-    </w:p>
-    <w:p>
-      <w:pPr>
-        <w:pStyle w:val="Heading3"/>
-      </w:pPr>
-      <w:r>
-        <w:t>Teacher key · Independent assessment and fresh retry</w:t>
-      </w:r>
-    </w:p>
-    <w:p>
-      <w:pPr>
-        <w:spacing w:line="336" w:lineRule="auto" w:after="180"/>
-        <w:shd w:fill="F1F6FC"/>
-      </w:pPr>
-      <w:r>
-        <w:rPr>
-          <w:b w:val="0"/>
-        </w:rPr>
-        <w:t>W4: Describe grouping/deduplication and exact split assignment, including related examples. File names alone do not establish independence. Require intermediate reasoning and the stated scope.</w:t>
-      </w:r>
-    </w:p>
-    <w:p>
-      <w:pPr>
-        <w:spacing w:line="336" w:lineRule="auto" w:after="180"/>
-        <w:shd w:fill="F1F6FC"/>
-      </w:pPr>
-      <w:r>
-        <w:rPr>
-          <w:b w:val="0"/>
-        </w:rPr>
-        <w:t>Fresh retry: A study reports a test without its null or assumptions. Expected reasoning: Add null model, statistic, tail rule, threshold and independence/exchangeability assumptions; do not label p-values self-explanatory.</w:t>
-      </w:r>
-    </w:p>
-    <w:p>
-      <w:pPr>
-        <w:spacing w:line="336" w:lineRule="auto" w:after="180"/>
-        <w:shd w:fill="F1F6FC"/>
-      </w:pPr>
-      <w:r>
-        <w:rPr>
-          <w:b w:val="0"/>
-        </w:rPr>
-        <w:t>If students need support, record it and reassess with another new case rather than awarding independence to a copied answer.</w:t>
-      </w:r>
-    </w:p>
-    <w:p>
-      <w:pPr>
-        <w:pStyle w:val="Heading3"/>
-      </w:pPr>
-      <w:r>
-        <w:t>Assess independent transfer</w:t>
-      </w:r>
-    </w:p>
-    <w:p>
-      <w:pPr>
-        <w:pStyle w:val="Heading3"/>
-      </w:pPr>
-      <w:r>
-        <w:t>Independent question · withhold the key</w:t>
-      </w:r>
-    </w:p>
-    <w:p>
-      <w:pPr>
-        <w:spacing w:line="336" w:lineRule="auto" w:after="180"/>
-        <w:shd w:fill="F5F1FB"/>
-      </w:pPr>
-      <w:r>
-        <w:rPr>
-          <w:b w:val="0"/>
-        </w:rPr>
-        <w:t>Selected case: Methods names a dataset and metric, but not whether near-duplicate sources cross the split. What detail matters?</w:t>
-      </w:r>
-    </w:p>
-    <w:p>
-      <w:pPr>
-        <w:pStyle w:val="Heading3"/>
-      </w:pPr>
-      <w:r>
-        <w:t>Selected case answer</w:t>
-      </w:r>
-    </w:p>
-    <w:p>
-      <w:pPr>
-        <w:pStyle w:val="Heading3"/>
-      </w:pPr>
-      <w:r>
-        <w:t>Teacher key · Selected case answer</w:t>
-      </w:r>
-    </w:p>
-    <w:p>
-      <w:pPr>
-        <w:spacing w:line="336" w:lineRule="auto" w:after="180"/>
-        <w:shd w:fill="F1F6FC"/>
-      </w:pPr>
-      <w:r>
-        <w:rPr>
-          <w:b w:val="0"/>
-        </w:rPr>
-        <w:t>Teacher explanation: Describe grouping/deduplication and exact split assignment, including related examples. File names alone do not establish independence.</w:t>
+        <w:pStyle w:val="Heading2"/>
+      </w:pPr>
+      <w:r>
+        <w:t>Judge explanation,trace and limits</w:t>
       </w:r>
     </w:p>
     <w:tbl>
@@ -3521,54 +4055,55 @@
     </w:tbl>
     <w:p>
       <w:pPr>
-        <w:pStyle w:val="Heading3"/>
-      </w:pPr>
-      <w:r>
-        <w:t>Teacher key · Selected case answer</w:t>
+        <w:spacing w:line="336" w:lineRule="auto" w:after="180"/>
+      </w:pPr>
+      <w:r>
+        <w:rPr>
+          <w:b w:val="0"/>
+        </w:rPr>
+        <w:t>Record each dimension as not yet, with support, or independent. Accept a valid alternative procedure with a defensible trace.</w:t>
       </w:r>
     </w:p>
     <w:p>
       <w:pPr>
         <w:spacing w:line="336" w:lineRule="auto" w:after="180"/>
-        <w:shd w:fill="F1F6FC"/>
       </w:pPr>
       <w:r>
         <w:rPr>
           <w:b w:val="0"/>
         </w:rPr>
-        <w:t>Record each dimension as not yet, with support, or independent. Accept a valid alternative procedure with a defensible trace.</w:t>
+        <w:t xml:space="preserve">Do not penalise an honestly recorded model failure if the learner correctly explains its </w:t>
+      </w:r>
+      <w:r>
+        <w:rPr>
+          <w:b/>
+        </w:rPr>
+        <w:t>evidence</w:t>
+      </w:r>
+      <w:r>
+        <w:rPr>
+          <w:b w:val="0"/>
+        </w:rPr>
+        <w:t xml:space="preserve"> and limits.</w:t>
       </w:r>
     </w:p>
     <w:p>
       <w:pPr>
-        <w:spacing w:line="336" w:lineRule="auto" w:after="180"/>
-        <w:shd w:fill="F1F6FC"/>
-      </w:pPr>
-      <w:r>
-        <w:rPr>
-          <w:b w:val="0"/>
-        </w:rPr>
-        <w:t xml:space="preserve">Do not penalise an honestly recorded model failure if the learner correctly explains its </w:t>
-      </w:r>
-      <w:r>
-        <w:rPr>
-          <w:b/>
-        </w:rPr>
-        <w:t>evidence</w:t>
-      </w:r>
-      <w:r>
-        <w:rPr>
-          <w:b w:val="0"/>
-        </w:rPr>
-        <w:t xml:space="preserve"> and limits.</w:t>
+        <w:pStyle w:val="Heading2"/>
+      </w:pPr>
+      <w:r>
+        <w:t>Give one usable repair</w:t>
       </w:r>
     </w:p>
     <w:p>
       <w:pPr>
-        <w:pStyle w:val="Heading3"/>
-      </w:pPr>
-      <w:r>
-        <w:t>Feedback that the learner uses</w:t>
+        <w:spacing w:line="336" w:lineRule="auto" w:after="180"/>
+      </w:pPr>
+      <w:r>
+        <w:rPr>
+          <w:b w:val="0"/>
+        </w:rPr>
+        <w:t>Name the earliest unsupported step and give one action to repair it. Have the learner make that repair now and explain why. Then assess the relevant skill on a fresh, fully specified case.</w:t>
       </w:r>
     </w:p>
     <w:p>
@@ -3579,31 +4114,97 @@
         <w:rPr>
           <w:b w:val="0"/>
         </w:rPr>
-        <w:t>Name the earliest unsupported step and give one action to repair it. Have the learner make that repair now and explain why. Then assess the relevant skill on a fresh, fully specified case.</w:t>
+        <w:t>Confirm it was not previously practised with feedback; solve and check the new case before assigning it. A follow-up design prompt is a starting brief, not automatically an equivalent test.</w:t>
       </w:r>
     </w:p>
     <w:p>
       <w:pPr>
-        <w:spacing w:line="336" w:lineRule="auto" w:after="180"/>
-      </w:pPr>
-      <w:r>
-        <w:rPr>
-          <w:b w:val="0"/>
-        </w:rPr>
-        <w:t>Confirm it was not previously practised with feedback; solve and check the new case before assigning it. A follow-up design prompt is a starting brief, not automatically an equivalent test.</w:t>
+        <w:pStyle w:val="Heading2"/>
+      </w:pPr>
+      <w:r>
+        <w:t>W1 Explain the mechanism</w:t>
       </w:r>
     </w:p>
     <w:p>
       <w:pPr>
-        <w:pStyle w:val="Heading1"/>
-      </w:pPr>
-      <w:r>
-        <w:t>06. Connect the project, support and next lesson</w:t>
+        <w:spacing w:line="336" w:lineRule="auto" w:after="180"/>
+      </w:pPr>
+      <w:r>
+        <w:rPr>
+          <w:b w:val="0"/>
+        </w:rPr>
+        <w:t xml:space="preserve">Explain the weekly </w:t>
+      </w:r>
+      <w:r>
+        <w:rPr>
+          <w:b/>
+        </w:rPr>
+        <w:t>mechanism</w:t>
+      </w:r>
+      <w:r>
+        <w:rPr>
+          <w:b w:val="0"/>
+        </w:rPr>
+        <w:t xml:space="preserve"> in your own words. Use the worked scenario to name its </w:t>
+      </w:r>
+      <w:r>
+        <w:rPr>
+          <w:b/>
+        </w:rPr>
+        <w:t>input</w:t>
+      </w:r>
+      <w:r>
+        <w:rPr>
+          <w:b w:val="0"/>
+        </w:rPr>
+        <w:t xml:space="preserve">, decision rule and </w:t>
+      </w:r>
+      <w:r>
+        <w:rPr>
+          <w:b/>
+        </w:rPr>
+        <w:t>output</w:t>
+      </w:r>
+      <w:r>
+        <w:rPr>
+          <w:b w:val="0"/>
+        </w:rPr>
+        <w:t>.</w:t>
       </w:r>
     </w:p>
     <w:p>
-      <w:r>
-        <w:t>Connect Writing the methods section to Reproducible AI Research Study, adapt support and plan a later changed-case check.</w:t>
+      <w:pPr>
+        <w:spacing w:line="336" w:lineRule="auto" w:after="180"/>
+      </w:pPr>
+      <w:r>
+        <w:rPr>
+          <w:b w:val="0"/>
+        </w:rPr>
+        <w:t xml:space="preserve">Teacher explanation: A </w:t>
+      </w:r>
+      <w:r>
+        <w:rPr>
+          <w:b/>
+        </w:rPr>
+        <w:t>methods section</w:t>
+      </w:r>
+      <w:r>
+        <w:rPr>
+          <w:b w:val="0"/>
+        </w:rPr>
+        <w:t xml:space="preserve"> should let a reader reconstruct the design and computation. Detail should explain choices that affect </w:t>
+      </w:r>
+      <w:r>
+        <w:rPr>
+          <w:b/>
+        </w:rPr>
+        <w:t>evidence</w:t>
+      </w:r>
+      <w:r>
+        <w:rPr>
+          <w:b w:val="0"/>
+        </w:rPr>
+        <w:t>.</w:t>
       </w:r>
     </w:p>
     <w:p>
@@ -3614,90 +4215,15 @@
         <w:rPr>
           <w:b w:val="0"/>
         </w:rPr>
-        <w:t xml:space="preserve">Add a labelled writing the </w:t>
-      </w:r>
-      <w:r>
-        <w:rPr>
-          <w:b/>
-        </w:rPr>
-        <w:t>methods section</w:t>
-      </w:r>
-      <w:r>
-        <w:rPr>
-          <w:b w:val="0"/>
-        </w:rPr>
-        <w:t xml:space="preserve"> </w:t>
-      </w:r>
-      <w:r>
-        <w:rPr>
-          <w:b/>
-        </w:rPr>
-        <w:t>evidence</w:t>
-      </w:r>
-      <w:r>
-        <w:rPr>
-          <w:b w:val="0"/>
-        </w:rPr>
-        <w:t xml:space="preserve"> sheet to Reproducible AI Research Study. Show how you can explain the </w:t>
-      </w:r>
-      <w:r>
-        <w:rPr>
-          <w:b/>
-        </w:rPr>
-        <w:t>mechanism</w:t>
-      </w:r>
-      <w:r>
-        <w:rPr>
-          <w:b w:val="0"/>
-        </w:rPr>
-        <w:t xml:space="preserve"> and terminology of writing the </w:t>
-      </w:r>
-      <w:r>
-        <w:rPr>
-          <w:b/>
-        </w:rPr>
-        <w:t>methods section</w:t>
-      </w:r>
-      <w:r>
-        <w:rPr>
-          <w:b w:val="0"/>
-        </w:rPr>
-        <w:t>.</w:t>
+        <w:t>Report question, units, sampling, permissions, data roles, baseline, procedure, metrics, uncertainty assumptions, missing/exclusion handling and versions. Distinguish prespecified and later changes.</w:t>
       </w:r>
     </w:p>
     <w:p>
       <w:pPr>
-        <w:spacing w:line="336" w:lineRule="auto" w:after="180"/>
-      </w:pPr>
-      <w:r>
-        <w:rPr>
-          <w:b w:val="0"/>
-        </w:rPr>
-        <w:t xml:space="preserve">Use the supplied fictional case and keep its </w:t>
-      </w:r>
-      <w:r>
-        <w:rPr>
-          <w:b/>
-        </w:rPr>
-        <w:t>input</w:t>
-      </w:r>
-      <w:r>
-        <w:rPr>
-          <w:b w:val="0"/>
-        </w:rPr>
-        <w:t xml:space="preserve">s, intermediate steps, calculation or </w:t>
-      </w:r>
-      <w:r>
-        <w:rPr>
-          <w:b/>
-        </w:rPr>
-        <w:t>prediction</w:t>
-      </w:r>
-      <w:r>
-        <w:rPr>
-          <w:b w:val="0"/>
-        </w:rPr>
-        <w:t>, and limitation. Connect this record to last week’s record; a matching answer without a trace is insufficient.</w:t>
+        <w:pStyle w:val="Heading2"/>
+      </w:pPr>
+      <w:r>
+        <w:t>W2 Trace the worked case</w:t>
       </w:r>
     </w:p>
     <w:p>
@@ -3708,19 +4234,7 @@
         <w:rPr>
           <w:b w:val="0"/>
         </w:rPr>
-        <w:t xml:space="preserve">Provide an </w:t>
-      </w:r>
-      <w:r>
-        <w:rPr>
-          <w:b/>
-        </w:rPr>
-        <w:t>input</w:t>
-      </w:r>
-      <w:r>
-        <w:rPr>
-          <w:b w:val="0"/>
-        </w:rPr>
-        <w:t>/procedure/result/limit frame and a calculator when needed. Ask students to identify the first step before completing the whole trace.</w:t>
+        <w:t>Methods says used AI on data and got good scores; code and split are absent. Show the intermediate steps and give the conclusion with its scope.</w:t>
       </w:r>
     </w:p>
     <w:p>
@@ -3731,42 +4245,15 @@
         <w:rPr>
           <w:b w:val="0"/>
         </w:rPr>
-        <w:t xml:space="preserve">Extension: compare two concrete variants of this </w:t>
-      </w:r>
-      <w:r>
-        <w:rPr>
-          <w:b/>
-        </w:rPr>
-        <w:t>mechanism</w:t>
-      </w:r>
-      <w:r>
-        <w:rPr>
-          <w:b w:val="0"/>
-        </w:rPr>
-        <w:t xml:space="preserve"> while holding unrelated conditions fixed; report both successful and unsuccessful outcomes.</w:t>
+        <w:t>Teacher explanation: It omits model/procedure version, data identity, units/splits, baseline, metric and scoring. Reproduction and validity cannot be assessed from the description.</w:t>
       </w:r>
     </w:p>
     <w:p>
       <w:pPr>
-        <w:spacing w:line="336" w:lineRule="auto" w:after="180"/>
-      </w:pPr>
-      <w:r>
-        <w:rPr>
-          <w:b w:val="0"/>
-        </w:rPr>
-        <w:t xml:space="preserve">Next connection: Writing results and limitations. Preserve the current case record and retrieve its </w:t>
-      </w:r>
-      <w:r>
-        <w:rPr>
-          <w:b/>
-        </w:rPr>
-        <w:t>evidence</w:t>
-      </w:r>
-      <w:r>
-        <w:rPr>
-          <w:b w:val="0"/>
-        </w:rPr>
-        <w:t xml:space="preserve"> boundary before moving on.</w:t>
+        <w:pStyle w:val="Heading2"/>
+      </w:pPr>
+      <w:r>
+        <w:t>W3 Audit the limit</w:t>
       </w:r>
     </w:p>
     <w:p>
@@ -3777,15 +4264,602 @@
         <w:rPr>
           <w:b w:val="0"/>
         </w:rPr>
-        <w:t>Retain the project ledger and assess a changed case after support. Check the relevant prerequisite before carrying this component forward.</w:t>
+        <w:t xml:space="preserve">A report omits this qualification: A detailed </w:t>
+      </w:r>
+      <w:r>
+        <w:rPr>
+          <w:b/>
+        </w:rPr>
+        <w:t>methods section</w:t>
+      </w:r>
+      <w:r>
+        <w:rPr>
+          <w:b w:val="0"/>
+        </w:rPr>
+        <w:t xml:space="preserve"> can reveal limitations; it does not guarantee a correct design. Explain how omitting it could change a reader's interpretation, and write an accurate replacement.</w:t>
       </w:r>
     </w:p>
     <w:p>
       <w:pPr>
+        <w:spacing w:line="336" w:lineRule="auto" w:after="180"/>
+      </w:pPr>
+      <w:r>
+        <w:rPr>
+          <w:b w:val="0"/>
+        </w:rPr>
+        <w:t xml:space="preserve">Teacher explanation: A detailed </w:t>
+      </w:r>
+      <w:r>
+        <w:rPr>
+          <w:b/>
+        </w:rPr>
+        <w:t>methods section</w:t>
+      </w:r>
+      <w:r>
+        <w:rPr>
+          <w:b w:val="0"/>
+        </w:rPr>
+        <w:t xml:space="preserve"> can reveal limitations; it does not guarantee a correct design.</w:t>
+      </w:r>
+    </w:p>
+    <w:p>
+      <w:pPr>
+        <w:spacing w:line="336" w:lineRule="auto" w:after="180"/>
+      </w:pPr>
+      <w:r>
+        <w:rPr>
+          <w:b w:val="0"/>
+        </w:rPr>
+        <w:t xml:space="preserve">State the observed result separately from the unverified or out-of-scope claim; preserve the original </w:t>
+      </w:r>
+      <w:r>
+        <w:rPr>
+          <w:b/>
+        </w:rPr>
+        <w:t>evidence</w:t>
+      </w:r>
+      <w:r>
+        <w:rPr>
+          <w:b w:val="0"/>
+        </w:rPr>
+        <w:t xml:space="preserve"> rather than inventing a missing fact.</w:t>
+      </w:r>
+    </w:p>
+    <w:p>
+      <w:pPr>
+        <w:pStyle w:val="Heading2"/>
+      </w:pPr>
+      <w:r>
+        <w:t>W5 Design a revealing follow-up</w:t>
+      </w:r>
+    </w:p>
+    <w:p>
+      <w:pPr>
+        <w:spacing w:line="336" w:lineRule="auto" w:after="180"/>
+      </w:pPr>
+      <w:r>
+        <w:rPr>
+          <w:b w:val="0"/>
+        </w:rPr>
+        <w:t>For the worked scenario, propose one additional case that could reveal a failure, describe its expected outcome before running it, and explain what would need to remain fixed for a fair comparison.</w:t>
+      </w:r>
+    </w:p>
+    <w:p>
+      <w:pPr>
+        <w:spacing w:line="336" w:lineRule="auto" w:after="180"/>
+      </w:pPr>
+      <w:r>
+        <w:rPr>
+          <w:b w:val="0"/>
+        </w:rPr>
+        <w:t>Do not reuse W4 as a new final test after receiving feedback.</w:t>
+      </w:r>
+    </w:p>
+    <w:p>
+      <w:pPr>
+        <w:spacing w:line="336" w:lineRule="auto" w:after="180"/>
+      </w:pPr>
+      <w:r>
+        <w:rPr>
+          <w:b w:val="0"/>
+        </w:rPr>
+        <w:t xml:space="preserve">Teacher explanation: Accept a concrete variant of the worked </w:t>
+      </w:r>
+      <w:r>
+        <w:rPr>
+          <w:b/>
+        </w:rPr>
+        <w:t>input</w:t>
+      </w:r>
+      <w:r>
+        <w:rPr>
+          <w:b w:val="0"/>
+        </w:rPr>
+        <w:t xml:space="preserve"> or a missing/conflicting/boundary condition, with an expectation derived from the declared procedure.</w:t>
+      </w:r>
+    </w:p>
+    <w:p>
+      <w:pPr>
+        <w:spacing w:line="336" w:lineRule="auto" w:after="180"/>
+      </w:pPr>
+      <w:r>
+        <w:rPr>
+          <w:b w:val="0"/>
+        </w:rPr>
+        <w:t xml:space="preserve">Require preserved settings, original </w:t>
+      </w:r>
+      <w:r>
+        <w:rPr>
+          <w:b/>
+        </w:rPr>
+        <w:t>output</w:t>
+      </w:r>
+      <w:r>
+        <w:rPr>
+          <w:b w:val="0"/>
+        </w:rPr>
+        <w:t xml:space="preserve">s and data roles. A detailed </w:t>
+      </w:r>
+      <w:r>
+        <w:rPr>
+          <w:b/>
+        </w:rPr>
+        <w:t>methods section</w:t>
+      </w:r>
+      <w:r>
+        <w:rPr>
+          <w:b w:val="0"/>
+        </w:rPr>
+        <w:t xml:space="preserve"> can reveal limitations; it does not guarantee a correct design.</w:t>
+      </w:r>
+    </w:p>
+    <w:p>
+      <w:pPr>
+        <w:spacing w:line="336" w:lineRule="auto" w:after="180"/>
+      </w:pPr>
+      <w:r>
+        <w:rPr>
+          <w:b w:val="0"/>
+        </w:rPr>
+        <w:t xml:space="preserve">The new case should test this particular </w:t>
+      </w:r>
+      <w:r>
+        <w:rPr>
+          <w:b/>
+        </w:rPr>
+        <w:t>mechanism</w:t>
+      </w:r>
+      <w:r>
+        <w:rPr>
+          <w:b w:val="0"/>
+        </w:rPr>
+        <w:t xml:space="preserve"> rather than merely restate the original result.</w:t>
+      </w:r>
+    </w:p>
+    <w:p>
+      <w:pPr>
+        <w:pStyle w:val="Heading2"/>
+      </w:pPr>
+      <w:r>
+        <w:t>Earlier wording, alternatives and picture transcripts · reference / check after trying</w:t>
+      </w:r>
+    </w:p>
+    <w:p>
+      <w:pPr>
         <w:pStyle w:val="Heading3"/>
       </w:pPr>
       <w:r>
-        <w:t>Plan the delayed return</w:t>
+        <w:t>Guided and exit questions</w:t>
+      </w:r>
+    </w:p>
+    <w:p>
+      <w:pPr>
+        <w:spacing w:line="336" w:lineRule="auto" w:after="180"/>
+      </w:pPr>
+      <w:r>
+        <w:rPr>
+          <w:b w:val="0"/>
+        </w:rPr>
+        <w:t>Guided: It omits model/procedure version, data identity, units/splits, baseline, metric and scoring. Reproduction and validity cannot be assessed from the description.</w:t>
+      </w:r>
+    </w:p>
+    <w:p>
+      <w:pPr>
+        <w:spacing w:line="336" w:lineRule="auto" w:after="180"/>
+      </w:pPr>
+      <w:r>
+        <w:rPr>
+          <w:b w:val="0"/>
+        </w:rPr>
+        <w:t xml:space="preserve">Qualification: A detailed </w:t>
+      </w:r>
+      <w:r>
+        <w:rPr>
+          <w:b/>
+        </w:rPr>
+        <w:t>methods section</w:t>
+      </w:r>
+      <w:r>
+        <w:rPr>
+          <w:b w:val="0"/>
+        </w:rPr>
+        <w:t xml:space="preserve"> can reveal limitations; it does not guarantee a correct design.</w:t>
+      </w:r>
+    </w:p>
+    <w:p>
+      <w:pPr>
+        <w:spacing w:line="336" w:lineRule="auto" w:after="180"/>
+      </w:pPr>
+      <w:r>
+        <w:rPr>
+          <w:b w:val="0"/>
+        </w:rPr>
+        <w:t xml:space="preserve">Exit: accept a concrete variation with its predicted outcome and a stated condition that would challenge the </w:t>
+      </w:r>
+      <w:r>
+        <w:rPr>
+          <w:b/>
+        </w:rPr>
+        <w:t>mechanism</w:t>
+      </w:r>
+      <w:r>
+        <w:rPr>
+          <w:b w:val="0"/>
+        </w:rPr>
+        <w:t xml:space="preserve">; reject a claim resting on unmeasured </w:t>
+      </w:r>
+      <w:r>
+        <w:rPr>
+          <w:b/>
+        </w:rPr>
+        <w:t>evidence</w:t>
+      </w:r>
+      <w:r>
+        <w:rPr>
+          <w:b w:val="0"/>
+        </w:rPr>
+        <w:t>.</w:t>
+      </w:r>
+    </w:p>
+    <w:p>
+      <w:pPr>
+        <w:pStyle w:val="Heading3"/>
+      </w:pPr>
+      <w:r>
+        <w:t>W1 Explain the mechanism</w:t>
+      </w:r>
+    </w:p>
+    <w:p>
+      <w:pPr>
+        <w:pStyle w:val="Heading3"/>
+      </w:pPr>
+      <w:r>
+        <w:t>W2 Trace the worked case</w:t>
+      </w:r>
+    </w:p>
+    <w:p>
+      <w:pPr>
+        <w:pStyle w:val="Heading3"/>
+      </w:pPr>
+      <w:r>
+        <w:t>W3 Audit the limit</w:t>
+      </w:r>
+    </w:p>
+    <w:p>
+      <w:pPr>
+        <w:pStyle w:val="Heading3"/>
+      </w:pPr>
+      <w:r>
+        <w:t>W4 Apply a new case independently</w:t>
+      </w:r>
+    </w:p>
+    <w:p>
+      <w:pPr>
+        <w:spacing w:line="336" w:lineRule="auto" w:after="180"/>
+      </w:pPr>
+      <w:r>
+        <w:rPr>
+          <w:b w:val="0"/>
+        </w:rPr>
+        <w:t>Methods names a dataset and metric, but not whether near-duplicate sources cross the split. What detail matters?</w:t>
+      </w:r>
+    </w:p>
+    <w:p>
+      <w:pPr>
+        <w:spacing w:line="336" w:lineRule="auto" w:after="180"/>
+      </w:pPr>
+      <w:r>
+        <w:rPr>
+          <w:b w:val="0"/>
+        </w:rPr>
+        <w:t>Teacher explanation: Describe grouping/deduplication and exact split assignment, including related examples. File names alone do not establish independence.</w:t>
+      </w:r>
+    </w:p>
+    <w:p>
+      <w:pPr>
+        <w:pStyle w:val="Heading3"/>
+      </w:pPr>
+      <w:r>
+        <w:t>W5 Design a revealing follow-up</w:t>
+      </w:r>
+    </w:p>
+    <w:p>
+      <w:pPr>
+        <w:pStyle w:val="Heading3"/>
+      </w:pPr>
+      <w:r>
+        <w:t>Independent assessment and fresh retry</w:t>
+      </w:r>
+    </w:p>
+    <w:p>
+      <w:pPr>
+        <w:spacing w:line="336" w:lineRule="auto" w:after="180"/>
+      </w:pPr>
+      <w:r>
+        <w:rPr>
+          <w:b w:val="0"/>
+        </w:rPr>
+        <w:t>W4: Describe grouping/deduplication and exact split assignment, including related examples. File names alone do not establish independence. Require intermediate reasoning and the stated scope.</w:t>
+      </w:r>
+    </w:p>
+    <w:p>
+      <w:pPr>
+        <w:spacing w:line="336" w:lineRule="auto" w:after="180"/>
+      </w:pPr>
+      <w:r>
+        <w:rPr>
+          <w:b w:val="0"/>
+        </w:rPr>
+        <w:t>Fresh retry: A study reports a test without its null or assumptions. Expected reasoning: Add null model, statistic, tail rule, threshold and independence/exchangeability assumptions; do not label p-values self-explanatory.</w:t>
+      </w:r>
+    </w:p>
+    <w:p>
+      <w:pPr>
+        <w:spacing w:line="336" w:lineRule="auto" w:after="180"/>
+      </w:pPr>
+      <w:r>
+        <w:rPr>
+          <w:b w:val="0"/>
+        </w:rPr>
+        <w:t>If students need support, record it and reassess with another new case rather than awarding independence to a copied answer.</w:t>
+      </w:r>
+    </w:p>
+    <w:p>
+      <w:pPr>
+        <w:pStyle w:val="Heading3"/>
+      </w:pPr>
+      <w:r>
+        <w:t>Assess independent transfer</w:t>
+      </w:r>
+    </w:p>
+    <w:p>
+      <w:pPr>
+        <w:pStyle w:val="Heading3"/>
+      </w:pPr>
+      <w:r>
+        <w:t>Selected case answer</w:t>
+      </w:r>
+    </w:p>
+    <w:p>
+      <w:pPr>
+        <w:pStyle w:val="Heading3"/>
+      </w:pPr>
+      <w:r>
+        <w:t>Feedback that the learner uses</w:t>
+      </w:r>
+    </w:p>
+    <w:p>
+      <w:pPr>
+        <w:pStyle w:val="Heading1"/>
+      </w:pPr>
+      <w:r>
+        <w:t>06. Connect, support and revisit research reasoning</w:t>
+      </w:r>
+    </w:p>
+    <w:p>
+      <w:r>
+        <w:t>Use saved evidence and assumptions to choose the next question.</w:t>
+      </w:r>
+    </w:p>
+    <w:p>
+      <w:pPr>
+        <w:pStyle w:val="Heading2"/>
+      </w:pPr>
+      <w:r>
+        <w:t>Project and next-week bridge</w:t>
+      </w:r>
+    </w:p>
+    <w:p>
+      <w:pPr>
+        <w:spacing w:line="336" w:lineRule="auto" w:after="180"/>
+      </w:pPr>
+      <w:r>
+        <w:rPr>
+          <w:b w:val="0"/>
+        </w:rPr>
+        <w:t xml:space="preserve">Add a labelled writing the </w:t>
+      </w:r>
+      <w:r>
+        <w:rPr>
+          <w:b/>
+        </w:rPr>
+        <w:t>methods section</w:t>
+      </w:r>
+      <w:r>
+        <w:rPr>
+          <w:b w:val="0"/>
+        </w:rPr>
+        <w:t xml:space="preserve"> </w:t>
+      </w:r>
+      <w:r>
+        <w:rPr>
+          <w:b/>
+        </w:rPr>
+        <w:t>evidence</w:t>
+      </w:r>
+      <w:r>
+        <w:rPr>
+          <w:b w:val="0"/>
+        </w:rPr>
+        <w:t xml:space="preserve"> sheet to Reproducible AI Research Study. Show how you can explain the </w:t>
+      </w:r>
+      <w:r>
+        <w:rPr>
+          <w:b/>
+        </w:rPr>
+        <w:t>mechanism</w:t>
+      </w:r>
+      <w:r>
+        <w:rPr>
+          <w:b w:val="0"/>
+        </w:rPr>
+        <w:t xml:space="preserve"> and terminology of writing the </w:t>
+      </w:r>
+      <w:r>
+        <w:rPr>
+          <w:b/>
+        </w:rPr>
+        <w:t>methods section</w:t>
+      </w:r>
+      <w:r>
+        <w:rPr>
+          <w:b w:val="0"/>
+        </w:rPr>
+        <w:t>.</w:t>
+      </w:r>
+    </w:p>
+    <w:p>
+      <w:pPr>
+        <w:spacing w:line="336" w:lineRule="auto" w:after="180"/>
+      </w:pPr>
+      <w:r>
+        <w:rPr>
+          <w:b w:val="0"/>
+        </w:rPr>
+        <w:t xml:space="preserve">Use the supplied fictional case and keep its </w:t>
+      </w:r>
+      <w:r>
+        <w:rPr>
+          <w:b/>
+        </w:rPr>
+        <w:t>input</w:t>
+      </w:r>
+      <w:r>
+        <w:rPr>
+          <w:b w:val="0"/>
+        </w:rPr>
+        <w:t xml:space="preserve">s, intermediate steps, calculation or </w:t>
+      </w:r>
+      <w:r>
+        <w:rPr>
+          <w:b/>
+        </w:rPr>
+        <w:t>prediction</w:t>
+      </w:r>
+      <w:r>
+        <w:rPr>
+          <w:b w:val="0"/>
+        </w:rPr>
+        <w:t>, and limitation. Connect this record to last week’s record; a matching answer without a trace is insufficient.</w:t>
+      </w:r>
+    </w:p>
+    <w:p>
+      <w:pPr>
+        <w:spacing w:line="336" w:lineRule="auto" w:after="180"/>
+      </w:pPr>
+      <w:r>
+        <w:rPr>
+          <w:b w:val="0"/>
+        </w:rPr>
+        <w:t xml:space="preserve">Provide an </w:t>
+      </w:r>
+      <w:r>
+        <w:rPr>
+          <w:b/>
+        </w:rPr>
+        <w:t>input</w:t>
+      </w:r>
+      <w:r>
+        <w:rPr>
+          <w:b w:val="0"/>
+        </w:rPr>
+        <w:t>/procedure/result/limit frame and a calculator when needed. Ask students to identify the first step before completing the whole trace.</w:t>
+      </w:r>
+    </w:p>
+    <w:p>
+      <w:pPr>
+        <w:spacing w:line="336" w:lineRule="auto" w:after="180"/>
+      </w:pPr>
+      <w:r>
+        <w:rPr>
+          <w:b w:val="0"/>
+        </w:rPr>
+        <w:t xml:space="preserve">Extension: compare two concrete variants of this </w:t>
+      </w:r>
+      <w:r>
+        <w:rPr>
+          <w:b/>
+        </w:rPr>
+        <w:t>mechanism</w:t>
+      </w:r>
+      <w:r>
+        <w:rPr>
+          <w:b w:val="0"/>
+        </w:rPr>
+        <w:t xml:space="preserve"> while holding unrelated conditions fixed; report both successful and unsuccessful outcomes.</w:t>
+      </w:r>
+    </w:p>
+    <w:p>
+      <w:pPr>
+        <w:spacing w:line="336" w:lineRule="auto" w:after="180"/>
+      </w:pPr>
+      <w:r>
+        <w:rPr>
+          <w:b w:val="0"/>
+        </w:rPr>
+        <w:t xml:space="preserve">Next connection: Writing results and limitations. Preserve the current case record and retrieve its </w:t>
+      </w:r>
+      <w:r>
+        <w:rPr>
+          <w:b/>
+        </w:rPr>
+        <w:t>evidence</w:t>
+      </w:r>
+      <w:r>
+        <w:rPr>
+          <w:b w:val="0"/>
+        </w:rPr>
+        <w:t xml:space="preserve"> boundary before moving on.</w:t>
+      </w:r>
+    </w:p>
+    <w:p>
+      <w:pPr>
+        <w:spacing w:line="336" w:lineRule="auto" w:after="180"/>
+      </w:pPr>
+      <w:r>
+        <w:rPr>
+          <w:b w:val="0"/>
+        </w:rPr>
+        <w:t>Retain the project ledger and assess a changed case after support. Check the relevant prerequisite before carrying this component forward.</w:t>
+      </w:r>
+    </w:p>
+    <w:p>
+      <w:pPr>
+        <w:spacing w:line="336" w:lineRule="auto" w:after="180"/>
+      </w:pPr>
+      <w:r>
+        <w:rPr>
+          <w:b w:val="0"/>
+        </w:rPr>
+        <w:t>For the Reproducible AI Research Study, retain an annotated worked trace and the changed-case reasoning. Connect the claim to its records, units and assumptions so another investigator can challenge or reproduce it.</w:t>
+      </w:r>
+    </w:p>
+    <w:p>
+      <w:pPr>
+        <w:pStyle w:val="Heading2"/>
+      </w:pPr>
+      <w:r>
+        <w:t>Delayed return and support record</w:t>
       </w:r>
     </w:p>
     <w:p>
@@ -4002,48 +5076,60 @@
     </w:p>
     <w:p>
       <w:pPr>
-        <w:pStyle w:val="Heading3"/>
-      </w:pPr>
-      <w:r>
-        <w:t>Project evidence from this case</w:t>
+        <w:pStyle w:val="Heading2"/>
+      </w:pPr>
+      <w:r>
+        <w:t>Earlier wording, alternatives and picture transcripts · reference / check after trying</w:t>
       </w:r>
     </w:p>
     <w:p>
       <w:pPr>
-        <w:spacing w:line="336" w:lineRule="auto" w:after="180"/>
-      </w:pPr>
-      <w:r>
-        <w:rPr>
-          <w:b w:val="0"/>
-        </w:rPr>
-        <w:t>For the Reproducible AI Research Study, retain an annotated worked trace and the changed-case reasoning. Connect the claim to its records, units and assumptions so another investigator can challenge or reproduce it.</w:t>
+        <w:pStyle w:val="Heading3"/>
+      </w:pPr>
+      <w:r>
+        <w:t>Plan the delayed return</w:t>
       </w:r>
     </w:p>
     <w:p>
       <w:pPr>
-        <w:pStyle w:val="Heading1"/>
-      </w:pPr>
-      <w:r>
-        <w:t>07. Prepare, teach and assess</w:t>
+        <w:pStyle w:val="Heading3"/>
+      </w:pPr>
+      <w:r>
+        <w:t>Project evidence from this case</w:t>
       </w:r>
     </w:p>
     <w:p>
-      <w:r>
-        <w:t>Use this preparation summary alongside the detailed Writing the methods section lesson; it is a checklist rather than a replacement for the full sequence.</w:t>
+      <w:pPr>
+        <w:pStyle w:val="Heading1"/>
+      </w:pPr>
+      <w:r>
+        <w:t>Reference bank and extra practice</w:t>
       </w:r>
     </w:p>
     <w:p>
       <w:pPr>
-        <w:pStyle w:val="Heading3"/>
-      </w:pPr>
-      <w:r>
-        <w:t>Teaching target</w:t>
+        <w:pStyle w:val="Heading1"/>
+      </w:pPr>
+      <w:r>
+        <w:t>07. Reference · Alternative planning checklist</w:t>
       </w:r>
     </w:p>
     <w:p>
+      <w:r>
+        <w:t>Use alongside the main route when helpful.</w:t>
+      </w:r>
+    </w:p>
+    <w:p>
+      <w:pPr>
+        <w:pStyle w:val="Heading2"/>
+      </w:pPr>
+      <w:r>
+        <w:t>Planning,assessment and project reminders</w:t>
+      </w:r>
+    </w:p>
+    <w:p>
       <w:pPr>
         <w:spacing w:line="336" w:lineRule="auto" w:after="180"/>
-        <w:shd w:fill="EDF7F3"/>
       </w:pPr>
       <w:r>
         <w:rPr>
@@ -4249,22 +5335,36 @@
     </w:p>
     <w:p>
       <w:pPr>
-        <w:pStyle w:val="Heading3"/>
-      </w:pPr>
-      <w:r>
-        <w:t>Supported practice answer</w:t>
+        <w:spacing w:line="336" w:lineRule="auto" w:after="180"/>
+      </w:pPr>
+      <w:r>
+        <w:rPr>
+          <w:b w:val="0"/>
+        </w:rPr>
+        <w:t>Reasoned practice answer: Teacher explanation: It omits model/procedure version, data identity, units/splits, baseline, metric and scoring. Reproduction and validity cannot be assessed from the description.</w:t>
       </w:r>
     </w:p>
     <w:p>
       <w:pPr>
         <w:spacing w:line="336" w:lineRule="auto" w:after="180"/>
-        <w:shd w:fill="F1F6FC"/>
       </w:pPr>
       <w:r>
         <w:rPr>
           <w:b w:val="0"/>
         </w:rPr>
-        <w:t>Reasoned practice answer: Teacher explanation: It omits model/procedure version, data identity, units/splits, baseline, metric and scoring. Reproduction and validity cannot be assessed from the description.</w:t>
+        <w:t xml:space="preserve">Check every learner before discussion: Use the worked case for Writing the </w:t>
+      </w:r>
+      <w:r>
+        <w:rPr>
+          <w:b/>
+        </w:rPr>
+        <w:t>methods section</w:t>
+      </w:r>
+      <w:r>
+        <w:rPr>
+          <w:b w:val="0"/>
+        </w:rPr>
+        <w:t>. Proposed explanation: “The worked result establishes every future case”. Decide whether this explanation is supported.</w:t>
       </w:r>
     </w:p>
     <w:p>
@@ -4275,19 +5375,7 @@
         <w:rPr>
           <w:b w:val="0"/>
         </w:rPr>
-        <w:t xml:space="preserve">Check every learner before discussion: Use the worked case for Writing the </w:t>
-      </w:r>
-      <w:r>
-        <w:rPr>
-          <w:b/>
-        </w:rPr>
-        <w:t>methods section</w:t>
-      </w:r>
-      <w:r>
-        <w:rPr>
-          <w:b w:val="0"/>
-        </w:rPr>
-        <w:t>. Proposed explanation: “The worked result establishes every future case”. Decide whether this explanation is supported.</w:t>
+        <w:t>Point to the step or supplied fact that decides; explain your repair if needed.</w:t>
       </w:r>
     </w:p>
     <w:p>
@@ -4298,129 +5386,81 @@
         <w:rPr>
           <w:b w:val="0"/>
         </w:rPr>
-        <w:t>Point to the step or supplied fact that decides; explain your repair if needed.</w:t>
+        <w:t xml:space="preserve">Misconception repair: A detailed </w:t>
+      </w:r>
+      <w:r>
+        <w:rPr>
+          <w:b/>
+        </w:rPr>
+        <w:t>methods section</w:t>
+      </w:r>
+      <w:r>
+        <w:rPr>
+          <w:b w:val="0"/>
+        </w:rPr>
+        <w:t xml:space="preserve"> can reveal limitations; it does not guarantee a correct design.</w:t>
       </w:r>
     </w:p>
     <w:p>
       <w:pPr>
-        <w:pStyle w:val="Heading3"/>
-      </w:pPr>
-      <w:r>
-        <w:t>Repair the misconception</w:t>
+        <w:spacing w:line="336" w:lineRule="auto" w:after="180"/>
+      </w:pPr>
+      <w:r>
+        <w:rPr>
+          <w:b w:val="0"/>
+        </w:rPr>
+        <w:t xml:space="preserve">Support: read the exact case aloud, enlarge the labelled picture, supply </w:t>
+      </w:r>
+      <w:r>
+        <w:rPr>
+          <w:b/>
+        </w:rPr>
+        <w:t>input</w:t>
+      </w:r>
+      <w:r>
+        <w:rPr>
+          <w:b w:val="0"/>
+        </w:rPr>
+        <w:t xml:space="preserve"> cards and model only the first deciding step. Accept a spoken explanation or drawing; retain the reasoning goal.</w:t>
       </w:r>
     </w:p>
     <w:p>
       <w:pPr>
         <w:spacing w:line="336" w:lineRule="auto" w:after="180"/>
-        <w:shd w:fill="FFF5E6"/>
       </w:pPr>
       <w:r>
         <w:rPr>
           <w:b w:val="0"/>
         </w:rPr>
-        <w:t xml:space="preserve">Misconception repair: A detailed </w:t>
+        <w:t xml:space="preserve">Extension: Change the rule to length greater than 4. Require a </w:t>
       </w:r>
       <w:r>
         <w:rPr>
           <w:b/>
         </w:rPr>
-        <w:t>methods section</w:t>
+        <w:t>prediction</w:t>
       </w:r>
       <w:r>
         <w:rPr>
           <w:b w:val="0"/>
         </w:rPr>
-        <w:t xml:space="preserve"> can reveal limitations; it does not guarantee a correct design.</w:t>
+        <w:t xml:space="preserve"> and a reason before comparing. Expected result: Pine becomes short; willow stays long and oak stays short.</w:t>
       </w:r>
     </w:p>
     <w:p>
       <w:pPr>
-        <w:pStyle w:val="Heading3"/>
-      </w:pPr>
-      <w:r>
-        <w:t>Support without giving away the answer</w:t>
+        <w:spacing w:line="336" w:lineRule="auto" w:after="180"/>
+      </w:pPr>
+      <w:r>
+        <w:rPr>
+          <w:b w:val="0"/>
+        </w:rPr>
+        <w:t>Reason: The equality case distinguishes the two procedures.</w:t>
       </w:r>
     </w:p>
     <w:p>
       <w:pPr>
         <w:spacing w:line="336" w:lineRule="auto" w:after="180"/>
-        <w:shd w:fill="F1F6F8"/>
-      </w:pPr>
-      <w:r>
-        <w:rPr>
-          <w:b w:val="0"/>
-        </w:rPr>
-        <w:t xml:space="preserve">Support: read the exact case aloud, enlarge the labelled picture, supply </w:t>
-      </w:r>
-      <w:r>
-        <w:rPr>
-          <w:b/>
-        </w:rPr>
-        <w:t>input</w:t>
-      </w:r>
-      <w:r>
-        <w:rPr>
-          <w:b w:val="0"/>
-        </w:rPr>
-        <w:t xml:space="preserve"> cards and model only the first deciding step. Accept a spoken explanation or drawing; retain the reasoning goal.</w:t>
-      </w:r>
-    </w:p>
-    <w:p>
-      <w:pPr>
-        <w:pStyle w:val="Heading3"/>
-      </w:pPr>
-      <w:r>
-        <w:t>Extend the reasoning</w:t>
-      </w:r>
-    </w:p>
-    <w:p>
-      <w:pPr>
-        <w:spacing w:line="336" w:lineRule="auto" w:after="180"/>
-        <w:shd w:fill="F5F1FB"/>
-      </w:pPr>
-      <w:r>
-        <w:rPr>
-          <w:b w:val="0"/>
-        </w:rPr>
-        <w:t xml:space="preserve">Extension: Change the rule to length greater than 4. Require a </w:t>
-      </w:r>
-      <w:r>
-        <w:rPr>
-          <w:b/>
-        </w:rPr>
-        <w:t>prediction</w:t>
-      </w:r>
-      <w:r>
-        <w:rPr>
-          <w:b w:val="0"/>
-        </w:rPr>
-        <w:t xml:space="preserve"> and a reason before comparing. Expected result: Pine becomes short; willow stays long and oak stays short.</w:t>
-      </w:r>
-    </w:p>
-    <w:p>
-      <w:pPr>
-        <w:spacing w:line="336" w:lineRule="auto" w:after="180"/>
-        <w:shd w:fill="F5F1FB"/>
-      </w:pPr>
-      <w:r>
-        <w:rPr>
-          <w:b w:val="0"/>
-        </w:rPr>
-        <w:t>Reason: The equality case distinguishes the two procedures.</w:t>
-      </w:r>
-    </w:p>
-    <w:p>
-      <w:pPr>
-        <w:pStyle w:val="Heading3"/>
-      </w:pPr>
-      <w:r>
-        <w:t>Protect the independent attempt</w:t>
-      </w:r>
-    </w:p>
-    <w:p>
-      <w:pPr>
-        <w:spacing w:line="336" w:lineRule="auto" w:after="180"/>
-        <w:shd w:fill="FFF5E6"/>
       </w:pPr>
       <w:r>
         <w:rPr>
@@ -4615,22 +5655,36 @@
     </w:tbl>
     <w:p>
       <w:pPr>
-        <w:pStyle w:val="Heading3"/>
-      </w:pPr>
-      <w:r>
-        <w:t>Project checkpoint</w:t>
+        <w:spacing w:line="336" w:lineRule="auto" w:after="180"/>
+      </w:pPr>
+      <w:r>
+        <w:rPr>
+          <w:b w:val="0"/>
+        </w:rPr>
+        <w:t xml:space="preserve">Project checkpoint: Prepare the demonstration. Gather reproducible instructions, </w:t>
+      </w:r>
+      <w:r>
+        <w:rPr>
+          <w:b/>
+        </w:rPr>
+        <w:t>evidence</w:t>
+      </w:r>
+      <w:r>
+        <w:rPr>
+          <w:b w:val="0"/>
+        </w:rPr>
+        <w:t>, access checks and remaining limitations.</w:t>
       </w:r>
     </w:p>
     <w:p>
       <w:pPr>
         <w:spacing w:line="336" w:lineRule="auto" w:after="180"/>
-        <w:shd w:fill="EDF7F3"/>
       </w:pPr>
       <w:r>
         <w:rPr>
           <w:b w:val="0"/>
         </w:rPr>
-        <w:t xml:space="preserve">Project checkpoint: Prepare the demonstration. Gather reproducible instructions, </w:t>
+        <w:t xml:space="preserve">Use the weekly teacher answer for topic-specific reasoning. A saved progress tick is an activity record; judge mastery from the learner’s explanation and </w:t>
       </w:r>
       <w:r>
         <w:rPr>
@@ -4642,43 +5696,28 @@
         <w:rPr>
           <w:b w:val="0"/>
         </w:rPr>
-        <w:t>, access checks and remaining limitations.</w:t>
+        <w:t>.</w:t>
       </w:r>
     </w:p>
     <w:p>
       <w:pPr>
-        <w:spacing w:line="336" w:lineRule="auto" w:after="180"/>
-      </w:pPr>
-      <w:r>
-        <w:rPr>
-          <w:b w:val="0"/>
-        </w:rPr>
-        <w:t xml:space="preserve">Use the weekly teacher answer for topic-specific reasoning. A saved progress tick is an activity record; judge mastery from the learner’s explanation and </w:t>
-      </w:r>
-      <w:r>
-        <w:rPr>
-          <w:b/>
-        </w:rPr>
-        <w:t>evidence</w:t>
-      </w:r>
-      <w:r>
-        <w:rPr>
-          <w:b w:val="0"/>
-        </w:rPr>
-        <w:t>.</w:t>
+        <w:pStyle w:val="Heading1"/>
+      </w:pPr>
+      <w:r>
+        <w:t>08. Reference · Feedback,labs and repair paths</w:t>
       </w:r>
     </w:p>
     <w:p>
-      <w:pPr>
-        <w:pStyle w:val="Heading1"/>
-      </w:pPr>
-      <w:r>
-        <w:t>08. Use feedback, labs and repair paths</w:t>
+      <w:r>
+        <w:t>Retain the first attempt and the evidence used for a repair.</w:t>
       </w:r>
     </w:p>
     <w:p>
-      <w:r>
-        <w:t>Use feedback, earlier review and portfolios purposefully. Apply the coding routine only when this lesson has an executable lab.</w:t>
+      <w:pPr>
+        <w:pStyle w:val="Heading2"/>
+      </w:pPr>
+      <w:r>
+        <w:t>Feedback and record guidance</w:t>
       </w:r>
     </w:p>
     <w:p>
@@ -4716,40 +5755,42 @@
       </w:r>
     </w:p>
     <w:p>
-      <w:pPr>
-        <w:pStyle w:val="Heading3"/>
-      </w:pPr>
-      <w:r>
-        <w:t>For later coding lessons</w:t>
+      <w:r>
+        <w:t>This week has no code block. Use this routine when a later lesson includes an executable lab.</w:t>
       </w:r>
     </w:p>
     <w:p>
-      <w:r>
-        <w:t>This week has no code block. Use this routine when a later lesson includes an executable lab.</w:t>
+      <w:pPr>
+        <w:spacing w:line="336" w:lineRule="auto" w:after="180"/>
+      </w:pPr>
+      <w:r>
+        <w:rPr>
+          <w:b w:val="0"/>
+        </w:rPr>
+        <w:t xml:space="preserve">Ask students to predict before running code. Preserve errors and actual </w:t>
+      </w:r>
+      <w:r>
+        <w:rPr>
+          <w:b/>
+        </w:rPr>
+        <w:t>output</w:t>
+      </w:r>
+      <w:r>
+        <w:rPr>
+          <w:b w:val="0"/>
+        </w:rPr>
+        <w:t>s; collect a changed test and an explanation. The branch-boundary and indexing lessons deliberately include failure cases.</w:t>
       </w:r>
     </w:p>
     <w:p>
       <w:pPr>
         <w:spacing w:line="336" w:lineRule="auto" w:after="180"/>
-        <w:shd w:fill="F1F6F8"/>
       </w:pPr>
       <w:r>
         <w:rPr>
           <w:b w:val="0"/>
         </w:rPr>
-        <w:t xml:space="preserve">Ask students to predict before running code. Preserve errors and actual </w:t>
-      </w:r>
-      <w:r>
-        <w:rPr>
-          <w:b/>
-        </w:rPr>
-        <w:t>output</w:t>
-      </w:r>
-      <w:r>
-        <w:rPr>
-          <w:b w:val="0"/>
-        </w:rPr>
-        <w:t>s; collect a changed test and an explanation. The branch-boundary and indexing lessons deliberately include failure cases.</w:t>
+        <w:t>Use the earlier worked-explanation links to address a specific missing building block, then return to the current question. Adapt this suggestion after observing the learner; it is not an automatic diagnosis.</w:t>
       </w:r>
     </w:p>
     <w:p>
@@ -4760,71 +5801,37 @@
         <w:rPr>
           <w:b w:val="0"/>
         </w:rPr>
-        <w:t>Use the earlier worked-explanation links to address a specific missing building block, then return to the current question. Adapt this suggestion after observing the learner; it is not an automatic diagnosis.</w:t>
+        <w:t xml:space="preserve">Collect the completed-work portfolio as </w:t>
+      </w:r>
+      <w:r>
+        <w:rPr>
+          <w:b/>
+        </w:rPr>
+        <w:t>evidence</w:t>
+      </w:r>
+      <w:r>
+        <w:rPr>
+          <w:b w:val="0"/>
+        </w:rPr>
+        <w:t>. Record support separately from correctness, and assess explanation, trace/test and limitations. Progress ticks and quiz selections alone do not establish mastery.</w:t>
       </w:r>
     </w:p>
     <w:p>
       <w:pPr>
-        <w:spacing w:line="336" w:lineRule="auto" w:after="180"/>
-      </w:pPr>
-      <w:r>
-        <w:rPr>
-          <w:b w:val="0"/>
-        </w:rPr>
-        <w:t xml:space="preserve">Collect the completed-work portfolio as </w:t>
-      </w:r>
-      <w:r>
-        <w:rPr>
-          <w:b/>
-        </w:rPr>
-        <w:t>evidence</w:t>
-      </w:r>
-      <w:r>
-        <w:rPr>
-          <w:b w:val="0"/>
-        </w:rPr>
-        <w:t>. Record support separately from correctness, and assess explanation, trace/test and limitations. Progress ticks and quiz selections alone do not establish mastery.</w:t>
+        <w:pStyle w:val="Heading1"/>
+      </w:pPr>
+      <w:r>
+        <w:t>09. Reference · Teach with the six pictures</w:t>
       </w:r>
     </w:p>
     <w:p>
-      <w:pPr>
-        <w:pStyle w:val="Heading1"/>
-      </w:pPr>
-      <w:r>
-        <w:t>09. Visual concept journey</w:t>
+      <w:r>
+        <w:t>Choose one picture for a particular reasoning move.</w:t>
       </w:r>
     </w:p>
     <w:p>
-      <w:r>
-        <w:t>Show one Writing the methods section graphic at a time, request a prediction and discuss its trace before the independent assessment.</w:t>
-      </w:r>
-    </w:p>
-    <w:p>
-      <w:pPr>
-        <w:spacing w:line="336" w:lineRule="auto" w:after="180"/>
-      </w:pPr>
-      <w:r>
-        <w:rPr>
-          <w:b w:val="0"/>
-        </w:rPr>
-        <w:t xml:space="preserve">Use one picture at a time. Hide a worked result before asking for a </w:t>
-      </w:r>
-      <w:r>
-        <w:rPr>
-          <w:b/>
-        </w:rPr>
-        <w:t>prediction</w:t>
-      </w:r>
-      <w:r>
-        <w:rPr>
-          <w:b w:val="0"/>
-        </w:rPr>
-        <w:t>, then reveal it for feedback. These are supported teaching cases; retain the separate independent assessment for a fresh first attempt.</w:t>
-      </w:r>
-    </w:p>
-    <w:p>
-      <w:pPr>
-        <w:pStyle w:val="Heading3"/>
+      <w:pPr>
+        <w:pStyle w:val="Heading2"/>
       </w:pPr>
       <w:r>
         <w:t>01. Writing the methods section: the case</w:t>
@@ -4835,7 +5842,7 @@
         <w:drawing>
           <wp:inline xmlns:a="http://schemas.openxmlformats.org/drawingml/2006/main" xmlns:pic="http://schemas.openxmlformats.org/drawingml/2006/picture">
             <wp:extent cx="5486400" cy="2834640"/>
-            <wp:docPr id="2" name="Picture 2" descr="Methods that another team can repeat. A paper describes a toy string-classification experiment using a stated length rule. Supplied facts: Inputs: &quot;oak&quot;, &quot;pine&quot;, &quot;willow&quot;. Rule: length at least 4→long, otherwise short. No whitespace trimming occurs."/>
+            <wp:docPr id="4" name="Picture 4" descr="Methods that another team can repeat. A paper describes a toy string-classification experiment using a stated length rule. Supplied facts: Inputs: &quot;oak&quot;, &quot;pine&quot;, &quot;willow&quot;. Rule: length at least 4→long, otherwise short. No whitespace trimming occurs."/>
             <wp:cNvGraphicFramePr>
               <a:graphicFrameLocks noChangeAspect="1"/>
             </wp:cNvGraphicFramePr>
@@ -4847,7 +5854,7 @@
                     <pic:cNvPicPr/>
                   </pic:nvPicPr>
                   <pic:blipFill>
-                    <a:blip r:embed="rId10"/>
+                    <a:blip r:embed="rId12"/>
                     <a:stretch>
                       <a:fillRect/>
                     </a:stretch>
@@ -4903,7 +5910,6 @@
     <w:p>
       <w:pPr>
         <w:spacing w:line="336" w:lineRule="auto" w:after="180"/>
-        <w:shd w:fill="F5F1FB"/>
       </w:pPr>
       <w:r>
         <w:rPr>
@@ -4914,27 +5920,18 @@
     </w:p>
     <w:p>
       <w:pPr>
-        <w:pStyle w:val="Heading3"/>
-      </w:pPr>
-      <w:r>
-        <w:t>Discuss while showing the picture</w:t>
+        <w:spacing w:line="336" w:lineRule="auto" w:after="180"/>
+      </w:pPr>
+      <w:r>
+        <w:rPr>
+          <w:b w:val="0"/>
+        </w:rPr>
+        <w:t>Teacher prompt: Point to the given fact that matters most. Explain why it matters. Ask learners to describe one label or arrow in ordinary words. Use the adjacent transcript if the image is difficult to see.</w:t>
       </w:r>
     </w:p>
     <w:p>
       <w:pPr>
-        <w:spacing w:line="336" w:lineRule="auto" w:after="180"/>
-        <w:shd w:fill="F1F6F8"/>
-      </w:pPr>
-      <w:r>
-        <w:rPr>
-          <w:b w:val="0"/>
-        </w:rPr>
-        <w:t>Teacher prompt: Point to the given fact that matters most. Explain why it matters. Ask learners to describe one label or arrow in ordinary words. Use the adjacent transcript if the image is difficult to see.</w:t>
-      </w:r>
-    </w:p>
-    <w:p>
-      <w:pPr>
-        <w:pStyle w:val="Heading3"/>
+        <w:pStyle w:val="Heading2"/>
       </w:pPr>
       <w:r>
         <w:t>02. Follow the deciding steps</w:t>
@@ -4945,7 +5942,7 @@
         <w:drawing>
           <wp:inline xmlns:a="http://schemas.openxmlformats.org/drawingml/2006/main" xmlns:pic="http://schemas.openxmlformats.org/drawingml/2006/picture">
             <wp:extent cx="5486400" cy="3182112"/>
-            <wp:docPr id="3" name="Picture 3" descr="Record exact inputs: Preserve the three strings and no-trimming policy. → State procedure: Apply the inclusive length boundary at four characters. → Show resulting labels: Oak is short; pine and willow are long."/>
+            <wp:docPr id="5" name="Picture 5" descr="Record exact inputs: Preserve the three strings and no-trimming policy. → State procedure: Apply the inclusive length boundary at four characters. → Show resulting labels: Oak is short; pine and willow are long."/>
             <wp:cNvGraphicFramePr>
               <a:graphicFrameLocks noChangeAspect="1"/>
             </wp:cNvGraphicFramePr>
@@ -4957,7 +5954,7 @@
                     <pic:cNvPicPr/>
                   </pic:nvPicPr>
                   <pic:blipFill>
-                    <a:blip r:embed="rId11"/>
+                    <a:blip r:embed="rId10"/>
                     <a:stretch>
                       <a:fillRect/>
                     </a:stretch>
@@ -5002,7 +5999,6 @@
     <w:p>
       <w:pPr>
         <w:spacing w:line="336" w:lineRule="auto" w:after="180"/>
-        <w:shd w:fill="F5F1FB"/>
       </w:pPr>
       <w:r>
         <w:rPr>
@@ -5025,39 +6021,30 @@
     </w:p>
     <w:p>
       <w:pPr>
-        <w:pStyle w:val="Heading3"/>
-      </w:pPr>
-      <w:r>
-        <w:t>Discuss while showing the picture</w:t>
+        <w:spacing w:line="336" w:lineRule="auto" w:after="180"/>
+      </w:pPr>
+      <w:r>
+        <w:rPr>
+          <w:b w:val="0"/>
+        </w:rPr>
+        <w:t xml:space="preserve">Teacher prompt: Point to each numbered stage and explain which recorded </w:t>
+      </w:r>
+      <w:r>
+        <w:rPr>
+          <w:b/>
+        </w:rPr>
+        <w:t>input</w:t>
+      </w:r>
+      <w:r>
+        <w:rPr>
+          <w:b w:val="0"/>
+        </w:rPr>
+        <w:t xml:space="preserve"> it uses. Ask learners to describe one label or arrow in ordinary words. Use the adjacent transcript if the image is difficult to see.</w:t>
       </w:r>
     </w:p>
     <w:p>
       <w:pPr>
-        <w:spacing w:line="336" w:lineRule="auto" w:after="180"/>
-        <w:shd w:fill="F1F6F8"/>
-      </w:pPr>
-      <w:r>
-        <w:rPr>
-          <w:b w:val="0"/>
-        </w:rPr>
-        <w:t xml:space="preserve">Teacher prompt: Point to each numbered stage and explain which recorded </w:t>
-      </w:r>
-      <w:r>
-        <w:rPr>
-          <w:b/>
-        </w:rPr>
-        <w:t>input</w:t>
-      </w:r>
-      <w:r>
-        <w:rPr>
-          <w:b w:val="0"/>
-        </w:rPr>
-        <w:t xml:space="preserve"> it uses. Ask learners to describe one label or arrow in ordinary words. Use the adjacent transcript if the image is difficult to see.</w:t>
-      </w:r>
-    </w:p>
-    <w:p>
-      <w:pPr>
-        <w:pStyle w:val="Heading3"/>
+        <w:pStyle w:val="Heading2"/>
       </w:pPr>
       <w:r>
         <w:t>03. Writing the methods section — evidence trace</w:t>
@@ -5068,7 +6055,7 @@
         <w:drawing>
           <wp:inline xmlns:a="http://schemas.openxmlformats.org/drawingml/2006/main" xmlns:pic="http://schemas.openxmlformats.org/drawingml/2006/picture">
             <wp:extent cx="5486400" cy="3145536"/>
-            <wp:docPr id="4" name="Picture 4" descr="Writing the methods section — evidence trace. Methods says used AI on data and got good scores; code and split are absent. | Report question, units, sampling, permissions, data roles, baseline, procedure, metrics, uncertainty assumptions, missing/exclusion handling and versions. Distinguish prespecified and later changes. | It omits model/procedure version, data identity, units/splits, baseline, metric and scoring. Reproduction and validity cannot be assessed from the description."/>
+            <wp:docPr id="6" name="Picture 6" descr="Writing the methods section — evidence trace. Methods says used AI on data and got good scores; code and split are absent. | Report question, units, sampling, permissions, data roles, baseline, procedure, metrics, uncertainty assumptions, missing/exclusion handling and versions. Distinguish prespecified and later changes. | It omits model/procedure version, data identity, units/splits, baseline, metric and scoring. Reproduction and validity cannot be assessed from the description."/>
             <wp:cNvGraphicFramePr>
               <a:graphicFrameLocks noChangeAspect="1"/>
             </wp:cNvGraphicFramePr>
@@ -5080,7 +6067,7 @@
                     <pic:cNvPicPr/>
                   </pic:nvPicPr>
                   <pic:blipFill>
-                    <a:blip r:embed="rId12"/>
+                    <a:blip r:embed="rId13"/>
                     <a:stretch>
                       <a:fillRect/>
                     </a:stretch>
@@ -5159,7 +6146,6 @@
     <w:p>
       <w:pPr>
         <w:spacing w:line="336" w:lineRule="auto" w:after="180"/>
-        <w:shd w:fill="F5F1FB"/>
       </w:pPr>
       <w:r>
         <w:rPr>
@@ -5170,27 +6156,18 @@
     </w:p>
     <w:p>
       <w:pPr>
-        <w:pStyle w:val="Heading3"/>
-      </w:pPr>
-      <w:r>
-        <w:t>Discuss while showing the picture</w:t>
+        <w:spacing w:line="336" w:lineRule="auto" w:after="180"/>
+      </w:pPr>
+      <w:r>
+        <w:rPr>
+          <w:b w:val="0"/>
+        </w:rPr>
+        <w:t>Teacher prompt: Read the labels and values. Explain the relationship the model shows. Ask learners to describe one label or arrow in ordinary words. Use the adjacent transcript if the image is difficult to see.</w:t>
       </w:r>
     </w:p>
     <w:p>
       <w:pPr>
-        <w:spacing w:line="336" w:lineRule="auto" w:after="180"/>
-        <w:shd w:fill="F1F6F8"/>
-      </w:pPr>
-      <w:r>
-        <w:rPr>
-          <w:b w:val="0"/>
-        </w:rPr>
-        <w:t>Teacher prompt: Read the labels and values. Explain the relationship the model shows. Ask learners to describe one label or arrow in ordinary words. Use the adjacent transcript if the image is difficult to see.</w:t>
-      </w:r>
-    </w:p>
-    <w:p>
-      <w:pPr>
-        <w:pStyle w:val="Heading3"/>
+        <w:pStyle w:val="Heading2"/>
       </w:pPr>
       <w:r>
         <w:t>04. Change one thing. Trace what follows.</w:t>
@@ -5201,7 +6178,7 @@
         <w:drawing>
           <wp:inline xmlns:a="http://schemas.openxmlformats.org/drawingml/2006/main" xmlns:pic="http://schemas.openxmlformats.org/drawingml/2006/picture">
             <wp:extent cx="5486400" cy="3026664"/>
-            <wp:docPr id="5" name="Picture 5" descr="Original case: Oak is short; pine and willow are long. Changed condition: Change the rule to length greater than 4. Expected result: Pine becomes short; willow stays long and oak stays short. Reason: The equality case distinguishes the two procedures."/>
+            <wp:docPr id="7" name="Picture 7" descr="Original case: Oak is short; pine and willow are long. Changed condition: Change the rule to length greater than 4. Expected result: Pine becomes short; willow stays long and oak stays short. Reason: The equality case distinguishes the two procedures."/>
             <wp:cNvGraphicFramePr>
               <a:graphicFrameLocks noChangeAspect="1"/>
             </wp:cNvGraphicFramePr>
@@ -5213,7 +6190,7 @@
                     <pic:cNvPicPr/>
                   </pic:nvPicPr>
                   <pic:blipFill>
-                    <a:blip r:embed="rId13"/>
+                    <a:blip r:embed="rId14"/>
                     <a:stretch>
                       <a:fillRect/>
                     </a:stretch>
@@ -5257,7 +6234,6 @@
     <w:p>
       <w:pPr>
         <w:spacing w:line="336" w:lineRule="auto" w:after="180"/>
-        <w:shd w:fill="F5F1FB"/>
       </w:pPr>
       <w:r>
         <w:rPr>
@@ -5268,39 +6244,29 @@
     </w:p>
     <w:p>
       <w:pPr>
-        <w:pStyle w:val="Heading3"/>
-      </w:pPr>
-      <w:r>
-        <w:t>Discuss while showing the picture</w:t>
+        <w:spacing w:line="336" w:lineRule="auto" w:after="180"/>
+      </w:pPr>
+      <w:r>
+        <w:rPr>
+          <w:b w:val="0"/>
+        </w:rPr>
+        <w:t>Teacher prompt: Predict before checking the worked changed-case result. Name what changed and what the supplied facts allow you to conclude. Ask learners to describe one label or arrow in ordinary words.</w:t>
       </w:r>
     </w:p>
     <w:p>
       <w:pPr>
         <w:spacing w:line="336" w:lineRule="auto" w:after="180"/>
-        <w:shd w:fill="F1F6F8"/>
       </w:pPr>
       <w:r>
         <w:rPr>
           <w:b w:val="0"/>
         </w:rPr>
-        <w:t>Teacher prompt: Predict before checking the worked changed-case result. Name what changed and what the supplied facts allow you to conclude. Ask learners to describe one label or arrow in ordinary words.</w:t>
+        <w:t>Use the adjacent transcript if the image is difficult to see. Changed-case reasoning: The equality case distinguishes the two procedures.</w:t>
       </w:r>
     </w:p>
     <w:p>
       <w:pPr>
-        <w:spacing w:line="336" w:lineRule="auto" w:after="180"/>
-        <w:shd w:fill="F1F6F8"/>
-      </w:pPr>
-      <w:r>
-        <w:rPr>
-          <w:b w:val="0"/>
-        </w:rPr>
-        <w:t>Use the adjacent transcript if the image is difficult to see. Changed-case reasoning: The equality case distinguishes the two procedures.</w:t>
-      </w:r>
-    </w:p>
-    <w:p>
-      <w:pPr>
-        <w:pStyle w:val="Heading3"/>
+        <w:pStyle w:val="Heading2"/>
       </w:pPr>
       <w:r>
         <w:t>05. Connect the explanation to its limit</w:t>
@@ -5311,7 +6277,7 @@
         <w:drawing>
           <wp:inline xmlns:a="http://schemas.openxmlformats.org/drawingml/2006/main" xmlns:pic="http://schemas.openxmlformats.org/drawingml/2006/picture">
             <wp:extent cx="5486400" cy="2834640"/>
-            <wp:docPr id="6" name="Picture 6" descr="A methods section specifies inputs, processing, boundaries, versions and scoring. Precise procedures allow a reader to repeat the computation instead of inferring it from the final labels. Limit: Repeating this deterministic toy rule does not validate a learned model or establish ecological categories."/>
+            <wp:docPr id="8" name="Picture 8" descr="A methods section specifies inputs, processing, boundaries, versions and scoring. Precise procedures allow a reader to repeat the computation instead of inferring it from the final labels. Limit: Repeating this deterministic toy rule does not validate a learned model or establish ecological categories."/>
             <wp:cNvGraphicFramePr>
               <a:graphicFrameLocks noChangeAspect="1"/>
             </wp:cNvGraphicFramePr>
@@ -5323,7 +6289,7 @@
                     <pic:cNvPicPr/>
                   </pic:nvPicPr>
                   <pic:blipFill>
-                    <a:blip r:embed="rId14"/>
+                    <a:blip r:embed="rId15"/>
                     <a:stretch>
                       <a:fillRect/>
                     </a:stretch>
@@ -5415,7 +6381,6 @@
     <w:p>
       <w:pPr>
         <w:spacing w:line="336" w:lineRule="auto" w:after="180"/>
-        <w:shd w:fill="F5F1FB"/>
       </w:pPr>
       <w:r>
         <w:rPr>
@@ -5426,51 +6391,41 @@
     </w:p>
     <w:p>
       <w:pPr>
-        <w:pStyle w:val="Heading3"/>
-      </w:pPr>
-      <w:r>
-        <w:t>Discuss while showing the picture</w:t>
+        <w:spacing w:line="336" w:lineRule="auto" w:after="180"/>
+      </w:pPr>
+      <w:r>
+        <w:rPr>
+          <w:b w:val="0"/>
+        </w:rPr>
+        <w:t>Teacher prompt: Explain the case, then point to a limit on the claim. Ask learners to describe one label or arrow in ordinary words. Use the adjacent transcript if the image is difficult to see.</w:t>
       </w:r>
     </w:p>
     <w:p>
       <w:pPr>
         <w:spacing w:line="336" w:lineRule="auto" w:after="180"/>
-        <w:shd w:fill="F1F6F8"/>
       </w:pPr>
       <w:r>
         <w:rPr>
           <w:b w:val="0"/>
         </w:rPr>
-        <w:t>Teacher prompt: Explain the case, then point to a limit on the claim. Ask learners to describe one label or arrow in ordinary words. Use the adjacent transcript if the image is difficult to see.</w:t>
+        <w:t xml:space="preserve">Keep the stated scope: Repeating this deterministic toy rule does not validate a </w:t>
+      </w:r>
+      <w:r>
+        <w:rPr>
+          <w:b/>
+        </w:rPr>
+        <w:t>learned model</w:t>
+      </w:r>
+      <w:r>
+        <w:rPr>
+          <w:b w:val="0"/>
+        </w:rPr>
+        <w:t xml:space="preserve"> or establish ecological categories.</w:t>
       </w:r>
     </w:p>
     <w:p>
       <w:pPr>
-        <w:spacing w:line="336" w:lineRule="auto" w:after="180"/>
-        <w:shd w:fill="F1F6F8"/>
-      </w:pPr>
-      <w:r>
-        <w:rPr>
-          <w:b w:val="0"/>
-        </w:rPr>
-        <w:t xml:space="preserve">Keep the stated scope: Repeating this deterministic toy rule does not validate a </w:t>
-      </w:r>
-      <w:r>
-        <w:rPr>
-          <w:b/>
-        </w:rPr>
-        <w:t>learned model</w:t>
-      </w:r>
-      <w:r>
-        <w:rPr>
-          <w:b w:val="0"/>
-        </w:rPr>
-        <w:t xml:space="preserve"> or establish ecological categories.</w:t>
-      </w:r>
-    </w:p>
-    <w:p>
-      <w:pPr>
-        <w:pStyle w:val="Heading3"/>
+        <w:pStyle w:val="Heading2"/>
       </w:pPr>
       <w:r>
         <w:t>06. Make the idea visible in your project</w:t>
@@ -5481,7 +6436,7 @@
         <w:drawing>
           <wp:inline xmlns:a="http://schemas.openxmlformats.org/drawingml/2006/main" xmlns:pic="http://schemas.openxmlformats.org/drawingml/2006/picture">
             <wp:extent cx="5486400" cy="3681984"/>
-            <wp:docPr id="7" name="Picture 7" descr="For the Reproducible AI Research Study, retain an annotated worked trace and the changed-case reasoning. Connect the claim to its records, units and assumptions so another investigator can challenge or reproduce it. Draw your input, deciding step, result and limit. Supported question: Apply the inclusive four-character rule to oak, pine and willow. Which label changes under greater-than-four, and what method detail allows another team to reproduce the distinction?"/>
+            <wp:docPr id="9" name="Picture 9" descr="For the Reproducible AI Research Study, retain an annotated worked trace and the changed-case reasoning. Connect the claim to its records, units and assumptions so another investigator can challenge or reproduce it. Draw your input, deciding step, result and limit. Supported question: Apply the inclusive four-character rule to oak, pine and willow. Which label changes under greater-than-four, and what method detail allows another team to reproduce the distinction?"/>
             <wp:cNvGraphicFramePr>
               <a:graphicFrameLocks noChangeAspect="1"/>
             </wp:cNvGraphicFramePr>
@@ -5493,7 +6448,7 @@
                     <pic:cNvPicPr/>
                   </pic:nvPicPr>
                   <pic:blipFill>
-                    <a:blip r:embed="rId15"/>
+                    <a:blip r:embed="rId16"/>
                     <a:stretch>
                       <a:fillRect/>
                     </a:stretch>
@@ -5560,7 +6515,6 @@
     <w:p>
       <w:pPr>
         <w:spacing w:line="336" w:lineRule="auto" w:after="180"/>
-        <w:shd w:fill="F5F1FB"/>
       </w:pPr>
       <w:r>
         <w:rPr>
@@ -5583,58 +6537,126 @@
     </w:p>
     <w:p>
       <w:pPr>
-        <w:pStyle w:val="Heading3"/>
-      </w:pPr>
-      <w:r>
-        <w:t>Discuss while showing the picture</w:t>
+        <w:spacing w:line="336" w:lineRule="auto" w:after="180"/>
+      </w:pPr>
+      <w:r>
+        <w:rPr>
+          <w:b w:val="0"/>
+        </w:rPr>
+        <w:t xml:space="preserve">Teacher prompt: Draw your project trace and justify the deciding step using </w:t>
+      </w:r>
+      <w:r>
+        <w:rPr>
+          <w:b/>
+        </w:rPr>
+        <w:t>evidence</w:t>
+      </w:r>
+      <w:r>
+        <w:rPr>
+          <w:b w:val="0"/>
+        </w:rPr>
+        <w:t>. Ask learners to describe one label or arrow in ordinary words. Use the adjacent transcript if the image is difficult to see.</w:t>
       </w:r>
     </w:p>
     <w:p>
       <w:pPr>
         <w:spacing w:line="336" w:lineRule="auto" w:after="180"/>
-        <w:shd w:fill="F1F6F8"/>
       </w:pPr>
       <w:r>
         <w:rPr>
           <w:b w:val="0"/>
         </w:rPr>
-        <w:t xml:space="preserve">Teacher prompt: Draw your project trace and justify the deciding step using </w:t>
-      </w:r>
-      <w:r>
-        <w:rPr>
-          <w:b/>
-        </w:rPr>
-        <w:t>evidence</w:t>
-      </w:r>
-      <w:r>
-        <w:rPr>
-          <w:b w:val="0"/>
-        </w:rPr>
-        <w:t>. Ask learners to describe one label or arrow in ordinary words. Use the adjacent transcript if the image is difficult to see.</w:t>
+        <w:t>Supported practice key: Preserve the three strings and no-trimming policy. Apply the inclusive length boundary at four characters. Oak is short; pine and willow are long.</w:t>
       </w:r>
     </w:p>
     <w:p>
       <w:pPr>
         <w:spacing w:line="336" w:lineRule="auto" w:after="180"/>
-        <w:shd w:fill="F1F6F8"/>
       </w:pPr>
       <w:r>
         <w:rPr>
           <w:b w:val="0"/>
         </w:rPr>
-        <w:t>Supported practice key: Preserve the three strings and no-trimming policy. Apply the inclusive length boundary at four characters. Oak is short; pine and willow are long.</w:t>
+        <w:t>Changed case: Pine becomes short; willow stays long and oak stays short. The equality case distinguishes the two procedures.</w:t>
       </w:r>
     </w:p>
     <w:p>
       <w:pPr>
+        <w:pStyle w:val="Heading2"/>
+      </w:pPr>
+      <w:r>
+        <w:t>Earlier wording, alternatives and picture transcripts · reference / check after trying</w:t>
+      </w:r>
+    </w:p>
+    <w:p>
+      <w:pPr>
         <w:spacing w:line="336" w:lineRule="auto" w:after="180"/>
-        <w:shd w:fill="F1F6F8"/>
       </w:pPr>
       <w:r>
         <w:rPr>
           <w:b w:val="0"/>
         </w:rPr>
-        <w:t>Changed case: Pine becomes short; willow stays long and oak stays short. The equality case distinguishes the two procedures.</w:t>
+        <w:t xml:space="preserve">Use one picture at a time. Hide a worked result before asking for a </w:t>
+      </w:r>
+      <w:r>
+        <w:rPr>
+          <w:b/>
+        </w:rPr>
+        <w:t>prediction</w:t>
+      </w:r>
+      <w:r>
+        <w:rPr>
+          <w:b w:val="0"/>
+        </w:rPr>
+        <w:t>, then reveal it for feedback. These are supported teaching cases; retain the separate independent assessment for a fresh first attempt.</w:t>
+      </w:r>
+    </w:p>
+    <w:p>
+      <w:pPr>
+        <w:pStyle w:val="Heading3"/>
+      </w:pPr>
+      <w:r>
+        <w:t>01. Writing the methods section: the case</w:t>
+      </w:r>
+    </w:p>
+    <w:p>
+      <w:pPr>
+        <w:pStyle w:val="Heading3"/>
+      </w:pPr>
+      <w:r>
+        <w:t>02. Follow the deciding steps</w:t>
+      </w:r>
+    </w:p>
+    <w:p>
+      <w:pPr>
+        <w:pStyle w:val="Heading3"/>
+      </w:pPr>
+      <w:r>
+        <w:t>03. Writing the methods section — evidence trace</w:t>
+      </w:r>
+    </w:p>
+    <w:p>
+      <w:pPr>
+        <w:pStyle w:val="Heading3"/>
+      </w:pPr>
+      <w:r>
+        <w:t>04. Change one thing. Trace what follows.</w:t>
+      </w:r>
+    </w:p>
+    <w:p>
+      <w:pPr>
+        <w:pStyle w:val="Heading3"/>
+      </w:pPr>
+      <w:r>
+        <w:t>05. Connect the explanation to its limit</w:t>
+      </w:r>
+    </w:p>
+    <w:p>
+      <w:pPr>
+        <w:pStyle w:val="Heading3"/>
+      </w:pPr>
+      <w:r>
+        <w:t>06. Make the idea visible in your project</w:t>
       </w:r>
     </w:p>
     <w:sectPr>
